--- a/docs/Review_Response_and_Design_v2.docx
+++ b/docs/Review_Response_and_Design_v2.docx
@@ -65,6 +65,32 @@
           <w:rFonts w:ascii="Calibri" w:cs="Calibri" w:eastAsia="PingFang SC" w:hAnsi="Calibri"/>
         </w:rPr>
         <w:t xml:space="preserve">（尚未按 v2 修改）</w:t>
+      </w:r>
+    </w:p>
+    <w:p>
+      <w:pPr>
+        <w:spacing w:after="120"/>
+      </w:pPr>
+      <w:r>
+        <w:rPr>
+          <w:rFonts w:ascii="Calibri" w:cs="Calibri" w:eastAsia="PingFang SC" w:hAnsi="Calibri"/>
+        </w:rPr>
+        <w:t xml:space="preserve">回应对象有两份：你贴给我的审阅意见（P1-1 至 P3-8），以及 docs 文件夹里更完整的评审包 </w:t>
+      </w:r>
+      <w:r>
+        <w:rPr>
+          <w:rFonts w:ascii="Menlo" w:cs="Menlo" w:eastAsia="PingFang SC" w:hAnsi="Menlo"/>
+          <w:sz w:val="18"/>
+          <w:szCs w:val="18"/>
+          <w:shd w:fill="EEF1F5" w:color="auto" w:val="clear"/>
+        </w:rPr>
+        <w:t xml:space="preserve">Review_Naming_Game_Guide_v0.1.md</w:t>
+      </w:r>
+      <w:r>
+        <w:rPr>
+          <w:rFonts w:ascii="Calibri" w:cs="Calibri" w:eastAsia="PingFang SC" w:hAnsi="Calibri"/>
+        </w:rPr>
+        <w:t xml:space="preserve">（EIC、R1–R3、魔鬼代言人、编辑决定）。只在评审包里出现的意见放在第 1.5 节。</w:t>
       </w:r>
     </w:p>
     <w:p>
@@ -114,7 +140,7 @@
         <w:rPr>
           <w:rFonts w:ascii="Calibri" w:cs="Calibri" w:eastAsia="PingFang SC" w:hAnsi="Calibri"/>
         </w:rPr>
-        <w:t xml:space="preserve">· 第 1 节逐条回应审阅意见，并写明我在哪些地方不同意或做了修正。</w:t>
+        <w:t xml:space="preserve">· 第 1 节逐条回应审阅意见，并写明我在哪些地方不同意或做了修正；第 1.5 节回应评审包中的其他意见。</w:t>
       </w:r>
     </w:p>
     <w:p>
@@ -543,7 +569,7 @@
           <w:b/>
           <w:bCs/>
         </w:rPr>
-        <w:t xml:space="preserve">修订后的设计核心：</w:t>
+        <w:t xml:space="preserve">评审包补充的三个关键对照（全部采纳，其中两个有修正）：</w:t>
       </w:r>
     </w:p>
     <w:p>
@@ -561,13 +587,13 @@
           <w:b/>
           <w:bCs/>
         </w:rPr>
-        <w:t xml:space="preserve">2 × 3 核心设计：</w:t>
-      </w:r>
-      <w:r>
-        <w:rPr>
-          <w:rFonts w:ascii="Calibri" w:cs="Calibri" w:eastAsia="PingFang SC" w:hAnsi="Calibri"/>
-        </w:rPr>
-        <w:t xml:space="preserve"> 奖励 × {无记忆, 只看自己, 自己 + 伙伴}，全部使用 choices_only。</w:t>
+        <w:t xml:space="preserve">"先验回放"对照 B2-R / A2-R：</w:t>
+      </w:r>
+      <w:r>
+        <w:rPr>
+          <w:rFonts w:ascii="Calibri" w:cs="Calibri" w:eastAsia="PingFang SC" w:hAnsi="Calibri"/>
+        </w:rPr>
+        <w:t xml:space="preserve"> 伙伴标签改为从匹配先验中独立抽取，切断反馈回路。用来检验收敛是否需要互动闭环（H7）。</w:t>
       </w:r>
     </w:p>
     <w:p>
@@ -585,13 +611,13 @@
           <w:b/>
           <w:bCs/>
         </w:rPr>
-        <w:t xml:space="preserve">两个主假设：</w:t>
-      </w:r>
-      <w:r>
-        <w:rPr>
-          <w:rFonts w:ascii="Calibri" w:cs="Calibri" w:eastAsia="PingFang SC" w:hAnsi="Calibri"/>
-        </w:rPr>
-        <w:t xml:space="preserve"> H2a（无奖励下，"自己 + 伙伴"的最终熵低于"只看自己"）和 H4（γ 低于噪声 voter 零模型）。H4 是否进主假设族，取决于检验力模拟。</w:t>
+        <w:t xml:space="preserve">非社会框架对照 NS2：</w:t>
+      </w:r>
+      <w:r>
+        <w:rPr>
+          <w:rFonts w:ascii="Calibri" w:cs="Calibri" w:eastAsia="PingFang SC" w:hAnsi="Calibri"/>
+        </w:rPr>
+        <w:t xml:space="preserve"> 仍然是闭环，但把伙伴的选择说成"参考标签"。用来区分社会从众和单纯的上下文复制（H8）。</w:t>
       </w:r>
     </w:p>
     <w:p>
@@ -609,13 +635,31 @@
           <w:b/>
           <w:bCs/>
         </w:rPr>
-        <w:t xml:space="preserve">三种探针：</w:t>
-      </w:r>
-      <w:r>
-        <w:rPr>
-          <w:rFonts w:ascii="Calibri" w:cs="Calibri" w:eastAsia="PingFang SC" w:hAnsi="Calibri"/>
-        </w:rPr>
-        <w:t xml:space="preserve"> 反事实、锁定、操纵检查。</w:t>
+        <w:t xml:space="preserve">运行内的路径依赖检验 H4b：</w:t>
+      </w:r>
+      <w:r>
+        <w:rPr>
+          <w:rFonts w:ascii="Calibri" w:cs="Calibri" w:eastAsia="PingFang SC" w:hAnsi="Calibri"/>
+        </w:rPr>
+        <w:t xml:space="preserve"> 早期状态能否预测最终胜者。我的修正：任何复制动力学都有路径依赖，所以要检验的是"超出零模型的路径依赖"，而不是路径依赖是否存在。</w:t>
+      </w:r>
+    </w:p>
+    <w:p>
+      <w:pPr>
+        <w:spacing w:after="60"/>
+      </w:pPr>
+    </w:p>
+    <w:p>
+      <w:pPr>
+        <w:spacing w:after="120"/>
+      </w:pPr>
+      <w:r>
+        <w:rPr>
+          <w:rFonts w:ascii="Calibri" w:cs="Calibri" w:eastAsia="PingFang SC" w:hAnsi="Calibri"/>
+          <w:b/>
+          <w:bCs/>
+        </w:rPr>
+        <w:t xml:space="preserve">修订后的设计核心：</w:t>
       </w:r>
     </w:p>
     <w:p>
@@ -633,13 +677,13 @@
           <w:b/>
           <w:bCs/>
         </w:rPr>
-        <w:t xml:space="preserve">fitted_logit</w:t>
-      </w:r>
-      <w:r>
-        <w:rPr>
-          <w:rFonts w:ascii="Calibri" w:cs="Calibri" w:eastAsia="PingFang SC" w:hAnsi="Calibri"/>
-        </w:rPr>
-        <w:t xml:space="preserve"> 做微观 → 宏观预测。</w:t>
+        <w:t xml:space="preserve">2 × 3 核心设计：</w:t>
+      </w:r>
+      <w:r>
+        <w:rPr>
+          <w:rFonts w:ascii="Calibri" w:cs="Calibri" w:eastAsia="PingFang SC" w:hAnsi="Calibri"/>
+        </w:rPr>
+        <w:t xml:space="preserve"> 奖励 × {无记忆, 只看自己, 自己 + 伙伴}，全部使用 choices_only。</w:t>
       </w:r>
     </w:p>
     <w:p>
@@ -657,6 +701,102 @@
           <w:b/>
           <w:bCs/>
         </w:rPr>
+        <w:t xml:space="preserve">两个主假设：</w:t>
+      </w:r>
+      <w:r>
+        <w:rPr>
+          <w:rFonts w:ascii="Calibri" w:cs="Calibri" w:eastAsia="PingFang SC" w:hAnsi="Calibri"/>
+        </w:rPr>
+        <w:t xml:space="preserve"> H2a（无奖励下，"自己 + 伙伴"的最终熵低于"只看自己"）和 H4（γ 低于噪声 voter 零模型）。H4 是否进主假设族，取决于检验力模拟；如果 γ 的检验力不够，改用检验力更高的 H4b 顶替。</w:t>
+      </w:r>
+    </w:p>
+    <w:p>
+      <w:pPr>
+        <w:pStyle w:val="ListParagraph"/>
+        <w:numPr>
+          <w:ilvl w:val="0"/>
+          <w:numId w:val="3"/>
+        </w:numPr>
+        <w:spacing w:after="40"/>
+      </w:pPr>
+      <w:r>
+        <w:rPr>
+          <w:rFonts w:ascii="Calibri" w:cs="Calibri" w:eastAsia="PingFang SC" w:hAnsi="Calibri"/>
+          <w:b/>
+          <w:bCs/>
+        </w:rPr>
+        <w:t xml:space="preserve">三个对照格：</w:t>
+      </w:r>
+      <w:r>
+        <w:rPr>
+          <w:rFonts w:ascii="Calibri" w:cs="Calibri" w:eastAsia="PingFang SC" w:hAnsi="Calibri"/>
+        </w:rPr>
+        <w:t xml:space="preserve"> B2-R、A2-R、NS2。</w:t>
+      </w:r>
+    </w:p>
+    <w:p>
+      <w:pPr>
+        <w:pStyle w:val="ListParagraph"/>
+        <w:numPr>
+          <w:ilvl w:val="0"/>
+          <w:numId w:val="3"/>
+        </w:numPr>
+        <w:spacing w:after="40"/>
+      </w:pPr>
+      <w:r>
+        <w:rPr>
+          <w:rFonts w:ascii="Calibri" w:cs="Calibri" w:eastAsia="PingFang SC" w:hAnsi="Calibri"/>
+          <w:b/>
+          <w:bCs/>
+        </w:rPr>
+        <w:t xml:space="preserve">三种探针：</w:t>
+      </w:r>
+      <w:r>
+        <w:rPr>
+          <w:rFonts w:ascii="Calibri" w:cs="Calibri" w:eastAsia="PingFang SC" w:hAnsi="Calibri"/>
+        </w:rPr>
+        <w:t xml:space="preserve"> 反事实、锁定、操纵检查。</w:t>
+      </w:r>
+    </w:p>
+    <w:p>
+      <w:pPr>
+        <w:pStyle w:val="ListParagraph"/>
+        <w:numPr>
+          <w:ilvl w:val="0"/>
+          <w:numId w:val="3"/>
+        </w:numPr>
+        <w:spacing w:after="40"/>
+      </w:pPr>
+      <w:r>
+        <w:rPr>
+          <w:rFonts w:ascii="Calibri" w:cs="Calibri" w:eastAsia="PingFang SC" w:hAnsi="Calibri"/>
+          <w:b/>
+          <w:bCs/>
+        </w:rPr>
+        <w:t xml:space="preserve">fitted_logit</w:t>
+      </w:r>
+      <w:r>
+        <w:rPr>
+          <w:rFonts w:ascii="Calibri" w:cs="Calibri" w:eastAsia="PingFang SC" w:hAnsi="Calibri"/>
+        </w:rPr>
+        <w:t xml:space="preserve"> 做微观 → 宏观预测。</w:t>
+      </w:r>
+    </w:p>
+    <w:p>
+      <w:pPr>
+        <w:pStyle w:val="ListParagraph"/>
+        <w:numPr>
+          <w:ilvl w:val="0"/>
+          <w:numId w:val="3"/>
+        </w:numPr>
+        <w:spacing w:after="40"/>
+      </w:pPr>
+      <w:r>
+        <w:rPr>
+          <w:rFonts w:ascii="Calibri" w:cs="Calibri" w:eastAsia="PingFang SC" w:hAnsi="Calibri"/>
+          <w:b/>
+          <w:bCs/>
+        </w:rPr>
         <w:t xml:space="preserve">10 组标签集</w:t>
       </w:r>
       <w:r>
@@ -695,13 +835,13 @@
           <w:b/>
           <w:bCs/>
         </w:rPr>
-        <w:t xml:space="preserve">$710</w:t>
-      </w:r>
-      <w:r>
-        <w:rPr>
-          <w:rFonts w:ascii="Calibri" w:cs="Calibri" w:eastAsia="PingFang SC" w:hAnsi="Calibri"/>
-        </w:rPr>
-        <w:t xml:space="preserve">。其中核心 2×3 约 $259，探针和校准约 $5。预实验很可能把轮数减半，核心部分会降到约 $125。</w:t>
+        <w:t xml:space="preserve">$890</w:t>
+      </w:r>
+      <w:r>
+        <w:rPr>
+          <w:rFonts w:ascii="Calibri" w:cs="Calibri" w:eastAsia="PingFang SC" w:hAnsi="Calibri"/>
+        </w:rPr>
+        <w:t xml:space="preserve">。其中核心 2×3 约 $259，三个对照格约 $135，探针和校准约 $5。预实验很可能把轮数减半，核心部分会降到约 $125。</w:t>
       </w:r>
     </w:p>
     <w:p>
@@ -4889,190 +5029,28 @@
     </w:p>
     <w:p>
       <w:pPr>
-        <w:pBdr>
-          <w:bottom w:val="single" w:color="C9CED6" w:sz="6" w:space="1"/>
-        </w:pBdr>
-        <w:spacing w:after="120"/>
-      </w:pPr>
-    </w:p>
-    <w:p>
-      <w:pPr>
-        <w:pStyle w:val="Heading1"/>
-      </w:pPr>
-      <w:r>
-        <w:rPr>
-          <w:rFonts w:ascii="Calibri" w:cs="Calibri" w:eastAsia="PingFang SC" w:hAnsi="Calibri"/>
-        </w:rPr>
-        <w:t xml:space="preserve">2. 修订后的研究设计</w:t>
-      </w:r>
-    </w:p>
-    <w:p>
-      <w:pPr>
         <w:pStyle w:val="Heading2"/>
       </w:pPr>
       <w:r>
         <w:rPr>
           <w:rFonts w:ascii="Calibri" w:cs="Calibri" w:eastAsia="PingFang SC" w:hAnsi="Calibri"/>
         </w:rPr>
-        <w:t xml:space="preserve">2.1 构念与"涌现"的判据</w:t>
-      </w:r>
-    </w:p>
-    <w:p>
-      <w:pPr>
-        <w:pStyle w:val="ListParagraph"/>
-        <w:numPr>
-          <w:ilvl w:val="0"/>
-          <w:numId w:val="3"/>
-        </w:numPr>
-        <w:spacing w:after="40"/>
-      </w:pPr>
-      <w:r>
-        <w:rPr>
-          <w:rFonts w:ascii="Calibri" w:cs="Calibri" w:eastAsia="PingFang SC" w:hAnsi="Calibri"/>
-          <w:b/>
-          <w:bCs/>
-        </w:rPr>
-        <w:t xml:space="preserve">有奖励臂：</w:t>
-      </w:r>
-      <w:r>
-        <w:rPr>
-          <w:rFonts w:ascii="Calibri" w:cs="Calibri" w:eastAsia="PingFang SC" w:hAnsi="Calibri"/>
-        </w:rPr>
-        <w:t xml:space="preserve"> 命名博弈意义上的惯例（最小形式的 Lewis 惯例，没有共同知识）。</w:t>
-      </w:r>
-    </w:p>
-    <w:p>
-      <w:pPr>
-        <w:pStyle w:val="ListParagraph"/>
-        <w:numPr>
-          <w:ilvl w:val="0"/>
-          <w:numId w:val="3"/>
-        </w:numPr>
-        <w:spacing w:after="40"/>
-      </w:pPr>
-      <w:r>
-        <w:rPr>
-          <w:rFonts w:ascii="Calibri" w:cs="Calibri" w:eastAsia="PingFang SC" w:hAnsi="Calibri"/>
-          <w:b/>
-          <w:bCs/>
-        </w:rPr>
-        <w:t xml:space="preserve">无奖励臂：</w:t>
-      </w:r>
-      <w:r>
-        <w:rPr>
-          <w:rFonts w:ascii="Calibri" w:cs="Calibri" w:eastAsia="PingFang SC" w:hAnsi="Calibri"/>
-        </w:rPr>
-        <w:t xml:space="preserve"> 共享行为规律。只有当探针显示存在条件从众（伙伴暴露提高选择概率，且超出自我坚持），才讨论"隐性协调偏好"。</w:t>
-      </w:r>
-    </w:p>
-    <w:p>
-      <w:pPr>
-        <w:pStyle w:val="ListParagraph"/>
-        <w:numPr>
-          <w:ilvl w:val="0"/>
-          <w:numId w:val="3"/>
-        </w:numPr>
-        <w:spacing w:after="40"/>
-      </w:pPr>
-      <w:r>
-        <w:rPr>
-          <w:rFonts w:ascii="Calibri" w:cs="Calibri" w:eastAsia="PingFang SC" w:hAnsi="Calibri"/>
-          <w:b/>
-          <w:bCs/>
-        </w:rPr>
-        <w:t xml:space="preserve">涌现的主张：</w:t>
-      </w:r>
-    </w:p>
-    <w:p>
-      <w:pPr>
-        <w:pStyle w:val="ListParagraph"/>
-        <w:numPr>
-          <w:ilvl w:val="1"/>
-          <w:numId w:val="3"/>
-        </w:numPr>
-        <w:spacing w:after="40"/>
-      </w:pPr>
-      <w:r>
-        <w:rPr>
-          <w:rFonts w:ascii="Calibri" w:cs="Calibri" w:eastAsia="PingFang SC" w:hAnsi="Calibri"/>
-        </w:rPr>
-        <w:t xml:space="preserve">(a) 获胜的规律不由提示词匹配的先验决定；</w:t>
-      </w:r>
-    </w:p>
-    <w:p>
-      <w:pPr>
-        <w:pStyle w:val="ListParagraph"/>
-        <w:numPr>
-          <w:ilvl w:val="1"/>
-          <w:numId w:val="3"/>
-        </w:numPr>
-        <w:spacing w:after="40"/>
-      </w:pPr>
-      <w:r>
-        <w:rPr>
-          <w:rFonts w:ascii="Calibri" w:cs="Calibri" w:eastAsia="PingFang SC" w:hAnsi="Calibri"/>
-        </w:rPr>
-        <w:t xml:space="preserve">(b) 在不同种子之间存在路径依赖；</w:t>
-      </w:r>
-    </w:p>
-    <w:p>
-      <w:pPr>
-        <w:pStyle w:val="ListParagraph"/>
-        <w:numPr>
-          <w:ilvl w:val="1"/>
-          <w:numId w:val="3"/>
-        </w:numPr>
-        <w:spacing w:after="40"/>
-      </w:pPr>
-      <w:r>
-        <w:rPr>
-          <w:rFonts w:ascii="Calibri" w:cs="Calibri" w:eastAsia="PingFang SC" w:hAnsi="Calibri"/>
-        </w:rPr>
-        <w:t xml:space="preserve">(c) 分两种情况报告：能由个体选择函数预测 → </w:t>
-      </w:r>
-      <w:r>
-        <w:rPr>
-          <w:rFonts w:ascii="Calibri" w:cs="Calibri" w:eastAsia="PingFang SC" w:hAnsi="Calibri"/>
-          <w:b/>
-          <w:bCs/>
-        </w:rPr>
-        <w:t xml:space="preserve">弱涌现（有微观解释）</w:t>
-      </w:r>
-      <w:r>
-        <w:rPr>
-          <w:rFonts w:ascii="Calibri" w:cs="Calibri" w:eastAsia="PingFang SC" w:hAnsi="Calibri"/>
-        </w:rPr>
-        <w:t xml:space="preserve">；不能预测且个体模型合格 → </w:t>
-      </w:r>
-      <w:r>
-        <w:rPr>
-          <w:rFonts w:ascii="Calibri" w:cs="Calibri" w:eastAsia="PingFang SC" w:hAnsi="Calibri"/>
-          <w:b/>
-          <w:bCs/>
-        </w:rPr>
-        <w:t xml:space="preserve">高阶历史效应</w:t>
-      </w:r>
-      <w:r>
-        <w:rPr>
-          <w:rFonts w:ascii="Calibri" w:cs="Calibri" w:eastAsia="PingFang SC" w:hAnsi="Calibri"/>
-        </w:rPr>
-        <w:t xml:space="preserve">。</w:t>
-      </w:r>
-    </w:p>
-    <w:p>
-      <w:pPr>
-        <w:spacing w:after="60"/>
-      </w:pPr>
-    </w:p>
-    <w:p>
-      <w:pPr>
-        <w:pStyle w:val="Heading2"/>
-      </w:pPr>
-      <w:r>
-        <w:rPr>
-          <w:rFonts w:ascii="Calibri" w:cs="Calibri" w:eastAsia="PingFang SC" w:hAnsi="Calibri"/>
-        </w:rPr>
-        <w:t xml:space="preserve">2.2 假设</w:t>
+        <w:t xml:space="preserve">1.5 完整评审包中的其他意见（只在 </w:t>
+      </w:r>
+      <w:r>
+        <w:rPr>
+          <w:rFonts w:ascii="Menlo" w:cs="Menlo" w:eastAsia="PingFang SC" w:hAnsi="Menlo"/>
+          <w:sz w:val="18"/>
+          <w:szCs w:val="18"/>
+          <w:shd w:fill="EEF1F5" w:color="auto" w:val="clear"/>
+        </w:rPr>
+        <w:t xml:space="preserve">Review_Naming_Game_Guide_v0.1.md</w:t>
+      </w:r>
+      <w:r>
+        <w:rPr>
+          <w:rFonts w:ascii="Calibri" w:cs="Calibri" w:eastAsia="PingFang SC" w:hAnsi="Calibri"/>
+        </w:rPr>
+        <w:t xml:space="preserve"> 中出现）</w:t>
       </w:r>
     </w:p>
     <w:tbl>
@@ -5088,9 +5066,11 @@
         </w:tblBorders>
       </w:tblPr>
       <w:tblGrid>
-        <w:gridCol w:w="1230"/>
-        <w:gridCol w:w="6150"/>
-        <w:gridCol w:w="2460"/>
+        <w:gridCol w:w="885"/>
+        <w:gridCol w:w="3444"/>
+        <w:gridCol w:w="1180"/>
+        <w:gridCol w:w="3444"/>
+        <w:gridCol w:w="887"/>
       </w:tblGrid>
       <w:tr>
         <w:trPr>
@@ -5098,7 +5078,7 @@
         </w:trPr>
         <w:tc>
           <w:tcPr>
-            <w:tcW w:type="dxa" w:w="1230"/>
+            <w:tcW w:type="dxa" w:w="885"/>
             <w:tcBorders>
               <w:top w:val="single" w:color="C9CED6" w:sz="4"/>
               <w:left w:val="single" w:color="C9CED6" w:sz="4"/>
@@ -5125,13 +5105,13 @@
                 <w:sz w:val="19"/>
                 <w:szCs w:val="19"/>
               </w:rPr>
-              <w:t xml:space="preserve">假设</w:t>
-            </w:r>
-          </w:p>
-        </w:tc>
-        <w:tc>
-          <w:tcPr>
-            <w:tcW w:type="dxa" w:w="6150"/>
+              <w:t xml:space="preserve">来源</w:t>
+            </w:r>
+          </w:p>
+        </w:tc>
+        <w:tc>
+          <w:tcPr>
+            <w:tcW w:type="dxa" w:w="3444"/>
             <w:tcBorders>
               <w:top w:val="single" w:color="C9CED6" w:sz="4"/>
               <w:left w:val="single" w:color="C9CED6" w:sz="4"/>
@@ -5158,13 +5138,13 @@
                 <w:sz w:val="19"/>
                 <w:szCs w:val="19"/>
               </w:rPr>
-              <w:t xml:space="preserve">内容</w:t>
-            </w:r>
-          </w:p>
-        </w:tc>
-        <w:tc>
-          <w:tcPr>
-            <w:tcW w:type="dxa" w:w="2460"/>
+              <w:t xml:space="preserve">要点</w:t>
+            </w:r>
+          </w:p>
+        </w:tc>
+        <w:tc>
+          <w:tcPr>
+            <w:tcW w:type="dxa" w:w="1180"/>
             <w:tcBorders>
               <w:top w:val="single" w:color="C9CED6" w:sz="4"/>
               <w:left w:val="single" w:color="C9CED6" w:sz="4"/>
@@ -5191,7 +5171,73 @@
                 <w:sz w:val="19"/>
                 <w:szCs w:val="19"/>
               </w:rPr>
-              <w:t xml:space="preserve">族</w:t>
+              <w:t xml:space="preserve">判断</w:t>
+            </w:r>
+          </w:p>
+        </w:tc>
+        <w:tc>
+          <w:tcPr>
+            <w:tcW w:type="dxa" w:w="3444"/>
+            <w:tcBorders>
+              <w:top w:val="single" w:color="C9CED6" w:sz="4"/>
+              <w:left w:val="single" w:color="C9CED6" w:sz="4"/>
+              <w:bottom w:val="single" w:color="C9CED6" w:sz="4"/>
+              <w:right w:val="single" w:color="C9CED6" w:sz="4"/>
+            </w:tcBorders>
+            <w:shd w:fill="E8EEFC" w:color="auto" w:val="clear"/>
+            <w:tcMar>
+              <w:top w:type="dxa" w:w="60"/>
+              <w:left w:type="dxa" w:w="100"/>
+              <w:bottom w:type="dxa" w:w="60"/>
+              <w:right w:type="dxa" w:w="100"/>
+            </w:tcMar>
+          </w:tcPr>
+          <w:p>
+            <w:pPr>
+              <w:spacing w:after="0" w:before="0" w:line="276"/>
+            </w:pPr>
+            <w:r>
+              <w:rPr>
+                <w:rFonts w:ascii="Calibri" w:cs="Calibri" w:eastAsia="PingFang SC" w:hAnsi="Calibri"/>
+                <w:b/>
+                <w:bCs/>
+                <w:sz w:val="19"/>
+                <w:szCs w:val="19"/>
+              </w:rPr>
+              <w:t xml:space="preserve">理由与修正</w:t>
+            </w:r>
+          </w:p>
+        </w:tc>
+        <w:tc>
+          <w:tcPr>
+            <w:tcW w:type="dxa" w:w="887"/>
+            <w:tcBorders>
+              <w:top w:val="single" w:color="C9CED6" w:sz="4"/>
+              <w:left w:val="single" w:color="C9CED6" w:sz="4"/>
+              <w:bottom w:val="single" w:color="C9CED6" w:sz="4"/>
+              <w:right w:val="single" w:color="C9CED6" w:sz="4"/>
+            </w:tcBorders>
+            <w:shd w:fill="E8EEFC" w:color="auto" w:val="clear"/>
+            <w:tcMar>
+              <w:top w:type="dxa" w:w="60"/>
+              <w:left w:type="dxa" w:w="100"/>
+              <w:bottom w:type="dxa" w:w="60"/>
+              <w:right w:type="dxa" w:w="100"/>
+            </w:tcMar>
+          </w:tcPr>
+          <w:p>
+            <w:pPr>
+              <w:spacing w:after="0" w:before="0" w:line="276"/>
+            </w:pPr>
+            <w:r>
+              <w:rPr>
+                <w:rFonts w:ascii="Calibri" w:cs="Calibri" w:eastAsia="PingFang SC" w:hAnsi="Calibri"/>
+                <w:b/>
+                <w:bCs/>
+                <w:sz w:val="19"/>
+                <w:szCs w:val="19"/>
+              </w:rPr>
+              <w:t xml:space="preserve">SPEC v2</w:t>
             </w:r>
           </w:p>
         </w:tc>
@@ -5202,7 +5248,67 @@
         </w:trPr>
         <w:tc>
           <w:tcPr>
-            <w:tcW w:type="dxa" w:w="1230"/>
+            <w:tcW w:type="dxa" w:w="885"/>
+            <w:tcBorders>
+              <w:top w:val="single" w:color="C9CED6" w:sz="4"/>
+              <w:left w:val="single" w:color="C9CED6" w:sz="4"/>
+              <w:bottom w:val="single" w:color="C9CED6" w:sz="4"/>
+              <w:right w:val="single" w:color="C9CED6" w:sz="4"/>
+            </w:tcBorders>
+            <w:tcMar>
+              <w:top w:type="dxa" w:w="60"/>
+              <w:left w:type="dxa" w:w="100"/>
+              <w:bottom w:type="dxa" w:w="60"/>
+              <w:right w:type="dxa" w:w="100"/>
+            </w:tcMar>
+          </w:tcPr>
+          <w:p>
+            <w:pPr>
+              <w:spacing w:after="0" w:before="0" w:line="276"/>
+            </w:pPr>
+            <w:r>
+              <w:rPr>
+                <w:rFonts w:ascii="Calibri" w:cs="Calibri" w:eastAsia="PingFang SC" w:hAnsi="Calibri"/>
+                <w:sz w:val="19"/>
+                <w:szCs w:val="19"/>
+              </w:rPr>
+              <w:t xml:space="preserve">编辑裁决 / DA-M3</w:t>
+            </w:r>
+          </w:p>
+        </w:tc>
+        <w:tc>
+          <w:tcPr>
+            <w:tcW w:type="dxa" w:w="3444"/>
+            <w:tcBorders>
+              <w:top w:val="single" w:color="C9CED6" w:sz="4"/>
+              <w:left w:val="single" w:color="C9CED6" w:sz="4"/>
+              <w:bottom w:val="single" w:color="C9CED6" w:sz="4"/>
+              <w:right w:val="single" w:color="C9CED6" w:sz="4"/>
+            </w:tcBorders>
+            <w:tcMar>
+              <w:top w:type="dxa" w:w="60"/>
+              <w:left w:type="dxa" w:w="100"/>
+              <w:bottom w:type="dxa" w:w="60"/>
+              <w:right w:type="dxa" w:w="100"/>
+            </w:tcMar>
+          </w:tcPr>
+          <w:p>
+            <w:pPr>
+              <w:spacing w:after="0" w:before="0" w:line="276"/>
+            </w:pPr>
+            <w:r>
+              <w:rPr>
+                <w:rFonts w:ascii="Calibri" w:cs="Calibri" w:eastAsia="PingFang SC" w:hAnsi="Calibri"/>
+                <w:sz w:val="19"/>
+                <w:szCs w:val="19"/>
+              </w:rPr>
+              <w:t xml:space="preserve">实现简化版 B+3："先验回放"，伙伴标签从同臂无记忆格的分布中独立抽取</w:t>
+            </w:r>
+          </w:p>
+        </w:tc>
+        <w:tc>
+          <w:tcPr>
+            <w:tcW w:type="dxa" w:w="1180"/>
             <w:tcBorders>
               <w:top w:val="single" w:color="C9CED6" w:sz="4"/>
               <w:left w:val="single" w:color="C9CED6" w:sz="4"/>
@@ -5228,67 +5334,85 @@
                 <w:sz w:val="19"/>
                 <w:szCs w:val="19"/>
               </w:rPr>
-              <w:t xml:space="preserve">H2a</w:t>
-            </w:r>
-          </w:p>
-        </w:tc>
-        <w:tc>
-          <w:tcPr>
-            <w:tcW w:type="dxa" w:w="6150"/>
-            <w:tcBorders>
-              <w:top w:val="single" w:color="C9CED6" w:sz="4"/>
-              <w:left w:val="single" w:color="C9CED6" w:sz="4"/>
-              <w:bottom w:val="single" w:color="C9CED6" w:sz="4"/>
-              <w:right w:val="single" w:color="C9CED6" w:sz="4"/>
-            </w:tcBorders>
-            <w:tcMar>
-              <w:top w:type="dxa" w:w="60"/>
-              <w:left w:type="dxa" w:w="100"/>
-              <w:bottom w:type="dxa" w:w="60"/>
-              <w:right w:type="dxa" w:w="100"/>
-            </w:tcMar>
-          </w:tcPr>
-          <w:p>
-            <w:pPr>
-              <w:spacing w:after="0" w:before="0" w:line="276"/>
-            </w:pPr>
-            <w:r>
-              <w:rPr>
-                <w:rFonts w:ascii="Calibri" w:cs="Calibri" w:eastAsia="PingFang SC" w:hAnsi="Calibri"/>
-                <w:sz w:val="19"/>
-                <w:szCs w:val="19"/>
-              </w:rPr>
-              <w:t xml:space="preserve">无奖励：entropy_final(自己 + 伙伴) &lt; entropy_final(只看自己)，H = 5</w:t>
-            </w:r>
-          </w:p>
-        </w:tc>
-        <w:tc>
-          <w:tcPr>
-            <w:tcW w:type="dxa" w:w="2460"/>
-            <w:tcBorders>
-              <w:top w:val="single" w:color="C9CED6" w:sz="4"/>
-              <w:left w:val="single" w:color="C9CED6" w:sz="4"/>
-              <w:bottom w:val="single" w:color="C9CED6" w:sz="4"/>
-              <w:right w:val="single" w:color="C9CED6" w:sz="4"/>
-            </w:tcBorders>
-            <w:tcMar>
-              <w:top w:type="dxa" w:w="60"/>
-              <w:left w:type="dxa" w:w="100"/>
-              <w:bottom w:type="dxa" w:w="60"/>
-              <w:right w:type="dxa" w:w="100"/>
-            </w:tcMar>
-          </w:tcPr>
-          <w:p>
-            <w:pPr>
-              <w:spacing w:after="0" w:before="0" w:line="276"/>
-            </w:pPr>
-            <w:r>
-              <w:rPr>
-                <w:rFonts w:ascii="Calibri" w:cs="Calibri" w:eastAsia="PingFang SC" w:hAnsi="Calibri"/>
-                <w:sz w:val="19"/>
-                <w:szCs w:val="19"/>
-              </w:rPr>
-              <w:t xml:space="preserve">主要</w:t>
+              <w:t xml:space="preserve">采纳</w:t>
+            </w:r>
+          </w:p>
+        </w:tc>
+        <w:tc>
+          <w:tcPr>
+            <w:tcW w:type="dxa" w:w="3444"/>
+            <w:tcBorders>
+              <w:top w:val="single" w:color="C9CED6" w:sz="4"/>
+              <w:left w:val="single" w:color="C9CED6" w:sz="4"/>
+              <w:bottom w:val="single" w:color="C9CED6" w:sz="4"/>
+              <w:right w:val="single" w:color="C9CED6" w:sz="4"/>
+            </w:tcBorders>
+            <w:tcMar>
+              <w:top w:type="dxa" w:w="60"/>
+              <w:left w:type="dxa" w:w="100"/>
+              <w:bottom w:type="dxa" w:w="60"/>
+              <w:right w:type="dxa" w:w="100"/>
+            </w:tcMar>
+          </w:tcPr>
+          <w:p>
+            <w:pPr>
+              <w:spacing w:after="0" w:before="0" w:line="276"/>
+            </w:pPr>
+            <w:r>
+              <w:rPr>
+                <w:rFonts w:ascii="Calibri" w:cs="Calibri" w:eastAsia="PingFang SC" w:hAnsi="Calibri"/>
+                <w:sz w:val="19"/>
+                <w:szCs w:val="19"/>
+              </w:rPr>
+              <w:t xml:space="preserve">实现简单，而且直接检验"收敛需要闭环"。框架文本和关键格完全相同，只有伙伴标签的来源不同。要说明的一点：回放给出的是</w:t>
+            </w:r>
+            <w:r>
+              <w:rPr>
+                <w:rFonts w:ascii="Calibri" w:cs="Calibri" w:eastAsia="PingFang SC" w:hAnsi="Calibri"/>
+                <w:b/>
+                <w:bCs/>
+                <w:sz w:val="19"/>
+                <w:szCs w:val="19"/>
+              </w:rPr>
+              <w:t xml:space="preserve">平稳</w:t>
+            </w:r>
+            <w:r>
+              <w:rPr>
+                <w:rFonts w:ascii="Calibri" w:cs="Calibri" w:eastAsia="PingFang SC" w:hAnsi="Calibri"/>
+                <w:sz w:val="19"/>
+                <w:szCs w:val="19"/>
+              </w:rPr>
+              <w:t xml:space="preserve">的暴露，检验的是闭环本身，不是暴露随时间的变化</w:t>
+            </w:r>
+          </w:p>
+        </w:tc>
+        <w:tc>
+          <w:tcPr>
+            <w:tcW w:type="dxa" w:w="887"/>
+            <w:tcBorders>
+              <w:top w:val="single" w:color="C9CED6" w:sz="4"/>
+              <w:left w:val="single" w:color="C9CED6" w:sz="4"/>
+              <w:bottom w:val="single" w:color="C9CED6" w:sz="4"/>
+              <w:right w:val="single" w:color="C9CED6" w:sz="4"/>
+            </w:tcBorders>
+            <w:tcMar>
+              <w:top w:type="dxa" w:w="60"/>
+              <w:left w:type="dxa" w:w="100"/>
+              <w:bottom w:type="dxa" w:w="60"/>
+              <w:right w:type="dxa" w:w="100"/>
+            </w:tcMar>
+          </w:tcPr>
+          <w:p>
+            <w:pPr>
+              <w:spacing w:after="0" w:before="0" w:line="276"/>
+            </w:pPr>
+            <w:r>
+              <w:rPr>
+                <w:rFonts w:ascii="Calibri" w:cs="Calibri" w:eastAsia="PingFang SC" w:hAnsi="Calibri"/>
+                <w:sz w:val="19"/>
+                <w:szCs w:val="19"/>
+              </w:rPr>
+              <w:t xml:space="preserve">§3.3a，H7</w:t>
             </w:r>
           </w:p>
         </w:tc>
@@ -5299,7 +5423,67 @@
         </w:trPr>
         <w:tc>
           <w:tcPr>
-            <w:tcW w:type="dxa" w:w="1230"/>
+            <w:tcW w:type="dxa" w:w="885"/>
+            <w:tcBorders>
+              <w:top w:val="single" w:color="C9CED6" w:sz="4"/>
+              <w:left w:val="single" w:color="C9CED6" w:sz="4"/>
+              <w:bottom w:val="single" w:color="C9CED6" w:sz="4"/>
+              <w:right w:val="single" w:color="C9CED6" w:sz="4"/>
+            </w:tcBorders>
+            <w:tcMar>
+              <w:top w:type="dxa" w:w="60"/>
+              <w:left w:type="dxa" w:w="100"/>
+              <w:bottom w:type="dxa" w:w="60"/>
+              <w:right w:type="dxa" w:w="100"/>
+            </w:tcMar>
+          </w:tcPr>
+          <w:p>
+            <w:pPr>
+              <w:spacing w:after="0" w:before="0" w:line="276"/>
+            </w:pPr>
+            <w:r>
+              <w:rPr>
+                <w:rFonts w:ascii="Calibri" w:cs="Calibri" w:eastAsia="PingFang SC" w:hAnsi="Calibri"/>
+                <w:sz w:val="19"/>
+                <w:szCs w:val="19"/>
+              </w:rPr>
+              <w:t xml:space="preserve">R3-P1</w:t>
+            </w:r>
+          </w:p>
+        </w:tc>
+        <w:tc>
+          <w:tcPr>
+            <w:tcW w:type="dxa" w:w="3444"/>
+            <w:tcBorders>
+              <w:top w:val="single" w:color="C9CED6" w:sz="4"/>
+              <w:left w:val="single" w:color="C9CED6" w:sz="4"/>
+              <w:bottom w:val="single" w:color="C9CED6" w:sz="4"/>
+              <w:right w:val="single" w:color="C9CED6" w:sz="4"/>
+            </w:tcBorders>
+            <w:tcMar>
+              <w:top w:type="dxa" w:w="60"/>
+              <w:left w:type="dxa" w:w="100"/>
+              <w:bottom w:type="dxa" w:w="60"/>
+              <w:right w:type="dxa" w:w="100"/>
+            </w:tcMar>
+          </w:tcPr>
+          <w:p>
+            <w:pPr>
+              <w:spacing w:after="0" w:before="0" w:line="276"/>
+            </w:pPr>
+            <w:r>
+              <w:rPr>
+                <w:rFonts w:ascii="Calibri" w:cs="Calibri" w:eastAsia="PingFang SC" w:hAnsi="Calibri"/>
+                <w:sz w:val="19"/>
+                <w:szCs w:val="19"/>
+              </w:rPr>
+              <w:t xml:space="preserve">非社会暴露对照：同样的标签序列，但来源写成非社会的</w:t>
+            </w:r>
+          </w:p>
+        </w:tc>
+        <w:tc>
+          <w:tcPr>
+            <w:tcW w:type="dxa" w:w="1180"/>
             <w:tcBorders>
               <w:top w:val="single" w:color="C9CED6" w:sz="4"/>
               <w:left w:val="single" w:color="C9CED6" w:sz="4"/>
@@ -5325,67 +5509,67 @@
                 <w:sz w:val="19"/>
                 <w:szCs w:val="19"/>
               </w:rPr>
-              <w:t xml:space="preserve">H4</w:t>
-            </w:r>
-          </w:p>
-        </w:tc>
-        <w:tc>
-          <w:tcPr>
-            <w:tcW w:type="dxa" w:w="6150"/>
-            <w:tcBorders>
-              <w:top w:val="single" w:color="C9CED6" w:sz="4"/>
-              <w:left w:val="single" w:color="C9CED6" w:sz="4"/>
-              <w:bottom w:val="single" w:color="C9CED6" w:sz="4"/>
-              <w:right w:val="single" w:color="C9CED6" w:sz="4"/>
-            </w:tcBorders>
-            <w:tcMar>
-              <w:top w:type="dxa" w:w="60"/>
-              <w:left w:type="dxa" w:w="100"/>
-              <w:bottom w:type="dxa" w:w="60"/>
-              <w:right w:type="dxa" w:w="100"/>
-            </w:tcMar>
-          </w:tcPr>
-          <w:p>
-            <w:pPr>
-              <w:spacing w:after="0" w:before="0" w:line="276"/>
-            </w:pPr>
-            <w:r>
-              <w:rPr>
-                <w:rFonts w:ascii="Calibri" w:cs="Calibri" w:eastAsia="PingFang SC" w:hAnsi="Calibri"/>
-                <w:sz w:val="19"/>
-                <w:szCs w:val="19"/>
-              </w:rPr>
-              <w:t xml:space="preserve">γ̂ 低于带噪声 voter 零模型的 γ 分布带（获胜标签不只是在重放先验）</w:t>
-            </w:r>
-          </w:p>
-        </w:tc>
-        <w:tc>
-          <w:tcPr>
-            <w:tcW w:type="dxa" w:w="2460"/>
-            <w:tcBorders>
-              <w:top w:val="single" w:color="C9CED6" w:sz="4"/>
-              <w:left w:val="single" w:color="C9CED6" w:sz="4"/>
-              <w:bottom w:val="single" w:color="C9CED6" w:sz="4"/>
-              <w:right w:val="single" w:color="C9CED6" w:sz="4"/>
-            </w:tcBorders>
-            <w:tcMar>
-              <w:top w:type="dxa" w:w="60"/>
-              <w:left w:type="dxa" w:w="100"/>
-              <w:bottom w:type="dxa" w:w="60"/>
-              <w:right w:type="dxa" w:w="100"/>
-            </w:tcMar>
-          </w:tcPr>
-          <w:p>
-            <w:pPr>
-              <w:spacing w:after="0" w:before="0" w:line="276"/>
-            </w:pPr>
-            <w:r>
-              <w:rPr>
-                <w:rFonts w:ascii="Calibri" w:cs="Calibri" w:eastAsia="PingFang SC" w:hAnsi="Calibri"/>
-                <w:sz w:val="19"/>
-                <w:szCs w:val="19"/>
-              </w:rPr>
-              <w:t xml:space="preserve">主要（前提是检验力 ≥ 0.8）</w:t>
+              <w:t xml:space="preserve">修正后采纳</w:t>
+            </w:r>
+          </w:p>
+        </w:tc>
+        <w:tc>
+          <w:tcPr>
+            <w:tcW w:type="dxa" w:w="3444"/>
+            <w:tcBorders>
+              <w:top w:val="single" w:color="C9CED6" w:sz="4"/>
+              <w:left w:val="single" w:color="C9CED6" w:sz="4"/>
+              <w:bottom w:val="single" w:color="C9CED6" w:sz="4"/>
+              <w:right w:val="single" w:color="C9CED6" w:sz="4"/>
+            </w:tcBorders>
+            <w:tcMar>
+              <w:top w:type="dxa" w:w="60"/>
+              <w:left w:type="dxa" w:w="100"/>
+              <w:bottom w:type="dxa" w:w="60"/>
+              <w:right w:type="dxa" w:w="100"/>
+            </w:tcMar>
+          </w:tcPr>
+          <w:p>
+            <w:pPr>
+              <w:spacing w:after="0" w:before="0" w:line="276"/>
+            </w:pPr>
+            <w:r>
+              <w:rPr>
+                <w:rFonts w:ascii="Calibri" w:cs="Calibri" w:eastAsia="PingFang SC" w:hAnsi="Calibri"/>
+                <w:sz w:val="19"/>
+                <w:szCs w:val="19"/>
+              </w:rPr>
+              <w:t xml:space="preserve">为了让两个条件只差"说法"，NS2 保留闭环：显示的仍然是伙伴的真实选择，只是称为 "reference label"。只做无奖励臂：在有奖励臂里，和"参考标签"匹配得分的说法很别扭</w:t>
+            </w:r>
+          </w:p>
+        </w:tc>
+        <w:tc>
+          <w:tcPr>
+            <w:tcW w:type="dxa" w:w="887"/>
+            <w:tcBorders>
+              <w:top w:val="single" w:color="C9CED6" w:sz="4"/>
+              <w:left w:val="single" w:color="C9CED6" w:sz="4"/>
+              <w:bottom w:val="single" w:color="C9CED6" w:sz="4"/>
+              <w:right w:val="single" w:color="C9CED6" w:sz="4"/>
+            </w:tcBorders>
+            <w:tcMar>
+              <w:top w:type="dxa" w:w="60"/>
+              <w:left w:type="dxa" w:w="100"/>
+              <w:bottom w:type="dxa" w:w="60"/>
+              <w:right w:type="dxa" w:w="100"/>
+            </w:tcMar>
+          </w:tcPr>
+          <w:p>
+            <w:pPr>
+              <w:spacing w:after="0" w:before="0" w:line="276"/>
+            </w:pPr>
+            <w:r>
+              <w:rPr>
+                <w:rFonts w:ascii="Calibri" w:cs="Calibri" w:eastAsia="PingFang SC" w:hAnsi="Calibri"/>
+                <w:sz w:val="19"/>
+                <w:szCs w:val="19"/>
+              </w:rPr>
+              <w:t xml:space="preserve">§3.3a，H8</w:t>
             </w:r>
           </w:p>
         </w:tc>
@@ -5396,91 +5580,171 @@
         </w:trPr>
         <w:tc>
           <w:tcPr>
-            <w:tcW w:type="dxa" w:w="1230"/>
-            <w:tcBorders>
-              <w:top w:val="single" w:color="C9CED6" w:sz="4"/>
-              <w:left w:val="single" w:color="C9CED6" w:sz="4"/>
-              <w:bottom w:val="single" w:color="C9CED6" w:sz="4"/>
-              <w:right w:val="single" w:color="C9CED6" w:sz="4"/>
-            </w:tcBorders>
-            <w:tcMar>
-              <w:top w:type="dxa" w:w="60"/>
-              <w:left w:type="dxa" w:w="100"/>
-              <w:bottom w:type="dxa" w:w="60"/>
-              <w:right w:type="dxa" w:w="100"/>
-            </w:tcMar>
-          </w:tcPr>
-          <w:p>
-            <w:pPr>
-              <w:spacing w:after="0" w:before="0" w:line="276"/>
-            </w:pPr>
-            <w:r>
-              <w:rPr>
-                <w:rFonts w:ascii="Calibri" w:cs="Calibri" w:eastAsia="PingFang SC" w:hAnsi="Calibri"/>
-                <w:sz w:val="19"/>
-                <w:szCs w:val="19"/>
-              </w:rPr>
-              <w:t xml:space="preserve">H1a</w:t>
-            </w:r>
-          </w:p>
-        </w:tc>
-        <w:tc>
-          <w:tcPr>
-            <w:tcW w:type="dxa" w:w="6150"/>
-            <w:tcBorders>
-              <w:top w:val="single" w:color="C9CED6" w:sz="4"/>
-              <w:left w:val="single" w:color="C9CED6" w:sz="4"/>
-              <w:bottom w:val="single" w:color="C9CED6" w:sz="4"/>
-              <w:right w:val="single" w:color="C9CED6" w:sz="4"/>
-            </w:tcBorders>
-            <w:tcMar>
-              <w:top w:type="dxa" w:w="60"/>
-              <w:left w:type="dxa" w:w="100"/>
-              <w:bottom w:type="dxa" w:w="60"/>
-              <w:right w:type="dxa" w:w="100"/>
-            </w:tcMar>
-          </w:tcPr>
-          <w:p>
-            <w:pPr>
-              <w:spacing w:after="0" w:before="0" w:line="276"/>
-            </w:pPr>
-            <w:r>
-              <w:rPr>
-                <w:rFonts w:ascii="Calibri" w:cs="Calibri" w:eastAsia="PingFang SC" w:hAnsi="Calibri"/>
-                <w:sz w:val="19"/>
-                <w:szCs w:val="19"/>
-              </w:rPr>
-              <w:t xml:space="preserve">有奖励：entropy_final(自己 + 伙伴) &lt; entropy_final(只看自己)</w:t>
-            </w:r>
-          </w:p>
-        </w:tc>
-        <w:tc>
-          <w:tcPr>
-            <w:tcW w:type="dxa" w:w="2460"/>
-            <w:tcBorders>
-              <w:top w:val="single" w:color="C9CED6" w:sz="4"/>
-              <w:left w:val="single" w:color="C9CED6" w:sz="4"/>
-              <w:bottom w:val="single" w:color="C9CED6" w:sz="4"/>
-              <w:right w:val="single" w:color="C9CED6" w:sz="4"/>
-            </w:tcBorders>
-            <w:tcMar>
-              <w:top w:type="dxa" w:w="60"/>
-              <w:left w:type="dxa" w:w="100"/>
-              <w:bottom w:type="dxa" w:w="60"/>
-              <w:right w:type="dxa" w:w="100"/>
-            </w:tcMar>
-          </w:tcPr>
-          <w:p>
-            <w:pPr>
-              <w:spacing w:after="0" w:before="0" w:line="276"/>
-            </w:pPr>
-            <w:r>
-              <w:rPr>
-                <w:rFonts w:ascii="Calibri" w:cs="Calibri" w:eastAsia="PingFang SC" w:hAnsi="Calibri"/>
-                <w:sz w:val="19"/>
-                <w:szCs w:val="19"/>
-              </w:rPr>
-              <w:t xml:space="preserve">次要</w:t>
+            <w:tcW w:type="dxa" w:w="885"/>
+            <w:tcBorders>
+              <w:top w:val="single" w:color="C9CED6" w:sz="4"/>
+              <w:left w:val="single" w:color="C9CED6" w:sz="4"/>
+              <w:bottom w:val="single" w:color="C9CED6" w:sz="4"/>
+              <w:right w:val="single" w:color="C9CED6" w:sz="4"/>
+            </w:tcBorders>
+            <w:tcMar>
+              <w:top w:type="dxa" w:w="60"/>
+              <w:left w:type="dxa" w:w="100"/>
+              <w:bottom w:type="dxa" w:w="60"/>
+              <w:right w:type="dxa" w:w="100"/>
+            </w:tcMar>
+          </w:tcPr>
+          <w:p>
+            <w:pPr>
+              <w:spacing w:after="0" w:before="0" w:line="276"/>
+            </w:pPr>
+            <w:r>
+              <w:rPr>
+                <w:rFonts w:ascii="Calibri" w:cs="Calibri" w:eastAsia="PingFang SC" w:hAnsi="Calibri"/>
+                <w:sz w:val="19"/>
+                <w:szCs w:val="19"/>
+              </w:rPr>
+              <w:t xml:space="preserve">R1-M2(b)</w:t>
+            </w:r>
+          </w:p>
+        </w:tc>
+        <w:tc>
+          <w:tcPr>
+            <w:tcW w:type="dxa" w:w="3444"/>
+            <w:tcBorders>
+              <w:top w:val="single" w:color="C9CED6" w:sz="4"/>
+              <w:left w:val="single" w:color="C9CED6" w:sz="4"/>
+              <w:bottom w:val="single" w:color="C9CED6" w:sz="4"/>
+              <w:right w:val="single" w:color="C9CED6" w:sz="4"/>
+            </w:tcBorders>
+            <w:tcMar>
+              <w:top w:type="dxa" w:w="60"/>
+              <w:left w:type="dxa" w:w="100"/>
+              <w:bottom w:type="dxa" w:w="60"/>
+              <w:right w:type="dxa" w:w="100"/>
+            </w:tcMar>
+          </w:tcPr>
+          <w:p>
+            <w:pPr>
+              <w:spacing w:after="0" w:before="0" w:line="276"/>
+            </w:pPr>
+            <w:r>
+              <w:rPr>
+                <w:rFonts w:ascii="Calibri" w:cs="Calibri" w:eastAsia="PingFang SC" w:hAnsi="Calibri"/>
+                <w:sz w:val="19"/>
+                <w:szCs w:val="19"/>
+              </w:rPr>
+              <w:t xml:space="preserve">用早期状态预测最终胜者（控制标签固定效应）</w:t>
+            </w:r>
+          </w:p>
+        </w:tc>
+        <w:tc>
+          <w:tcPr>
+            <w:tcW w:type="dxa" w:w="1180"/>
+            <w:tcBorders>
+              <w:top w:val="single" w:color="C9CED6" w:sz="4"/>
+              <w:left w:val="single" w:color="C9CED6" w:sz="4"/>
+              <w:bottom w:val="single" w:color="C9CED6" w:sz="4"/>
+              <w:right w:val="single" w:color="C9CED6" w:sz="4"/>
+            </w:tcBorders>
+            <w:tcMar>
+              <w:top w:type="dxa" w:w="60"/>
+              <w:left w:type="dxa" w:w="100"/>
+              <w:bottom w:type="dxa" w:w="60"/>
+              <w:right w:type="dxa" w:w="100"/>
+            </w:tcMar>
+          </w:tcPr>
+          <w:p>
+            <w:pPr>
+              <w:spacing w:after="0" w:before="0" w:line="276"/>
+            </w:pPr>
+            <w:r>
+              <w:rPr>
+                <w:rFonts w:ascii="Calibri" w:cs="Calibri" w:eastAsia="PingFang SC" w:hAnsi="Calibri"/>
+                <w:b/>
+                <w:bCs/>
+                <w:sz w:val="19"/>
+                <w:szCs w:val="19"/>
+              </w:rPr>
+              <w:t xml:space="preserve">修正后采纳</w:t>
+            </w:r>
+          </w:p>
+        </w:tc>
+        <w:tc>
+          <w:tcPr>
+            <w:tcW w:type="dxa" w:w="3444"/>
+            <w:tcBorders>
+              <w:top w:val="single" w:color="C9CED6" w:sz="4"/>
+              <w:left w:val="single" w:color="C9CED6" w:sz="4"/>
+              <w:bottom w:val="single" w:color="C9CED6" w:sz="4"/>
+              <w:right w:val="single" w:color="C9CED6" w:sz="4"/>
+            </w:tcBorders>
+            <w:tcMar>
+              <w:top w:type="dxa" w:w="60"/>
+              <w:left w:type="dxa" w:w="100"/>
+              <w:bottom w:type="dxa" w:w="60"/>
+              <w:right w:type="dxa" w:w="100"/>
+            </w:tcMar>
+          </w:tcPr>
+          <w:p>
+            <w:pPr>
+              <w:spacing w:after="0" w:before="0" w:line="276"/>
+            </w:pPr>
+            <w:r>
+              <w:rPr>
+                <w:rFonts w:ascii="Calibri" w:cs="Calibri" w:eastAsia="PingFang SC" w:hAnsi="Calibri"/>
+                <w:sz w:val="19"/>
+                <w:szCs w:val="19"/>
+              </w:rPr>
+              <w:t xml:space="preserve">检验力比跨种子的分布高很多。但 voter 这类中性复制过程</w:t>
+            </w:r>
+            <w:r>
+              <w:rPr>
+                <w:rFonts w:ascii="Calibri" w:cs="Calibri" w:eastAsia="PingFang SC" w:hAnsi="Calibri"/>
+                <w:b/>
+                <w:bCs/>
+                <w:sz w:val="19"/>
+                <w:szCs w:val="19"/>
+              </w:rPr>
+              <w:t xml:space="preserve">本身就有路径依赖</w:t>
+            </w:r>
+            <w:r>
+              <w:rPr>
+                <w:rFonts w:ascii="Calibri" w:cs="Calibri" w:eastAsia="PingFang SC" w:hAnsi="Calibri"/>
+                <w:sz w:val="19"/>
+                <w:szCs w:val="19"/>
+              </w:rPr>
+              <w:t xml:space="preserve">，所以系数必须和零模型下的同一统计量比较；结论是"超出零模型的路径依赖"</w:t>
+            </w:r>
+          </w:p>
+        </w:tc>
+        <w:tc>
+          <w:tcPr>
+            <w:tcW w:type="dxa" w:w="887"/>
+            <w:tcBorders>
+              <w:top w:val="single" w:color="C9CED6" w:sz="4"/>
+              <w:left w:val="single" w:color="C9CED6" w:sz="4"/>
+              <w:bottom w:val="single" w:color="C9CED6" w:sz="4"/>
+              <w:right w:val="single" w:color="C9CED6" w:sz="4"/>
+            </w:tcBorders>
+            <w:tcMar>
+              <w:top w:type="dxa" w:w="60"/>
+              <w:left w:type="dxa" w:w="100"/>
+              <w:bottom w:type="dxa" w:w="60"/>
+              <w:right w:type="dxa" w:w="100"/>
+            </w:tcMar>
+          </w:tcPr>
+          <w:p>
+            <w:pPr>
+              <w:spacing w:after="0" w:before="0" w:line="276"/>
+            </w:pPr>
+            <w:r>
+              <w:rPr>
+                <w:rFonts w:ascii="Calibri" w:cs="Calibri" w:eastAsia="PingFang SC" w:hAnsi="Calibri"/>
+                <w:sz w:val="19"/>
+                <w:szCs w:val="19"/>
+              </w:rPr>
+              <w:t xml:space="preserve">§7 第 4b 条，H4b</w:t>
             </w:r>
           </w:p>
         </w:tc>
@@ -5491,91 +5755,153 @@
         </w:trPr>
         <w:tc>
           <w:tcPr>
-            <w:tcW w:type="dxa" w:w="1230"/>
-            <w:tcBorders>
-              <w:top w:val="single" w:color="C9CED6" w:sz="4"/>
-              <w:left w:val="single" w:color="C9CED6" w:sz="4"/>
-              <w:bottom w:val="single" w:color="C9CED6" w:sz="4"/>
-              <w:right w:val="single" w:color="C9CED6" w:sz="4"/>
-            </w:tcBorders>
-            <w:tcMar>
-              <w:top w:type="dxa" w:w="60"/>
-              <w:left w:type="dxa" w:w="100"/>
-              <w:bottom w:type="dxa" w:w="60"/>
-              <w:right w:type="dxa" w:w="100"/>
-            </w:tcMar>
-          </w:tcPr>
-          <w:p>
-            <w:pPr>
-              <w:spacing w:after="0" w:before="0" w:line="276"/>
-            </w:pPr>
-            <w:r>
-              <w:rPr>
-                <w:rFonts w:ascii="Calibri" w:cs="Calibri" w:eastAsia="PingFang SC" w:hAnsi="Calibri"/>
-                <w:sz w:val="19"/>
-                <w:szCs w:val="19"/>
-              </w:rPr>
-              <w:t xml:space="preserve">H2b / H1b</w:t>
-            </w:r>
-          </w:p>
-        </w:tc>
-        <w:tc>
-          <w:tcPr>
-            <w:tcW w:type="dxa" w:w="6150"/>
-            <w:tcBorders>
-              <w:top w:val="single" w:color="C9CED6" w:sz="4"/>
-              <w:left w:val="single" w:color="C9CED6" w:sz="4"/>
-              <w:bottom w:val="single" w:color="C9CED6" w:sz="4"/>
-              <w:right w:val="single" w:color="C9CED6" w:sz="4"/>
-            </w:tcBorders>
-            <w:tcMar>
-              <w:top w:type="dxa" w:w="60"/>
-              <w:left w:type="dxa" w:w="100"/>
-              <w:bottom w:type="dxa" w:w="60"/>
-              <w:right w:type="dxa" w:w="100"/>
-            </w:tcMar>
-          </w:tcPr>
-          <w:p>
-            <w:pPr>
-              <w:spacing w:after="0" w:before="0" w:line="276"/>
-            </w:pPr>
-            <w:r>
-              <w:rPr>
-                <w:rFonts w:ascii="Calibri" w:cs="Calibri" w:eastAsia="PingFang SC" w:hAnsi="Calibri"/>
-                <w:sz w:val="19"/>
-                <w:szCs w:val="19"/>
-              </w:rPr>
-              <w:t xml:space="preserve">有记忆格低于同一臂的无记忆格</w:t>
-            </w:r>
-          </w:p>
-        </w:tc>
-        <w:tc>
-          <w:tcPr>
-            <w:tcW w:type="dxa" w:w="2460"/>
-            <w:tcBorders>
-              <w:top w:val="single" w:color="C9CED6" w:sz="4"/>
-              <w:left w:val="single" w:color="C9CED6" w:sz="4"/>
-              <w:bottom w:val="single" w:color="C9CED6" w:sz="4"/>
-              <w:right w:val="single" w:color="C9CED6" w:sz="4"/>
-            </w:tcBorders>
-            <w:tcMar>
-              <w:top w:type="dxa" w:w="60"/>
-              <w:left w:type="dxa" w:w="100"/>
-              <w:bottom w:type="dxa" w:w="60"/>
-              <w:right w:type="dxa" w:w="100"/>
-            </w:tcMar>
-          </w:tcPr>
-          <w:p>
-            <w:pPr>
-              <w:spacing w:after="0" w:before="0" w:line="276"/>
-            </w:pPr>
-            <w:r>
-              <w:rPr>
-                <w:rFonts w:ascii="Calibri" w:cs="Calibri" w:eastAsia="PingFang SC" w:hAnsi="Calibri"/>
-                <w:sz w:val="19"/>
-                <w:szCs w:val="19"/>
-              </w:rPr>
-              <w:t xml:space="preserve">次要</w:t>
+            <w:tcW w:type="dxa" w:w="885"/>
+            <w:tcBorders>
+              <w:top w:val="single" w:color="C9CED6" w:sz="4"/>
+              <w:left w:val="single" w:color="C9CED6" w:sz="4"/>
+              <w:bottom w:val="single" w:color="C9CED6" w:sz="4"/>
+              <w:right w:val="single" w:color="C9CED6" w:sz="4"/>
+            </w:tcBorders>
+            <w:tcMar>
+              <w:top w:type="dxa" w:w="60"/>
+              <w:left w:type="dxa" w:w="100"/>
+              <w:bottom w:type="dxa" w:w="60"/>
+              <w:right w:type="dxa" w:w="100"/>
+            </w:tcMar>
+          </w:tcPr>
+          <w:p>
+            <w:pPr>
+              <w:spacing w:after="0" w:before="0" w:line="276"/>
+            </w:pPr>
+            <w:r>
+              <w:rPr>
+                <w:rFonts w:ascii="Calibri" w:cs="Calibri" w:eastAsia="PingFang SC" w:hAnsi="Calibri"/>
+                <w:sz w:val="19"/>
+                <w:szCs w:val="19"/>
+              </w:rPr>
+              <w:t xml:space="preserve">R1-M2(c)</w:t>
+            </w:r>
+          </w:p>
+        </w:tc>
+        <w:tc>
+          <w:tcPr>
+            <w:tcW w:type="dxa" w:w="3444"/>
+            <w:tcBorders>
+              <w:top w:val="single" w:color="C9CED6" w:sz="4"/>
+              <w:left w:val="single" w:color="C9CED6" w:sz="4"/>
+              <w:bottom w:val="single" w:color="C9CED6" w:sz="4"/>
+              <w:right w:val="single" w:color="C9CED6" w:sz="4"/>
+            </w:tcBorders>
+            <w:tcMar>
+              <w:top w:type="dxa" w:w="60"/>
+              <w:left w:type="dxa" w:w="100"/>
+              <w:bottom w:type="dxa" w:w="60"/>
+              <w:right w:type="dxa" w:w="100"/>
+            </w:tcMar>
+          </w:tcPr>
+          <w:p>
+            <w:pPr>
+              <w:spacing w:after="0" w:before="0" w:line="276"/>
+            </w:pPr>
+            <w:r>
+              <w:rPr>
+                <w:rFonts w:ascii="Calibri" w:cs="Calibri" w:eastAsia="PingFang SC" w:hAnsi="Calibri"/>
+                <w:sz w:val="19"/>
+                <w:szCs w:val="19"/>
+              </w:rPr>
+              <w:t xml:space="preserve">植入历史：前 k 轮固定伙伴标签</w:t>
+            </w:r>
+          </w:p>
+        </w:tc>
+        <w:tc>
+          <w:tcPr>
+            <w:tcW w:type="dxa" w:w="1180"/>
+            <w:tcBorders>
+              <w:top w:val="single" w:color="C9CED6" w:sz="4"/>
+              <w:left w:val="single" w:color="C9CED6" w:sz="4"/>
+              <w:bottom w:val="single" w:color="C9CED6" w:sz="4"/>
+              <w:right w:val="single" w:color="C9CED6" w:sz="4"/>
+            </w:tcBorders>
+            <w:tcMar>
+              <w:top w:type="dxa" w:w="60"/>
+              <w:left w:type="dxa" w:w="100"/>
+              <w:bottom w:type="dxa" w:w="60"/>
+              <w:right w:type="dxa" w:w="100"/>
+            </w:tcMar>
+          </w:tcPr>
+          <w:p>
+            <w:pPr>
+              <w:spacing w:after="0" w:before="0" w:line="276"/>
+            </w:pPr>
+            <w:r>
+              <w:rPr>
+                <w:rFonts w:ascii="Calibri" w:cs="Calibri" w:eastAsia="PingFang SC" w:hAnsi="Calibri"/>
+                <w:b/>
+                <w:bCs/>
+                <w:sz w:val="19"/>
+                <w:szCs w:val="19"/>
+              </w:rPr>
+              <w:t xml:space="preserve">采纳为探索性</w:t>
+            </w:r>
+          </w:p>
+        </w:tc>
+        <w:tc>
+          <w:tcPr>
+            <w:tcW w:type="dxa" w:w="3444"/>
+            <w:tcBorders>
+              <w:top w:val="single" w:color="C9CED6" w:sz="4"/>
+              <w:left w:val="single" w:color="C9CED6" w:sz="4"/>
+              <w:bottom w:val="single" w:color="C9CED6" w:sz="4"/>
+              <w:right w:val="single" w:color="C9CED6" w:sz="4"/>
+            </w:tcBorders>
+            <w:tcMar>
+              <w:top w:type="dxa" w:w="60"/>
+              <w:left w:type="dxa" w:w="100"/>
+              <w:bottom w:type="dxa" w:w="60"/>
+              <w:right w:type="dxa" w:w="100"/>
+            </w:tcMar>
+          </w:tcPr>
+          <w:p>
+            <w:pPr>
+              <w:spacing w:after="0" w:before="0" w:line="276"/>
+            </w:pPr>
+            <w:r>
+              <w:rPr>
+                <w:rFonts w:ascii="Calibri" w:cs="Calibri" w:eastAsia="PingFang SC" w:hAnsi="Calibri"/>
+                <w:sz w:val="19"/>
+                <w:szCs w:val="19"/>
+              </w:rPr>
+              <w:t xml:space="preserve">这是因果检验，但也是一个强操纵，所以列为探索性。实现上复用少数派机制：25 % 的脚本智能体在前 10 轮选一个预先指定的低先验标签，之后恢复为 LLM 策略</w:t>
+            </w:r>
+          </w:p>
+        </w:tc>
+        <w:tc>
+          <w:tcPr>
+            <w:tcW w:type="dxa" w:w="887"/>
+            <w:tcBorders>
+              <w:top w:val="single" w:color="C9CED6" w:sz="4"/>
+              <w:left w:val="single" w:color="C9CED6" w:sz="4"/>
+              <w:bottom w:val="single" w:color="C9CED6" w:sz="4"/>
+              <w:right w:val="single" w:color="C9CED6" w:sz="4"/>
+            </w:tcBorders>
+            <w:tcMar>
+              <w:top w:type="dxa" w:w="60"/>
+              <w:left w:type="dxa" w:w="100"/>
+              <w:bottom w:type="dxa" w:w="60"/>
+              <w:right w:type="dxa" w:w="100"/>
+            </w:tcMar>
+          </w:tcPr>
+          <w:p>
+            <w:pPr>
+              <w:spacing w:after="0" w:before="0" w:line="276"/>
+            </w:pPr>
+            <w:r>
+              <w:rPr>
+                <w:rFonts w:ascii="Calibri" w:cs="Calibri" w:eastAsia="PingFang SC" w:hAnsi="Calibri"/>
+                <w:sz w:val="19"/>
+                <w:szCs w:val="19"/>
+              </w:rPr>
+              <w:t xml:space="preserve">§3.8，E5</w:t>
             </w:r>
           </w:p>
         </w:tc>
@@ -5586,91 +5912,153 @@
         </w:trPr>
         <w:tc>
           <w:tcPr>
-            <w:tcW w:type="dxa" w:w="1230"/>
-            <w:tcBorders>
-              <w:top w:val="single" w:color="C9CED6" w:sz="4"/>
-              <w:left w:val="single" w:color="C9CED6" w:sz="4"/>
-              <w:bottom w:val="single" w:color="C9CED6" w:sz="4"/>
-              <w:right w:val="single" w:color="C9CED6" w:sz="4"/>
-            </w:tcBorders>
-            <w:tcMar>
-              <w:top w:type="dxa" w:w="60"/>
-              <w:left w:type="dxa" w:w="100"/>
-              <w:bottom w:type="dxa" w:w="60"/>
-              <w:right w:type="dxa" w:w="100"/>
-            </w:tcMar>
-          </w:tcPr>
-          <w:p>
-            <w:pPr>
-              <w:spacing w:after="0" w:before="0" w:line="276"/>
-            </w:pPr>
-            <w:r>
-              <w:rPr>
-                <w:rFonts w:ascii="Calibri" w:cs="Calibri" w:eastAsia="PingFang SC" w:hAnsi="Calibri"/>
-                <w:sz w:val="19"/>
-                <w:szCs w:val="19"/>
-              </w:rPr>
-              <w:t xml:space="preserve">H3</w:t>
-            </w:r>
-          </w:p>
-        </w:tc>
-        <w:tc>
-          <w:tcPr>
-            <w:tcW w:type="dxa" w:w="6150"/>
-            <w:tcBorders>
-              <w:top w:val="single" w:color="C9CED6" w:sz="4"/>
-              <w:left w:val="single" w:color="C9CED6" w:sz="4"/>
-              <w:bottom w:val="single" w:color="C9CED6" w:sz="4"/>
-              <w:right w:val="single" w:color="C9CED6" w:sz="4"/>
-            </w:tcBorders>
-            <w:tcMar>
-              <w:top w:type="dxa" w:w="60"/>
-              <w:left w:type="dxa" w:w="100"/>
-              <w:bottom w:type="dxa" w:w="60"/>
-              <w:right w:type="dxa" w:w="100"/>
-            </w:tcMar>
-          </w:tcPr>
-          <w:p>
-            <w:pPr>
-              <w:spacing w:after="0" w:before="0" w:line="276"/>
-            </w:pPr>
-            <w:r>
-              <w:rPr>
-                <w:rFonts w:ascii="Calibri" w:cs="Calibri" w:eastAsia="PingFang SC" w:hAnsi="Calibri"/>
-                <w:sz w:val="19"/>
-                <w:szCs w:val="19"/>
-              </w:rPr>
-              <w:t xml:space="preserve">反事实探针：伙伴记录中 k 的次数增加，选 k 的概率上升（因果的机制证据）</w:t>
-            </w:r>
-          </w:p>
-        </w:tc>
-        <w:tc>
-          <w:tcPr>
-            <w:tcW w:type="dxa" w:w="2460"/>
-            <w:tcBorders>
-              <w:top w:val="single" w:color="C9CED6" w:sz="4"/>
-              <w:left w:val="single" w:color="C9CED6" w:sz="4"/>
-              <w:bottom w:val="single" w:color="C9CED6" w:sz="4"/>
-              <w:right w:val="single" w:color="C9CED6" w:sz="4"/>
-            </w:tcBorders>
-            <w:tcMar>
-              <w:top w:type="dxa" w:w="60"/>
-              <w:left w:type="dxa" w:w="100"/>
-              <w:bottom w:type="dxa" w:w="60"/>
-              <w:right w:type="dxa" w:w="100"/>
-            </w:tcMar>
-          </w:tcPr>
-          <w:p>
-            <w:pPr>
-              <w:spacing w:after="0" w:before="0" w:line="276"/>
-            </w:pPr>
-            <w:r>
-              <w:rPr>
-                <w:rFonts w:ascii="Calibri" w:cs="Calibri" w:eastAsia="PingFang SC" w:hAnsi="Calibri"/>
-                <w:sz w:val="19"/>
-                <w:szCs w:val="19"/>
-              </w:rPr>
-              <w:t xml:space="preserve">次要</w:t>
+            <w:tcW w:type="dxa" w:w="885"/>
+            <w:tcBorders>
+              <w:top w:val="single" w:color="C9CED6" w:sz="4"/>
+              <w:left w:val="single" w:color="C9CED6" w:sz="4"/>
+              <w:bottom w:val="single" w:color="C9CED6" w:sz="4"/>
+              <w:right w:val="single" w:color="C9CED6" w:sz="4"/>
+            </w:tcBorders>
+            <w:tcMar>
+              <w:top w:type="dxa" w:w="60"/>
+              <w:left w:type="dxa" w:w="100"/>
+              <w:bottom w:type="dxa" w:w="60"/>
+              <w:right w:type="dxa" w:w="100"/>
+            </w:tcMar>
+          </w:tcPr>
+          <w:p>
+            <w:pPr>
+              <w:spacing w:after="0" w:before="0" w:line="276"/>
+            </w:pPr>
+            <w:r>
+              <w:rPr>
+                <w:rFonts w:ascii="Calibri" w:cs="Calibri" w:eastAsia="PingFang SC" w:hAnsi="Calibri"/>
+                <w:sz w:val="19"/>
+                <w:szCs w:val="19"/>
+              </w:rPr>
+              <w:t xml:space="preserve">R1-M3</w:t>
+            </w:r>
+          </w:p>
+        </w:tc>
+        <w:tc>
+          <w:tcPr>
+            <w:tcW w:type="dxa" w:w="3444"/>
+            <w:tcBorders>
+              <w:top w:val="single" w:color="C9CED6" w:sz="4"/>
+              <w:left w:val="single" w:color="C9CED6" w:sz="4"/>
+              <w:bottom w:val="single" w:color="C9CED6" w:sz="4"/>
+              <w:right w:val="single" w:color="C9CED6" w:sz="4"/>
+            </w:tcBorders>
+            <w:tcMar>
+              <w:top w:type="dxa" w:w="60"/>
+              <w:left w:type="dxa" w:w="100"/>
+              <w:bottom w:type="dxa" w:w="60"/>
+              <w:right w:type="dxa" w:w="100"/>
+            </w:tcMar>
+          </w:tcPr>
+          <w:p>
+            <w:pPr>
+              <w:spacing w:after="0" w:before="0" w:line="276"/>
+            </w:pPr>
+            <w:r>
+              <w:rPr>
+                <w:rFonts w:ascii="Calibri" w:cs="Calibri" w:eastAsia="PingFang SC" w:hAnsi="Calibri"/>
+                <w:sz w:val="19"/>
+                <w:szCs w:val="19"/>
+              </w:rPr>
+              <w:t xml:space="preserve">用标签特定常数代替 log p0；只用共识前的窗口</w:t>
+            </w:r>
+          </w:p>
+        </w:tc>
+        <w:tc>
+          <w:tcPr>
+            <w:tcW w:type="dxa" w:w="1180"/>
+            <w:tcBorders>
+              <w:top w:val="single" w:color="C9CED6" w:sz="4"/>
+              <w:left w:val="single" w:color="C9CED6" w:sz="4"/>
+              <w:bottom w:val="single" w:color="C9CED6" w:sz="4"/>
+              <w:right w:val="single" w:color="C9CED6" w:sz="4"/>
+            </w:tcBorders>
+            <w:tcMar>
+              <w:top w:type="dxa" w:w="60"/>
+              <w:left w:type="dxa" w:w="100"/>
+              <w:bottom w:type="dxa" w:w="60"/>
+              <w:right w:type="dxa" w:w="100"/>
+            </w:tcMar>
+          </w:tcPr>
+          <w:p>
+            <w:pPr>
+              <w:spacing w:after="0" w:before="0" w:line="276"/>
+            </w:pPr>
+            <w:r>
+              <w:rPr>
+                <w:rFonts w:ascii="Calibri" w:cs="Calibri" w:eastAsia="PingFang SC" w:hAnsi="Calibri"/>
+                <w:b/>
+                <w:bCs/>
+                <w:sz w:val="19"/>
+                <w:szCs w:val="19"/>
+              </w:rPr>
+              <w:t xml:space="preserve">采纳</w:t>
+            </w:r>
+          </w:p>
+        </w:tc>
+        <w:tc>
+          <w:tcPr>
+            <w:tcW w:type="dxa" w:w="3444"/>
+            <w:tcBorders>
+              <w:top w:val="single" w:color="C9CED6" w:sz="4"/>
+              <w:left w:val="single" w:color="C9CED6" w:sz="4"/>
+              <w:bottom w:val="single" w:color="C9CED6" w:sz="4"/>
+              <w:right w:val="single" w:color="C9CED6" w:sz="4"/>
+            </w:tcBorders>
+            <w:tcMar>
+              <w:top w:type="dxa" w:w="60"/>
+              <w:left w:type="dxa" w:w="100"/>
+              <w:bottom w:type="dxa" w:w="60"/>
+              <w:right w:type="dxa" w:w="100"/>
+            </w:tcMar>
+          </w:tcPr>
+          <w:p>
+            <w:pPr>
+              <w:spacing w:after="0" w:before="0" w:line="276"/>
+            </w:pPr>
+            <w:r>
+              <w:rPr>
+                <w:rFonts w:ascii="Calibri" w:cs="Calibri" w:eastAsia="PingFang SC" w:hAnsi="Calibri"/>
+                <w:sz w:val="19"/>
+                <w:szCs w:val="19"/>
+              </w:rPr>
+              <w:t xml:space="preserve">观察型的 H3 模型用标签特定常数（按标签集 × 奖励臂），主样本是共识前的轮次。H4 仍然需要 p0</w:t>
+            </w:r>
+          </w:p>
+        </w:tc>
+        <w:tc>
+          <w:tcPr>
+            <w:tcW w:type="dxa" w:w="887"/>
+            <w:tcBorders>
+              <w:top w:val="single" w:color="C9CED6" w:sz="4"/>
+              <w:left w:val="single" w:color="C9CED6" w:sz="4"/>
+              <w:bottom w:val="single" w:color="C9CED6" w:sz="4"/>
+              <w:right w:val="single" w:color="C9CED6" w:sz="4"/>
+            </w:tcBorders>
+            <w:tcMar>
+              <w:top w:type="dxa" w:w="60"/>
+              <w:left w:type="dxa" w:w="100"/>
+              <w:bottom w:type="dxa" w:w="60"/>
+              <w:right w:type="dxa" w:w="100"/>
+            </w:tcMar>
+          </w:tcPr>
+          <w:p>
+            <w:pPr>
+              <w:spacing w:after="0" w:before="0" w:line="276"/>
+            </w:pPr>
+            <w:r>
+              <w:rPr>
+                <w:rFonts w:ascii="Calibri" w:cs="Calibri" w:eastAsia="PingFang SC" w:hAnsi="Calibri"/>
+                <w:sz w:val="19"/>
+                <w:szCs w:val="19"/>
+              </w:rPr>
+              <w:t xml:space="preserve">§5.4</w:t>
             </w:r>
           </w:p>
         </w:tc>
@@ -5681,91 +6069,153 @@
         </w:trPr>
         <w:tc>
           <w:tcPr>
-            <w:tcW w:type="dxa" w:w="1230"/>
-            <w:tcBorders>
-              <w:top w:val="single" w:color="C9CED6" w:sz="4"/>
-              <w:left w:val="single" w:color="C9CED6" w:sz="4"/>
-              <w:bottom w:val="single" w:color="C9CED6" w:sz="4"/>
-              <w:right w:val="single" w:color="C9CED6" w:sz="4"/>
-            </w:tcBorders>
-            <w:tcMar>
-              <w:top w:type="dxa" w:w="60"/>
-              <w:left w:type="dxa" w:w="100"/>
-              <w:bottom w:type="dxa" w:w="60"/>
-              <w:right w:type="dxa" w:w="100"/>
-            </w:tcMar>
-          </w:tcPr>
-          <w:p>
-            <w:pPr>
-              <w:spacing w:after="0" w:before="0" w:line="276"/>
-            </w:pPr>
-            <w:r>
-              <w:rPr>
-                <w:rFonts w:ascii="Calibri" w:cs="Calibri" w:eastAsia="PingFang SC" w:hAnsi="Calibri"/>
-                <w:sz w:val="19"/>
-                <w:szCs w:val="19"/>
-              </w:rPr>
-              <w:t xml:space="preserve">H6</w:t>
-            </w:r>
-          </w:p>
-        </w:tc>
-        <w:tc>
-          <w:tcPr>
-            <w:tcW w:type="dxa" w:w="6150"/>
-            <w:tcBorders>
-              <w:top w:val="single" w:color="C9CED6" w:sz="4"/>
-              <w:left w:val="single" w:color="C9CED6" w:sz="4"/>
-              <w:bottom w:val="single" w:color="C9CED6" w:sz="4"/>
-              <w:right w:val="single" w:color="C9CED6" w:sz="4"/>
-            </w:tcBorders>
-            <w:tcMar>
-              <w:top w:type="dxa" w:w="60"/>
-              <w:left w:type="dxa" w:w="100"/>
-              <w:bottom w:type="dxa" w:w="60"/>
-              <w:right w:type="dxa" w:w="100"/>
-            </w:tcMar>
-          </w:tcPr>
-          <w:p>
-            <w:pPr>
-              <w:spacing w:after="0" w:before="0" w:line="276"/>
-            </w:pPr>
-            <w:r>
-              <w:rPr>
-                <w:rFonts w:ascii="Calibri" w:cs="Calibri" w:eastAsia="PingFang SC" w:hAnsi="Calibri"/>
-                <w:sz w:val="19"/>
-                <w:szCs w:val="19"/>
-              </w:rPr>
-              <w:t xml:space="preserve">fitted_logit 能预测宏观结果（entropy_final、T_consensus、γ、碎片化）</w:t>
-            </w:r>
-          </w:p>
-        </w:tc>
-        <w:tc>
-          <w:tcPr>
-            <w:tcW w:type="dxa" w:w="2460"/>
-            <w:tcBorders>
-              <w:top w:val="single" w:color="C9CED6" w:sz="4"/>
-              <w:left w:val="single" w:color="C9CED6" w:sz="4"/>
-              <w:bottom w:val="single" w:color="C9CED6" w:sz="4"/>
-              <w:right w:val="single" w:color="C9CED6" w:sz="4"/>
-            </w:tcBorders>
-            <w:tcMar>
-              <w:top w:type="dxa" w:w="60"/>
-              <w:left w:type="dxa" w:w="100"/>
-              <w:bottom w:type="dxa" w:w="60"/>
-              <w:right w:type="dxa" w:w="100"/>
-            </w:tcMar>
-          </w:tcPr>
-          <w:p>
-            <w:pPr>
-              <w:spacing w:after="0" w:before="0" w:line="276"/>
-            </w:pPr>
-            <w:r>
-              <w:rPr>
-                <w:rFonts w:ascii="Calibri" w:cs="Calibri" w:eastAsia="PingFang SC" w:hAnsi="Calibri"/>
-                <w:sz w:val="19"/>
-                <w:szCs w:val="19"/>
-              </w:rPr>
-              <w:t xml:space="preserve">次要</w:t>
+            <w:tcW w:type="dxa" w:w="885"/>
+            <w:tcBorders>
+              <w:top w:val="single" w:color="C9CED6" w:sz="4"/>
+              <w:left w:val="single" w:color="C9CED6" w:sz="4"/>
+              <w:bottom w:val="single" w:color="C9CED6" w:sz="4"/>
+              <w:right w:val="single" w:color="C9CED6" w:sz="4"/>
+            </w:tcBorders>
+            <w:tcMar>
+              <w:top w:type="dxa" w:w="60"/>
+              <w:left w:type="dxa" w:w="100"/>
+              <w:bottom w:type="dxa" w:w="60"/>
+              <w:right w:type="dxa" w:w="100"/>
+            </w:tcMar>
+          </w:tcPr>
+          <w:p>
+            <w:pPr>
+              <w:spacing w:after="0" w:before="0" w:line="276"/>
+            </w:pPr>
+            <w:r>
+              <w:rPr>
+                <w:rFonts w:ascii="Calibri" w:cs="Calibri" w:eastAsia="PingFang SC" w:hAnsi="Calibri"/>
+                <w:sz w:val="19"/>
+                <w:szCs w:val="19"/>
+              </w:rPr>
+              <w:t xml:space="preserve">R1-M5</w:t>
+            </w:r>
+          </w:p>
+        </w:tc>
+        <w:tc>
+          <w:tcPr>
+            <w:tcW w:type="dxa" w:w="3444"/>
+            <w:tcBorders>
+              <w:top w:val="single" w:color="C9CED6" w:sz="4"/>
+              <w:left w:val="single" w:color="C9CED6" w:sz="4"/>
+              <w:bottom w:val="single" w:color="C9CED6" w:sz="4"/>
+              <w:right w:val="single" w:color="C9CED6" w:sz="4"/>
+            </w:tcBorders>
+            <w:tcMar>
+              <w:top w:type="dxa" w:w="60"/>
+              <w:left w:type="dxa" w:w="100"/>
+              <w:bottom w:type="dxa" w:w="60"/>
+              <w:right w:type="dxa" w:w="100"/>
+            </w:tcMar>
+          </w:tcPr>
+          <w:p>
+            <w:pPr>
+              <w:spacing w:after="0" w:before="0" w:line="276"/>
+            </w:pPr>
+            <w:r>
+              <w:rPr>
+                <w:rFonts w:ascii="Calibri" w:cs="Calibri" w:eastAsia="PingFang SC" w:hAnsi="Calibri"/>
+                <w:sz w:val="19"/>
+                <w:szCs w:val="19"/>
+              </w:rPr>
+              <w:t xml:space="preserve">T_consensus 有右删失，应当用生存分析</w:t>
+            </w:r>
+          </w:p>
+        </w:tc>
+        <w:tc>
+          <w:tcPr>
+            <w:tcW w:type="dxa" w:w="1180"/>
+            <w:tcBorders>
+              <w:top w:val="single" w:color="C9CED6" w:sz="4"/>
+              <w:left w:val="single" w:color="C9CED6" w:sz="4"/>
+              <w:bottom w:val="single" w:color="C9CED6" w:sz="4"/>
+              <w:right w:val="single" w:color="C9CED6" w:sz="4"/>
+            </w:tcBorders>
+            <w:tcMar>
+              <w:top w:type="dxa" w:w="60"/>
+              <w:left w:type="dxa" w:w="100"/>
+              <w:bottom w:type="dxa" w:w="60"/>
+              <w:right w:type="dxa" w:w="100"/>
+            </w:tcMar>
+          </w:tcPr>
+          <w:p>
+            <w:pPr>
+              <w:spacing w:after="0" w:before="0" w:line="276"/>
+            </w:pPr>
+            <w:r>
+              <w:rPr>
+                <w:rFonts w:ascii="Calibri" w:cs="Calibri" w:eastAsia="PingFang SC" w:hAnsi="Calibri"/>
+                <w:b/>
+                <w:bCs/>
+                <w:sz w:val="19"/>
+                <w:szCs w:val="19"/>
+              </w:rPr>
+              <w:t xml:space="preserve">采纳</w:t>
+            </w:r>
+          </w:p>
+        </w:tc>
+        <w:tc>
+          <w:tcPr>
+            <w:tcW w:type="dxa" w:w="3444"/>
+            <w:tcBorders>
+              <w:top w:val="single" w:color="C9CED6" w:sz="4"/>
+              <w:left w:val="single" w:color="C9CED6" w:sz="4"/>
+              <w:bottom w:val="single" w:color="C9CED6" w:sz="4"/>
+              <w:right w:val="single" w:color="C9CED6" w:sz="4"/>
+            </w:tcBorders>
+            <w:tcMar>
+              <w:top w:type="dxa" w:w="60"/>
+              <w:left w:type="dxa" w:w="100"/>
+              <w:bottom w:type="dxa" w:w="60"/>
+              <w:right w:type="dxa" w:w="100"/>
+            </w:tcMar>
+          </w:tcPr>
+          <w:p>
+            <w:pPr>
+              <w:spacing w:after="0" w:before="0" w:line="276"/>
+            </w:pPr>
+            <w:r>
+              <w:rPr>
+                <w:rFonts w:ascii="Calibri" w:cs="Calibri" w:eastAsia="PingFang SC" w:hAnsi="Calibri"/>
+                <w:sz w:val="19"/>
+                <w:szCs w:val="19"/>
+              </w:rPr>
+              <w:t xml:space="preserve">Kaplan–Meier 曲线和按标签集分层的 Cox 模型，时间轴用 t_pc</w:t>
+            </w:r>
+          </w:p>
+        </w:tc>
+        <w:tc>
+          <w:tcPr>
+            <w:tcW w:type="dxa" w:w="887"/>
+            <w:tcBorders>
+              <w:top w:val="single" w:color="C9CED6" w:sz="4"/>
+              <w:left w:val="single" w:color="C9CED6" w:sz="4"/>
+              <w:bottom w:val="single" w:color="C9CED6" w:sz="4"/>
+              <w:right w:val="single" w:color="C9CED6" w:sz="4"/>
+            </w:tcBorders>
+            <w:tcMar>
+              <w:top w:type="dxa" w:w="60"/>
+              <w:left w:type="dxa" w:w="100"/>
+              <w:bottom w:type="dxa" w:w="60"/>
+              <w:right w:type="dxa" w:w="100"/>
+            </w:tcMar>
+          </w:tcPr>
+          <w:p>
+            <w:pPr>
+              <w:spacing w:after="0" w:before="0" w:line="276"/>
+            </w:pPr>
+            <w:r>
+              <w:rPr>
+                <w:rFonts w:ascii="Calibri" w:cs="Calibri" w:eastAsia="PingFang SC" w:hAnsi="Calibri"/>
+                <w:sz w:val="19"/>
+                <w:szCs w:val="19"/>
+              </w:rPr>
+              <w:t xml:space="preserve">§7 第 5b 条</w:t>
             </w:r>
           </w:p>
         </w:tc>
@@ -5776,91 +6226,153 @@
         </w:trPr>
         <w:tc>
           <w:tcPr>
-            <w:tcW w:type="dxa" w:w="1230"/>
-            <w:tcBorders>
-              <w:top w:val="single" w:color="C9CED6" w:sz="4"/>
-              <w:left w:val="single" w:color="C9CED6" w:sz="4"/>
-              <w:bottom w:val="single" w:color="C9CED6" w:sz="4"/>
-              <w:right w:val="single" w:color="C9CED6" w:sz="4"/>
-            </w:tcBorders>
-            <w:tcMar>
-              <w:top w:type="dxa" w:w="60"/>
-              <w:left w:type="dxa" w:w="100"/>
-              <w:bottom w:type="dxa" w:w="60"/>
-              <w:right w:type="dxa" w:w="100"/>
-            </w:tcMar>
-          </w:tcPr>
-          <w:p>
-            <w:pPr>
-              <w:spacing w:after="0" w:before="0" w:line="276"/>
-            </w:pPr>
-            <w:r>
-              <w:rPr>
-                <w:rFonts w:ascii="Calibri" w:cs="Calibri" w:eastAsia="PingFang SC" w:hAnsi="Calibri"/>
-                <w:sz w:val="19"/>
-                <w:szCs w:val="19"/>
-              </w:rPr>
-              <w:t xml:space="preserve">H5</w:t>
-            </w:r>
-          </w:p>
-        </w:tc>
-        <w:tc>
-          <w:tcPr>
-            <w:tcW w:type="dxa" w:w="6150"/>
-            <w:tcBorders>
-              <w:top w:val="single" w:color="C9CED6" w:sz="4"/>
-              <w:left w:val="single" w:color="C9CED6" w:sz="4"/>
-              <w:bottom w:val="single" w:color="C9CED6" w:sz="4"/>
-              <w:right w:val="single" w:color="C9CED6" w:sz="4"/>
-            </w:tcBorders>
-            <w:tcMar>
-              <w:top w:type="dxa" w:w="60"/>
-              <w:left w:type="dxa" w:w="100"/>
-              <w:bottom w:type="dxa" w:w="60"/>
-              <w:right w:type="dxa" w:w="100"/>
-            </w:tcMar>
-          </w:tcPr>
-          <w:p>
-            <w:pPr>
-              <w:spacing w:after="0" w:before="0" w:line="276"/>
-            </w:pPr>
-            <w:r>
-              <w:rPr>
-                <w:rFonts w:ascii="Calibri" w:cs="Calibri" w:eastAsia="PingFang SC" w:hAnsi="Calibri"/>
-                <w:sz w:val="19"/>
-                <w:szCs w:val="19"/>
-              </w:rPr>
-              <w:t xml:space="preserve">社区拓扑：p_within 越高，碎片化越多</w:t>
-            </w:r>
-          </w:p>
-        </w:tc>
-        <w:tc>
-          <w:tcPr>
-            <w:tcW w:type="dxa" w:w="2460"/>
-            <w:tcBorders>
-              <w:top w:val="single" w:color="C9CED6" w:sz="4"/>
-              <w:left w:val="single" w:color="C9CED6" w:sz="4"/>
-              <w:bottom w:val="single" w:color="C9CED6" w:sz="4"/>
-              <w:right w:val="single" w:color="C9CED6" w:sz="4"/>
-            </w:tcBorders>
-            <w:tcMar>
-              <w:top w:type="dxa" w:w="60"/>
-              <w:left w:type="dxa" w:w="100"/>
-              <w:bottom w:type="dxa" w:w="60"/>
-              <w:right w:type="dxa" w:w="100"/>
-            </w:tcMar>
-          </w:tcPr>
-          <w:p>
-            <w:pPr>
-              <w:spacing w:after="0" w:before="0" w:line="276"/>
-            </w:pPr>
-            <w:r>
-              <w:rPr>
-                <w:rFonts w:ascii="Calibri" w:cs="Calibri" w:eastAsia="PingFang SC" w:hAnsi="Calibri"/>
-                <w:sz w:val="19"/>
-                <w:szCs w:val="19"/>
-              </w:rPr>
-              <w:t xml:space="preserve">探索性</w:t>
+            <w:tcW w:type="dxa" w:w="885"/>
+            <w:tcBorders>
+              <w:top w:val="single" w:color="C9CED6" w:sz="4"/>
+              <w:left w:val="single" w:color="C9CED6" w:sz="4"/>
+              <w:bottom w:val="single" w:color="C9CED6" w:sz="4"/>
+              <w:right w:val="single" w:color="C9CED6" w:sz="4"/>
+            </w:tcBorders>
+            <w:tcMar>
+              <w:top w:type="dxa" w:w="60"/>
+              <w:left w:type="dxa" w:w="100"/>
+              <w:bottom w:type="dxa" w:w="60"/>
+              <w:right w:type="dxa" w:w="100"/>
+            </w:tcMar>
+          </w:tcPr>
+          <w:p>
+            <w:pPr>
+              <w:spacing w:after="0" w:before="0" w:line="276"/>
+            </w:pPr>
+            <w:r>
+              <w:rPr>
+                <w:rFonts w:ascii="Calibri" w:cs="Calibri" w:eastAsia="PingFang SC" w:hAnsi="Calibri"/>
+                <w:sz w:val="19"/>
+                <w:szCs w:val="19"/>
+              </w:rPr>
+              <w:t xml:space="preserve">R1-M6</w:t>
+            </w:r>
+          </w:p>
+        </w:tc>
+        <w:tc>
+          <w:tcPr>
+            <w:tcW w:type="dxa" w:w="3444"/>
+            <w:tcBorders>
+              <w:top w:val="single" w:color="C9CED6" w:sz="4"/>
+              <w:left w:val="single" w:color="C9CED6" w:sz="4"/>
+              <w:bottom w:val="single" w:color="C9CED6" w:sz="4"/>
+              <w:right w:val="single" w:color="C9CED6" w:sz="4"/>
+            </w:tcBorders>
+            <w:tcMar>
+              <w:top w:type="dxa" w:w="60"/>
+              <w:left w:type="dxa" w:w="100"/>
+              <w:bottom w:type="dxa" w:w="60"/>
+              <w:right w:type="dxa" w:w="100"/>
+            </w:tcMar>
+          </w:tcPr>
+          <w:p>
+            <w:pPr>
+              <w:spacing w:after="0" w:before="0" w:line="276"/>
+            </w:pPr>
+            <w:r>
+              <w:rPr>
+                <w:rFonts w:ascii="Calibri" w:cs="Calibri" w:eastAsia="PingFang SC" w:hAnsi="Calibri"/>
+                <w:sz w:val="19"/>
+                <w:szCs w:val="19"/>
+              </w:rPr>
+              <w:t xml:space="preserve">阈值敏感性；碎片化要区分"稳定并存"和"还没收敛完"</w:t>
+            </w:r>
+          </w:p>
+        </w:tc>
+        <w:tc>
+          <w:tcPr>
+            <w:tcW w:type="dxa" w:w="1180"/>
+            <w:tcBorders>
+              <w:top w:val="single" w:color="C9CED6" w:sz="4"/>
+              <w:left w:val="single" w:color="C9CED6" w:sz="4"/>
+              <w:bottom w:val="single" w:color="C9CED6" w:sz="4"/>
+              <w:right w:val="single" w:color="C9CED6" w:sz="4"/>
+            </w:tcBorders>
+            <w:tcMar>
+              <w:top w:type="dxa" w:w="60"/>
+              <w:left w:type="dxa" w:w="100"/>
+              <w:bottom w:type="dxa" w:w="60"/>
+              <w:right w:type="dxa" w:w="100"/>
+            </w:tcMar>
+          </w:tcPr>
+          <w:p>
+            <w:pPr>
+              <w:spacing w:after="0" w:before="0" w:line="276"/>
+            </w:pPr>
+            <w:r>
+              <w:rPr>
+                <w:rFonts w:ascii="Calibri" w:cs="Calibri" w:eastAsia="PingFang SC" w:hAnsi="Calibri"/>
+                <w:b/>
+                <w:bCs/>
+                <w:sz w:val="19"/>
+                <w:szCs w:val="19"/>
+              </w:rPr>
+              <w:t xml:space="preserve">采纳</w:t>
+            </w:r>
+          </w:p>
+        </w:tc>
+        <w:tc>
+          <w:tcPr>
+            <w:tcW w:type="dxa" w:w="3444"/>
+            <w:tcBorders>
+              <w:top w:val="single" w:color="C9CED6" w:sz="4"/>
+              <w:left w:val="single" w:color="C9CED6" w:sz="4"/>
+              <w:bottom w:val="single" w:color="C9CED6" w:sz="4"/>
+              <w:right w:val="single" w:color="C9CED6" w:sz="4"/>
+            </w:tcBorders>
+            <w:tcMar>
+              <w:top w:type="dxa" w:w="60"/>
+              <w:left w:type="dxa" w:w="100"/>
+              <w:bottom w:type="dxa" w:w="60"/>
+              <w:right w:type="dxa" w:w="100"/>
+            </w:tcMar>
+          </w:tcPr>
+          <w:p>
+            <w:pPr>
+              <w:spacing w:after="0" w:before="0" w:line="276"/>
+            </w:pPr>
+            <w:r>
+              <w:rPr>
+                <w:rFonts w:ascii="Calibri" w:cs="Calibri" w:eastAsia="PingFang SC" w:hAnsi="Calibri"/>
+                <w:sz w:val="19"/>
+                <w:szCs w:val="19"/>
+              </w:rPr>
+              <w:t xml:space="preserve">τ 取 0.8 / 0.9 / 0.95 做敏感性分析。碎片化 v2 额外要求两个标签的份额斜率接近 0，且切换率低于锁定探针测得的噪声水平 × 1.5</w:t>
+            </w:r>
+          </w:p>
+        </w:tc>
+        <w:tc>
+          <w:tcPr>
+            <w:tcW w:type="dxa" w:w="887"/>
+            <w:tcBorders>
+              <w:top w:val="single" w:color="C9CED6" w:sz="4"/>
+              <w:left w:val="single" w:color="C9CED6" w:sz="4"/>
+              <w:bottom w:val="single" w:color="C9CED6" w:sz="4"/>
+              <w:right w:val="single" w:color="C9CED6" w:sz="4"/>
+            </w:tcBorders>
+            <w:tcMar>
+              <w:top w:type="dxa" w:w="60"/>
+              <w:left w:type="dxa" w:w="100"/>
+              <w:bottom w:type="dxa" w:w="60"/>
+              <w:right w:type="dxa" w:w="100"/>
+            </w:tcMar>
+          </w:tcPr>
+          <w:p>
+            <w:pPr>
+              <w:spacing w:after="0" w:before="0" w:line="276"/>
+            </w:pPr>
+            <w:r>
+              <w:rPr>
+                <w:rFonts w:ascii="Calibri" w:cs="Calibri" w:eastAsia="PingFang SC" w:hAnsi="Calibri"/>
+                <w:sz w:val="19"/>
+                <w:szCs w:val="19"/>
+              </w:rPr>
+              <w:t xml:space="preserve">§5.2a</w:t>
             </w:r>
           </w:p>
         </w:tc>
@@ -5871,67 +6383,2906 @@
         </w:trPr>
         <w:tc>
           <w:tcPr>
-            <w:tcW w:type="dxa" w:w="1230"/>
-            <w:tcBorders>
-              <w:top w:val="single" w:color="C9CED6" w:sz="4"/>
-              <w:left w:val="single" w:color="C9CED6" w:sz="4"/>
-              <w:bottom w:val="single" w:color="C9CED6" w:sz="4"/>
-              <w:right w:val="single" w:color="C9CED6" w:sz="4"/>
-            </w:tcBorders>
-            <w:tcMar>
-              <w:top w:type="dxa" w:w="60"/>
-              <w:left w:type="dxa" w:w="100"/>
-              <w:bottom w:type="dxa" w:w="60"/>
-              <w:right w:type="dxa" w:w="100"/>
-            </w:tcMar>
-          </w:tcPr>
-          <w:p>
-            <w:pPr>
-              <w:spacing w:after="0" w:before="0" w:line="276"/>
-            </w:pPr>
-            <w:r>
-              <w:rPr>
-                <w:rFonts w:ascii="Calibri" w:cs="Calibri" w:eastAsia="PingFang SC" w:hAnsi="Calibri"/>
-                <w:sz w:val="19"/>
-                <w:szCs w:val="19"/>
-              </w:rPr>
-              <w:t xml:space="preserve">E1–E4</w:t>
-            </w:r>
-          </w:p>
-        </w:tc>
-        <w:tc>
-          <w:tcPr>
-            <w:tcW w:type="dxa" w:w="6150"/>
-            <w:tcBorders>
-              <w:top w:val="single" w:color="C9CED6" w:sz="4"/>
-              <w:left w:val="single" w:color="C9CED6" w:sz="4"/>
-              <w:bottom w:val="single" w:color="C9CED6" w:sz="4"/>
-              <w:right w:val="single" w:color="C9CED6" w:sz="4"/>
-            </w:tcBorders>
-            <w:tcMar>
-              <w:top w:type="dxa" w:w="60"/>
-              <w:left w:type="dxa" w:w="100"/>
-              <w:bottom w:type="dxa" w:w="60"/>
-              <w:right w:type="dxa" w:w="100"/>
-            </w:tcMar>
-          </w:tcPr>
-          <w:p>
-            <w:pPr>
-              <w:spacing w:after="0" w:before="0" w:line="276"/>
-            </w:pPr>
-            <w:r>
-              <w:rPr>
-                <w:rFonts w:ascii="Calibri" w:cs="Calibri" w:eastAsia="PingFang SC" w:hAnsi="Calibri"/>
-                <w:sz w:val="19"/>
-                <w:szCs w:val="19"/>
-              </w:rPr>
-              <w:t xml:space="preserve">得分反馈、记忆长度 H、温度、少数派临界点</w:t>
-            </w:r>
-          </w:p>
-        </w:tc>
-        <w:tc>
-          <w:tcPr>
-            <w:tcW w:type="dxa" w:w="2460"/>
+            <w:tcW w:type="dxa" w:w="885"/>
+            <w:tcBorders>
+              <w:top w:val="single" w:color="C9CED6" w:sz="4"/>
+              <w:left w:val="single" w:color="C9CED6" w:sz="4"/>
+              <w:bottom w:val="single" w:color="C9CED6" w:sz="4"/>
+              <w:right w:val="single" w:color="C9CED6" w:sz="4"/>
+            </w:tcBorders>
+            <w:tcMar>
+              <w:top w:type="dxa" w:w="60"/>
+              <w:left w:type="dxa" w:w="100"/>
+              <w:bottom w:type="dxa" w:w="60"/>
+              <w:right w:type="dxa" w:w="100"/>
+            </w:tcMar>
+          </w:tcPr>
+          <w:p>
+            <w:pPr>
+              <w:spacing w:after="0" w:before="0" w:line="276"/>
+            </w:pPr>
+            <w:r>
+              <w:rPr>
+                <w:rFonts w:ascii="Calibri" w:cs="Calibri" w:eastAsia="PingFang SC" w:hAnsi="Calibri"/>
+                <w:sz w:val="19"/>
+                <w:szCs w:val="19"/>
+              </w:rPr>
+              <w:t xml:space="preserve">R1-M9</w:t>
+            </w:r>
+          </w:p>
+        </w:tc>
+        <w:tc>
+          <w:tcPr>
+            <w:tcW w:type="dxa" w:w="3444"/>
+            <w:tcBorders>
+              <w:top w:val="single" w:color="C9CED6" w:sz="4"/>
+              <w:left w:val="single" w:color="C9CED6" w:sz="4"/>
+              <w:bottom w:val="single" w:color="C9CED6" w:sz="4"/>
+              <w:right w:val="single" w:color="C9CED6" w:sz="4"/>
+            </w:tcBorders>
+            <w:tcMar>
+              <w:top w:type="dxa" w:w="60"/>
+              <w:left w:type="dxa" w:w="100"/>
+              <w:bottom w:type="dxa" w:w="60"/>
+              <w:right w:type="dxa" w:w="100"/>
+            </w:tcMar>
+          </w:tcPr>
+          <w:p>
+            <w:pPr>
+              <w:spacing w:after="0" w:before="0" w:line="276"/>
+            </w:pPr>
+            <w:r>
+              <w:rPr>
+                <w:rFonts w:ascii="Calibri" w:cs="Calibri" w:eastAsia="PingFang SC" w:hAnsi="Calibri"/>
+                <w:sz w:val="19"/>
+                <w:szCs w:val="19"/>
+              </w:rPr>
+              <w:t xml:space="preserve">平台期需要操作定义</w:t>
+            </w:r>
+          </w:p>
+        </w:tc>
+        <w:tc>
+          <w:tcPr>
+            <w:tcW w:type="dxa" w:w="1180"/>
+            <w:tcBorders>
+              <w:top w:val="single" w:color="C9CED6" w:sz="4"/>
+              <w:left w:val="single" w:color="C9CED6" w:sz="4"/>
+              <w:bottom w:val="single" w:color="C9CED6" w:sz="4"/>
+              <w:right w:val="single" w:color="C9CED6" w:sz="4"/>
+            </w:tcBorders>
+            <w:tcMar>
+              <w:top w:type="dxa" w:w="60"/>
+              <w:left w:type="dxa" w:w="100"/>
+              <w:bottom w:type="dxa" w:w="60"/>
+              <w:right w:type="dxa" w:w="100"/>
+            </w:tcMar>
+          </w:tcPr>
+          <w:p>
+            <w:pPr>
+              <w:spacing w:after="0" w:before="0" w:line="276"/>
+            </w:pPr>
+            <w:r>
+              <w:rPr>
+                <w:rFonts w:ascii="Calibri" w:cs="Calibri" w:eastAsia="PingFang SC" w:hAnsi="Calibri"/>
+                <w:b/>
+                <w:bCs/>
+                <w:sz w:val="19"/>
+                <w:szCs w:val="19"/>
+              </w:rPr>
+              <w:t xml:space="preserve">采纳</w:t>
+            </w:r>
+          </w:p>
+        </w:tc>
+        <w:tc>
+          <w:tcPr>
+            <w:tcW w:type="dxa" w:w="3444"/>
+            <w:tcBorders>
+              <w:top w:val="single" w:color="C9CED6" w:sz="4"/>
+              <w:left w:val="single" w:color="C9CED6" w:sz="4"/>
+              <w:bottom w:val="single" w:color="C9CED6" w:sz="4"/>
+              <w:right w:val="single" w:color="C9CED6" w:sz="4"/>
+            </w:tcBorders>
+            <w:tcMar>
+              <w:top w:type="dxa" w:w="60"/>
+              <w:left w:type="dxa" w:w="100"/>
+              <w:bottom w:type="dxa" w:w="60"/>
+              <w:right w:type="dxa" w:w="100"/>
+            </w:tcMar>
+          </w:tcPr>
+          <w:p>
+            <w:pPr>
+              <w:spacing w:after="0" w:before="0" w:line="276"/>
+            </w:pPr>
+            <w:r>
+              <w:rPr>
+                <w:rFonts w:ascii="Calibri" w:cs="Calibri" w:eastAsia="PingFang SC" w:hAnsi="Calibri"/>
+                <w:sz w:val="19"/>
+                <w:szCs w:val="19"/>
+              </w:rPr>
+              <w:t xml:space="preserve">平台期是指：在 20 轮的滑动窗口上，熵的斜率绝对值连续 20 个窗口都小于 0.002 / 轮，满足条件的第一轮</w:t>
+            </w:r>
+          </w:p>
+        </w:tc>
+        <w:tc>
+          <w:tcPr>
+            <w:tcW w:type="dxa" w:w="887"/>
+            <w:tcBorders>
+              <w:top w:val="single" w:color="C9CED6" w:sz="4"/>
+              <w:left w:val="single" w:color="C9CED6" w:sz="4"/>
+              <w:bottom w:val="single" w:color="C9CED6" w:sz="4"/>
+              <w:right w:val="single" w:color="C9CED6" w:sz="4"/>
+            </w:tcBorders>
+            <w:tcMar>
+              <w:top w:type="dxa" w:w="60"/>
+              <w:left w:type="dxa" w:w="100"/>
+              <w:bottom w:type="dxa" w:w="60"/>
+              <w:right w:type="dxa" w:w="100"/>
+            </w:tcMar>
+          </w:tcPr>
+          <w:p>
+            <w:pPr>
+              <w:spacing w:after="0" w:before="0" w:line="276"/>
+            </w:pPr>
+            <w:r>
+              <w:rPr>
+                <w:rFonts w:ascii="Calibri" w:cs="Calibri" w:eastAsia="PingFang SC" w:hAnsi="Calibri"/>
+                <w:sz w:val="19"/>
+                <w:szCs w:val="19"/>
+              </w:rPr>
+              <w:t xml:space="preserve">§3.9</w:t>
+            </w:r>
+          </w:p>
+        </w:tc>
+      </w:tr>
+      <w:tr>
+        <w:trPr>
+          <w:tblHeader w:val="false"/>
+        </w:trPr>
+        <w:tc>
+          <w:tcPr>
+            <w:tcW w:type="dxa" w:w="885"/>
+            <w:tcBorders>
+              <w:top w:val="single" w:color="C9CED6" w:sz="4"/>
+              <w:left w:val="single" w:color="C9CED6" w:sz="4"/>
+              <w:bottom w:val="single" w:color="C9CED6" w:sz="4"/>
+              <w:right w:val="single" w:color="C9CED6" w:sz="4"/>
+            </w:tcBorders>
+            <w:tcMar>
+              <w:top w:type="dxa" w:w="60"/>
+              <w:left w:type="dxa" w:w="100"/>
+              <w:bottom w:type="dxa" w:w="60"/>
+              <w:right w:type="dxa" w:w="100"/>
+            </w:tcMar>
+          </w:tcPr>
+          <w:p>
+            <w:pPr>
+              <w:spacing w:after="0" w:before="0" w:line="276"/>
+            </w:pPr>
+            <w:r>
+              <w:rPr>
+                <w:rFonts w:ascii="Calibri" w:cs="Calibri" w:eastAsia="PingFang SC" w:hAnsi="Calibri"/>
+                <w:sz w:val="19"/>
+                <w:szCs w:val="19"/>
+              </w:rPr>
+              <w:t xml:space="preserve">R1-M11</w:t>
+            </w:r>
+          </w:p>
+        </w:tc>
+        <w:tc>
+          <w:tcPr>
+            <w:tcW w:type="dxa" w:w="3444"/>
+            <w:tcBorders>
+              <w:top w:val="single" w:color="C9CED6" w:sz="4"/>
+              <w:left w:val="single" w:color="C9CED6" w:sz="4"/>
+              <w:bottom w:val="single" w:color="C9CED6" w:sz="4"/>
+              <w:right w:val="single" w:color="C9CED6" w:sz="4"/>
+            </w:tcBorders>
+            <w:tcMar>
+              <w:top w:type="dxa" w:w="60"/>
+              <w:left w:type="dxa" w:w="100"/>
+              <w:bottom w:type="dxa" w:w="60"/>
+              <w:right w:type="dxa" w:w="100"/>
+            </w:tcMar>
+          </w:tcPr>
+          <w:p>
+            <w:pPr>
+              <w:spacing w:after="0" w:before="0" w:line="276"/>
+            </w:pPr>
+            <w:r>
+              <w:rPr>
+                <w:rFonts w:ascii="Calibri" w:cs="Calibri" w:eastAsia="PingFang SC" w:hAnsi="Calibri"/>
+                <w:sz w:val="19"/>
+                <w:szCs w:val="19"/>
+              </w:rPr>
+              <w:t xml:space="preserve">编号在所有种子中相同，会压缩获胜分布</w:t>
+            </w:r>
+          </w:p>
+        </w:tc>
+        <w:tc>
+          <w:tcPr>
+            <w:tcW w:type="dxa" w:w="1180"/>
+            <w:tcBorders>
+              <w:top w:val="single" w:color="C9CED6" w:sz="4"/>
+              <w:left w:val="single" w:color="C9CED6" w:sz="4"/>
+              <w:bottom w:val="single" w:color="C9CED6" w:sz="4"/>
+              <w:right w:val="single" w:color="C9CED6" w:sz="4"/>
+            </w:tcBorders>
+            <w:tcMar>
+              <w:top w:type="dxa" w:w="60"/>
+              <w:left w:type="dxa" w:w="100"/>
+              <w:bottom w:type="dxa" w:w="60"/>
+              <w:right w:type="dxa" w:w="100"/>
+            </w:tcMar>
+          </w:tcPr>
+          <w:p>
+            <w:pPr>
+              <w:spacing w:after="0" w:before="0" w:line="276"/>
+            </w:pPr>
+            <w:r>
+              <w:rPr>
+                <w:rFonts w:ascii="Calibri" w:cs="Calibri" w:eastAsia="PingFang SC" w:hAnsi="Calibri"/>
+                <w:b/>
+                <w:bCs/>
+                <w:sz w:val="19"/>
+                <w:szCs w:val="19"/>
+              </w:rPr>
+              <w:t xml:space="preserve">采纳</w:t>
+            </w:r>
+          </w:p>
+        </w:tc>
+        <w:tc>
+          <w:tcPr>
+            <w:tcW w:type="dxa" w:w="3444"/>
+            <w:tcBorders>
+              <w:top w:val="single" w:color="C9CED6" w:sz="4"/>
+              <w:left w:val="single" w:color="C9CED6" w:sz="4"/>
+              <w:bottom w:val="single" w:color="C9CED6" w:sz="4"/>
+              <w:right w:val="single" w:color="C9CED6" w:sz="4"/>
+            </w:tcBorders>
+            <w:tcMar>
+              <w:top w:type="dxa" w:w="60"/>
+              <w:left w:type="dxa" w:w="100"/>
+              <w:bottom w:type="dxa" w:w="60"/>
+              <w:right w:type="dxa" w:w="100"/>
+            </w:tcMar>
+          </w:tcPr>
+          <w:p>
+            <w:pPr>
+              <w:spacing w:after="0" w:before="0" w:line="276"/>
+            </w:pPr>
+            <w:r>
+              <w:rPr>
+                <w:rFonts w:ascii="Calibri" w:cs="Calibri" w:eastAsia="PingFang SC" w:hAnsi="Calibri"/>
+                <w:sz w:val="19"/>
+                <w:szCs w:val="19"/>
+              </w:rPr>
+              <w:t xml:space="preserve">默认隐藏编号（同 P2-5）</w:t>
+            </w:r>
+          </w:p>
+        </w:tc>
+        <w:tc>
+          <w:tcPr>
+            <w:tcW w:type="dxa" w:w="887"/>
+            <w:tcBorders>
+              <w:top w:val="single" w:color="C9CED6" w:sz="4"/>
+              <w:left w:val="single" w:color="C9CED6" w:sz="4"/>
+              <w:bottom w:val="single" w:color="C9CED6" w:sz="4"/>
+              <w:right w:val="single" w:color="C9CED6" w:sz="4"/>
+            </w:tcBorders>
+            <w:tcMar>
+              <w:top w:type="dxa" w:w="60"/>
+              <w:left w:type="dxa" w:w="100"/>
+              <w:bottom w:type="dxa" w:w="60"/>
+              <w:right w:type="dxa" w:w="100"/>
+            </w:tcMar>
+          </w:tcPr>
+          <w:p>
+            <w:pPr>
+              <w:spacing w:after="0" w:before="0" w:line="276"/>
+            </w:pPr>
+            <w:r>
+              <w:rPr>
+                <w:rFonts w:ascii="Calibri" w:cs="Calibri" w:eastAsia="PingFang SC" w:hAnsi="Calibri"/>
+                <w:sz w:val="19"/>
+                <w:szCs w:val="19"/>
+              </w:rPr>
+              <w:t xml:space="preserve">§4</w:t>
+            </w:r>
+          </w:p>
+        </w:tc>
+      </w:tr>
+      <w:tr>
+        <w:trPr>
+          <w:tblHeader w:val="false"/>
+        </w:trPr>
+        <w:tc>
+          <w:tcPr>
+            <w:tcW w:type="dxa" w:w="885"/>
+            <w:tcBorders>
+              <w:top w:val="single" w:color="C9CED6" w:sz="4"/>
+              <w:left w:val="single" w:color="C9CED6" w:sz="4"/>
+              <w:bottom w:val="single" w:color="C9CED6" w:sz="4"/>
+              <w:right w:val="single" w:color="C9CED6" w:sz="4"/>
+            </w:tcBorders>
+            <w:tcMar>
+              <w:top w:type="dxa" w:w="60"/>
+              <w:left w:type="dxa" w:w="100"/>
+              <w:bottom w:type="dxa" w:w="60"/>
+              <w:right w:type="dxa" w:w="100"/>
+            </w:tcMar>
+          </w:tcPr>
+          <w:p>
+            <w:pPr>
+              <w:spacing w:after="0" w:before="0" w:line="276"/>
+            </w:pPr>
+            <w:r>
+              <w:rPr>
+                <w:rFonts w:ascii="Calibri" w:cs="Calibri" w:eastAsia="PingFang SC" w:hAnsi="Calibri"/>
+                <w:sz w:val="19"/>
+                <w:szCs w:val="19"/>
+              </w:rPr>
+              <w:t xml:space="preserve">R2-D1</w:t>
+            </w:r>
+          </w:p>
+        </w:tc>
+        <w:tc>
+          <w:tcPr>
+            <w:tcW w:type="dxa" w:w="3444"/>
+            <w:tcBorders>
+              <w:top w:val="single" w:color="C9CED6" w:sz="4"/>
+              <w:left w:val="single" w:color="C9CED6" w:sz="4"/>
+              <w:bottom w:val="single" w:color="C9CED6" w:sz="4"/>
+              <w:right w:val="single" w:color="C9CED6" w:sz="4"/>
+            </w:tcBorders>
+            <w:tcMar>
+              <w:top w:type="dxa" w:w="60"/>
+              <w:left w:type="dxa" w:w="100"/>
+              <w:bottom w:type="dxa" w:w="60"/>
+              <w:right w:type="dxa" w:w="100"/>
+            </w:tcMar>
+          </w:tcPr>
+          <w:p>
+            <w:pPr>
+              <w:spacing w:after="0" w:before="0" w:line="276"/>
+            </w:pPr>
+            <w:r>
+              <w:rPr>
+                <w:rFonts w:ascii="Calibri" w:cs="Calibri" w:eastAsia="PingFang SC" w:hAnsi="Calibri"/>
+                <w:sz w:val="19"/>
+                <w:szCs w:val="19"/>
+              </w:rPr>
+              <w:t xml:space="preserve">补充 Centola &amp; Baronchelli (2015) 等文献，并考虑把参数对齐到人类实验</w:t>
+            </w:r>
+          </w:p>
+        </w:tc>
+        <w:tc>
+          <w:tcPr>
+            <w:tcW w:type="dxa" w:w="1180"/>
+            <w:tcBorders>
+              <w:top w:val="single" w:color="C9CED6" w:sz="4"/>
+              <w:left w:val="single" w:color="C9CED6" w:sz="4"/>
+              <w:bottom w:val="single" w:color="C9CED6" w:sz="4"/>
+              <w:right w:val="single" w:color="C9CED6" w:sz="4"/>
+            </w:tcBorders>
+            <w:tcMar>
+              <w:top w:type="dxa" w:w="60"/>
+              <w:left w:type="dxa" w:w="100"/>
+              <w:bottom w:type="dxa" w:w="60"/>
+              <w:right w:type="dxa" w:w="100"/>
+            </w:tcMar>
+          </w:tcPr>
+          <w:p>
+            <w:pPr>
+              <w:spacing w:after="0" w:before="0" w:line="276"/>
+            </w:pPr>
+            <w:r>
+              <w:rPr>
+                <w:rFonts w:ascii="Calibri" w:cs="Calibri" w:eastAsia="PingFang SC" w:hAnsi="Calibri"/>
+                <w:b/>
+                <w:bCs/>
+                <w:sz w:val="19"/>
+                <w:szCs w:val="19"/>
+              </w:rPr>
+              <w:t xml:space="preserve">采纳（文献需逐条核实）</w:t>
+            </w:r>
+          </w:p>
+        </w:tc>
+        <w:tc>
+          <w:tcPr>
+            <w:tcW w:type="dxa" w:w="3444"/>
+            <w:tcBorders>
+              <w:top w:val="single" w:color="C9CED6" w:sz="4"/>
+              <w:left w:val="single" w:color="C9CED6" w:sz="4"/>
+              <w:bottom w:val="single" w:color="C9CED6" w:sz="4"/>
+              <w:right w:val="single" w:color="C9CED6" w:sz="4"/>
+            </w:tcBorders>
+            <w:tcMar>
+              <w:top w:type="dxa" w:w="60"/>
+              <w:left w:type="dxa" w:w="100"/>
+              <w:bottom w:type="dxa" w:w="60"/>
+              <w:right w:type="dxa" w:w="100"/>
+            </w:tcMar>
+          </w:tcPr>
+          <w:p>
+            <w:pPr>
+              <w:spacing w:after="0" w:before="0" w:line="276"/>
+            </w:pPr>
+            <w:r>
+              <w:rPr>
+                <w:rFonts w:ascii="Calibri" w:cs="Calibri" w:eastAsia="PingFang SC" w:hAnsi="Calibri"/>
+                <w:sz w:val="19"/>
+                <w:szCs w:val="19"/>
+              </w:rPr>
+              <w:t xml:space="preserve">这属于论文写作阶段的任务。可以对齐的参数（N、奖惩、记忆长度）在预实验前确定，但前提是先核实原文的参数</w:t>
+            </w:r>
+          </w:p>
+        </w:tc>
+        <w:tc>
+          <w:tcPr>
+            <w:tcW w:type="dxa" w:w="887"/>
+            <w:tcBorders>
+              <w:top w:val="single" w:color="C9CED6" w:sz="4"/>
+              <w:left w:val="single" w:color="C9CED6" w:sz="4"/>
+              <w:bottom w:val="single" w:color="C9CED6" w:sz="4"/>
+              <w:right w:val="single" w:color="C9CED6" w:sz="4"/>
+            </w:tcBorders>
+            <w:tcMar>
+              <w:top w:type="dxa" w:w="60"/>
+              <w:left w:type="dxa" w:w="100"/>
+              <w:bottom w:type="dxa" w:w="60"/>
+              <w:right w:type="dxa" w:w="100"/>
+            </w:tcMar>
+          </w:tcPr>
+          <w:p>
+            <w:pPr>
+              <w:spacing w:after="0" w:before="0" w:line="276"/>
+            </w:pPr>
+            <w:r>
+              <w:rPr>
+                <w:rFonts w:ascii="Calibri" w:cs="Calibri" w:eastAsia="PingFang SC" w:hAnsi="Calibri"/>
+                <w:sz w:val="19"/>
+                <w:szCs w:val="19"/>
+              </w:rPr>
+              <w:t xml:space="preserve">——</w:t>
+            </w:r>
+          </w:p>
+        </w:tc>
+      </w:tr>
+      <w:tr>
+        <w:trPr>
+          <w:tblHeader w:val="false"/>
+        </w:trPr>
+        <w:tc>
+          <w:tcPr>
+            <w:tcW w:type="dxa" w:w="885"/>
+            <w:tcBorders>
+              <w:top w:val="single" w:color="C9CED6" w:sz="4"/>
+              <w:left w:val="single" w:color="C9CED6" w:sz="4"/>
+              <w:bottom w:val="single" w:color="C9CED6" w:sz="4"/>
+              <w:right w:val="single" w:color="C9CED6" w:sz="4"/>
+            </w:tcBorders>
+            <w:tcMar>
+              <w:top w:type="dxa" w:w="60"/>
+              <w:left w:type="dxa" w:w="100"/>
+              <w:bottom w:type="dxa" w:w="60"/>
+              <w:right w:type="dxa" w:w="100"/>
+            </w:tcMar>
+          </w:tcPr>
+          <w:p>
+            <w:pPr>
+              <w:spacing w:after="0" w:before="0" w:line="276"/>
+            </w:pPr>
+            <w:r>
+              <w:rPr>
+                <w:rFonts w:ascii="Calibri" w:cs="Calibri" w:eastAsia="PingFang SC" w:hAnsi="Calibri"/>
+                <w:sz w:val="19"/>
+                <w:szCs w:val="19"/>
+              </w:rPr>
+              <w:t xml:space="preserve">R2-D3</w:t>
+            </w:r>
+          </w:p>
+        </w:tc>
+        <w:tc>
+          <w:tcPr>
+            <w:tcW w:type="dxa" w:w="3444"/>
+            <w:tcBorders>
+              <w:top w:val="single" w:color="C9CED6" w:sz="4"/>
+              <w:left w:val="single" w:color="C9CED6" w:sz="4"/>
+              <w:bottom w:val="single" w:color="C9CED6" w:sz="4"/>
+              <w:right w:val="single" w:color="C9CED6" w:sz="4"/>
+            </w:tcBorders>
+            <w:tcMar>
+              <w:top w:type="dxa" w:w="60"/>
+              <w:left w:type="dxa" w:w="100"/>
+              <w:bottom w:type="dxa" w:w="60"/>
+              <w:right w:type="dxa" w:w="100"/>
+            </w:tcMar>
+          </w:tcPr>
+          <w:p>
+            <w:pPr>
+              <w:spacing w:after="0" w:before="0" w:line="276"/>
+            </w:pPr>
+            <w:r>
+              <w:rPr>
+                <w:rFonts w:ascii="Calibri" w:cs="Calibri" w:eastAsia="PingFang SC" w:hAnsi="Calibri"/>
+                <w:sz w:val="19"/>
+                <w:szCs w:val="19"/>
+              </w:rPr>
+              <w:t xml:space="preserve">星形的预测改为"获胜标签接近中心节点的先验"；社区 p_within 先用零模型画相图</w:t>
+            </w:r>
+          </w:p>
+        </w:tc>
+        <w:tc>
+          <w:tcPr>
+            <w:tcW w:type="dxa" w:w="1180"/>
+            <w:tcBorders>
+              <w:top w:val="single" w:color="C9CED6" w:sz="4"/>
+              <w:left w:val="single" w:color="C9CED6" w:sz="4"/>
+              <w:bottom w:val="single" w:color="C9CED6" w:sz="4"/>
+              <w:right w:val="single" w:color="C9CED6" w:sz="4"/>
+            </w:tcBorders>
+            <w:tcMar>
+              <w:top w:type="dxa" w:w="60"/>
+              <w:left w:type="dxa" w:w="100"/>
+              <w:bottom w:type="dxa" w:w="60"/>
+              <w:right w:type="dxa" w:w="100"/>
+            </w:tcMar>
+          </w:tcPr>
+          <w:p>
+            <w:pPr>
+              <w:spacing w:after="0" w:before="0" w:line="276"/>
+            </w:pPr>
+            <w:r>
+              <w:rPr>
+                <w:rFonts w:ascii="Calibri" w:cs="Calibri" w:eastAsia="PingFang SC" w:hAnsi="Calibri"/>
+                <w:b/>
+                <w:bCs/>
+                <w:sz w:val="19"/>
+                <w:szCs w:val="19"/>
+              </w:rPr>
+              <w:t xml:space="preserve">采纳</w:t>
+            </w:r>
+          </w:p>
+        </w:tc>
+        <w:tc>
+          <w:tcPr>
+            <w:tcW w:type="dxa" w:w="3444"/>
+            <w:tcBorders>
+              <w:top w:val="single" w:color="C9CED6" w:sz="4"/>
+              <w:left w:val="single" w:color="C9CED6" w:sz="4"/>
+              <w:bottom w:val="single" w:color="C9CED6" w:sz="4"/>
+              <w:right w:val="single" w:color="C9CED6" w:sz="4"/>
+            </w:tcBorders>
+            <w:tcMar>
+              <w:top w:type="dxa" w:w="60"/>
+              <w:left w:type="dxa" w:w="100"/>
+              <w:bottom w:type="dxa" w:w="60"/>
+              <w:right w:type="dxa" w:w="100"/>
+            </w:tcMar>
+          </w:tcPr>
+          <w:p>
+            <w:pPr>
+              <w:spacing w:after="0" w:before="0" w:line="276"/>
+            </w:pPr>
+            <w:r>
+              <w:rPr>
+                <w:rFonts w:ascii="Calibri" w:cs="Calibri" w:eastAsia="PingFang SC" w:hAnsi="Calibri"/>
+                <w:sz w:val="19"/>
+                <w:szCs w:val="19"/>
+              </w:rPr>
+              <w:t xml:space="preserve">两条都比我原来的方案好：p_within 的取值由零模型相图决定，不再拍脑袋定</w:t>
+            </w:r>
+          </w:p>
+        </w:tc>
+        <w:tc>
+          <w:tcPr>
+            <w:tcW w:type="dxa" w:w="887"/>
+            <w:tcBorders>
+              <w:top w:val="single" w:color="C9CED6" w:sz="4"/>
+              <w:left w:val="single" w:color="C9CED6" w:sz="4"/>
+              <w:bottom w:val="single" w:color="C9CED6" w:sz="4"/>
+              <w:right w:val="single" w:color="C9CED6" w:sz="4"/>
+            </w:tcBorders>
+            <w:tcMar>
+              <w:top w:type="dxa" w:w="60"/>
+              <w:left w:type="dxa" w:w="100"/>
+              <w:bottom w:type="dxa" w:w="60"/>
+              <w:right w:type="dxa" w:w="100"/>
+            </w:tcMar>
+          </w:tcPr>
+          <w:p>
+            <w:pPr>
+              <w:spacing w:after="0" w:before="0" w:line="276"/>
+            </w:pPr>
+            <w:r>
+              <w:rPr>
+                <w:rFonts w:ascii="Calibri" w:cs="Calibri" w:eastAsia="PingFang SC" w:hAnsi="Calibri"/>
+                <w:sz w:val="19"/>
+                <w:szCs w:val="19"/>
+              </w:rPr>
+              <w:t xml:space="preserve">§3.8，H5</w:t>
+            </w:r>
+          </w:p>
+        </w:tc>
+      </w:tr>
+      <w:tr>
+        <w:trPr>
+          <w:tblHeader w:val="false"/>
+        </w:trPr>
+        <w:tc>
+          <w:tcPr>
+            <w:tcW w:type="dxa" w:w="885"/>
+            <w:tcBorders>
+              <w:top w:val="single" w:color="C9CED6" w:sz="4"/>
+              <w:left w:val="single" w:color="C9CED6" w:sz="4"/>
+              <w:bottom w:val="single" w:color="C9CED6" w:sz="4"/>
+              <w:right w:val="single" w:color="C9CED6" w:sz="4"/>
+            </w:tcBorders>
+            <w:tcMar>
+              <w:top w:type="dxa" w:w="60"/>
+              <w:left w:type="dxa" w:w="100"/>
+              <w:bottom w:type="dxa" w:w="60"/>
+              <w:right w:type="dxa" w:w="100"/>
+            </w:tcMar>
+          </w:tcPr>
+          <w:p>
+            <w:pPr>
+              <w:spacing w:after="0" w:before="0" w:line="276"/>
+            </w:pPr>
+            <w:r>
+              <w:rPr>
+                <w:rFonts w:ascii="Calibri" w:cs="Calibri" w:eastAsia="PingFang SC" w:hAnsi="Calibri"/>
+                <w:sz w:val="19"/>
+                <w:szCs w:val="19"/>
+              </w:rPr>
+              <w:t xml:space="preserve">R2-D4</w:t>
+            </w:r>
+          </w:p>
+        </w:tc>
+        <w:tc>
+          <w:tcPr>
+            <w:tcW w:type="dxa" w:w="3444"/>
+            <w:tcBorders>
+              <w:top w:val="single" w:color="C9CED6" w:sz="4"/>
+              <w:left w:val="single" w:color="C9CED6" w:sz="4"/>
+              <w:bottom w:val="single" w:color="C9CED6" w:sz="4"/>
+              <w:right w:val="single" w:color="C9CED6" w:sz="4"/>
+            </w:tcBorders>
+            <w:tcMar>
+              <w:top w:type="dxa" w:w="60"/>
+              <w:left w:type="dxa" w:w="100"/>
+              <w:bottom w:type="dxa" w:w="60"/>
+              <w:right w:type="dxa" w:w="100"/>
+            </w:tcMar>
+          </w:tcPr>
+          <w:p>
+            <w:pPr>
+              <w:spacing w:after="0" w:before="0" w:line="276"/>
+            </w:pPr>
+            <w:r>
+              <w:rPr>
+                <w:rFonts w:ascii="Calibri" w:cs="Calibri" w:eastAsia="PingFang SC" w:hAnsi="Calibri"/>
+                <w:sz w:val="19"/>
+                <w:szCs w:val="19"/>
+              </w:rPr>
+              <w:t xml:space="preserve">少数派标签改为在非众数标签中随机抽取；比例由零模型引导</w:t>
+            </w:r>
+          </w:p>
+        </w:tc>
+        <w:tc>
+          <w:tcPr>
+            <w:tcW w:type="dxa" w:w="1180"/>
+            <w:tcBorders>
+              <w:top w:val="single" w:color="C9CED6" w:sz="4"/>
+              <w:left w:val="single" w:color="C9CED6" w:sz="4"/>
+              <w:bottom w:val="single" w:color="C9CED6" w:sz="4"/>
+              <w:right w:val="single" w:color="C9CED6" w:sz="4"/>
+            </w:tcBorders>
+            <w:tcMar>
+              <w:top w:type="dxa" w:w="60"/>
+              <w:left w:type="dxa" w:w="100"/>
+              <w:bottom w:type="dxa" w:w="60"/>
+              <w:right w:type="dxa" w:w="100"/>
+            </w:tcMar>
+          </w:tcPr>
+          <w:p>
+            <w:pPr>
+              <w:spacing w:after="0" w:before="0" w:line="276"/>
+            </w:pPr>
+            <w:r>
+              <w:rPr>
+                <w:rFonts w:ascii="Calibri" w:cs="Calibri" w:eastAsia="PingFang SC" w:hAnsi="Calibri"/>
+                <w:b/>
+                <w:bCs/>
+                <w:sz w:val="19"/>
+                <w:szCs w:val="19"/>
+              </w:rPr>
+              <w:t xml:space="preserve">采纳</w:t>
+            </w:r>
+          </w:p>
+        </w:tc>
+        <w:tc>
+          <w:tcPr>
+            <w:tcW w:type="dxa" w:w="3444"/>
+            <w:tcBorders>
+              <w:top w:val="single" w:color="C9CED6" w:sz="4"/>
+              <w:left w:val="single" w:color="C9CED6" w:sz="4"/>
+              <w:bottom w:val="single" w:color="C9CED6" w:sz="4"/>
+              <w:right w:val="single" w:color="C9CED6" w:sz="4"/>
+            </w:tcBorders>
+            <w:tcMar>
+              <w:top w:type="dxa" w:w="60"/>
+              <w:left w:type="dxa" w:w="100"/>
+              <w:bottom w:type="dxa" w:w="60"/>
+              <w:right w:type="dxa" w:w="100"/>
+            </w:tcMar>
+          </w:tcPr>
+          <w:p>
+            <w:pPr>
+              <w:spacing w:after="0" w:before="0" w:line="276"/>
+            </w:pPr>
+            <w:r>
+              <w:rPr>
+                <w:rFonts w:ascii="Calibri" w:cs="Calibri" w:eastAsia="PingFang SC" w:hAnsi="Calibri"/>
+                <w:sz w:val="19"/>
+                <w:szCs w:val="19"/>
+              </w:rPr>
+              <w:t xml:space="preserve">v1 的"最少使用"规则往往选中先验最低的标签，这会把"能否翻盘"和"标签先验低"混在一起</w:t>
+            </w:r>
+          </w:p>
+        </w:tc>
+        <w:tc>
+          <w:tcPr>
+            <w:tcW w:type="dxa" w:w="887"/>
+            <w:tcBorders>
+              <w:top w:val="single" w:color="C9CED6" w:sz="4"/>
+              <w:left w:val="single" w:color="C9CED6" w:sz="4"/>
+              <w:bottom w:val="single" w:color="C9CED6" w:sz="4"/>
+              <w:right w:val="single" w:color="C9CED6" w:sz="4"/>
+            </w:tcBorders>
+            <w:tcMar>
+              <w:top w:type="dxa" w:w="60"/>
+              <w:left w:type="dxa" w:w="100"/>
+              <w:bottom w:type="dxa" w:w="60"/>
+              <w:right w:type="dxa" w:w="100"/>
+            </w:tcMar>
+          </w:tcPr>
+          <w:p>
+            <w:pPr>
+              <w:spacing w:after="0" w:before="0" w:line="276"/>
+            </w:pPr>
+            <w:r>
+              <w:rPr>
+                <w:rFonts w:ascii="Calibri" w:cs="Calibri" w:eastAsia="PingFang SC" w:hAnsi="Calibri"/>
+                <w:sz w:val="19"/>
+                <w:szCs w:val="19"/>
+              </w:rPr>
+              <w:t xml:space="preserve">§3.8</w:t>
+            </w:r>
+          </w:p>
+        </w:tc>
+      </w:tr>
+      <w:tr>
+        <w:trPr>
+          <w:tblHeader w:val="false"/>
+        </w:trPr>
+        <w:tc>
+          <w:tcPr>
+            <w:tcW w:type="dxa" w:w="885"/>
+            <w:tcBorders>
+              <w:top w:val="single" w:color="C9CED6" w:sz="4"/>
+              <w:left w:val="single" w:color="C9CED6" w:sz="4"/>
+              <w:bottom w:val="single" w:color="C9CED6" w:sz="4"/>
+              <w:right w:val="single" w:color="C9CED6" w:sz="4"/>
+            </w:tcBorders>
+            <w:tcMar>
+              <w:top w:type="dxa" w:w="60"/>
+              <w:left w:type="dxa" w:w="100"/>
+              <w:bottom w:type="dxa" w:w="60"/>
+              <w:right w:type="dxa" w:w="100"/>
+            </w:tcMar>
+          </w:tcPr>
+          <w:p>
+            <w:pPr>
+              <w:spacing w:after="0" w:before="0" w:line="276"/>
+            </w:pPr>
+            <w:r>
+              <w:rPr>
+                <w:rFonts w:ascii="Calibri" w:cs="Calibri" w:eastAsia="PingFang SC" w:hAnsi="Calibri"/>
+                <w:sz w:val="19"/>
+                <w:szCs w:val="19"/>
+              </w:rPr>
+              <w:t xml:space="preserve">R2-D5</w:t>
+            </w:r>
+          </w:p>
+        </w:tc>
+        <w:tc>
+          <w:tcPr>
+            <w:tcW w:type="dxa" w:w="3444"/>
+            <w:tcBorders>
+              <w:top w:val="single" w:color="C9CED6" w:sz="4"/>
+              <w:left w:val="single" w:color="C9CED6" w:sz="4"/>
+              <w:bottom w:val="single" w:color="C9CED6" w:sz="4"/>
+              <w:right w:val="single" w:color="C9CED6" w:sz="4"/>
+            </w:tcBorders>
+            <w:tcMar>
+              <w:top w:type="dxa" w:w="60"/>
+              <w:left w:type="dxa" w:w="100"/>
+              <w:bottom w:type="dxa" w:w="60"/>
+              <w:right w:type="dxa" w:w="100"/>
+            </w:tcMar>
+          </w:tcPr>
+          <w:p>
+            <w:pPr>
+              <w:spacing w:after="0" w:before="0" w:line="276"/>
+            </w:pPr>
+            <w:r>
+              <w:rPr>
+                <w:rFonts w:ascii="Calibri" w:cs="Calibri" w:eastAsia="PingFang SC" w:hAnsi="Calibri"/>
+                <w:sz w:val="19"/>
+                <w:szCs w:val="19"/>
+              </w:rPr>
+              <w:t xml:space="preserve">B+2 收敛是强化学习，不算涌现失败</w:t>
+            </w:r>
+          </w:p>
+        </w:tc>
+        <w:tc>
+          <w:tcPr>
+            <w:tcW w:type="dxa" w:w="1180"/>
+            <w:tcBorders>
+              <w:top w:val="single" w:color="C9CED6" w:sz="4"/>
+              <w:left w:val="single" w:color="C9CED6" w:sz="4"/>
+              <w:bottom w:val="single" w:color="C9CED6" w:sz="4"/>
+              <w:right w:val="single" w:color="C9CED6" w:sz="4"/>
+            </w:tcBorders>
+            <w:tcMar>
+              <w:top w:type="dxa" w:w="60"/>
+              <w:left w:type="dxa" w:w="100"/>
+              <w:bottom w:type="dxa" w:w="60"/>
+              <w:right w:type="dxa" w:w="100"/>
+            </w:tcMar>
+          </w:tcPr>
+          <w:p>
+            <w:pPr>
+              <w:spacing w:after="0" w:before="0" w:line="276"/>
+            </w:pPr>
+            <w:r>
+              <w:rPr>
+                <w:rFonts w:ascii="Calibri" w:cs="Calibri" w:eastAsia="PingFang SC" w:hAnsi="Calibri"/>
+                <w:b/>
+                <w:bCs/>
+                <w:sz w:val="19"/>
+                <w:szCs w:val="19"/>
+              </w:rPr>
+              <w:t xml:space="preserve">采纳</w:t>
+            </w:r>
+          </w:p>
+        </w:tc>
+        <w:tc>
+          <w:tcPr>
+            <w:tcW w:type="dxa" w:w="3444"/>
+            <w:tcBorders>
+              <w:top w:val="single" w:color="C9CED6" w:sz="4"/>
+              <w:left w:val="single" w:color="C9CED6" w:sz="4"/>
+              <w:bottom w:val="single" w:color="C9CED6" w:sz="4"/>
+              <w:right w:val="single" w:color="C9CED6" w:sz="4"/>
+            </w:tcBorders>
+            <w:tcMar>
+              <w:top w:type="dxa" w:w="60"/>
+              <w:left w:type="dxa" w:w="100"/>
+              <w:bottom w:type="dxa" w:w="60"/>
+              <w:right w:type="dxa" w:w="100"/>
+            </w:tcMar>
+          </w:tcPr>
+          <w:p>
+            <w:pPr>
+              <w:spacing w:after="0" w:before="0" w:line="276"/>
+            </w:pPr>
+            <w:r>
+              <w:rPr>
+                <w:rFonts w:ascii="Calibri" w:cs="Calibri" w:eastAsia="PingFang SC" w:hAnsi="Calibri"/>
+                <w:sz w:val="19"/>
+                <w:szCs w:val="19"/>
+              </w:rPr>
+              <w:t xml:space="preserve">已把 B+2 降为探索性的 S1；判据第 5 条只用 B1</w:t>
+            </w:r>
+          </w:p>
+        </w:tc>
+        <w:tc>
+          <w:tcPr>
+            <w:tcW w:type="dxa" w:w="887"/>
+            <w:tcBorders>
+              <w:top w:val="single" w:color="C9CED6" w:sz="4"/>
+              <w:left w:val="single" w:color="C9CED6" w:sz="4"/>
+              <w:bottom w:val="single" w:color="C9CED6" w:sz="4"/>
+              <w:right w:val="single" w:color="C9CED6" w:sz="4"/>
+            </w:tcBorders>
+            <w:tcMar>
+              <w:top w:type="dxa" w:w="60"/>
+              <w:left w:type="dxa" w:w="100"/>
+              <w:bottom w:type="dxa" w:w="60"/>
+              <w:right w:type="dxa" w:w="100"/>
+            </w:tcMar>
+          </w:tcPr>
+          <w:p>
+            <w:pPr>
+              <w:spacing w:after="0" w:before="0" w:line="276"/>
+            </w:pPr>
+            <w:r>
+              <w:rPr>
+                <w:rFonts w:ascii="Calibri" w:cs="Calibri" w:eastAsia="PingFang SC" w:hAnsi="Calibri"/>
+                <w:sz w:val="19"/>
+                <w:szCs w:val="19"/>
+              </w:rPr>
+              <w:t xml:space="preserve">§7 清单</w:t>
+            </w:r>
+          </w:p>
+        </w:tc>
+      </w:tr>
+      <w:tr>
+        <w:trPr>
+          <w:tblHeader w:val="false"/>
+        </w:trPr>
+        <w:tc>
+          <w:tcPr>
+            <w:tcW w:type="dxa" w:w="885"/>
+            <w:tcBorders>
+              <w:top w:val="single" w:color="C9CED6" w:sz="4"/>
+              <w:left w:val="single" w:color="C9CED6" w:sz="4"/>
+              <w:bottom w:val="single" w:color="C9CED6" w:sz="4"/>
+              <w:right w:val="single" w:color="C9CED6" w:sz="4"/>
+            </w:tcBorders>
+            <w:tcMar>
+              <w:top w:type="dxa" w:w="60"/>
+              <w:left w:type="dxa" w:w="100"/>
+              <w:bottom w:type="dxa" w:w="60"/>
+              <w:right w:type="dxa" w:w="100"/>
+            </w:tcMar>
+          </w:tcPr>
+          <w:p>
+            <w:pPr>
+              <w:spacing w:after="0" w:before="0" w:line="276"/>
+            </w:pPr>
+            <w:r>
+              <w:rPr>
+                <w:rFonts w:ascii="Calibri" w:cs="Calibri" w:eastAsia="PingFang SC" w:hAnsi="Calibri"/>
+                <w:sz w:val="19"/>
+                <w:szCs w:val="19"/>
+              </w:rPr>
+              <w:t xml:space="preserve">R3-P3</w:t>
+            </w:r>
+          </w:p>
+        </w:tc>
+        <w:tc>
+          <w:tcPr>
+            <w:tcW w:type="dxa" w:w="3444"/>
+            <w:tcBorders>
+              <w:top w:val="single" w:color="C9CED6" w:sz="4"/>
+              <w:left w:val="single" w:color="C9CED6" w:sz="4"/>
+              <w:bottom w:val="single" w:color="C9CED6" w:sz="4"/>
+              <w:right w:val="single" w:color="C9CED6" w:sz="4"/>
+            </w:tcBorders>
+            <w:tcMar>
+              <w:top w:type="dxa" w:w="60"/>
+              <w:left w:type="dxa" w:w="100"/>
+              <w:bottom w:type="dxa" w:w="60"/>
+              <w:right w:type="dxa" w:w="100"/>
+            </w:tcMar>
+          </w:tcPr>
+          <w:p>
+            <w:pPr>
+              <w:spacing w:after="0" w:before="0" w:line="276"/>
+            </w:pPr>
+            <w:r>
+              <w:rPr>
+                <w:rFonts w:ascii="Calibri" w:cs="Calibri" w:eastAsia="PingFang SC" w:hAnsi="Calibri"/>
+                <w:sz w:val="19"/>
+                <w:szCs w:val="19"/>
+              </w:rPr>
+              <w:t xml:space="preserve">标签的 token 数要相同；增加多语言检查</w:t>
+            </w:r>
+          </w:p>
+        </w:tc>
+        <w:tc>
+          <w:tcPr>
+            <w:tcW w:type="dxa" w:w="1180"/>
+            <w:tcBorders>
+              <w:top w:val="single" w:color="C9CED6" w:sz="4"/>
+              <w:left w:val="single" w:color="C9CED6" w:sz="4"/>
+              <w:bottom w:val="single" w:color="C9CED6" w:sz="4"/>
+              <w:right w:val="single" w:color="C9CED6" w:sz="4"/>
+            </w:tcBorders>
+            <w:tcMar>
+              <w:top w:type="dxa" w:w="60"/>
+              <w:left w:type="dxa" w:w="100"/>
+              <w:bottom w:type="dxa" w:w="60"/>
+              <w:right w:type="dxa" w:w="100"/>
+            </w:tcMar>
+          </w:tcPr>
+          <w:p>
+            <w:pPr>
+              <w:spacing w:after="0" w:before="0" w:line="276"/>
+            </w:pPr>
+            <w:r>
+              <w:rPr>
+                <w:rFonts w:ascii="Calibri" w:cs="Calibri" w:eastAsia="PingFang SC" w:hAnsi="Calibri"/>
+                <w:b/>
+                <w:bCs/>
+                <w:sz w:val="19"/>
+                <w:szCs w:val="19"/>
+              </w:rPr>
+              <w:t xml:space="preserve">采纳</w:t>
+            </w:r>
+          </w:p>
+        </w:tc>
+        <w:tc>
+          <w:tcPr>
+            <w:tcW w:type="dxa" w:w="3444"/>
+            <w:tcBorders>
+              <w:top w:val="single" w:color="C9CED6" w:sz="4"/>
+              <w:left w:val="single" w:color="C9CED6" w:sz="4"/>
+              <w:bottom w:val="single" w:color="C9CED6" w:sz="4"/>
+              <w:right w:val="single" w:color="C9CED6" w:sz="4"/>
+            </w:tcBorders>
+            <w:tcMar>
+              <w:top w:type="dxa" w:w="60"/>
+              <w:left w:type="dxa" w:w="100"/>
+              <w:bottom w:type="dxa" w:w="60"/>
+              <w:right w:type="dxa" w:w="100"/>
+            </w:tcMar>
+          </w:tcPr>
+          <w:p>
+            <w:pPr>
+              <w:spacing w:after="0" w:before="0" w:line="276"/>
+            </w:pPr>
+            <w:r>
+              <w:rPr>
+                <w:rFonts w:ascii="Calibri" w:cs="Calibri" w:eastAsia="PingFang SC" w:hAnsi="Calibri"/>
+                <w:sz w:val="19"/>
+                <w:szCs w:val="19"/>
+              </w:rPr>
+              <w:t xml:space="preserve">Claude 的分词器没有公开，但可以用官方的 token 计数接口测量（同一句子加标签和不加标签的差值）。多语言清单加入斯瓦希里语</w:t>
+            </w:r>
+          </w:p>
+        </w:tc>
+        <w:tc>
+          <w:tcPr>
+            <w:tcW w:type="dxa" w:w="887"/>
+            <w:tcBorders>
+              <w:top w:val="single" w:color="C9CED6" w:sz="4"/>
+              <w:left w:val="single" w:color="C9CED6" w:sz="4"/>
+              <w:bottom w:val="single" w:color="C9CED6" w:sz="4"/>
+              <w:right w:val="single" w:color="C9CED6" w:sz="4"/>
+            </w:tcBorders>
+            <w:tcMar>
+              <w:top w:type="dxa" w:w="60"/>
+              <w:left w:type="dxa" w:w="100"/>
+              <w:bottom w:type="dxa" w:w="60"/>
+              <w:right w:type="dxa" w:w="100"/>
+            </w:tcMar>
+          </w:tcPr>
+          <w:p>
+            <w:pPr>
+              <w:spacing w:after="0" w:before="0" w:line="276"/>
+            </w:pPr>
+            <w:r>
+              <w:rPr>
+                <w:rFonts w:ascii="Calibri" w:cs="Calibri" w:eastAsia="PingFang SC" w:hAnsi="Calibri"/>
+                <w:sz w:val="19"/>
+                <w:szCs w:val="19"/>
+              </w:rPr>
+              <w:t xml:space="preserve">§3.1 (d)(e)</w:t>
+            </w:r>
+          </w:p>
+        </w:tc>
+      </w:tr>
+      <w:tr>
+        <w:trPr>
+          <w:tblHeader w:val="false"/>
+        </w:trPr>
+        <w:tc>
+          <w:tcPr>
+            <w:tcW w:type="dxa" w:w="885"/>
+            <w:tcBorders>
+              <w:top w:val="single" w:color="C9CED6" w:sz="4"/>
+              <w:left w:val="single" w:color="C9CED6" w:sz="4"/>
+              <w:bottom w:val="single" w:color="C9CED6" w:sz="4"/>
+              <w:right w:val="single" w:color="C9CED6" w:sz="4"/>
+            </w:tcBorders>
+            <w:tcMar>
+              <w:top w:type="dxa" w:w="60"/>
+              <w:left w:type="dxa" w:w="100"/>
+              <w:bottom w:type="dxa" w:w="60"/>
+              <w:right w:type="dxa" w:w="100"/>
+            </w:tcMar>
+          </w:tcPr>
+          <w:p>
+            <w:pPr>
+              <w:spacing w:after="0" w:before="0" w:line="276"/>
+            </w:pPr>
+            <w:r>
+              <w:rPr>
+                <w:rFonts w:ascii="Calibri" w:cs="Calibri" w:eastAsia="PingFang SC" w:hAnsi="Calibri"/>
+                <w:sz w:val="19"/>
+                <w:szCs w:val="19"/>
+              </w:rPr>
+              <w:t xml:space="preserve">R3-P5</w:t>
+            </w:r>
+          </w:p>
+        </w:tc>
+        <w:tc>
+          <w:tcPr>
+            <w:tcW w:type="dxa" w:w="3444"/>
+            <w:tcBorders>
+              <w:top w:val="single" w:color="C9CED6" w:sz="4"/>
+              <w:left w:val="single" w:color="C9CED6" w:sz="4"/>
+              <w:bottom w:val="single" w:color="C9CED6" w:sz="4"/>
+              <w:right w:val="single" w:color="C9CED6" w:sz="4"/>
+            </w:tcBorders>
+            <w:tcMar>
+              <w:top w:type="dxa" w:w="60"/>
+              <w:left w:type="dxa" w:w="100"/>
+              <w:bottom w:type="dxa" w:w="60"/>
+              <w:right w:type="dxa" w:w="100"/>
+            </w:tcMar>
+          </w:tcPr>
+          <w:p>
+            <w:pPr>
+              <w:spacing w:after="0" w:before="0" w:line="276"/>
+            </w:pPr>
+            <w:r>
+              <w:rPr>
+                <w:rFonts w:ascii="Calibri" w:cs="Calibri" w:eastAsia="PingFang SC" w:hAnsi="Calibri"/>
+                <w:sz w:val="19"/>
+                <w:szCs w:val="19"/>
+              </w:rPr>
+              <w:t xml:space="preserve">把单一模型种群写成"算法单一化"</w:t>
+            </w:r>
+          </w:p>
+        </w:tc>
+        <w:tc>
+          <w:tcPr>
+            <w:tcW w:type="dxa" w:w="1180"/>
+            <w:tcBorders>
+              <w:top w:val="single" w:color="C9CED6" w:sz="4"/>
+              <w:left w:val="single" w:color="C9CED6" w:sz="4"/>
+              <w:bottom w:val="single" w:color="C9CED6" w:sz="4"/>
+              <w:right w:val="single" w:color="C9CED6" w:sz="4"/>
+            </w:tcBorders>
+            <w:tcMar>
+              <w:top w:type="dxa" w:w="60"/>
+              <w:left w:type="dxa" w:w="100"/>
+              <w:bottom w:type="dxa" w:w="60"/>
+              <w:right w:type="dxa" w:w="100"/>
+            </w:tcMar>
+          </w:tcPr>
+          <w:p>
+            <w:pPr>
+              <w:spacing w:after="0" w:before="0" w:line="276"/>
+            </w:pPr>
+            <w:r>
+              <w:rPr>
+                <w:rFonts w:ascii="Calibri" w:cs="Calibri" w:eastAsia="PingFang SC" w:hAnsi="Calibri"/>
+                <w:b/>
+                <w:bCs/>
+                <w:sz w:val="19"/>
+                <w:szCs w:val="19"/>
+              </w:rPr>
+              <w:t xml:space="preserve">采纳</w:t>
+            </w:r>
+          </w:p>
+        </w:tc>
+        <w:tc>
+          <w:tcPr>
+            <w:tcW w:type="dxa" w:w="3444"/>
+            <w:tcBorders>
+              <w:top w:val="single" w:color="C9CED6" w:sz="4"/>
+              <w:left w:val="single" w:color="C9CED6" w:sz="4"/>
+              <w:bottom w:val="single" w:color="C9CED6" w:sz="4"/>
+              <w:right w:val="single" w:color="C9CED6" w:sz="4"/>
+            </w:tcBorders>
+            <w:tcMar>
+              <w:top w:type="dxa" w:w="60"/>
+              <w:left w:type="dxa" w:w="100"/>
+              <w:bottom w:type="dxa" w:w="60"/>
+              <w:right w:type="dxa" w:w="100"/>
+            </w:tcMar>
+          </w:tcPr>
+          <w:p>
+            <w:pPr>
+              <w:spacing w:after="0" w:before="0" w:line="276"/>
+            </w:pPr>
+            <w:r>
+              <w:rPr>
+                <w:rFonts w:ascii="Calibri" w:cs="Calibri" w:eastAsia="PingFang SC" w:hAnsi="Calibri"/>
+                <w:sz w:val="19"/>
+                <w:szCs w:val="19"/>
+              </w:rPr>
+              <w:t xml:space="preserve">属于讨论部分；混合模型种群列为明确的后续研究</w:t>
+            </w:r>
+          </w:p>
+        </w:tc>
+        <w:tc>
+          <w:tcPr>
+            <w:tcW w:type="dxa" w:w="887"/>
+            <w:tcBorders>
+              <w:top w:val="single" w:color="C9CED6" w:sz="4"/>
+              <w:left w:val="single" w:color="C9CED6" w:sz="4"/>
+              <w:bottom w:val="single" w:color="C9CED6" w:sz="4"/>
+              <w:right w:val="single" w:color="C9CED6" w:sz="4"/>
+            </w:tcBorders>
+            <w:tcMar>
+              <w:top w:type="dxa" w:w="60"/>
+              <w:left w:type="dxa" w:w="100"/>
+              <w:bottom w:type="dxa" w:w="60"/>
+              <w:right w:type="dxa" w:w="100"/>
+            </w:tcMar>
+          </w:tcPr>
+          <w:p>
+            <w:pPr>
+              <w:spacing w:after="0" w:before="0" w:line="276"/>
+            </w:pPr>
+            <w:r>
+              <w:rPr>
+                <w:rFonts w:ascii="Calibri" w:cs="Calibri" w:eastAsia="PingFang SC" w:hAnsi="Calibri"/>
+                <w:sz w:val="19"/>
+                <w:szCs w:val="19"/>
+              </w:rPr>
+              <w:t xml:space="preserve">——</w:t>
+            </w:r>
+          </w:p>
+        </w:tc>
+      </w:tr>
+      <w:tr>
+        <w:trPr>
+          <w:tblHeader w:val="false"/>
+        </w:trPr>
+        <w:tc>
+          <w:tcPr>
+            <w:tcW w:type="dxa" w:w="885"/>
+            <w:tcBorders>
+              <w:top w:val="single" w:color="C9CED6" w:sz="4"/>
+              <w:left w:val="single" w:color="C9CED6" w:sz="4"/>
+              <w:bottom w:val="single" w:color="C9CED6" w:sz="4"/>
+              <w:right w:val="single" w:color="C9CED6" w:sz="4"/>
+            </w:tcBorders>
+            <w:tcMar>
+              <w:top w:type="dxa" w:w="60"/>
+              <w:left w:type="dxa" w:w="100"/>
+              <w:bottom w:type="dxa" w:w="60"/>
+              <w:right w:type="dxa" w:w="100"/>
+            </w:tcMar>
+          </w:tcPr>
+          <w:p>
+            <w:pPr>
+              <w:spacing w:after="0" w:before="0" w:line="276"/>
+            </w:pPr>
+            <w:r>
+              <w:rPr>
+                <w:rFonts w:ascii="Calibri" w:cs="Calibri" w:eastAsia="PingFang SC" w:hAnsi="Calibri"/>
+                <w:sz w:val="19"/>
+                <w:szCs w:val="19"/>
+              </w:rPr>
+              <w:t xml:space="preserve">DA-MINOR-1</w:t>
+            </w:r>
+          </w:p>
+        </w:tc>
+        <w:tc>
+          <w:tcPr>
+            <w:tcW w:type="dxa" w:w="3444"/>
+            <w:tcBorders>
+              <w:top w:val="single" w:color="C9CED6" w:sz="4"/>
+              <w:left w:val="single" w:color="C9CED6" w:sz="4"/>
+              <w:bottom w:val="single" w:color="C9CED6" w:sz="4"/>
+              <w:right w:val="single" w:color="C9CED6" w:sz="4"/>
+            </w:tcBorders>
+            <w:tcMar>
+              <w:top w:type="dxa" w:w="60"/>
+              <w:left w:type="dxa" w:w="100"/>
+              <w:bottom w:type="dxa" w:w="60"/>
+              <w:right w:type="dxa" w:w="100"/>
+            </w:tcMar>
+          </w:tcPr>
+          <w:p>
+            <w:pPr>
+              <w:spacing w:after="0" w:before="0" w:line="276"/>
+            </w:pPr>
+            <w:r>
+              <w:rPr>
+                <w:rFonts w:ascii="Calibri" w:cs="Calibri" w:eastAsia="PingFang SC" w:hAnsi="Calibri"/>
+                <w:sz w:val="19"/>
+                <w:szCs w:val="19"/>
+              </w:rPr>
+              <w:t xml:space="preserve">"超出 prior_sample 零模型"与"低于无记忆基线"重复</w:t>
+            </w:r>
+          </w:p>
+        </w:tc>
+        <w:tc>
+          <w:tcPr>
+            <w:tcW w:type="dxa" w:w="1180"/>
+            <w:tcBorders>
+              <w:top w:val="single" w:color="C9CED6" w:sz="4"/>
+              <w:left w:val="single" w:color="C9CED6" w:sz="4"/>
+              <w:bottom w:val="single" w:color="C9CED6" w:sz="4"/>
+              <w:right w:val="single" w:color="C9CED6" w:sz="4"/>
+            </w:tcBorders>
+            <w:tcMar>
+              <w:top w:type="dxa" w:w="60"/>
+              <w:left w:type="dxa" w:w="100"/>
+              <w:bottom w:type="dxa" w:w="60"/>
+              <w:right w:type="dxa" w:w="100"/>
+            </w:tcMar>
+          </w:tcPr>
+          <w:p>
+            <w:pPr>
+              <w:spacing w:after="0" w:before="0" w:line="276"/>
+            </w:pPr>
+            <w:r>
+              <w:rPr>
+                <w:rFonts w:ascii="Calibri" w:cs="Calibri" w:eastAsia="PingFang SC" w:hAnsi="Calibri"/>
+                <w:b/>
+                <w:bCs/>
+                <w:sz w:val="19"/>
+                <w:szCs w:val="19"/>
+              </w:rPr>
+              <w:t xml:space="preserve">采纳</w:t>
+            </w:r>
+          </w:p>
+        </w:tc>
+        <w:tc>
+          <w:tcPr>
+            <w:tcW w:type="dxa" w:w="3444"/>
+            <w:tcBorders>
+              <w:top w:val="single" w:color="C9CED6" w:sz="4"/>
+              <w:left w:val="single" w:color="C9CED6" w:sz="4"/>
+              <w:bottom w:val="single" w:color="C9CED6" w:sz="4"/>
+              <w:right w:val="single" w:color="C9CED6" w:sz="4"/>
+            </w:tcBorders>
+            <w:tcMar>
+              <w:top w:type="dxa" w:w="60"/>
+              <w:left w:type="dxa" w:w="100"/>
+              <w:bottom w:type="dxa" w:w="60"/>
+              <w:right w:type="dxa" w:w="100"/>
+            </w:tcMar>
+          </w:tcPr>
+          <w:p>
+            <w:pPr>
+              <w:spacing w:after="0" w:before="0" w:line="276"/>
+            </w:pPr>
+            <w:r>
+              <w:rPr>
+                <w:rFonts w:ascii="Calibri" w:cs="Calibri" w:eastAsia="PingFang SC" w:hAnsi="Calibri"/>
+                <w:sz w:val="19"/>
+                <w:szCs w:val="19"/>
+              </w:rPr>
+              <w:t xml:space="preserve">从判据清单中删除</w:t>
+            </w:r>
+          </w:p>
+        </w:tc>
+        <w:tc>
+          <w:tcPr>
+            <w:tcW w:type="dxa" w:w="887"/>
+            <w:tcBorders>
+              <w:top w:val="single" w:color="C9CED6" w:sz="4"/>
+              <w:left w:val="single" w:color="C9CED6" w:sz="4"/>
+              <w:bottom w:val="single" w:color="C9CED6" w:sz="4"/>
+              <w:right w:val="single" w:color="C9CED6" w:sz="4"/>
+            </w:tcBorders>
+            <w:tcMar>
+              <w:top w:type="dxa" w:w="60"/>
+              <w:left w:type="dxa" w:w="100"/>
+              <w:bottom w:type="dxa" w:w="60"/>
+              <w:right w:type="dxa" w:w="100"/>
+            </w:tcMar>
+          </w:tcPr>
+          <w:p>
+            <w:pPr>
+              <w:spacing w:after="0" w:before="0" w:line="276"/>
+            </w:pPr>
+            <w:r>
+              <w:rPr>
+                <w:rFonts w:ascii="Calibri" w:cs="Calibri" w:eastAsia="PingFang SC" w:hAnsi="Calibri"/>
+                <w:sz w:val="19"/>
+                <w:szCs w:val="19"/>
+              </w:rPr>
+              <w:t xml:space="preserve">§7 清单</w:t>
+            </w:r>
+          </w:p>
+        </w:tc>
+      </w:tr>
+      <w:tr>
+        <w:trPr>
+          <w:tblHeader w:val="false"/>
+        </w:trPr>
+        <w:tc>
+          <w:tcPr>
+            <w:tcW w:type="dxa" w:w="885"/>
+            <w:tcBorders>
+              <w:top w:val="single" w:color="C9CED6" w:sz="4"/>
+              <w:left w:val="single" w:color="C9CED6" w:sz="4"/>
+              <w:bottom w:val="single" w:color="C9CED6" w:sz="4"/>
+              <w:right w:val="single" w:color="C9CED6" w:sz="4"/>
+            </w:tcBorders>
+            <w:tcMar>
+              <w:top w:type="dxa" w:w="60"/>
+              <w:left w:type="dxa" w:w="100"/>
+              <w:bottom w:type="dxa" w:w="60"/>
+              <w:right w:type="dxa" w:w="100"/>
+            </w:tcMar>
+          </w:tcPr>
+          <w:p>
+            <w:pPr>
+              <w:spacing w:after="0" w:before="0" w:line="276"/>
+            </w:pPr>
+            <w:r>
+              <w:rPr>
+                <w:rFonts w:ascii="Calibri" w:cs="Calibri" w:eastAsia="PingFang SC" w:hAnsi="Calibri"/>
+                <w:sz w:val="19"/>
+                <w:szCs w:val="19"/>
+              </w:rPr>
+              <w:t xml:space="preserve">EIC</w:t>
+            </w:r>
+          </w:p>
+        </w:tc>
+        <w:tc>
+          <w:tcPr>
+            <w:tcW w:type="dxa" w:w="3444"/>
+            <w:tcBorders>
+              <w:top w:val="single" w:color="C9CED6" w:sz="4"/>
+              <w:left w:val="single" w:color="C9CED6" w:sz="4"/>
+              <w:bottom w:val="single" w:color="C9CED6" w:sz="4"/>
+              <w:right w:val="single" w:color="C9CED6" w:sz="4"/>
+            </w:tcBorders>
+            <w:tcMar>
+              <w:top w:type="dxa" w:w="60"/>
+              <w:left w:type="dxa" w:w="100"/>
+              <w:bottom w:type="dxa" w:w="60"/>
+              <w:right w:type="dxa" w:w="100"/>
+            </w:tcMar>
+          </w:tcPr>
+          <w:p>
+            <w:pPr>
+              <w:spacing w:after="0" w:before="0" w:line="276"/>
+            </w:pPr>
+            <w:r>
+              <w:rPr>
+                <w:rFonts w:ascii="Calibri" w:cs="Calibri" w:eastAsia="PingFang SC" w:hAnsi="Calibri"/>
+                <w:sz w:val="19"/>
+                <w:szCs w:val="19"/>
+              </w:rPr>
+              <w:t xml:space="preserve">引言要写明本研究相对 Ashery et al. 2025 的增量</w:t>
+            </w:r>
+          </w:p>
+        </w:tc>
+        <w:tc>
+          <w:tcPr>
+            <w:tcW w:type="dxa" w:w="1180"/>
+            <w:tcBorders>
+              <w:top w:val="single" w:color="C9CED6" w:sz="4"/>
+              <w:left w:val="single" w:color="C9CED6" w:sz="4"/>
+              <w:bottom w:val="single" w:color="C9CED6" w:sz="4"/>
+              <w:right w:val="single" w:color="C9CED6" w:sz="4"/>
+            </w:tcBorders>
+            <w:tcMar>
+              <w:top w:type="dxa" w:w="60"/>
+              <w:left w:type="dxa" w:w="100"/>
+              <w:bottom w:type="dxa" w:w="60"/>
+              <w:right w:type="dxa" w:w="100"/>
+            </w:tcMar>
+          </w:tcPr>
+          <w:p>
+            <w:pPr>
+              <w:spacing w:after="0" w:before="0" w:line="276"/>
+            </w:pPr>
+            <w:r>
+              <w:rPr>
+                <w:rFonts w:ascii="Calibri" w:cs="Calibri" w:eastAsia="PingFang SC" w:hAnsi="Calibri"/>
+                <w:b/>
+                <w:bCs/>
+                <w:sz w:val="19"/>
+                <w:szCs w:val="19"/>
+              </w:rPr>
+              <w:t xml:space="preserve">采纳</w:t>
+            </w:r>
+          </w:p>
+        </w:tc>
+        <w:tc>
+          <w:tcPr>
+            <w:tcW w:type="dxa" w:w="3444"/>
+            <w:tcBorders>
+              <w:top w:val="single" w:color="C9CED6" w:sz="4"/>
+              <w:left w:val="single" w:color="C9CED6" w:sz="4"/>
+              <w:bottom w:val="single" w:color="C9CED6" w:sz="4"/>
+              <w:right w:val="single" w:color="C9CED6" w:sz="4"/>
+            </w:tcBorders>
+            <w:tcMar>
+              <w:top w:type="dxa" w:w="60"/>
+              <w:left w:type="dxa" w:w="100"/>
+              <w:bottom w:type="dxa" w:w="60"/>
+              <w:right w:type="dxa" w:w="100"/>
+            </w:tcMar>
+          </w:tcPr>
+          <w:p>
+            <w:pPr>
+              <w:spacing w:after="0" w:before="0" w:line="276"/>
+            </w:pPr>
+            <w:r>
+              <w:rPr>
+                <w:rFonts w:ascii="Calibri" w:cs="Calibri" w:eastAsia="PingFang SC" w:hAnsi="Calibri"/>
+                <w:sz w:val="19"/>
+                <w:szCs w:val="19"/>
+              </w:rPr>
+              <w:t xml:space="preserve">增量在于：用对照、零模型、探针和微观 → 宏观检验，把"LLM 会形成惯例"推进到"惯例在多大程度上是涌现的"</w:t>
+            </w:r>
+          </w:p>
+        </w:tc>
+        <w:tc>
+          <w:tcPr>
+            <w:tcW w:type="dxa" w:w="887"/>
+            <w:tcBorders>
+              <w:top w:val="single" w:color="C9CED6" w:sz="4"/>
+              <w:left w:val="single" w:color="C9CED6" w:sz="4"/>
+              <w:bottom w:val="single" w:color="C9CED6" w:sz="4"/>
+              <w:right w:val="single" w:color="C9CED6" w:sz="4"/>
+            </w:tcBorders>
+            <w:tcMar>
+              <w:top w:type="dxa" w:w="60"/>
+              <w:left w:type="dxa" w:w="100"/>
+              <w:bottom w:type="dxa" w:w="60"/>
+              <w:right w:type="dxa" w:w="100"/>
+            </w:tcMar>
+          </w:tcPr>
+          <w:p>
+            <w:pPr>
+              <w:spacing w:after="0" w:before="0" w:line="276"/>
+            </w:pPr>
+            <w:r>
+              <w:rPr>
+                <w:rFonts w:ascii="Calibri" w:cs="Calibri" w:eastAsia="PingFang SC" w:hAnsi="Calibri"/>
+                <w:sz w:val="19"/>
+                <w:szCs w:val="19"/>
+              </w:rPr>
+              <w:t xml:space="preserve">——</w:t>
+            </w:r>
+          </w:p>
+        </w:tc>
+      </w:tr>
+    </w:tbl>
+    <w:p>
+      <w:pPr>
+        <w:spacing w:after="100"/>
+      </w:pPr>
+    </w:p>
+    <w:p>
+      <w:pPr>
+        <w:pBdr>
+          <w:bottom w:val="single" w:color="C9CED6" w:sz="6" w:space="1"/>
+        </w:pBdr>
+        <w:spacing w:after="120"/>
+      </w:pPr>
+    </w:p>
+    <w:p>
+      <w:pPr>
+        <w:pStyle w:val="Heading1"/>
+      </w:pPr>
+      <w:r>
+        <w:rPr>
+          <w:rFonts w:ascii="Calibri" w:cs="Calibri" w:eastAsia="PingFang SC" w:hAnsi="Calibri"/>
+        </w:rPr>
+        <w:t xml:space="preserve">2. 修订后的研究设计</w:t>
+      </w:r>
+    </w:p>
+    <w:p>
+      <w:pPr>
+        <w:pStyle w:val="Heading2"/>
+      </w:pPr>
+      <w:r>
+        <w:rPr>
+          <w:rFonts w:ascii="Calibri" w:cs="Calibri" w:eastAsia="PingFang SC" w:hAnsi="Calibri"/>
+        </w:rPr>
+        <w:t xml:space="preserve">2.1 构念与"涌现"的判据</w:t>
+      </w:r>
+    </w:p>
+    <w:p>
+      <w:pPr>
+        <w:pStyle w:val="ListParagraph"/>
+        <w:numPr>
+          <w:ilvl w:val="0"/>
+          <w:numId w:val="3"/>
+        </w:numPr>
+        <w:spacing w:after="40"/>
+      </w:pPr>
+      <w:r>
+        <w:rPr>
+          <w:rFonts w:ascii="Calibri" w:cs="Calibri" w:eastAsia="PingFang SC" w:hAnsi="Calibri"/>
+          <w:b/>
+          <w:bCs/>
+        </w:rPr>
+        <w:t xml:space="preserve">有奖励臂：</w:t>
+      </w:r>
+      <w:r>
+        <w:rPr>
+          <w:rFonts w:ascii="Calibri" w:cs="Calibri" w:eastAsia="PingFang SC" w:hAnsi="Calibri"/>
+        </w:rPr>
+        <w:t xml:space="preserve"> 命名博弈意义上的惯例（最小形式的 Lewis 惯例，没有共同知识）。</w:t>
+      </w:r>
+    </w:p>
+    <w:p>
+      <w:pPr>
+        <w:pStyle w:val="ListParagraph"/>
+        <w:numPr>
+          <w:ilvl w:val="0"/>
+          <w:numId w:val="3"/>
+        </w:numPr>
+        <w:spacing w:after="40"/>
+      </w:pPr>
+      <w:r>
+        <w:rPr>
+          <w:rFonts w:ascii="Calibri" w:cs="Calibri" w:eastAsia="PingFang SC" w:hAnsi="Calibri"/>
+          <w:b/>
+          <w:bCs/>
+        </w:rPr>
+        <w:t xml:space="preserve">无奖励臂：</w:t>
+      </w:r>
+      <w:r>
+        <w:rPr>
+          <w:rFonts w:ascii="Calibri" w:cs="Calibri" w:eastAsia="PingFang SC" w:hAnsi="Calibri"/>
+        </w:rPr>
+        <w:t xml:space="preserve"> 共享行为规律。只有当探针显示存在条件从众（伙伴暴露提高选择概率，且超出自我坚持），才讨论"隐性协调偏好"。</w:t>
+      </w:r>
+    </w:p>
+    <w:p>
+      <w:pPr>
+        <w:pStyle w:val="ListParagraph"/>
+        <w:numPr>
+          <w:ilvl w:val="0"/>
+          <w:numId w:val="3"/>
+        </w:numPr>
+        <w:spacing w:after="40"/>
+      </w:pPr>
+      <w:r>
+        <w:rPr>
+          <w:rFonts w:ascii="Calibri" w:cs="Calibri" w:eastAsia="PingFang SC" w:hAnsi="Calibri"/>
+          <w:b/>
+          <w:bCs/>
+        </w:rPr>
+        <w:t xml:space="preserve">涌现的主张：</w:t>
+      </w:r>
+    </w:p>
+    <w:p>
+      <w:pPr>
+        <w:pStyle w:val="ListParagraph"/>
+        <w:numPr>
+          <w:ilvl w:val="1"/>
+          <w:numId w:val="3"/>
+        </w:numPr>
+        <w:spacing w:after="40"/>
+      </w:pPr>
+      <w:r>
+        <w:rPr>
+          <w:rFonts w:ascii="Calibri" w:cs="Calibri" w:eastAsia="PingFang SC" w:hAnsi="Calibri"/>
+        </w:rPr>
+        <w:t xml:space="preserve">(a) 获胜的规律不由提示词匹配的先验决定；</w:t>
+      </w:r>
+    </w:p>
+    <w:p>
+      <w:pPr>
+        <w:pStyle w:val="ListParagraph"/>
+        <w:numPr>
+          <w:ilvl w:val="1"/>
+          <w:numId w:val="3"/>
+        </w:numPr>
+        <w:spacing w:after="40"/>
+      </w:pPr>
+      <w:r>
+        <w:rPr>
+          <w:rFonts w:ascii="Calibri" w:cs="Calibri" w:eastAsia="PingFang SC" w:hAnsi="Calibri"/>
+        </w:rPr>
+        <w:t xml:space="preserve">(b) 在不同种子之间存在路径依赖；</w:t>
+      </w:r>
+    </w:p>
+    <w:p>
+      <w:pPr>
+        <w:pStyle w:val="ListParagraph"/>
+        <w:numPr>
+          <w:ilvl w:val="1"/>
+          <w:numId w:val="3"/>
+        </w:numPr>
+        <w:spacing w:after="40"/>
+      </w:pPr>
+      <w:r>
+        <w:rPr>
+          <w:rFonts w:ascii="Calibri" w:cs="Calibri" w:eastAsia="PingFang SC" w:hAnsi="Calibri"/>
+        </w:rPr>
+        <w:t xml:space="preserve">(c) 分两种情况报告：能由个体选择函数预测 → </w:t>
+      </w:r>
+      <w:r>
+        <w:rPr>
+          <w:rFonts w:ascii="Calibri" w:cs="Calibri" w:eastAsia="PingFang SC" w:hAnsi="Calibri"/>
+          <w:b/>
+          <w:bCs/>
+        </w:rPr>
+        <w:t xml:space="preserve">弱涌现（有微观解释）</w:t>
+      </w:r>
+      <w:r>
+        <w:rPr>
+          <w:rFonts w:ascii="Calibri" w:cs="Calibri" w:eastAsia="PingFang SC" w:hAnsi="Calibri"/>
+        </w:rPr>
+        <w:t xml:space="preserve">；不能预测且个体模型合格 → </w:t>
+      </w:r>
+      <w:r>
+        <w:rPr>
+          <w:rFonts w:ascii="Calibri" w:cs="Calibri" w:eastAsia="PingFang SC" w:hAnsi="Calibri"/>
+          <w:b/>
+          <w:bCs/>
+        </w:rPr>
+        <w:t xml:space="preserve">高阶历史效应</w:t>
+      </w:r>
+      <w:r>
+        <w:rPr>
+          <w:rFonts w:ascii="Calibri" w:cs="Calibri" w:eastAsia="PingFang SC" w:hAnsi="Calibri"/>
+        </w:rPr>
+        <w:t xml:space="preserve">。</w:t>
+      </w:r>
+    </w:p>
+    <w:p>
+      <w:pPr>
+        <w:spacing w:after="60"/>
+      </w:pPr>
+    </w:p>
+    <w:p>
+      <w:pPr>
+        <w:pStyle w:val="Heading2"/>
+      </w:pPr>
+      <w:r>
+        <w:rPr>
+          <w:rFonts w:ascii="Calibri" w:cs="Calibri" w:eastAsia="PingFang SC" w:hAnsi="Calibri"/>
+        </w:rPr>
+        <w:t xml:space="preserve">2.2 假设</w:t>
+      </w:r>
+    </w:p>
+    <w:tbl>
+      <w:tblPr>
+        <w:tblW w:type="dxa" w:w="9840"/>
+        <w:tblBorders>
+          <w:top w:val="single" w:color="auto" w:sz="4"/>
+          <w:left w:val="single" w:color="auto" w:sz="4"/>
+          <w:bottom w:val="single" w:color="auto" w:sz="4"/>
+          <w:right w:val="single" w:color="auto" w:sz="4"/>
+          <w:insideH w:val="single" w:color="auto" w:sz="4"/>
+          <w:insideV w:val="single" w:color="auto" w:sz="4"/>
+        </w:tblBorders>
+      </w:tblPr>
+      <w:tblGrid>
+        <w:gridCol w:w="1102"/>
+        <w:gridCol w:w="5510"/>
+        <w:gridCol w:w="3228"/>
+      </w:tblGrid>
+      <w:tr>
+        <w:trPr>
+          <w:tblHeader/>
+        </w:trPr>
+        <w:tc>
+          <w:tcPr>
+            <w:tcW w:type="dxa" w:w="1102"/>
+            <w:tcBorders>
+              <w:top w:val="single" w:color="C9CED6" w:sz="4"/>
+              <w:left w:val="single" w:color="C9CED6" w:sz="4"/>
+              <w:bottom w:val="single" w:color="C9CED6" w:sz="4"/>
+              <w:right w:val="single" w:color="C9CED6" w:sz="4"/>
+            </w:tcBorders>
+            <w:shd w:fill="E8EEFC" w:color="auto" w:val="clear"/>
+            <w:tcMar>
+              <w:top w:type="dxa" w:w="60"/>
+              <w:left w:type="dxa" w:w="100"/>
+              <w:bottom w:type="dxa" w:w="60"/>
+              <w:right w:type="dxa" w:w="100"/>
+            </w:tcMar>
+          </w:tcPr>
+          <w:p>
+            <w:pPr>
+              <w:spacing w:after="0" w:before="0" w:line="276"/>
+            </w:pPr>
+            <w:r>
+              <w:rPr>
+                <w:rFonts w:ascii="Calibri" w:cs="Calibri" w:eastAsia="PingFang SC" w:hAnsi="Calibri"/>
+                <w:b/>
+                <w:bCs/>
+                <w:sz w:val="19"/>
+                <w:szCs w:val="19"/>
+              </w:rPr>
+              <w:t xml:space="preserve">假设</w:t>
+            </w:r>
+          </w:p>
+        </w:tc>
+        <w:tc>
+          <w:tcPr>
+            <w:tcW w:type="dxa" w:w="5510"/>
+            <w:tcBorders>
+              <w:top w:val="single" w:color="C9CED6" w:sz="4"/>
+              <w:left w:val="single" w:color="C9CED6" w:sz="4"/>
+              <w:bottom w:val="single" w:color="C9CED6" w:sz="4"/>
+              <w:right w:val="single" w:color="C9CED6" w:sz="4"/>
+            </w:tcBorders>
+            <w:shd w:fill="E8EEFC" w:color="auto" w:val="clear"/>
+            <w:tcMar>
+              <w:top w:type="dxa" w:w="60"/>
+              <w:left w:type="dxa" w:w="100"/>
+              <w:bottom w:type="dxa" w:w="60"/>
+              <w:right w:type="dxa" w:w="100"/>
+            </w:tcMar>
+          </w:tcPr>
+          <w:p>
+            <w:pPr>
+              <w:spacing w:after="0" w:before="0" w:line="276"/>
+            </w:pPr>
+            <w:r>
+              <w:rPr>
+                <w:rFonts w:ascii="Calibri" w:cs="Calibri" w:eastAsia="PingFang SC" w:hAnsi="Calibri"/>
+                <w:b/>
+                <w:bCs/>
+                <w:sz w:val="19"/>
+                <w:szCs w:val="19"/>
+              </w:rPr>
+              <w:t xml:space="preserve">内容</w:t>
+            </w:r>
+          </w:p>
+        </w:tc>
+        <w:tc>
+          <w:tcPr>
+            <w:tcW w:type="dxa" w:w="3228"/>
+            <w:tcBorders>
+              <w:top w:val="single" w:color="C9CED6" w:sz="4"/>
+              <w:left w:val="single" w:color="C9CED6" w:sz="4"/>
+              <w:bottom w:val="single" w:color="C9CED6" w:sz="4"/>
+              <w:right w:val="single" w:color="C9CED6" w:sz="4"/>
+            </w:tcBorders>
+            <w:shd w:fill="E8EEFC" w:color="auto" w:val="clear"/>
+            <w:tcMar>
+              <w:top w:type="dxa" w:w="60"/>
+              <w:left w:type="dxa" w:w="100"/>
+              <w:bottom w:type="dxa" w:w="60"/>
+              <w:right w:type="dxa" w:w="100"/>
+            </w:tcMar>
+          </w:tcPr>
+          <w:p>
+            <w:pPr>
+              <w:spacing w:after="0" w:before="0" w:line="276"/>
+            </w:pPr>
+            <w:r>
+              <w:rPr>
+                <w:rFonts w:ascii="Calibri" w:cs="Calibri" w:eastAsia="PingFang SC" w:hAnsi="Calibri"/>
+                <w:b/>
+                <w:bCs/>
+                <w:sz w:val="19"/>
+                <w:szCs w:val="19"/>
+              </w:rPr>
+              <w:t xml:space="preserve">族</w:t>
+            </w:r>
+          </w:p>
+        </w:tc>
+      </w:tr>
+      <w:tr>
+        <w:trPr>
+          <w:tblHeader w:val="false"/>
+        </w:trPr>
+        <w:tc>
+          <w:tcPr>
+            <w:tcW w:type="dxa" w:w="1102"/>
+            <w:tcBorders>
+              <w:top w:val="single" w:color="C9CED6" w:sz="4"/>
+              <w:left w:val="single" w:color="C9CED6" w:sz="4"/>
+              <w:bottom w:val="single" w:color="C9CED6" w:sz="4"/>
+              <w:right w:val="single" w:color="C9CED6" w:sz="4"/>
+            </w:tcBorders>
+            <w:tcMar>
+              <w:top w:type="dxa" w:w="60"/>
+              <w:left w:type="dxa" w:w="100"/>
+              <w:bottom w:type="dxa" w:w="60"/>
+              <w:right w:type="dxa" w:w="100"/>
+            </w:tcMar>
+          </w:tcPr>
+          <w:p>
+            <w:pPr>
+              <w:spacing w:after="0" w:before="0" w:line="276"/>
+            </w:pPr>
+            <w:r>
+              <w:rPr>
+                <w:rFonts w:ascii="Calibri" w:cs="Calibri" w:eastAsia="PingFang SC" w:hAnsi="Calibri"/>
+                <w:b/>
+                <w:bCs/>
+                <w:sz w:val="19"/>
+                <w:szCs w:val="19"/>
+              </w:rPr>
+              <w:t xml:space="preserve">H2a</w:t>
+            </w:r>
+          </w:p>
+        </w:tc>
+        <w:tc>
+          <w:tcPr>
+            <w:tcW w:type="dxa" w:w="5510"/>
+            <w:tcBorders>
+              <w:top w:val="single" w:color="C9CED6" w:sz="4"/>
+              <w:left w:val="single" w:color="C9CED6" w:sz="4"/>
+              <w:bottom w:val="single" w:color="C9CED6" w:sz="4"/>
+              <w:right w:val="single" w:color="C9CED6" w:sz="4"/>
+            </w:tcBorders>
+            <w:tcMar>
+              <w:top w:type="dxa" w:w="60"/>
+              <w:left w:type="dxa" w:w="100"/>
+              <w:bottom w:type="dxa" w:w="60"/>
+              <w:right w:type="dxa" w:w="100"/>
+            </w:tcMar>
+          </w:tcPr>
+          <w:p>
+            <w:pPr>
+              <w:spacing w:after="0" w:before="0" w:line="276"/>
+            </w:pPr>
+            <w:r>
+              <w:rPr>
+                <w:rFonts w:ascii="Calibri" w:cs="Calibri" w:eastAsia="PingFang SC" w:hAnsi="Calibri"/>
+                <w:sz w:val="19"/>
+                <w:szCs w:val="19"/>
+              </w:rPr>
+              <w:t xml:space="preserve">无奖励：entropy_final(自己 + 伙伴) &lt; entropy_final(只看自己)，H = 5</w:t>
+            </w:r>
+          </w:p>
+        </w:tc>
+        <w:tc>
+          <w:tcPr>
+            <w:tcW w:type="dxa" w:w="3228"/>
+            <w:tcBorders>
+              <w:top w:val="single" w:color="C9CED6" w:sz="4"/>
+              <w:left w:val="single" w:color="C9CED6" w:sz="4"/>
+              <w:bottom w:val="single" w:color="C9CED6" w:sz="4"/>
+              <w:right w:val="single" w:color="C9CED6" w:sz="4"/>
+            </w:tcBorders>
+            <w:tcMar>
+              <w:top w:type="dxa" w:w="60"/>
+              <w:left w:type="dxa" w:w="100"/>
+              <w:bottom w:type="dxa" w:w="60"/>
+              <w:right w:type="dxa" w:w="100"/>
+            </w:tcMar>
+          </w:tcPr>
+          <w:p>
+            <w:pPr>
+              <w:spacing w:after="0" w:before="0" w:line="276"/>
+            </w:pPr>
+            <w:r>
+              <w:rPr>
+                <w:rFonts w:ascii="Calibri" w:cs="Calibri" w:eastAsia="PingFang SC" w:hAnsi="Calibri"/>
+                <w:sz w:val="19"/>
+                <w:szCs w:val="19"/>
+              </w:rPr>
+              <w:t xml:space="preserve">主要</w:t>
+            </w:r>
+          </w:p>
+        </w:tc>
+      </w:tr>
+      <w:tr>
+        <w:trPr>
+          <w:tblHeader w:val="false"/>
+        </w:trPr>
+        <w:tc>
+          <w:tcPr>
+            <w:tcW w:type="dxa" w:w="1102"/>
+            <w:tcBorders>
+              <w:top w:val="single" w:color="C9CED6" w:sz="4"/>
+              <w:left w:val="single" w:color="C9CED6" w:sz="4"/>
+              <w:bottom w:val="single" w:color="C9CED6" w:sz="4"/>
+              <w:right w:val="single" w:color="C9CED6" w:sz="4"/>
+            </w:tcBorders>
+            <w:tcMar>
+              <w:top w:type="dxa" w:w="60"/>
+              <w:left w:type="dxa" w:w="100"/>
+              <w:bottom w:type="dxa" w:w="60"/>
+              <w:right w:type="dxa" w:w="100"/>
+            </w:tcMar>
+          </w:tcPr>
+          <w:p>
+            <w:pPr>
+              <w:spacing w:after="0" w:before="0" w:line="276"/>
+            </w:pPr>
+            <w:r>
+              <w:rPr>
+                <w:rFonts w:ascii="Calibri" w:cs="Calibri" w:eastAsia="PingFang SC" w:hAnsi="Calibri"/>
+                <w:b/>
+                <w:bCs/>
+                <w:sz w:val="19"/>
+                <w:szCs w:val="19"/>
+              </w:rPr>
+              <w:t xml:space="preserve">H4</w:t>
+            </w:r>
+          </w:p>
+        </w:tc>
+        <w:tc>
+          <w:tcPr>
+            <w:tcW w:type="dxa" w:w="5510"/>
+            <w:tcBorders>
+              <w:top w:val="single" w:color="C9CED6" w:sz="4"/>
+              <w:left w:val="single" w:color="C9CED6" w:sz="4"/>
+              <w:bottom w:val="single" w:color="C9CED6" w:sz="4"/>
+              <w:right w:val="single" w:color="C9CED6" w:sz="4"/>
+            </w:tcBorders>
+            <w:tcMar>
+              <w:top w:type="dxa" w:w="60"/>
+              <w:left w:type="dxa" w:w="100"/>
+              <w:bottom w:type="dxa" w:w="60"/>
+              <w:right w:type="dxa" w:w="100"/>
+            </w:tcMar>
+          </w:tcPr>
+          <w:p>
+            <w:pPr>
+              <w:spacing w:after="0" w:before="0" w:line="276"/>
+            </w:pPr>
+            <w:r>
+              <w:rPr>
+                <w:rFonts w:ascii="Calibri" w:cs="Calibri" w:eastAsia="PingFang SC" w:hAnsi="Calibri"/>
+                <w:sz w:val="19"/>
+                <w:szCs w:val="19"/>
+              </w:rPr>
+              <w:t xml:space="preserve">γ̂ 低于带噪声 voter 零模型的 γ 分布带（获胜标签不只是在重放先验）</w:t>
+            </w:r>
+          </w:p>
+        </w:tc>
+        <w:tc>
+          <w:tcPr>
+            <w:tcW w:type="dxa" w:w="3228"/>
+            <w:tcBorders>
+              <w:top w:val="single" w:color="C9CED6" w:sz="4"/>
+              <w:left w:val="single" w:color="C9CED6" w:sz="4"/>
+              <w:bottom w:val="single" w:color="C9CED6" w:sz="4"/>
+              <w:right w:val="single" w:color="C9CED6" w:sz="4"/>
+            </w:tcBorders>
+            <w:tcMar>
+              <w:top w:type="dxa" w:w="60"/>
+              <w:left w:type="dxa" w:w="100"/>
+              <w:bottom w:type="dxa" w:w="60"/>
+              <w:right w:type="dxa" w:w="100"/>
+            </w:tcMar>
+          </w:tcPr>
+          <w:p>
+            <w:pPr>
+              <w:spacing w:after="0" w:before="0" w:line="276"/>
+            </w:pPr>
+            <w:r>
+              <w:rPr>
+                <w:rFonts w:ascii="Calibri" w:cs="Calibri" w:eastAsia="PingFang SC" w:hAnsi="Calibri"/>
+                <w:sz w:val="19"/>
+                <w:szCs w:val="19"/>
+              </w:rPr>
+              <w:t xml:space="preserve">主要（前提是检验力 ≥ 0.8）</w:t>
+            </w:r>
+          </w:p>
+        </w:tc>
+      </w:tr>
+      <w:tr>
+        <w:trPr>
+          <w:tblHeader w:val="false"/>
+        </w:trPr>
+        <w:tc>
+          <w:tcPr>
+            <w:tcW w:type="dxa" w:w="1102"/>
+            <w:tcBorders>
+              <w:top w:val="single" w:color="C9CED6" w:sz="4"/>
+              <w:left w:val="single" w:color="C9CED6" w:sz="4"/>
+              <w:bottom w:val="single" w:color="C9CED6" w:sz="4"/>
+              <w:right w:val="single" w:color="C9CED6" w:sz="4"/>
+            </w:tcBorders>
+            <w:tcMar>
+              <w:top w:type="dxa" w:w="60"/>
+              <w:left w:type="dxa" w:w="100"/>
+              <w:bottom w:type="dxa" w:w="60"/>
+              <w:right w:type="dxa" w:w="100"/>
+            </w:tcMar>
+          </w:tcPr>
+          <w:p>
+            <w:pPr>
+              <w:spacing w:after="0" w:before="0" w:line="276"/>
+            </w:pPr>
+            <w:r>
+              <w:rPr>
+                <w:rFonts w:ascii="Calibri" w:cs="Calibri" w:eastAsia="PingFang SC" w:hAnsi="Calibri"/>
+                <w:sz w:val="19"/>
+                <w:szCs w:val="19"/>
+              </w:rPr>
+              <w:t xml:space="preserve">H4b</w:t>
+            </w:r>
+          </w:p>
+        </w:tc>
+        <w:tc>
+          <w:tcPr>
+            <w:tcW w:type="dxa" w:w="5510"/>
+            <w:tcBorders>
+              <w:top w:val="single" w:color="C9CED6" w:sz="4"/>
+              <w:left w:val="single" w:color="C9CED6" w:sz="4"/>
+              <w:bottom w:val="single" w:color="C9CED6" w:sz="4"/>
+              <w:right w:val="single" w:color="C9CED6" w:sz="4"/>
+            </w:tcBorders>
+            <w:tcMar>
+              <w:top w:type="dxa" w:w="60"/>
+              <w:left w:type="dxa" w:w="100"/>
+              <w:bottom w:type="dxa" w:w="60"/>
+              <w:right w:type="dxa" w:w="100"/>
+            </w:tcMar>
+          </w:tcPr>
+          <w:p>
+            <w:pPr>
+              <w:spacing w:after="0" w:before="0" w:line="276"/>
+            </w:pPr>
+            <w:r>
+              <w:rPr>
+                <w:rFonts w:ascii="Calibri" w:cs="Calibri" w:eastAsia="PingFang SC" w:hAnsi="Calibri"/>
+                <w:sz w:val="19"/>
+                <w:szCs w:val="19"/>
+              </w:rPr>
+              <w:t xml:space="preserve">早期状态对最终胜者的预测力超出零模型（运行内的路径依赖）</w:t>
+            </w:r>
+          </w:p>
+        </w:tc>
+        <w:tc>
+          <w:tcPr>
+            <w:tcW w:type="dxa" w:w="3228"/>
+            <w:tcBorders>
+              <w:top w:val="single" w:color="C9CED6" w:sz="4"/>
+              <w:left w:val="single" w:color="C9CED6" w:sz="4"/>
+              <w:bottom w:val="single" w:color="C9CED6" w:sz="4"/>
+              <w:right w:val="single" w:color="C9CED6" w:sz="4"/>
+            </w:tcBorders>
+            <w:tcMar>
+              <w:top w:type="dxa" w:w="60"/>
+              <w:left w:type="dxa" w:w="100"/>
+              <w:bottom w:type="dxa" w:w="60"/>
+              <w:right w:type="dxa" w:w="100"/>
+            </w:tcMar>
+          </w:tcPr>
+          <w:p>
+            <w:pPr>
+              <w:spacing w:after="0" w:before="0" w:line="276"/>
+            </w:pPr>
+            <w:r>
+              <w:rPr>
+                <w:rFonts w:ascii="Calibri" w:cs="Calibri" w:eastAsia="PingFang SC" w:hAnsi="Calibri"/>
+                <w:sz w:val="19"/>
+                <w:szCs w:val="19"/>
+              </w:rPr>
+              <w:t xml:space="preserve">次要（H4 检验力不足时顶替 H4 进入主族）</w:t>
+            </w:r>
+          </w:p>
+        </w:tc>
+      </w:tr>
+      <w:tr>
+        <w:trPr>
+          <w:tblHeader w:val="false"/>
+        </w:trPr>
+        <w:tc>
+          <w:tcPr>
+            <w:tcW w:type="dxa" w:w="1102"/>
+            <w:tcBorders>
+              <w:top w:val="single" w:color="C9CED6" w:sz="4"/>
+              <w:left w:val="single" w:color="C9CED6" w:sz="4"/>
+              <w:bottom w:val="single" w:color="C9CED6" w:sz="4"/>
+              <w:right w:val="single" w:color="C9CED6" w:sz="4"/>
+            </w:tcBorders>
+            <w:tcMar>
+              <w:top w:type="dxa" w:w="60"/>
+              <w:left w:type="dxa" w:w="100"/>
+              <w:bottom w:type="dxa" w:w="60"/>
+              <w:right w:type="dxa" w:w="100"/>
+            </w:tcMar>
+          </w:tcPr>
+          <w:p>
+            <w:pPr>
+              <w:spacing w:after="0" w:before="0" w:line="276"/>
+            </w:pPr>
+            <w:r>
+              <w:rPr>
+                <w:rFonts w:ascii="Calibri" w:cs="Calibri" w:eastAsia="PingFang SC" w:hAnsi="Calibri"/>
+                <w:sz w:val="19"/>
+                <w:szCs w:val="19"/>
+              </w:rPr>
+              <w:t xml:space="preserve">H7</w:t>
+            </w:r>
+          </w:p>
+        </w:tc>
+        <w:tc>
+          <w:tcPr>
+            <w:tcW w:type="dxa" w:w="5510"/>
+            <w:tcBorders>
+              <w:top w:val="single" w:color="C9CED6" w:sz="4"/>
+              <w:left w:val="single" w:color="C9CED6" w:sz="4"/>
+              <w:bottom w:val="single" w:color="C9CED6" w:sz="4"/>
+              <w:right w:val="single" w:color="C9CED6" w:sz="4"/>
+            </w:tcBorders>
+            <w:tcMar>
+              <w:top w:type="dxa" w:w="60"/>
+              <w:left w:type="dxa" w:w="100"/>
+              <w:bottom w:type="dxa" w:w="60"/>
+              <w:right w:type="dxa" w:w="100"/>
+            </w:tcMar>
+          </w:tcPr>
+          <w:p>
+            <w:pPr>
+              <w:spacing w:after="0" w:before="0" w:line="276"/>
+            </w:pPr>
+            <w:r>
+              <w:rPr>
+                <w:rFonts w:ascii="Calibri" w:cs="Calibri" w:eastAsia="PingFang SC" w:hAnsi="Calibri"/>
+                <w:sz w:val="19"/>
+                <w:szCs w:val="19"/>
+              </w:rPr>
+              <w:t xml:space="preserve">闭环很重要：B2 的最终熵低于 B2-R（A2 与 A2-R 同理）</w:t>
+            </w:r>
+          </w:p>
+        </w:tc>
+        <w:tc>
+          <w:tcPr>
+            <w:tcW w:type="dxa" w:w="3228"/>
+            <w:tcBorders>
+              <w:top w:val="single" w:color="C9CED6" w:sz="4"/>
+              <w:left w:val="single" w:color="C9CED6" w:sz="4"/>
+              <w:bottom w:val="single" w:color="C9CED6" w:sz="4"/>
+              <w:right w:val="single" w:color="C9CED6" w:sz="4"/>
+            </w:tcBorders>
+            <w:tcMar>
+              <w:top w:type="dxa" w:w="60"/>
+              <w:left w:type="dxa" w:w="100"/>
+              <w:bottom w:type="dxa" w:w="60"/>
+              <w:right w:type="dxa" w:w="100"/>
+            </w:tcMar>
+          </w:tcPr>
+          <w:p>
+            <w:pPr>
+              <w:spacing w:after="0" w:before="0" w:line="276"/>
+            </w:pPr>
+            <w:r>
+              <w:rPr>
+                <w:rFonts w:ascii="Calibri" w:cs="Calibri" w:eastAsia="PingFang SC" w:hAnsi="Calibri"/>
+                <w:sz w:val="19"/>
+                <w:szCs w:val="19"/>
+              </w:rPr>
+              <w:t xml:space="preserve">验证性对照（次要族）</w:t>
+            </w:r>
+          </w:p>
+        </w:tc>
+      </w:tr>
+      <w:tr>
+        <w:trPr>
+          <w:tblHeader w:val="false"/>
+        </w:trPr>
+        <w:tc>
+          <w:tcPr>
+            <w:tcW w:type="dxa" w:w="1102"/>
+            <w:tcBorders>
+              <w:top w:val="single" w:color="C9CED6" w:sz="4"/>
+              <w:left w:val="single" w:color="C9CED6" w:sz="4"/>
+              <w:bottom w:val="single" w:color="C9CED6" w:sz="4"/>
+              <w:right w:val="single" w:color="C9CED6" w:sz="4"/>
+            </w:tcBorders>
+            <w:tcMar>
+              <w:top w:type="dxa" w:w="60"/>
+              <w:left w:type="dxa" w:w="100"/>
+              <w:bottom w:type="dxa" w:w="60"/>
+              <w:right w:type="dxa" w:w="100"/>
+            </w:tcMar>
+          </w:tcPr>
+          <w:p>
+            <w:pPr>
+              <w:spacing w:after="0" w:before="0" w:line="276"/>
+            </w:pPr>
+            <w:r>
+              <w:rPr>
+                <w:rFonts w:ascii="Calibri" w:cs="Calibri" w:eastAsia="PingFang SC" w:hAnsi="Calibri"/>
+                <w:sz w:val="19"/>
+                <w:szCs w:val="19"/>
+              </w:rPr>
+              <w:t xml:space="preserve">H8</w:t>
+            </w:r>
+          </w:p>
+        </w:tc>
+        <w:tc>
+          <w:tcPr>
+            <w:tcW w:type="dxa" w:w="5510"/>
+            <w:tcBorders>
+              <w:top w:val="single" w:color="C9CED6" w:sz="4"/>
+              <w:left w:val="single" w:color="C9CED6" w:sz="4"/>
+              <w:bottom w:val="single" w:color="C9CED6" w:sz="4"/>
+              <w:right w:val="single" w:color="C9CED6" w:sz="4"/>
+            </w:tcBorders>
+            <w:tcMar>
+              <w:top w:type="dxa" w:w="60"/>
+              <w:left w:type="dxa" w:w="100"/>
+              <w:bottom w:type="dxa" w:w="60"/>
+              <w:right w:type="dxa" w:w="100"/>
+            </w:tcMar>
+          </w:tcPr>
+          <w:p>
+            <w:pPr>
+              <w:spacing w:after="0" w:before="0" w:line="276"/>
+            </w:pPr>
+            <w:r>
+              <w:rPr>
+                <w:rFonts w:ascii="Calibri" w:cs="Calibri" w:eastAsia="PingFang SC" w:hAnsi="Calibri"/>
+                <w:sz w:val="19"/>
+                <w:szCs w:val="19"/>
+              </w:rPr>
+              <w:t xml:space="preserve">社会框架超出单纯暴露的作用：B2 的最终熵低于 NS2</w:t>
+            </w:r>
+          </w:p>
+        </w:tc>
+        <w:tc>
+          <w:tcPr>
+            <w:tcW w:type="dxa" w:w="3228"/>
+            <w:tcBorders>
+              <w:top w:val="single" w:color="C9CED6" w:sz="4"/>
+              <w:left w:val="single" w:color="C9CED6" w:sz="4"/>
+              <w:bottom w:val="single" w:color="C9CED6" w:sz="4"/>
+              <w:right w:val="single" w:color="C9CED6" w:sz="4"/>
+            </w:tcBorders>
+            <w:tcMar>
+              <w:top w:type="dxa" w:w="60"/>
+              <w:left w:type="dxa" w:w="100"/>
+              <w:bottom w:type="dxa" w:w="60"/>
+              <w:right w:type="dxa" w:w="100"/>
+            </w:tcMar>
+          </w:tcPr>
+          <w:p>
+            <w:pPr>
+              <w:spacing w:after="0" w:before="0" w:line="276"/>
+            </w:pPr>
+            <w:r>
+              <w:rPr>
+                <w:rFonts w:ascii="Calibri" w:cs="Calibri" w:eastAsia="PingFang SC" w:hAnsi="Calibri"/>
+                <w:sz w:val="19"/>
+                <w:szCs w:val="19"/>
+              </w:rPr>
+              <w:t xml:space="preserve">次要</w:t>
+            </w:r>
+          </w:p>
+        </w:tc>
+      </w:tr>
+      <w:tr>
+        <w:trPr>
+          <w:tblHeader w:val="false"/>
+        </w:trPr>
+        <w:tc>
+          <w:tcPr>
+            <w:tcW w:type="dxa" w:w="1102"/>
+            <w:tcBorders>
+              <w:top w:val="single" w:color="C9CED6" w:sz="4"/>
+              <w:left w:val="single" w:color="C9CED6" w:sz="4"/>
+              <w:bottom w:val="single" w:color="C9CED6" w:sz="4"/>
+              <w:right w:val="single" w:color="C9CED6" w:sz="4"/>
+            </w:tcBorders>
+            <w:tcMar>
+              <w:top w:type="dxa" w:w="60"/>
+              <w:left w:type="dxa" w:w="100"/>
+              <w:bottom w:type="dxa" w:w="60"/>
+              <w:right w:type="dxa" w:w="100"/>
+            </w:tcMar>
+          </w:tcPr>
+          <w:p>
+            <w:pPr>
+              <w:spacing w:after="0" w:before="0" w:line="276"/>
+            </w:pPr>
+            <w:r>
+              <w:rPr>
+                <w:rFonts w:ascii="Calibri" w:cs="Calibri" w:eastAsia="PingFang SC" w:hAnsi="Calibri"/>
+                <w:sz w:val="19"/>
+                <w:szCs w:val="19"/>
+              </w:rPr>
+              <w:t xml:space="preserve">H1a</w:t>
+            </w:r>
+          </w:p>
+        </w:tc>
+        <w:tc>
+          <w:tcPr>
+            <w:tcW w:type="dxa" w:w="5510"/>
+            <w:tcBorders>
+              <w:top w:val="single" w:color="C9CED6" w:sz="4"/>
+              <w:left w:val="single" w:color="C9CED6" w:sz="4"/>
+              <w:bottom w:val="single" w:color="C9CED6" w:sz="4"/>
+              <w:right w:val="single" w:color="C9CED6" w:sz="4"/>
+            </w:tcBorders>
+            <w:tcMar>
+              <w:top w:type="dxa" w:w="60"/>
+              <w:left w:type="dxa" w:w="100"/>
+              <w:bottom w:type="dxa" w:w="60"/>
+              <w:right w:type="dxa" w:w="100"/>
+            </w:tcMar>
+          </w:tcPr>
+          <w:p>
+            <w:pPr>
+              <w:spacing w:after="0" w:before="0" w:line="276"/>
+            </w:pPr>
+            <w:r>
+              <w:rPr>
+                <w:rFonts w:ascii="Calibri" w:cs="Calibri" w:eastAsia="PingFang SC" w:hAnsi="Calibri"/>
+                <w:sz w:val="19"/>
+                <w:szCs w:val="19"/>
+              </w:rPr>
+              <w:t xml:space="preserve">有奖励：entropy_final(自己 + 伙伴) &lt; entropy_final(只看自己)</w:t>
+            </w:r>
+          </w:p>
+        </w:tc>
+        <w:tc>
+          <w:tcPr>
+            <w:tcW w:type="dxa" w:w="3228"/>
+            <w:tcBorders>
+              <w:top w:val="single" w:color="C9CED6" w:sz="4"/>
+              <w:left w:val="single" w:color="C9CED6" w:sz="4"/>
+              <w:bottom w:val="single" w:color="C9CED6" w:sz="4"/>
+              <w:right w:val="single" w:color="C9CED6" w:sz="4"/>
+            </w:tcBorders>
+            <w:tcMar>
+              <w:top w:type="dxa" w:w="60"/>
+              <w:left w:type="dxa" w:w="100"/>
+              <w:bottom w:type="dxa" w:w="60"/>
+              <w:right w:type="dxa" w:w="100"/>
+            </w:tcMar>
+          </w:tcPr>
+          <w:p>
+            <w:pPr>
+              <w:spacing w:after="0" w:before="0" w:line="276"/>
+            </w:pPr>
+            <w:r>
+              <w:rPr>
+                <w:rFonts w:ascii="Calibri" w:cs="Calibri" w:eastAsia="PingFang SC" w:hAnsi="Calibri"/>
+                <w:sz w:val="19"/>
+                <w:szCs w:val="19"/>
+              </w:rPr>
+              <w:t xml:space="preserve">次要</w:t>
+            </w:r>
+          </w:p>
+        </w:tc>
+      </w:tr>
+      <w:tr>
+        <w:trPr>
+          <w:tblHeader w:val="false"/>
+        </w:trPr>
+        <w:tc>
+          <w:tcPr>
+            <w:tcW w:type="dxa" w:w="1102"/>
+            <w:tcBorders>
+              <w:top w:val="single" w:color="C9CED6" w:sz="4"/>
+              <w:left w:val="single" w:color="C9CED6" w:sz="4"/>
+              <w:bottom w:val="single" w:color="C9CED6" w:sz="4"/>
+              <w:right w:val="single" w:color="C9CED6" w:sz="4"/>
+            </w:tcBorders>
+            <w:tcMar>
+              <w:top w:type="dxa" w:w="60"/>
+              <w:left w:type="dxa" w:w="100"/>
+              <w:bottom w:type="dxa" w:w="60"/>
+              <w:right w:type="dxa" w:w="100"/>
+            </w:tcMar>
+          </w:tcPr>
+          <w:p>
+            <w:pPr>
+              <w:spacing w:after="0" w:before="0" w:line="276"/>
+            </w:pPr>
+            <w:r>
+              <w:rPr>
+                <w:rFonts w:ascii="Calibri" w:cs="Calibri" w:eastAsia="PingFang SC" w:hAnsi="Calibri"/>
+                <w:sz w:val="19"/>
+                <w:szCs w:val="19"/>
+              </w:rPr>
+              <w:t xml:space="preserve">H2b / H1b</w:t>
+            </w:r>
+          </w:p>
+        </w:tc>
+        <w:tc>
+          <w:tcPr>
+            <w:tcW w:type="dxa" w:w="5510"/>
+            <w:tcBorders>
+              <w:top w:val="single" w:color="C9CED6" w:sz="4"/>
+              <w:left w:val="single" w:color="C9CED6" w:sz="4"/>
+              <w:bottom w:val="single" w:color="C9CED6" w:sz="4"/>
+              <w:right w:val="single" w:color="C9CED6" w:sz="4"/>
+            </w:tcBorders>
+            <w:tcMar>
+              <w:top w:type="dxa" w:w="60"/>
+              <w:left w:type="dxa" w:w="100"/>
+              <w:bottom w:type="dxa" w:w="60"/>
+              <w:right w:type="dxa" w:w="100"/>
+            </w:tcMar>
+          </w:tcPr>
+          <w:p>
+            <w:pPr>
+              <w:spacing w:after="0" w:before="0" w:line="276"/>
+            </w:pPr>
+            <w:r>
+              <w:rPr>
+                <w:rFonts w:ascii="Calibri" w:cs="Calibri" w:eastAsia="PingFang SC" w:hAnsi="Calibri"/>
+                <w:sz w:val="19"/>
+                <w:szCs w:val="19"/>
+              </w:rPr>
+              <w:t xml:space="preserve">有记忆格低于同一臂的无记忆格</w:t>
+            </w:r>
+          </w:p>
+        </w:tc>
+        <w:tc>
+          <w:tcPr>
+            <w:tcW w:type="dxa" w:w="3228"/>
+            <w:tcBorders>
+              <w:top w:val="single" w:color="C9CED6" w:sz="4"/>
+              <w:left w:val="single" w:color="C9CED6" w:sz="4"/>
+              <w:bottom w:val="single" w:color="C9CED6" w:sz="4"/>
+              <w:right w:val="single" w:color="C9CED6" w:sz="4"/>
+            </w:tcBorders>
+            <w:tcMar>
+              <w:top w:type="dxa" w:w="60"/>
+              <w:left w:type="dxa" w:w="100"/>
+              <w:bottom w:type="dxa" w:w="60"/>
+              <w:right w:type="dxa" w:w="100"/>
+            </w:tcMar>
+          </w:tcPr>
+          <w:p>
+            <w:pPr>
+              <w:spacing w:after="0" w:before="0" w:line="276"/>
+            </w:pPr>
+            <w:r>
+              <w:rPr>
+                <w:rFonts w:ascii="Calibri" w:cs="Calibri" w:eastAsia="PingFang SC" w:hAnsi="Calibri"/>
+                <w:sz w:val="19"/>
+                <w:szCs w:val="19"/>
+              </w:rPr>
+              <w:t xml:space="preserve">次要</w:t>
+            </w:r>
+          </w:p>
+        </w:tc>
+      </w:tr>
+      <w:tr>
+        <w:trPr>
+          <w:tblHeader w:val="false"/>
+        </w:trPr>
+        <w:tc>
+          <w:tcPr>
+            <w:tcW w:type="dxa" w:w="1102"/>
+            <w:tcBorders>
+              <w:top w:val="single" w:color="C9CED6" w:sz="4"/>
+              <w:left w:val="single" w:color="C9CED6" w:sz="4"/>
+              <w:bottom w:val="single" w:color="C9CED6" w:sz="4"/>
+              <w:right w:val="single" w:color="C9CED6" w:sz="4"/>
+            </w:tcBorders>
+            <w:tcMar>
+              <w:top w:type="dxa" w:w="60"/>
+              <w:left w:type="dxa" w:w="100"/>
+              <w:bottom w:type="dxa" w:w="60"/>
+              <w:right w:type="dxa" w:w="100"/>
+            </w:tcMar>
+          </w:tcPr>
+          <w:p>
+            <w:pPr>
+              <w:spacing w:after="0" w:before="0" w:line="276"/>
+            </w:pPr>
+            <w:r>
+              <w:rPr>
+                <w:rFonts w:ascii="Calibri" w:cs="Calibri" w:eastAsia="PingFang SC" w:hAnsi="Calibri"/>
+                <w:sz w:val="19"/>
+                <w:szCs w:val="19"/>
+              </w:rPr>
+              <w:t xml:space="preserve">H3</w:t>
+            </w:r>
+          </w:p>
+        </w:tc>
+        <w:tc>
+          <w:tcPr>
+            <w:tcW w:type="dxa" w:w="5510"/>
+            <w:tcBorders>
+              <w:top w:val="single" w:color="C9CED6" w:sz="4"/>
+              <w:left w:val="single" w:color="C9CED6" w:sz="4"/>
+              <w:bottom w:val="single" w:color="C9CED6" w:sz="4"/>
+              <w:right w:val="single" w:color="C9CED6" w:sz="4"/>
+            </w:tcBorders>
+            <w:tcMar>
+              <w:top w:type="dxa" w:w="60"/>
+              <w:left w:type="dxa" w:w="100"/>
+              <w:bottom w:type="dxa" w:w="60"/>
+              <w:right w:type="dxa" w:w="100"/>
+            </w:tcMar>
+          </w:tcPr>
+          <w:p>
+            <w:pPr>
+              <w:spacing w:after="0" w:before="0" w:line="276"/>
+            </w:pPr>
+            <w:r>
+              <w:rPr>
+                <w:rFonts w:ascii="Calibri" w:cs="Calibri" w:eastAsia="PingFang SC" w:hAnsi="Calibri"/>
+                <w:sz w:val="19"/>
+                <w:szCs w:val="19"/>
+              </w:rPr>
+              <w:t xml:space="preserve">反事实探针：伙伴记录中 k 的次数增加，选 k 的概率上升（因果的机制证据）</w:t>
+            </w:r>
+          </w:p>
+        </w:tc>
+        <w:tc>
+          <w:tcPr>
+            <w:tcW w:type="dxa" w:w="3228"/>
+            <w:tcBorders>
+              <w:top w:val="single" w:color="C9CED6" w:sz="4"/>
+              <w:left w:val="single" w:color="C9CED6" w:sz="4"/>
+              <w:bottom w:val="single" w:color="C9CED6" w:sz="4"/>
+              <w:right w:val="single" w:color="C9CED6" w:sz="4"/>
+            </w:tcBorders>
+            <w:tcMar>
+              <w:top w:type="dxa" w:w="60"/>
+              <w:left w:type="dxa" w:w="100"/>
+              <w:bottom w:type="dxa" w:w="60"/>
+              <w:right w:type="dxa" w:w="100"/>
+            </w:tcMar>
+          </w:tcPr>
+          <w:p>
+            <w:pPr>
+              <w:spacing w:after="0" w:before="0" w:line="276"/>
+            </w:pPr>
+            <w:r>
+              <w:rPr>
+                <w:rFonts w:ascii="Calibri" w:cs="Calibri" w:eastAsia="PingFang SC" w:hAnsi="Calibri"/>
+                <w:sz w:val="19"/>
+                <w:szCs w:val="19"/>
+              </w:rPr>
+              <w:t xml:space="preserve">次要</w:t>
+            </w:r>
+          </w:p>
+        </w:tc>
+      </w:tr>
+      <w:tr>
+        <w:trPr>
+          <w:tblHeader w:val="false"/>
+        </w:trPr>
+        <w:tc>
+          <w:tcPr>
+            <w:tcW w:type="dxa" w:w="1102"/>
+            <w:tcBorders>
+              <w:top w:val="single" w:color="C9CED6" w:sz="4"/>
+              <w:left w:val="single" w:color="C9CED6" w:sz="4"/>
+              <w:bottom w:val="single" w:color="C9CED6" w:sz="4"/>
+              <w:right w:val="single" w:color="C9CED6" w:sz="4"/>
+            </w:tcBorders>
+            <w:tcMar>
+              <w:top w:type="dxa" w:w="60"/>
+              <w:left w:type="dxa" w:w="100"/>
+              <w:bottom w:type="dxa" w:w="60"/>
+              <w:right w:type="dxa" w:w="100"/>
+            </w:tcMar>
+          </w:tcPr>
+          <w:p>
+            <w:pPr>
+              <w:spacing w:after="0" w:before="0" w:line="276"/>
+            </w:pPr>
+            <w:r>
+              <w:rPr>
+                <w:rFonts w:ascii="Calibri" w:cs="Calibri" w:eastAsia="PingFang SC" w:hAnsi="Calibri"/>
+                <w:sz w:val="19"/>
+                <w:szCs w:val="19"/>
+              </w:rPr>
+              <w:t xml:space="preserve">H6</w:t>
+            </w:r>
+          </w:p>
+        </w:tc>
+        <w:tc>
+          <w:tcPr>
+            <w:tcW w:type="dxa" w:w="5510"/>
+            <w:tcBorders>
+              <w:top w:val="single" w:color="C9CED6" w:sz="4"/>
+              <w:left w:val="single" w:color="C9CED6" w:sz="4"/>
+              <w:bottom w:val="single" w:color="C9CED6" w:sz="4"/>
+              <w:right w:val="single" w:color="C9CED6" w:sz="4"/>
+            </w:tcBorders>
+            <w:tcMar>
+              <w:top w:type="dxa" w:w="60"/>
+              <w:left w:type="dxa" w:w="100"/>
+              <w:bottom w:type="dxa" w:w="60"/>
+              <w:right w:type="dxa" w:w="100"/>
+            </w:tcMar>
+          </w:tcPr>
+          <w:p>
+            <w:pPr>
+              <w:spacing w:after="0" w:before="0" w:line="276"/>
+            </w:pPr>
+            <w:r>
+              <w:rPr>
+                <w:rFonts w:ascii="Calibri" w:cs="Calibri" w:eastAsia="PingFang SC" w:hAnsi="Calibri"/>
+                <w:sz w:val="19"/>
+                <w:szCs w:val="19"/>
+              </w:rPr>
+              <w:t xml:space="preserve">fitted_logit 能预测宏观结果（entropy_final、T_consensus、γ、碎片化）</w:t>
+            </w:r>
+          </w:p>
+        </w:tc>
+        <w:tc>
+          <w:tcPr>
+            <w:tcW w:type="dxa" w:w="3228"/>
+            <w:tcBorders>
+              <w:top w:val="single" w:color="C9CED6" w:sz="4"/>
+              <w:left w:val="single" w:color="C9CED6" w:sz="4"/>
+              <w:bottom w:val="single" w:color="C9CED6" w:sz="4"/>
+              <w:right w:val="single" w:color="C9CED6" w:sz="4"/>
+            </w:tcBorders>
+            <w:tcMar>
+              <w:top w:type="dxa" w:w="60"/>
+              <w:left w:type="dxa" w:w="100"/>
+              <w:bottom w:type="dxa" w:w="60"/>
+              <w:right w:type="dxa" w:w="100"/>
+            </w:tcMar>
+          </w:tcPr>
+          <w:p>
+            <w:pPr>
+              <w:spacing w:after="0" w:before="0" w:line="276"/>
+            </w:pPr>
+            <w:r>
+              <w:rPr>
+                <w:rFonts w:ascii="Calibri" w:cs="Calibri" w:eastAsia="PingFang SC" w:hAnsi="Calibri"/>
+                <w:sz w:val="19"/>
+                <w:szCs w:val="19"/>
+              </w:rPr>
+              <w:t xml:space="preserve">次要</w:t>
+            </w:r>
+          </w:p>
+        </w:tc>
+      </w:tr>
+      <w:tr>
+        <w:trPr>
+          <w:tblHeader w:val="false"/>
+        </w:trPr>
+        <w:tc>
+          <w:tcPr>
+            <w:tcW w:type="dxa" w:w="1102"/>
+            <w:tcBorders>
+              <w:top w:val="single" w:color="C9CED6" w:sz="4"/>
+              <w:left w:val="single" w:color="C9CED6" w:sz="4"/>
+              <w:bottom w:val="single" w:color="C9CED6" w:sz="4"/>
+              <w:right w:val="single" w:color="C9CED6" w:sz="4"/>
+            </w:tcBorders>
+            <w:tcMar>
+              <w:top w:type="dxa" w:w="60"/>
+              <w:left w:type="dxa" w:w="100"/>
+              <w:bottom w:type="dxa" w:w="60"/>
+              <w:right w:type="dxa" w:w="100"/>
+            </w:tcMar>
+          </w:tcPr>
+          <w:p>
+            <w:pPr>
+              <w:spacing w:after="0" w:before="0" w:line="276"/>
+            </w:pPr>
+            <w:r>
+              <w:rPr>
+                <w:rFonts w:ascii="Calibri" w:cs="Calibri" w:eastAsia="PingFang SC" w:hAnsi="Calibri"/>
+                <w:sz w:val="19"/>
+                <w:szCs w:val="19"/>
+              </w:rPr>
+              <w:t xml:space="preserve">H5</w:t>
+            </w:r>
+          </w:p>
+        </w:tc>
+        <w:tc>
+          <w:tcPr>
+            <w:tcW w:type="dxa" w:w="5510"/>
+            <w:tcBorders>
+              <w:top w:val="single" w:color="C9CED6" w:sz="4"/>
+              <w:left w:val="single" w:color="C9CED6" w:sz="4"/>
+              <w:bottom w:val="single" w:color="C9CED6" w:sz="4"/>
+              <w:right w:val="single" w:color="C9CED6" w:sz="4"/>
+            </w:tcBorders>
+            <w:tcMar>
+              <w:top w:type="dxa" w:w="60"/>
+              <w:left w:type="dxa" w:w="100"/>
+              <w:bottom w:type="dxa" w:w="60"/>
+              <w:right w:type="dxa" w:w="100"/>
+            </w:tcMar>
+          </w:tcPr>
+          <w:p>
+            <w:pPr>
+              <w:spacing w:after="0" w:before="0" w:line="276"/>
+            </w:pPr>
+            <w:r>
+              <w:rPr>
+                <w:rFonts w:ascii="Calibri" w:cs="Calibri" w:eastAsia="PingFang SC" w:hAnsi="Calibri"/>
+                <w:sz w:val="19"/>
+                <w:szCs w:val="19"/>
+              </w:rPr>
+              <w:t xml:space="preserve">社区拓扑：p_within 越高，碎片化越多；星形的胜者接近中心节点的先验</w:t>
+            </w:r>
+          </w:p>
+        </w:tc>
+        <w:tc>
+          <w:tcPr>
+            <w:tcW w:type="dxa" w:w="3228"/>
+            <w:tcBorders>
+              <w:top w:val="single" w:color="C9CED6" w:sz="4"/>
+              <w:left w:val="single" w:color="C9CED6" w:sz="4"/>
+              <w:bottom w:val="single" w:color="C9CED6" w:sz="4"/>
+              <w:right w:val="single" w:color="C9CED6" w:sz="4"/>
+            </w:tcBorders>
+            <w:tcMar>
+              <w:top w:type="dxa" w:w="60"/>
+              <w:left w:type="dxa" w:w="100"/>
+              <w:bottom w:type="dxa" w:w="60"/>
+              <w:right w:type="dxa" w:w="100"/>
+            </w:tcMar>
+          </w:tcPr>
+          <w:p>
+            <w:pPr>
+              <w:spacing w:after="0" w:before="0" w:line="276"/>
+            </w:pPr>
+            <w:r>
+              <w:rPr>
+                <w:rFonts w:ascii="Calibri" w:cs="Calibri" w:eastAsia="PingFang SC" w:hAnsi="Calibri"/>
+                <w:sz w:val="19"/>
+                <w:szCs w:val="19"/>
+              </w:rPr>
+              <w:t xml:space="preserve">探索性</w:t>
+            </w:r>
+          </w:p>
+        </w:tc>
+      </w:tr>
+      <w:tr>
+        <w:trPr>
+          <w:tblHeader w:val="false"/>
+        </w:trPr>
+        <w:tc>
+          <w:tcPr>
+            <w:tcW w:type="dxa" w:w="1102"/>
+            <w:tcBorders>
+              <w:top w:val="single" w:color="C9CED6" w:sz="4"/>
+              <w:left w:val="single" w:color="C9CED6" w:sz="4"/>
+              <w:bottom w:val="single" w:color="C9CED6" w:sz="4"/>
+              <w:right w:val="single" w:color="C9CED6" w:sz="4"/>
+            </w:tcBorders>
+            <w:tcMar>
+              <w:top w:type="dxa" w:w="60"/>
+              <w:left w:type="dxa" w:w="100"/>
+              <w:bottom w:type="dxa" w:w="60"/>
+              <w:right w:type="dxa" w:w="100"/>
+            </w:tcMar>
+          </w:tcPr>
+          <w:p>
+            <w:pPr>
+              <w:spacing w:after="0" w:before="0" w:line="276"/>
+            </w:pPr>
+            <w:r>
+              <w:rPr>
+                <w:rFonts w:ascii="Calibri" w:cs="Calibri" w:eastAsia="PingFang SC" w:hAnsi="Calibri"/>
+                <w:sz w:val="19"/>
+                <w:szCs w:val="19"/>
+              </w:rPr>
+              <w:t xml:space="preserve">E1–E5</w:t>
+            </w:r>
+          </w:p>
+        </w:tc>
+        <w:tc>
+          <w:tcPr>
+            <w:tcW w:type="dxa" w:w="5510"/>
+            <w:tcBorders>
+              <w:top w:val="single" w:color="C9CED6" w:sz="4"/>
+              <w:left w:val="single" w:color="C9CED6" w:sz="4"/>
+              <w:bottom w:val="single" w:color="C9CED6" w:sz="4"/>
+              <w:right w:val="single" w:color="C9CED6" w:sz="4"/>
+            </w:tcBorders>
+            <w:tcMar>
+              <w:top w:type="dxa" w:w="60"/>
+              <w:left w:type="dxa" w:w="100"/>
+              <w:bottom w:type="dxa" w:w="60"/>
+              <w:right w:type="dxa" w:w="100"/>
+            </w:tcMar>
+          </w:tcPr>
+          <w:p>
+            <w:pPr>
+              <w:spacing w:after="0" w:before="0" w:line="276"/>
+            </w:pPr>
+            <w:r>
+              <w:rPr>
+                <w:rFonts w:ascii="Calibri" w:cs="Calibri" w:eastAsia="PingFang SC" w:hAnsi="Calibri"/>
+                <w:sz w:val="19"/>
+                <w:szCs w:val="19"/>
+              </w:rPr>
+              <w:t xml:space="preserve">得分反馈、记忆长度 H、温度、少数派临界点、植入历史</w:t>
+            </w:r>
+          </w:p>
+        </w:tc>
+        <w:tc>
+          <w:tcPr>
+            <w:tcW w:type="dxa" w:w="3228"/>
             <w:tcBorders>
               <w:top w:val="single" w:color="C9CED6" w:sz="4"/>
               <w:left w:val="single" w:color="C9CED6" w:sz="4"/>
@@ -6431,9 +9782,9 @@
         </w:tblBorders>
       </w:tblPr>
       <w:tblGrid>
-        <w:gridCol w:w="1719"/>
-        <w:gridCol w:w="4394"/>
-        <w:gridCol w:w="3727"/>
+        <w:gridCol w:w="1652"/>
+        <w:gridCol w:w="5258"/>
+        <w:gridCol w:w="2930"/>
       </w:tblGrid>
       <w:tr>
         <w:trPr>
@@ -6441,7 +9792,7 @@
         </w:trPr>
         <w:tc>
           <w:tcPr>
-            <w:tcW w:type="dxa" w:w="1719"/>
+            <w:tcW w:type="dxa" w:w="1652"/>
             <w:tcBorders>
               <w:top w:val="single" w:color="C9CED6" w:sz="4"/>
               <w:left w:val="single" w:color="C9CED6" w:sz="4"/>
@@ -6474,7 +9825,7 @@
         </w:tc>
         <w:tc>
           <w:tcPr>
-            <w:tcW w:type="dxa" w:w="4394"/>
+            <w:tcW w:type="dxa" w:w="5258"/>
             <w:tcBorders>
               <w:top w:val="single" w:color="C9CED6" w:sz="4"/>
               <w:left w:val="single" w:color="C9CED6" w:sz="4"/>
@@ -6507,7 +9858,7 @@
         </w:tc>
         <w:tc>
           <w:tcPr>
-            <w:tcW w:type="dxa" w:w="3727"/>
+            <w:tcW w:type="dxa" w:w="2930"/>
             <w:tcBorders>
               <w:top w:val="single" w:color="C9CED6" w:sz="4"/>
               <w:left w:val="single" w:color="C9CED6" w:sz="4"/>
@@ -6545,91 +9896,93 @@
         </w:trPr>
         <w:tc>
           <w:tcPr>
-            <w:tcW w:type="dxa" w:w="1719"/>
-            <w:tcBorders>
-              <w:top w:val="single" w:color="C9CED6" w:sz="4"/>
-              <w:left w:val="single" w:color="C9CED6" w:sz="4"/>
-              <w:bottom w:val="single" w:color="C9CED6" w:sz="4"/>
-              <w:right w:val="single" w:color="C9CED6" w:sz="4"/>
-            </w:tcBorders>
-            <w:tcMar>
-              <w:top w:type="dxa" w:w="60"/>
-              <w:left w:type="dxa" w:w="100"/>
-              <w:bottom w:type="dxa" w:w="60"/>
-              <w:right w:type="dxa" w:w="100"/>
-            </w:tcMar>
-          </w:tcPr>
-          <w:p>
-            <w:pPr>
-              <w:spacing w:after="0" w:before="0" w:line="276"/>
-            </w:pPr>
-            <w:r>
-              <w:rPr>
-                <w:rFonts w:ascii="Calibri" w:cs="Calibri" w:eastAsia="PingFang SC" w:hAnsi="Calibri"/>
-                <w:sz w:val="19"/>
-                <w:szCs w:val="19"/>
-              </w:rPr>
-              <w:t xml:space="preserve">先验格 B0′ / A0′</w:t>
-            </w:r>
-          </w:p>
-        </w:tc>
-        <w:tc>
-          <w:tcPr>
-            <w:tcW w:type="dxa" w:w="4394"/>
-            <w:tcBorders>
-              <w:top w:val="single" w:color="C9CED6" w:sz="4"/>
-              <w:left w:val="single" w:color="C9CED6" w:sz="4"/>
-              <w:bottom w:val="single" w:color="C9CED6" w:sz="4"/>
-              <w:right w:val="single" w:color="C9CED6" w:sz="4"/>
-            </w:tcBorders>
-            <w:tcMar>
-              <w:top w:type="dxa" w:w="60"/>
-              <w:left w:type="dxa" w:w="100"/>
-              <w:bottom w:type="dxa" w:w="60"/>
-              <w:right w:type="dxa" w:w="100"/>
-            </w:tcMar>
-          </w:tcPr>
-          <w:p>
-            <w:pPr>
-              <w:spacing w:after="0" w:before="0" w:line="276"/>
-            </w:pPr>
-            <w:r>
-              <w:rPr>
-                <w:rFonts w:ascii="Calibri" w:cs="Calibri" w:eastAsia="PingFang SC" w:hAnsi="Calibri"/>
-                <w:sz w:val="19"/>
-                <w:szCs w:val="19"/>
-              </w:rPr>
-              <w:t xml:space="preserve">无记忆，但使用 own_only 的交互段落</w:t>
-            </w:r>
-          </w:p>
-        </w:tc>
-        <w:tc>
-          <w:tcPr>
-            <w:tcW w:type="dxa" w:w="3727"/>
-            <w:tcBorders>
-              <w:top w:val="single" w:color="C9CED6" w:sz="4"/>
-              <w:left w:val="single" w:color="C9CED6" w:sz="4"/>
-              <w:bottom w:val="single" w:color="C9CED6" w:sz="4"/>
-              <w:right w:val="single" w:color="C9CED6" w:sz="4"/>
-            </w:tcBorders>
-            <w:tcMar>
-              <w:top w:type="dxa" w:w="60"/>
-              <w:left w:type="dxa" w:w="100"/>
-              <w:bottom w:type="dxa" w:w="60"/>
-              <w:right w:type="dxa" w:w="100"/>
-            </w:tcMar>
-          </w:tcPr>
-          <w:p>
-            <w:pPr>
-              <w:spacing w:after="0" w:before="0" w:line="276"/>
-            </w:pPr>
-            <w:r>
-              <w:rPr>
-                <w:rFonts w:ascii="Calibri" w:cs="Calibri" w:eastAsia="PingFang SC" w:hAnsi="Calibri"/>
-                <w:sz w:val="19"/>
-                <w:szCs w:val="19"/>
-              </w:rPr>
-              <w:t xml:space="preserve">给 B1 / A1 提供匹配先验</w:t>
+            <w:tcW w:type="dxa" w:w="1652"/>
+            <w:tcBorders>
+              <w:top w:val="single" w:color="C9CED6" w:sz="4"/>
+              <w:left w:val="single" w:color="C9CED6" w:sz="4"/>
+              <w:bottom w:val="single" w:color="C9CED6" w:sz="4"/>
+              <w:right w:val="single" w:color="C9CED6" w:sz="4"/>
+            </w:tcBorders>
+            <w:tcMar>
+              <w:top w:type="dxa" w:w="60"/>
+              <w:left w:type="dxa" w:w="100"/>
+              <w:bottom w:type="dxa" w:w="60"/>
+              <w:right w:type="dxa" w:w="100"/>
+            </w:tcMar>
+          </w:tcPr>
+          <w:p>
+            <w:pPr>
+              <w:spacing w:after="0" w:before="0" w:line="276"/>
+            </w:pPr>
+            <w:r>
+              <w:rPr>
+                <w:rFonts w:ascii="Calibri" w:cs="Calibri" w:eastAsia="PingFang SC" w:hAnsi="Calibri"/>
+                <w:b/>
+                <w:bCs/>
+                <w:sz w:val="19"/>
+                <w:szCs w:val="19"/>
+              </w:rPr>
+              <w:t xml:space="preserve">B2-R / A2-R 先验回放</w:t>
+            </w:r>
+          </w:p>
+        </w:tc>
+        <w:tc>
+          <w:tcPr>
+            <w:tcW w:type="dxa" w:w="5258"/>
+            <w:tcBorders>
+              <w:top w:val="single" w:color="C9CED6" w:sz="4"/>
+              <w:left w:val="single" w:color="C9CED6" w:sz="4"/>
+              <w:bottom w:val="single" w:color="C9CED6" w:sz="4"/>
+              <w:right w:val="single" w:color="C9CED6" w:sz="4"/>
+            </w:tcBorders>
+            <w:tcMar>
+              <w:top w:type="dxa" w:w="60"/>
+              <w:left w:type="dxa" w:w="100"/>
+              <w:bottom w:type="dxa" w:w="60"/>
+              <w:right w:type="dxa" w:w="100"/>
+            </w:tcMar>
+          </w:tcPr>
+          <w:p>
+            <w:pPr>
+              <w:spacing w:after="0" w:before="0" w:line="276"/>
+            </w:pPr>
+            <w:r>
+              <w:rPr>
+                <w:rFonts w:ascii="Calibri" w:cs="Calibri" w:eastAsia="PingFang SC" w:hAnsi="Calibri"/>
+                <w:sz w:val="19"/>
+                <w:szCs w:val="19"/>
+              </w:rPr>
+              <w:t xml:space="preserve">与 B2 / A2 相同，但伙伴标签从匹配先验中独立抽取</w:t>
+            </w:r>
+          </w:p>
+        </w:tc>
+        <w:tc>
+          <w:tcPr>
+            <w:tcW w:type="dxa" w:w="2930"/>
+            <w:tcBorders>
+              <w:top w:val="single" w:color="C9CED6" w:sz="4"/>
+              <w:left w:val="single" w:color="C9CED6" w:sz="4"/>
+              <w:bottom w:val="single" w:color="C9CED6" w:sz="4"/>
+              <w:right w:val="single" w:color="C9CED6" w:sz="4"/>
+            </w:tcBorders>
+            <w:tcMar>
+              <w:top w:type="dxa" w:w="60"/>
+              <w:left w:type="dxa" w:w="100"/>
+              <w:bottom w:type="dxa" w:w="60"/>
+              <w:right w:type="dxa" w:w="100"/>
+            </w:tcMar>
+          </w:tcPr>
+          <w:p>
+            <w:pPr>
+              <w:spacing w:after="0" w:before="0" w:line="276"/>
+            </w:pPr>
+            <w:r>
+              <w:rPr>
+                <w:rFonts w:ascii="Calibri" w:cs="Calibri" w:eastAsia="PingFang SC" w:hAnsi="Calibri"/>
+                <w:sz w:val="19"/>
+                <w:szCs w:val="19"/>
+              </w:rPr>
+              <w:t xml:space="preserve">H7：收敛是否需要闭环</w:t>
             </w:r>
           </w:p>
         </w:tc>
@@ -6640,91 +9993,93 @@
         </w:trPr>
         <w:tc>
           <w:tcPr>
-            <w:tcW w:type="dxa" w:w="1719"/>
-            <w:tcBorders>
-              <w:top w:val="single" w:color="C9CED6" w:sz="4"/>
-              <w:left w:val="single" w:color="C9CED6" w:sz="4"/>
-              <w:bottom w:val="single" w:color="C9CED6" w:sz="4"/>
-              <w:right w:val="single" w:color="C9CED6" w:sz="4"/>
-            </w:tcBorders>
-            <w:tcMar>
-              <w:top w:type="dxa" w:w="60"/>
-              <w:left w:type="dxa" w:w="100"/>
-              <w:bottom w:type="dxa" w:w="60"/>
-              <w:right w:type="dxa" w:w="100"/>
-            </w:tcMar>
-          </w:tcPr>
-          <w:p>
-            <w:pPr>
-              <w:spacing w:after="0" w:before="0" w:line="276"/>
-            </w:pPr>
-            <w:r>
-              <w:rPr>
-                <w:rFonts w:ascii="Calibri" w:cs="Calibri" w:eastAsia="PingFang SC" w:hAnsi="Calibri"/>
-                <w:sz w:val="19"/>
-                <w:szCs w:val="19"/>
-              </w:rPr>
-              <w:t xml:space="preserve">Study 0</w:t>
-            </w:r>
-          </w:p>
-        </w:tc>
-        <w:tc>
-          <w:tcPr>
-            <w:tcW w:type="dxa" w:w="4394"/>
-            <w:tcBorders>
-              <w:top w:val="single" w:color="C9CED6" w:sz="4"/>
-              <w:left w:val="single" w:color="C9CED6" w:sz="4"/>
-              <w:bottom w:val="single" w:color="C9CED6" w:sz="4"/>
-              <w:right w:val="single" w:color="C9CED6" w:sz="4"/>
-            </w:tcBorders>
-            <w:tcMar>
-              <w:top w:type="dxa" w:w="60"/>
-              <w:left w:type="dxa" w:w="100"/>
-              <w:bottom w:type="dxa" w:w="60"/>
-              <w:right w:type="dxa" w:w="100"/>
-            </w:tcMar>
-          </w:tcPr>
-          <w:p>
-            <w:pPr>
-              <w:spacing w:after="0" w:before="0" w:line="276"/>
-            </w:pPr>
-            <w:r>
-              <w:rPr>
-                <w:rFonts w:ascii="Calibri" w:cs="Calibri" w:eastAsia="PingFang SC" w:hAnsi="Calibri"/>
-                <w:sz w:val="19"/>
-                <w:szCs w:val="19"/>
-              </w:rPr>
-              <w:t xml:space="preserve">孤立模板</w:t>
-            </w:r>
-          </w:p>
-        </w:tc>
-        <w:tc>
-          <w:tcPr>
-            <w:tcW w:type="dxa" w:w="3727"/>
-            <w:tcBorders>
-              <w:top w:val="single" w:color="C9CED6" w:sz="4"/>
-              <w:left w:val="single" w:color="C9CED6" w:sz="4"/>
-              <w:bottom w:val="single" w:color="C9CED6" w:sz="4"/>
-              <w:right w:val="single" w:color="C9CED6" w:sz="4"/>
-            </w:tcBorders>
-            <w:tcMar>
-              <w:top w:type="dxa" w:w="60"/>
-              <w:left w:type="dxa" w:w="100"/>
-              <w:bottom w:type="dxa" w:w="60"/>
-              <w:right w:type="dxa" w:w="100"/>
-            </w:tcMar>
-          </w:tcPr>
-          <w:p>
-            <w:pPr>
-              <w:spacing w:after="0" w:before="0" w:line="276"/>
-            </w:pPr>
-            <w:r>
-              <w:rPr>
-                <w:rFonts w:ascii="Calibri" w:cs="Calibri" w:eastAsia="PingFang SC" w:hAnsi="Calibri"/>
-                <w:sz w:val="19"/>
-                <w:szCs w:val="19"/>
-              </w:rPr>
-              <w:t xml:space="preserve">标签闸门；测量"语境让先验变尖多少"</w:t>
+            <w:tcW w:type="dxa" w:w="1652"/>
+            <w:tcBorders>
+              <w:top w:val="single" w:color="C9CED6" w:sz="4"/>
+              <w:left w:val="single" w:color="C9CED6" w:sz="4"/>
+              <w:bottom w:val="single" w:color="C9CED6" w:sz="4"/>
+              <w:right w:val="single" w:color="C9CED6" w:sz="4"/>
+            </w:tcBorders>
+            <w:tcMar>
+              <w:top w:type="dxa" w:w="60"/>
+              <w:left w:type="dxa" w:w="100"/>
+              <w:bottom w:type="dxa" w:w="60"/>
+              <w:right w:type="dxa" w:w="100"/>
+            </w:tcMar>
+          </w:tcPr>
+          <w:p>
+            <w:pPr>
+              <w:spacing w:after="0" w:before="0" w:line="276"/>
+            </w:pPr>
+            <w:r>
+              <w:rPr>
+                <w:rFonts w:ascii="Calibri" w:cs="Calibri" w:eastAsia="PingFang SC" w:hAnsi="Calibri"/>
+                <w:b/>
+                <w:bCs/>
+                <w:sz w:val="19"/>
+                <w:szCs w:val="19"/>
+              </w:rPr>
+              <w:t xml:space="preserve">NS2 非社会框架</w:t>
+            </w:r>
+          </w:p>
+        </w:tc>
+        <w:tc>
+          <w:tcPr>
+            <w:tcW w:type="dxa" w:w="5258"/>
+            <w:tcBorders>
+              <w:top w:val="single" w:color="C9CED6" w:sz="4"/>
+              <w:left w:val="single" w:color="C9CED6" w:sz="4"/>
+              <w:bottom w:val="single" w:color="C9CED6" w:sz="4"/>
+              <w:right w:val="single" w:color="C9CED6" w:sz="4"/>
+            </w:tcBorders>
+            <w:tcMar>
+              <w:top w:type="dxa" w:w="60"/>
+              <w:left w:type="dxa" w:w="100"/>
+              <w:bottom w:type="dxa" w:w="60"/>
+              <w:right w:type="dxa" w:w="100"/>
+            </w:tcMar>
+          </w:tcPr>
+          <w:p>
+            <w:pPr>
+              <w:spacing w:after="0" w:before="0" w:line="276"/>
+            </w:pPr>
+            <w:r>
+              <w:rPr>
+                <w:rFonts w:ascii="Calibri" w:cs="Calibri" w:eastAsia="PingFang SC" w:hAnsi="Calibri"/>
+                <w:sz w:val="19"/>
+                <w:szCs w:val="19"/>
+              </w:rPr>
+              <w:t xml:space="preserve">与 B2 相同（仍是闭环），但伙伴的选择被称为 "reference label"</w:t>
+            </w:r>
+          </w:p>
+        </w:tc>
+        <w:tc>
+          <w:tcPr>
+            <w:tcW w:type="dxa" w:w="2930"/>
+            <w:tcBorders>
+              <w:top w:val="single" w:color="C9CED6" w:sz="4"/>
+              <w:left w:val="single" w:color="C9CED6" w:sz="4"/>
+              <w:bottom w:val="single" w:color="C9CED6" w:sz="4"/>
+              <w:right w:val="single" w:color="C9CED6" w:sz="4"/>
+            </w:tcBorders>
+            <w:tcMar>
+              <w:top w:type="dxa" w:w="60"/>
+              <w:left w:type="dxa" w:w="100"/>
+              <w:bottom w:type="dxa" w:w="60"/>
+              <w:right w:type="dxa" w:w="100"/>
+            </w:tcMar>
+          </w:tcPr>
+          <w:p>
+            <w:pPr>
+              <w:spacing w:after="0" w:before="0" w:line="276"/>
+            </w:pPr>
+            <w:r>
+              <w:rPr>
+                <w:rFonts w:ascii="Calibri" w:cs="Calibri" w:eastAsia="PingFang SC" w:hAnsi="Calibri"/>
+                <w:sz w:val="19"/>
+                <w:szCs w:val="19"/>
+              </w:rPr>
+              <w:t xml:space="preserve">H8：社会从众还是上下文复制</w:t>
             </w:r>
           </w:p>
         </w:tc>
@@ -6735,91 +10090,91 @@
         </w:trPr>
         <w:tc>
           <w:tcPr>
-            <w:tcW w:type="dxa" w:w="1719"/>
-            <w:tcBorders>
-              <w:top w:val="single" w:color="C9CED6" w:sz="4"/>
-              <w:left w:val="single" w:color="C9CED6" w:sz="4"/>
-              <w:bottom w:val="single" w:color="C9CED6" w:sz="4"/>
-              <w:right w:val="single" w:color="C9CED6" w:sz="4"/>
-            </w:tcBorders>
-            <w:tcMar>
-              <w:top w:type="dxa" w:w="60"/>
-              <w:left w:type="dxa" w:w="100"/>
-              <w:bottom w:type="dxa" w:w="60"/>
-              <w:right w:type="dxa" w:w="100"/>
-            </w:tcMar>
-          </w:tcPr>
-          <w:p>
-            <w:pPr>
-              <w:spacing w:after="0" w:before="0" w:line="276"/>
-            </w:pPr>
-            <w:r>
-              <w:rPr>
-                <w:rFonts w:ascii="Calibri" w:cs="Calibri" w:eastAsia="PingFang SC" w:hAnsi="Calibri"/>
-                <w:sz w:val="19"/>
-                <w:szCs w:val="19"/>
-              </w:rPr>
-              <w:t xml:space="preserve">S1 / S2</w:t>
-            </w:r>
-          </w:p>
-        </w:tc>
-        <w:tc>
-          <w:tcPr>
-            <w:tcW w:type="dxa" w:w="4394"/>
-            <w:tcBorders>
-              <w:top w:val="single" w:color="C9CED6" w:sz="4"/>
-              <w:left w:val="single" w:color="C9CED6" w:sz="4"/>
-              <w:bottom w:val="single" w:color="C9CED6" w:sz="4"/>
-              <w:right w:val="single" w:color="C9CED6" w:sz="4"/>
-            </w:tcBorders>
-            <w:tcMar>
-              <w:top w:type="dxa" w:w="60"/>
-              <w:left w:type="dxa" w:w="100"/>
-              <w:bottom w:type="dxa" w:w="60"/>
-              <w:right w:type="dxa" w:w="100"/>
-            </w:tcMar>
-          </w:tcPr>
-          <w:p>
-            <w:pPr>
-              <w:spacing w:after="0" w:before="0" w:line="276"/>
-            </w:pPr>
-            <w:r>
-              <w:rPr>
-                <w:rFonts w:ascii="Calibri" w:cs="Calibri" w:eastAsia="PingFang SC" w:hAnsi="Calibri"/>
-                <w:sz w:val="19"/>
-                <w:szCs w:val="19"/>
-              </w:rPr>
-              <w:t xml:space="preserve">有奖励 + numeric_score（S2 即原 Study A 格）</w:t>
-            </w:r>
-          </w:p>
-        </w:tc>
-        <w:tc>
-          <w:tcPr>
-            <w:tcW w:type="dxa" w:w="3727"/>
-            <w:tcBorders>
-              <w:top w:val="single" w:color="C9CED6" w:sz="4"/>
-              <w:left w:val="single" w:color="C9CED6" w:sz="4"/>
-              <w:bottom w:val="single" w:color="C9CED6" w:sz="4"/>
-              <w:right w:val="single" w:color="C9CED6" w:sz="4"/>
-            </w:tcBorders>
-            <w:tcMar>
-              <w:top w:type="dxa" w:w="60"/>
-              <w:left w:type="dxa" w:w="100"/>
-              <w:bottom w:type="dxa" w:w="60"/>
-              <w:right w:type="dxa" w:w="100"/>
-            </w:tcMar>
-          </w:tcPr>
-          <w:p>
-            <w:pPr>
-              <w:spacing w:after="0" w:before="0" w:line="276"/>
-            </w:pPr>
-            <w:r>
-              <w:rPr>
-                <w:rFonts w:ascii="Calibri" w:cs="Calibri" w:eastAsia="PingFang SC" w:hAnsi="Calibri"/>
-                <w:sz w:val="19"/>
-                <w:szCs w:val="19"/>
-              </w:rPr>
-              <w:t xml:space="preserve">E1 得分反馈；E2 在 S2 上取 H = 1 / 10</w:t>
+            <w:tcW w:type="dxa" w:w="1652"/>
+            <w:tcBorders>
+              <w:top w:val="single" w:color="C9CED6" w:sz="4"/>
+              <w:left w:val="single" w:color="C9CED6" w:sz="4"/>
+              <w:bottom w:val="single" w:color="C9CED6" w:sz="4"/>
+              <w:right w:val="single" w:color="C9CED6" w:sz="4"/>
+            </w:tcBorders>
+            <w:tcMar>
+              <w:top w:type="dxa" w:w="60"/>
+              <w:left w:type="dxa" w:w="100"/>
+              <w:bottom w:type="dxa" w:w="60"/>
+              <w:right w:type="dxa" w:w="100"/>
+            </w:tcMar>
+          </w:tcPr>
+          <w:p>
+            <w:pPr>
+              <w:spacing w:after="0" w:before="0" w:line="276"/>
+            </w:pPr>
+            <w:r>
+              <w:rPr>
+                <w:rFonts w:ascii="Calibri" w:cs="Calibri" w:eastAsia="PingFang SC" w:hAnsi="Calibri"/>
+                <w:sz w:val="19"/>
+                <w:szCs w:val="19"/>
+              </w:rPr>
+              <w:t xml:space="preserve">先验格 B0′ / A0′</w:t>
+            </w:r>
+          </w:p>
+        </w:tc>
+        <w:tc>
+          <w:tcPr>
+            <w:tcW w:type="dxa" w:w="5258"/>
+            <w:tcBorders>
+              <w:top w:val="single" w:color="C9CED6" w:sz="4"/>
+              <w:left w:val="single" w:color="C9CED6" w:sz="4"/>
+              <w:bottom w:val="single" w:color="C9CED6" w:sz="4"/>
+              <w:right w:val="single" w:color="C9CED6" w:sz="4"/>
+            </w:tcBorders>
+            <w:tcMar>
+              <w:top w:type="dxa" w:w="60"/>
+              <w:left w:type="dxa" w:w="100"/>
+              <w:bottom w:type="dxa" w:w="60"/>
+              <w:right w:type="dxa" w:w="100"/>
+            </w:tcMar>
+          </w:tcPr>
+          <w:p>
+            <w:pPr>
+              <w:spacing w:after="0" w:before="0" w:line="276"/>
+            </w:pPr>
+            <w:r>
+              <w:rPr>
+                <w:rFonts w:ascii="Calibri" w:cs="Calibri" w:eastAsia="PingFang SC" w:hAnsi="Calibri"/>
+                <w:sz w:val="19"/>
+                <w:szCs w:val="19"/>
+              </w:rPr>
+              <w:t xml:space="preserve">无记忆，但使用 own_only 的交互段落</w:t>
+            </w:r>
+          </w:p>
+        </w:tc>
+        <w:tc>
+          <w:tcPr>
+            <w:tcW w:type="dxa" w:w="2930"/>
+            <w:tcBorders>
+              <w:top w:val="single" w:color="C9CED6" w:sz="4"/>
+              <w:left w:val="single" w:color="C9CED6" w:sz="4"/>
+              <w:bottom w:val="single" w:color="C9CED6" w:sz="4"/>
+              <w:right w:val="single" w:color="C9CED6" w:sz="4"/>
+            </w:tcBorders>
+            <w:tcMar>
+              <w:top w:type="dxa" w:w="60"/>
+              <w:left w:type="dxa" w:w="100"/>
+              <w:bottom w:type="dxa" w:w="60"/>
+              <w:right w:type="dxa" w:w="100"/>
+            </w:tcMar>
+          </w:tcPr>
+          <w:p>
+            <w:pPr>
+              <w:spacing w:after="0" w:before="0" w:line="276"/>
+            </w:pPr>
+            <w:r>
+              <w:rPr>
+                <w:rFonts w:ascii="Calibri" w:cs="Calibri" w:eastAsia="PingFang SC" w:hAnsi="Calibri"/>
+                <w:sz w:val="19"/>
+                <w:szCs w:val="19"/>
+              </w:rPr>
+              <w:t xml:space="preserve">给 B1 / A1 提供匹配先验</w:t>
             </w:r>
           </w:p>
         </w:tc>
@@ -6830,91 +10185,91 @@
         </w:trPr>
         <w:tc>
           <w:tcPr>
-            <w:tcW w:type="dxa" w:w="1719"/>
-            <w:tcBorders>
-              <w:top w:val="single" w:color="C9CED6" w:sz="4"/>
-              <w:left w:val="single" w:color="C9CED6" w:sz="4"/>
-              <w:bottom w:val="single" w:color="C9CED6" w:sz="4"/>
-              <w:right w:val="single" w:color="C9CED6" w:sz="4"/>
-            </w:tcBorders>
-            <w:tcMar>
-              <w:top w:type="dxa" w:w="60"/>
-              <w:left w:type="dxa" w:w="100"/>
-              <w:bottom w:type="dxa" w:w="60"/>
-              <w:right w:type="dxa" w:w="100"/>
-            </w:tcMar>
-          </w:tcPr>
-          <w:p>
-            <w:pPr>
-              <w:spacing w:after="0" w:before="0" w:line="276"/>
-            </w:pPr>
-            <w:r>
-              <w:rPr>
-                <w:rFonts w:ascii="Calibri" w:cs="Calibri" w:eastAsia="PingFang SC" w:hAnsi="Calibri"/>
-                <w:sz w:val="19"/>
-                <w:szCs w:val="19"/>
-              </w:rPr>
-              <w:t xml:space="preserve">社区</w:t>
-            </w:r>
-          </w:p>
-        </w:tc>
-        <w:tc>
-          <w:tcPr>
-            <w:tcW w:type="dxa" w:w="4394"/>
-            <w:tcBorders>
-              <w:top w:val="single" w:color="C9CED6" w:sz="4"/>
-              <w:left w:val="single" w:color="C9CED6" w:sz="4"/>
-              <w:bottom w:val="single" w:color="C9CED6" w:sz="4"/>
-              <w:right w:val="single" w:color="C9CED6" w:sz="4"/>
-            </w:tcBorders>
-            <w:tcMar>
-              <w:top w:type="dxa" w:w="60"/>
-              <w:left w:type="dxa" w:w="100"/>
-              <w:bottom w:type="dxa" w:w="60"/>
-              <w:right w:type="dxa" w:w="100"/>
-            </w:tcMar>
-          </w:tcPr>
-          <w:p>
-            <w:pPr>
-              <w:spacing w:after="0" w:before="0" w:line="276"/>
-            </w:pPr>
-            <w:r>
-              <w:rPr>
-                <w:rFonts w:ascii="Calibri" w:cs="Calibri" w:eastAsia="PingFang SC" w:hAnsi="Calibri"/>
-                <w:sz w:val="19"/>
-                <w:szCs w:val="19"/>
-              </w:rPr>
-              <w:t xml:space="preserve">p_within ∈ {0.8, 0.9, 0.99}</w:t>
-            </w:r>
-          </w:p>
-        </w:tc>
-        <w:tc>
-          <w:tcPr>
-            <w:tcW w:type="dxa" w:w="3727"/>
-            <w:tcBorders>
-              <w:top w:val="single" w:color="C9CED6" w:sz="4"/>
-              <w:left w:val="single" w:color="C9CED6" w:sz="4"/>
-              <w:bottom w:val="single" w:color="C9CED6" w:sz="4"/>
-              <w:right w:val="single" w:color="C9CED6" w:sz="4"/>
-            </w:tcBorders>
-            <w:tcMar>
-              <w:top w:type="dxa" w:w="60"/>
-              <w:left w:type="dxa" w:w="100"/>
-              <w:bottom w:type="dxa" w:w="60"/>
-              <w:right w:type="dxa" w:w="100"/>
-            </w:tcMar>
-          </w:tcPr>
-          <w:p>
-            <w:pPr>
-              <w:spacing w:after="0" w:before="0" w:line="276"/>
-            </w:pPr>
-            <w:r>
-              <w:rPr>
-                <w:rFonts w:ascii="Calibri" w:cs="Calibri" w:eastAsia="PingFang SC" w:hAnsi="Calibri"/>
-                <w:sz w:val="19"/>
-                <w:szCs w:val="19"/>
-              </w:rPr>
-              <w:t xml:space="preserve">H5</w:t>
+            <w:tcW w:type="dxa" w:w="1652"/>
+            <w:tcBorders>
+              <w:top w:val="single" w:color="C9CED6" w:sz="4"/>
+              <w:left w:val="single" w:color="C9CED6" w:sz="4"/>
+              <w:bottom w:val="single" w:color="C9CED6" w:sz="4"/>
+              <w:right w:val="single" w:color="C9CED6" w:sz="4"/>
+            </w:tcBorders>
+            <w:tcMar>
+              <w:top w:type="dxa" w:w="60"/>
+              <w:left w:type="dxa" w:w="100"/>
+              <w:bottom w:type="dxa" w:w="60"/>
+              <w:right w:type="dxa" w:w="100"/>
+            </w:tcMar>
+          </w:tcPr>
+          <w:p>
+            <w:pPr>
+              <w:spacing w:after="0" w:before="0" w:line="276"/>
+            </w:pPr>
+            <w:r>
+              <w:rPr>
+                <w:rFonts w:ascii="Calibri" w:cs="Calibri" w:eastAsia="PingFang SC" w:hAnsi="Calibri"/>
+                <w:sz w:val="19"/>
+                <w:szCs w:val="19"/>
+              </w:rPr>
+              <w:t xml:space="preserve">Study 0</w:t>
+            </w:r>
+          </w:p>
+        </w:tc>
+        <w:tc>
+          <w:tcPr>
+            <w:tcW w:type="dxa" w:w="5258"/>
+            <w:tcBorders>
+              <w:top w:val="single" w:color="C9CED6" w:sz="4"/>
+              <w:left w:val="single" w:color="C9CED6" w:sz="4"/>
+              <w:bottom w:val="single" w:color="C9CED6" w:sz="4"/>
+              <w:right w:val="single" w:color="C9CED6" w:sz="4"/>
+            </w:tcBorders>
+            <w:tcMar>
+              <w:top w:type="dxa" w:w="60"/>
+              <w:left w:type="dxa" w:w="100"/>
+              <w:bottom w:type="dxa" w:w="60"/>
+              <w:right w:type="dxa" w:w="100"/>
+            </w:tcMar>
+          </w:tcPr>
+          <w:p>
+            <w:pPr>
+              <w:spacing w:after="0" w:before="0" w:line="276"/>
+            </w:pPr>
+            <w:r>
+              <w:rPr>
+                <w:rFonts w:ascii="Calibri" w:cs="Calibri" w:eastAsia="PingFang SC" w:hAnsi="Calibri"/>
+                <w:sz w:val="19"/>
+                <w:szCs w:val="19"/>
+              </w:rPr>
+              <w:t xml:space="preserve">孤立模板</w:t>
+            </w:r>
+          </w:p>
+        </w:tc>
+        <w:tc>
+          <w:tcPr>
+            <w:tcW w:type="dxa" w:w="2930"/>
+            <w:tcBorders>
+              <w:top w:val="single" w:color="C9CED6" w:sz="4"/>
+              <w:left w:val="single" w:color="C9CED6" w:sz="4"/>
+              <w:bottom w:val="single" w:color="C9CED6" w:sz="4"/>
+              <w:right w:val="single" w:color="C9CED6" w:sz="4"/>
+            </w:tcBorders>
+            <w:tcMar>
+              <w:top w:type="dxa" w:w="60"/>
+              <w:left w:type="dxa" w:w="100"/>
+              <w:bottom w:type="dxa" w:w="60"/>
+              <w:right w:type="dxa" w:w="100"/>
+            </w:tcMar>
+          </w:tcPr>
+          <w:p>
+            <w:pPr>
+              <w:spacing w:after="0" w:before="0" w:line="276"/>
+            </w:pPr>
+            <w:r>
+              <w:rPr>
+                <w:rFonts w:ascii="Calibri" w:cs="Calibri" w:eastAsia="PingFang SC" w:hAnsi="Calibri"/>
+                <w:sz w:val="19"/>
+                <w:szCs w:val="19"/>
+              </w:rPr>
+              <w:t xml:space="preserve">标签闸门；测量"语境让先验变尖多少"</w:t>
             </w:r>
           </w:p>
         </w:tc>
@@ -6925,91 +10280,91 @@
         </w:trPr>
         <w:tc>
           <w:tcPr>
-            <w:tcW w:type="dxa" w:w="1719"/>
-            <w:tcBorders>
-              <w:top w:val="single" w:color="C9CED6" w:sz="4"/>
-              <w:left w:val="single" w:color="C9CED6" w:sz="4"/>
-              <w:bottom w:val="single" w:color="C9CED6" w:sz="4"/>
-              <w:right w:val="single" w:color="C9CED6" w:sz="4"/>
-            </w:tcBorders>
-            <w:tcMar>
-              <w:top w:type="dxa" w:w="60"/>
-              <w:left w:type="dxa" w:w="100"/>
-              <w:bottom w:type="dxa" w:w="60"/>
-              <w:right w:type="dxa" w:w="100"/>
-            </w:tcMar>
-          </w:tcPr>
-          <w:p>
-            <w:pPr>
-              <w:spacing w:after="0" w:before="0" w:line="276"/>
-            </w:pPr>
-            <w:r>
-              <w:rPr>
-                <w:rFonts w:ascii="Calibri" w:cs="Calibri" w:eastAsia="PingFang SC" w:hAnsi="Calibri"/>
-                <w:sz w:val="19"/>
-                <w:szCs w:val="19"/>
-              </w:rPr>
-              <w:t xml:space="preserve">星形</w:t>
-            </w:r>
-          </w:p>
-        </w:tc>
-        <w:tc>
-          <w:tcPr>
-            <w:tcW w:type="dxa" w:w="4394"/>
-            <w:tcBorders>
-              <w:top w:val="single" w:color="C9CED6" w:sz="4"/>
-              <w:left w:val="single" w:color="C9CED6" w:sz="4"/>
-              <w:bottom w:val="single" w:color="C9CED6" w:sz="4"/>
-              <w:right w:val="single" w:color="C9CED6" w:sz="4"/>
-            </w:tcBorders>
-            <w:tcMar>
-              <w:top w:type="dxa" w:w="60"/>
-              <w:left w:type="dxa" w:w="100"/>
-              <w:bottom w:type="dxa" w:w="60"/>
-              <w:right w:type="dxa" w:w="100"/>
-            </w:tcMar>
-          </w:tcPr>
-          <w:p>
-            <w:pPr>
-              <w:spacing w:after="0" w:before="0" w:line="276"/>
-            </w:pPr>
-            <w:r>
-              <w:rPr>
-                <w:rFonts w:ascii="Calibri" w:cs="Calibri" w:eastAsia="PingFang SC" w:hAnsi="Calibri"/>
-                <w:sz w:val="19"/>
-                <w:szCs w:val="19"/>
-              </w:rPr>
-              <w:t xml:space="preserve">按 t_pc 放大，约 1 150 轮</w:t>
-            </w:r>
-          </w:p>
-        </w:tc>
-        <w:tc>
-          <w:tcPr>
-            <w:tcW w:type="dxa" w:w="3727"/>
-            <w:tcBorders>
-              <w:top w:val="single" w:color="C9CED6" w:sz="4"/>
-              <w:left w:val="single" w:color="C9CED6" w:sz="4"/>
-              <w:bottom w:val="single" w:color="C9CED6" w:sz="4"/>
-              <w:right w:val="single" w:color="C9CED6" w:sz="4"/>
-            </w:tcBorders>
-            <w:tcMar>
-              <w:top w:type="dxa" w:w="60"/>
-              <w:left w:type="dxa" w:w="100"/>
-              <w:bottom w:type="dxa" w:w="60"/>
-              <w:right w:type="dxa" w:w="100"/>
-            </w:tcMar>
-          </w:tcPr>
-          <w:p>
-            <w:pPr>
-              <w:spacing w:after="0" w:before="0" w:line="276"/>
-            </w:pPr>
-            <w:r>
-              <w:rPr>
-                <w:rFonts w:ascii="Calibri" w:cs="Calibri" w:eastAsia="PingFang SC" w:hAnsi="Calibri"/>
-                <w:sz w:val="19"/>
-                <w:szCs w:val="19"/>
-              </w:rPr>
-              <w:t xml:space="preserve">探索性</w:t>
+            <w:tcW w:type="dxa" w:w="1652"/>
+            <w:tcBorders>
+              <w:top w:val="single" w:color="C9CED6" w:sz="4"/>
+              <w:left w:val="single" w:color="C9CED6" w:sz="4"/>
+              <w:bottom w:val="single" w:color="C9CED6" w:sz="4"/>
+              <w:right w:val="single" w:color="C9CED6" w:sz="4"/>
+            </w:tcBorders>
+            <w:tcMar>
+              <w:top w:type="dxa" w:w="60"/>
+              <w:left w:type="dxa" w:w="100"/>
+              <w:bottom w:type="dxa" w:w="60"/>
+              <w:right w:type="dxa" w:w="100"/>
+            </w:tcMar>
+          </w:tcPr>
+          <w:p>
+            <w:pPr>
+              <w:spacing w:after="0" w:before="0" w:line="276"/>
+            </w:pPr>
+            <w:r>
+              <w:rPr>
+                <w:rFonts w:ascii="Calibri" w:cs="Calibri" w:eastAsia="PingFang SC" w:hAnsi="Calibri"/>
+                <w:sz w:val="19"/>
+                <w:szCs w:val="19"/>
+              </w:rPr>
+              <w:t xml:space="preserve">S1 / S2</w:t>
+            </w:r>
+          </w:p>
+        </w:tc>
+        <w:tc>
+          <w:tcPr>
+            <w:tcW w:type="dxa" w:w="5258"/>
+            <w:tcBorders>
+              <w:top w:val="single" w:color="C9CED6" w:sz="4"/>
+              <w:left w:val="single" w:color="C9CED6" w:sz="4"/>
+              <w:bottom w:val="single" w:color="C9CED6" w:sz="4"/>
+              <w:right w:val="single" w:color="C9CED6" w:sz="4"/>
+            </w:tcBorders>
+            <w:tcMar>
+              <w:top w:type="dxa" w:w="60"/>
+              <w:left w:type="dxa" w:w="100"/>
+              <w:bottom w:type="dxa" w:w="60"/>
+              <w:right w:type="dxa" w:w="100"/>
+            </w:tcMar>
+          </w:tcPr>
+          <w:p>
+            <w:pPr>
+              <w:spacing w:after="0" w:before="0" w:line="276"/>
+            </w:pPr>
+            <w:r>
+              <w:rPr>
+                <w:rFonts w:ascii="Calibri" w:cs="Calibri" w:eastAsia="PingFang SC" w:hAnsi="Calibri"/>
+                <w:sz w:val="19"/>
+                <w:szCs w:val="19"/>
+              </w:rPr>
+              <w:t xml:space="preserve">有奖励 + numeric_score（S2 即原 Study A 格）</w:t>
+            </w:r>
+          </w:p>
+        </w:tc>
+        <w:tc>
+          <w:tcPr>
+            <w:tcW w:type="dxa" w:w="2930"/>
+            <w:tcBorders>
+              <w:top w:val="single" w:color="C9CED6" w:sz="4"/>
+              <w:left w:val="single" w:color="C9CED6" w:sz="4"/>
+              <w:bottom w:val="single" w:color="C9CED6" w:sz="4"/>
+              <w:right w:val="single" w:color="C9CED6" w:sz="4"/>
+            </w:tcBorders>
+            <w:tcMar>
+              <w:top w:type="dxa" w:w="60"/>
+              <w:left w:type="dxa" w:w="100"/>
+              <w:bottom w:type="dxa" w:w="60"/>
+              <w:right w:type="dxa" w:w="100"/>
+            </w:tcMar>
+          </w:tcPr>
+          <w:p>
+            <w:pPr>
+              <w:spacing w:after="0" w:before="0" w:line="276"/>
+            </w:pPr>
+            <w:r>
+              <w:rPr>
+                <w:rFonts w:ascii="Calibri" w:cs="Calibri" w:eastAsia="PingFang SC" w:hAnsi="Calibri"/>
+                <w:sz w:val="19"/>
+                <w:szCs w:val="19"/>
+              </w:rPr>
+              <w:t xml:space="preserve">E1 得分反馈；E2 在 S2 上取 H = 1 / 10</w:t>
             </w:r>
           </w:p>
         </w:tc>
@@ -7020,91 +10375,91 @@
         </w:trPr>
         <w:tc>
           <w:tcPr>
-            <w:tcW w:type="dxa" w:w="1719"/>
-            <w:tcBorders>
-              <w:top w:val="single" w:color="C9CED6" w:sz="4"/>
-              <w:left w:val="single" w:color="C9CED6" w:sz="4"/>
-              <w:bottom w:val="single" w:color="C9CED6" w:sz="4"/>
-              <w:right w:val="single" w:color="C9CED6" w:sz="4"/>
-            </w:tcBorders>
-            <w:tcMar>
-              <w:top w:type="dxa" w:w="60"/>
-              <w:left w:type="dxa" w:w="100"/>
-              <w:bottom w:type="dxa" w:w="60"/>
-              <w:right w:type="dxa" w:w="100"/>
-            </w:tcMar>
-          </w:tcPr>
-          <w:p>
-            <w:pPr>
-              <w:spacing w:after="0" w:before="0" w:line="276"/>
-            </w:pPr>
-            <w:r>
-              <w:rPr>
-                <w:rFonts w:ascii="Calibri" w:cs="Calibri" w:eastAsia="PingFang SC" w:hAnsi="Calibri"/>
-                <w:sz w:val="19"/>
-                <w:szCs w:val="19"/>
-              </w:rPr>
-              <w:t xml:space="preserve">少数派</w:t>
-            </w:r>
-          </w:p>
-        </w:tc>
-        <w:tc>
-          <w:tcPr>
-            <w:tcW w:type="dxa" w:w="4394"/>
-            <w:tcBorders>
-              <w:top w:val="single" w:color="C9CED6" w:sz="4"/>
-              <w:left w:val="single" w:color="C9CED6" w:sz="4"/>
-              <w:bottom w:val="single" w:color="C9CED6" w:sz="4"/>
-              <w:right w:val="single" w:color="C9CED6" w:sz="4"/>
-            </w:tcBorders>
-            <w:tcMar>
-              <w:top w:type="dxa" w:w="60"/>
-              <w:left w:type="dxa" w:w="100"/>
-              <w:bottom w:type="dxa" w:w="60"/>
-              <w:right w:type="dxa" w:w="100"/>
-            </w:tcMar>
-          </w:tcPr>
-          <w:p>
-            <w:pPr>
-              <w:spacing w:after="0" w:before="0" w:line="276"/>
-            </w:pPr>
-            <w:r>
-              <w:rPr>
-                <w:rFonts w:ascii="Calibri" w:cs="Calibri" w:eastAsia="PingFang SC" w:hAnsi="Calibri"/>
-                <w:sz w:val="19"/>
-                <w:szCs w:val="19"/>
-              </w:rPr>
-              <w:t xml:space="preserve">N = 48，2–30 % 共 7 个水平</w:t>
-            </w:r>
-          </w:p>
-        </w:tc>
-        <w:tc>
-          <w:tcPr>
-            <w:tcW w:type="dxa" w:w="3727"/>
-            <w:tcBorders>
-              <w:top w:val="single" w:color="C9CED6" w:sz="4"/>
-              <w:left w:val="single" w:color="C9CED6" w:sz="4"/>
-              <w:bottom w:val="single" w:color="C9CED6" w:sz="4"/>
-              <w:right w:val="single" w:color="C9CED6" w:sz="4"/>
-            </w:tcBorders>
-            <w:tcMar>
-              <w:top w:type="dxa" w:w="60"/>
-              <w:left w:type="dxa" w:w="100"/>
-              <w:bottom w:type="dxa" w:w="60"/>
-              <w:right w:type="dxa" w:w="100"/>
-            </w:tcMar>
-          </w:tcPr>
-          <w:p>
-            <w:pPr>
-              <w:spacing w:after="0" w:before="0" w:line="276"/>
-            </w:pPr>
-            <w:r>
-              <w:rPr>
-                <w:rFonts w:ascii="Calibri" w:cs="Calibri" w:eastAsia="PingFang SC" w:hAnsi="Calibri"/>
-                <w:sz w:val="19"/>
-                <w:szCs w:val="19"/>
-              </w:rPr>
-              <w:t xml:space="preserve">E4</w:t>
+            <w:tcW w:type="dxa" w:w="1652"/>
+            <w:tcBorders>
+              <w:top w:val="single" w:color="C9CED6" w:sz="4"/>
+              <w:left w:val="single" w:color="C9CED6" w:sz="4"/>
+              <w:bottom w:val="single" w:color="C9CED6" w:sz="4"/>
+              <w:right w:val="single" w:color="C9CED6" w:sz="4"/>
+            </w:tcBorders>
+            <w:tcMar>
+              <w:top w:type="dxa" w:w="60"/>
+              <w:left w:type="dxa" w:w="100"/>
+              <w:bottom w:type="dxa" w:w="60"/>
+              <w:right w:type="dxa" w:w="100"/>
+            </w:tcMar>
+          </w:tcPr>
+          <w:p>
+            <w:pPr>
+              <w:spacing w:after="0" w:before="0" w:line="276"/>
+            </w:pPr>
+            <w:r>
+              <w:rPr>
+                <w:rFonts w:ascii="Calibri" w:cs="Calibri" w:eastAsia="PingFang SC" w:hAnsi="Calibri"/>
+                <w:sz w:val="19"/>
+                <w:szCs w:val="19"/>
+              </w:rPr>
+              <w:t xml:space="preserve">社区</w:t>
+            </w:r>
+          </w:p>
+        </w:tc>
+        <w:tc>
+          <w:tcPr>
+            <w:tcW w:type="dxa" w:w="5258"/>
+            <w:tcBorders>
+              <w:top w:val="single" w:color="C9CED6" w:sz="4"/>
+              <w:left w:val="single" w:color="C9CED6" w:sz="4"/>
+              <w:bottom w:val="single" w:color="C9CED6" w:sz="4"/>
+              <w:right w:val="single" w:color="C9CED6" w:sz="4"/>
+            </w:tcBorders>
+            <w:tcMar>
+              <w:top w:type="dxa" w:w="60"/>
+              <w:left w:type="dxa" w:w="100"/>
+              <w:bottom w:type="dxa" w:w="60"/>
+              <w:right w:type="dxa" w:w="100"/>
+            </w:tcMar>
+          </w:tcPr>
+          <w:p>
+            <w:pPr>
+              <w:spacing w:after="0" w:before="0" w:line="276"/>
+            </w:pPr>
+            <w:r>
+              <w:rPr>
+                <w:rFonts w:ascii="Calibri" w:cs="Calibri" w:eastAsia="PingFang SC" w:hAnsi="Calibri"/>
+                <w:sz w:val="19"/>
+                <w:szCs w:val="19"/>
+              </w:rPr>
+              <w:t xml:space="preserve">先用零模型画 p_within 相图，再在临界附近取 3 个值</w:t>
+            </w:r>
+          </w:p>
+        </w:tc>
+        <w:tc>
+          <w:tcPr>
+            <w:tcW w:type="dxa" w:w="2930"/>
+            <w:tcBorders>
+              <w:top w:val="single" w:color="C9CED6" w:sz="4"/>
+              <w:left w:val="single" w:color="C9CED6" w:sz="4"/>
+              <w:bottom w:val="single" w:color="C9CED6" w:sz="4"/>
+              <w:right w:val="single" w:color="C9CED6" w:sz="4"/>
+            </w:tcBorders>
+            <w:tcMar>
+              <w:top w:type="dxa" w:w="60"/>
+              <w:left w:type="dxa" w:w="100"/>
+              <w:bottom w:type="dxa" w:w="60"/>
+              <w:right w:type="dxa" w:w="100"/>
+            </w:tcMar>
+          </w:tcPr>
+          <w:p>
+            <w:pPr>
+              <w:spacing w:after="0" w:before="0" w:line="276"/>
+            </w:pPr>
+            <w:r>
+              <w:rPr>
+                <w:rFonts w:ascii="Calibri" w:cs="Calibri" w:eastAsia="PingFang SC" w:hAnsi="Calibri"/>
+                <w:sz w:val="19"/>
+                <w:szCs w:val="19"/>
+              </w:rPr>
+              <w:t xml:space="preserve">H5</w:t>
             </w:r>
           </w:p>
         </w:tc>
@@ -7115,7 +10470,292 @@
         </w:trPr>
         <w:tc>
           <w:tcPr>
-            <w:tcW w:type="dxa" w:w="1719"/>
+            <w:tcW w:type="dxa" w:w="1652"/>
+            <w:tcBorders>
+              <w:top w:val="single" w:color="C9CED6" w:sz="4"/>
+              <w:left w:val="single" w:color="C9CED6" w:sz="4"/>
+              <w:bottom w:val="single" w:color="C9CED6" w:sz="4"/>
+              <w:right w:val="single" w:color="C9CED6" w:sz="4"/>
+            </w:tcBorders>
+            <w:tcMar>
+              <w:top w:type="dxa" w:w="60"/>
+              <w:left w:type="dxa" w:w="100"/>
+              <w:bottom w:type="dxa" w:w="60"/>
+              <w:right w:type="dxa" w:w="100"/>
+            </w:tcMar>
+          </w:tcPr>
+          <w:p>
+            <w:pPr>
+              <w:spacing w:after="0" w:before="0" w:line="276"/>
+            </w:pPr>
+            <w:r>
+              <w:rPr>
+                <w:rFonts w:ascii="Calibri" w:cs="Calibri" w:eastAsia="PingFang SC" w:hAnsi="Calibri"/>
+                <w:sz w:val="19"/>
+                <w:szCs w:val="19"/>
+              </w:rPr>
+              <w:t xml:space="preserve">星形</w:t>
+            </w:r>
+          </w:p>
+        </w:tc>
+        <w:tc>
+          <w:tcPr>
+            <w:tcW w:type="dxa" w:w="5258"/>
+            <w:tcBorders>
+              <w:top w:val="single" w:color="C9CED6" w:sz="4"/>
+              <w:left w:val="single" w:color="C9CED6" w:sz="4"/>
+              <w:bottom w:val="single" w:color="C9CED6" w:sz="4"/>
+              <w:right w:val="single" w:color="C9CED6" w:sz="4"/>
+            </w:tcBorders>
+            <w:tcMar>
+              <w:top w:type="dxa" w:w="60"/>
+              <w:left w:type="dxa" w:w="100"/>
+              <w:bottom w:type="dxa" w:w="60"/>
+              <w:right w:type="dxa" w:w="100"/>
+            </w:tcMar>
+          </w:tcPr>
+          <w:p>
+            <w:pPr>
+              <w:spacing w:after="0" w:before="0" w:line="276"/>
+            </w:pPr>
+            <w:r>
+              <w:rPr>
+                <w:rFonts w:ascii="Calibri" w:cs="Calibri" w:eastAsia="PingFang SC" w:hAnsi="Calibri"/>
+                <w:sz w:val="19"/>
+                <w:szCs w:val="19"/>
+              </w:rPr>
+              <w:t xml:space="preserve">按 t_pc 放大，约 1 150 轮</w:t>
+            </w:r>
+          </w:p>
+        </w:tc>
+        <w:tc>
+          <w:tcPr>
+            <w:tcW w:type="dxa" w:w="2930"/>
+            <w:tcBorders>
+              <w:top w:val="single" w:color="C9CED6" w:sz="4"/>
+              <w:left w:val="single" w:color="C9CED6" w:sz="4"/>
+              <w:bottom w:val="single" w:color="C9CED6" w:sz="4"/>
+              <w:right w:val="single" w:color="C9CED6" w:sz="4"/>
+            </w:tcBorders>
+            <w:tcMar>
+              <w:top w:type="dxa" w:w="60"/>
+              <w:left w:type="dxa" w:w="100"/>
+              <w:bottom w:type="dxa" w:w="60"/>
+              <w:right w:type="dxa" w:w="100"/>
+            </w:tcMar>
+          </w:tcPr>
+          <w:p>
+            <w:pPr>
+              <w:spacing w:after="0" w:before="0" w:line="276"/>
+            </w:pPr>
+            <w:r>
+              <w:rPr>
+                <w:rFonts w:ascii="Calibri" w:cs="Calibri" w:eastAsia="PingFang SC" w:hAnsi="Calibri"/>
+                <w:sz w:val="19"/>
+                <w:szCs w:val="19"/>
+              </w:rPr>
+              <w:t xml:space="preserve">探索性</w:t>
+            </w:r>
+          </w:p>
+        </w:tc>
+      </w:tr>
+      <w:tr>
+        <w:trPr>
+          <w:tblHeader w:val="false"/>
+        </w:trPr>
+        <w:tc>
+          <w:tcPr>
+            <w:tcW w:type="dxa" w:w="1652"/>
+            <w:tcBorders>
+              <w:top w:val="single" w:color="C9CED6" w:sz="4"/>
+              <w:left w:val="single" w:color="C9CED6" w:sz="4"/>
+              <w:bottom w:val="single" w:color="C9CED6" w:sz="4"/>
+              <w:right w:val="single" w:color="C9CED6" w:sz="4"/>
+            </w:tcBorders>
+            <w:tcMar>
+              <w:top w:type="dxa" w:w="60"/>
+              <w:left w:type="dxa" w:w="100"/>
+              <w:bottom w:type="dxa" w:w="60"/>
+              <w:right w:type="dxa" w:w="100"/>
+            </w:tcMar>
+          </w:tcPr>
+          <w:p>
+            <w:pPr>
+              <w:spacing w:after="0" w:before="0" w:line="276"/>
+            </w:pPr>
+            <w:r>
+              <w:rPr>
+                <w:rFonts w:ascii="Calibri" w:cs="Calibri" w:eastAsia="PingFang SC" w:hAnsi="Calibri"/>
+                <w:sz w:val="19"/>
+                <w:szCs w:val="19"/>
+              </w:rPr>
+              <w:t xml:space="preserve">少数派</w:t>
+            </w:r>
+          </w:p>
+        </w:tc>
+        <w:tc>
+          <w:tcPr>
+            <w:tcW w:type="dxa" w:w="5258"/>
+            <w:tcBorders>
+              <w:top w:val="single" w:color="C9CED6" w:sz="4"/>
+              <w:left w:val="single" w:color="C9CED6" w:sz="4"/>
+              <w:bottom w:val="single" w:color="C9CED6" w:sz="4"/>
+              <w:right w:val="single" w:color="C9CED6" w:sz="4"/>
+            </w:tcBorders>
+            <w:tcMar>
+              <w:top w:type="dxa" w:w="60"/>
+              <w:left w:type="dxa" w:w="100"/>
+              <w:bottom w:type="dxa" w:w="60"/>
+              <w:right w:type="dxa" w:w="100"/>
+            </w:tcMar>
+          </w:tcPr>
+          <w:p>
+            <w:pPr>
+              <w:spacing w:after="0" w:before="0" w:line="276"/>
+            </w:pPr>
+            <w:r>
+              <w:rPr>
+                <w:rFonts w:ascii="Calibri" w:cs="Calibri" w:eastAsia="PingFang SC" w:hAnsi="Calibri"/>
+                <w:sz w:val="19"/>
+                <w:szCs w:val="19"/>
+              </w:rPr>
+              <w:t xml:space="preserve">N = 48，比例由零模型引导（默认 5 / 10 / 20 / 30 %），标签在非众数标签中随机抽取</w:t>
+            </w:r>
+          </w:p>
+        </w:tc>
+        <w:tc>
+          <w:tcPr>
+            <w:tcW w:type="dxa" w:w="2930"/>
+            <w:tcBorders>
+              <w:top w:val="single" w:color="C9CED6" w:sz="4"/>
+              <w:left w:val="single" w:color="C9CED6" w:sz="4"/>
+              <w:bottom w:val="single" w:color="C9CED6" w:sz="4"/>
+              <w:right w:val="single" w:color="C9CED6" w:sz="4"/>
+            </w:tcBorders>
+            <w:tcMar>
+              <w:top w:type="dxa" w:w="60"/>
+              <w:left w:type="dxa" w:w="100"/>
+              <w:bottom w:type="dxa" w:w="60"/>
+              <w:right w:type="dxa" w:w="100"/>
+            </w:tcMar>
+          </w:tcPr>
+          <w:p>
+            <w:pPr>
+              <w:spacing w:after="0" w:before="0" w:line="276"/>
+            </w:pPr>
+            <w:r>
+              <w:rPr>
+                <w:rFonts w:ascii="Calibri" w:cs="Calibri" w:eastAsia="PingFang SC" w:hAnsi="Calibri"/>
+                <w:sz w:val="19"/>
+                <w:szCs w:val="19"/>
+              </w:rPr>
+              <w:t xml:space="preserve">E4</w:t>
+            </w:r>
+          </w:p>
+        </w:tc>
+      </w:tr>
+      <w:tr>
+        <w:trPr>
+          <w:tblHeader w:val="false"/>
+        </w:trPr>
+        <w:tc>
+          <w:tcPr>
+            <w:tcW w:type="dxa" w:w="1652"/>
+            <w:tcBorders>
+              <w:top w:val="single" w:color="C9CED6" w:sz="4"/>
+              <w:left w:val="single" w:color="C9CED6" w:sz="4"/>
+              <w:bottom w:val="single" w:color="C9CED6" w:sz="4"/>
+              <w:right w:val="single" w:color="C9CED6" w:sz="4"/>
+            </w:tcBorders>
+            <w:tcMar>
+              <w:top w:type="dxa" w:w="60"/>
+              <w:left w:type="dxa" w:w="100"/>
+              <w:bottom w:type="dxa" w:w="60"/>
+              <w:right w:type="dxa" w:w="100"/>
+            </w:tcMar>
+          </w:tcPr>
+          <w:p>
+            <w:pPr>
+              <w:spacing w:after="0" w:before="0" w:line="276"/>
+            </w:pPr>
+            <w:r>
+              <w:rPr>
+                <w:rFonts w:ascii="Calibri" w:cs="Calibri" w:eastAsia="PingFang SC" w:hAnsi="Calibri"/>
+                <w:sz w:val="19"/>
+                <w:szCs w:val="19"/>
+              </w:rPr>
+              <w:t xml:space="preserve">植入历史</w:t>
+            </w:r>
+          </w:p>
+        </w:tc>
+        <w:tc>
+          <w:tcPr>
+            <w:tcW w:type="dxa" w:w="5258"/>
+            <w:tcBorders>
+              <w:top w:val="single" w:color="C9CED6" w:sz="4"/>
+              <w:left w:val="single" w:color="C9CED6" w:sz="4"/>
+              <w:bottom w:val="single" w:color="C9CED6" w:sz="4"/>
+              <w:right w:val="single" w:color="C9CED6" w:sz="4"/>
+            </w:tcBorders>
+            <w:tcMar>
+              <w:top w:type="dxa" w:w="60"/>
+              <w:left w:type="dxa" w:w="100"/>
+              <w:bottom w:type="dxa" w:w="60"/>
+              <w:right w:type="dxa" w:w="100"/>
+            </w:tcMar>
+          </w:tcPr>
+          <w:p>
+            <w:pPr>
+              <w:spacing w:after="0" w:before="0" w:line="276"/>
+            </w:pPr>
+            <w:r>
+              <w:rPr>
+                <w:rFonts w:ascii="Calibri" w:cs="Calibri" w:eastAsia="PingFang SC" w:hAnsi="Calibri"/>
+                <w:sz w:val="19"/>
+                <w:szCs w:val="19"/>
+              </w:rPr>
+              <w:t xml:space="preserve">前 10 轮由 25 % 的脚本智能体选一个预先指定的低先验标签</w:t>
+            </w:r>
+          </w:p>
+        </w:tc>
+        <w:tc>
+          <w:tcPr>
+            <w:tcW w:type="dxa" w:w="2930"/>
+            <w:tcBorders>
+              <w:top w:val="single" w:color="C9CED6" w:sz="4"/>
+              <w:left w:val="single" w:color="C9CED6" w:sz="4"/>
+              <w:bottom w:val="single" w:color="C9CED6" w:sz="4"/>
+              <w:right w:val="single" w:color="C9CED6" w:sz="4"/>
+            </w:tcBorders>
+            <w:tcMar>
+              <w:top w:type="dxa" w:w="60"/>
+              <w:left w:type="dxa" w:w="100"/>
+              <w:bottom w:type="dxa" w:w="60"/>
+              <w:right w:type="dxa" w:w="100"/>
+            </w:tcMar>
+          </w:tcPr>
+          <w:p>
+            <w:pPr>
+              <w:spacing w:after="0" w:before="0" w:line="276"/>
+            </w:pPr>
+            <w:r>
+              <w:rPr>
+                <w:rFonts w:ascii="Calibri" w:cs="Calibri" w:eastAsia="PingFang SC" w:hAnsi="Calibri"/>
+                <w:sz w:val="19"/>
+                <w:szCs w:val="19"/>
+              </w:rPr>
+              <w:t xml:space="preserve">E5</w:t>
+            </w:r>
+          </w:p>
+        </w:tc>
+      </w:tr>
+      <w:tr>
+        <w:trPr>
+          <w:tblHeader w:val="false"/>
+        </w:trPr>
+        <w:tc>
+          <w:tcPr>
+            <w:tcW w:type="dxa" w:w="1652"/>
             <w:tcBorders>
               <w:top w:val="single" w:color="C9CED6" w:sz="4"/>
               <w:left w:val="single" w:color="C9CED6" w:sz="4"/>
@@ -7145,7 +10785,7 @@
         </w:tc>
         <w:tc>
           <w:tcPr>
-            <w:tcW w:type="dxa" w:w="4394"/>
+            <w:tcW w:type="dxa" w:w="5258"/>
             <w:tcBorders>
               <w:top w:val="single" w:color="C9CED6" w:sz="4"/>
               <w:left w:val="single" w:color="C9CED6" w:sz="4"/>
@@ -7175,7 +10815,7 @@
         </w:tc>
         <w:tc>
           <w:tcPr>
-            <w:tcW w:type="dxa" w:w="3727"/>
+            <w:tcW w:type="dxa" w:w="2930"/>
             <w:tcBorders>
               <w:top w:val="single" w:color="C9CED6" w:sz="4"/>
               <w:left w:val="single" w:color="C9CED6" w:sz="4"/>
@@ -7789,6 +11429,30 @@
           <w:b/>
           <w:bCs/>
         </w:rPr>
+        <w:t xml:space="preserve">T_consensus：</w:t>
+      </w:r>
+      <w:r>
+        <w:rPr>
+          <w:rFonts w:ascii="Calibri" w:cs="Calibri" w:eastAsia="PingFang SC" w:hAnsi="Calibri"/>
+        </w:rPr>
+        <w:t xml:space="preserve"> 用生存分析（Kaplan–Meier，按标签集分层的 Cox 模型），未达成共识的运行按删失处理；阈值取 0.8 / 0.9 / 0.95 做敏感性分析。</w:t>
+      </w:r>
+    </w:p>
+    <w:p>
+      <w:pPr>
+        <w:pStyle w:val="ListParagraph"/>
+        <w:numPr>
+          <w:ilvl w:val="0"/>
+          <w:numId w:val="3"/>
+        </w:numPr>
+        <w:spacing w:after="40"/>
+      </w:pPr>
+      <w:r>
+        <w:rPr>
+          <w:rFonts w:ascii="Calibri" w:cs="Calibri" w:eastAsia="PingFang SC" w:hAnsi="Calibri"/>
+          <w:b/>
+          <w:bCs/>
+        </w:rPr>
         <w:t xml:space="preserve">零模型：</w:t>
       </w:r>
     </w:p>
@@ -7995,7 +11659,7 @@
         <w:rPr>
           <w:rFonts w:ascii="Calibri" w:cs="Calibri" w:eastAsia="PingFang SC" w:hAnsi="Calibri"/>
         </w:rPr>
-        <w:t xml:space="preserve">预实验：核心 6 格 × 4 组（标签集, 种子）× 2 个温度。</w:t>
+        <w:t xml:space="preserve">预实验：核心 6 格 × 5 组（标签集, 种子）× 2 个温度；平台期采用操作定义。</w:t>
       </w:r>
     </w:p>
     <w:p>
@@ -8109,7 +11773,7 @@
         <w:rPr>
           <w:rFonts w:ascii="Calibri" w:cs="Calibri" w:eastAsia="PingFang SC" w:hAnsi="Calibri"/>
         </w:rPr>
-        <w:t xml:space="preserve">最终熵：自己 + 伙伴 &lt; 只看自己，且低于 prior_sample 零模型；</w:t>
+        <w:t xml:space="preserve">最终熵：自己 + 伙伴 &lt; 只看自己（H2a / H1a），且闭环很重要（H7）；</w:t>
       </w:r>
     </w:p>
     <w:p>
@@ -8125,7 +11789,7 @@
         <w:rPr>
           <w:rFonts w:ascii="Calibri" w:cs="Calibri" w:eastAsia="PingFang SC" w:hAnsi="Calibri"/>
         </w:rPr>
-        <w:t xml:space="preserve">γ̂ 低于 voter 零模型的分布带；</w:t>
+        <w:t xml:space="preserve">γ̂ 低于 voter 零模型的分布带（H4），和 / 或存在超出零模型的早期路径依赖（H4b）；</w:t>
       </w:r>
     </w:p>
     <w:p>
@@ -8187,7 +11851,7 @@
         <w:rPr>
           <w:rFonts w:ascii="Calibri" w:cs="Calibri" w:eastAsia="PingFang SC" w:hAnsi="Calibri"/>
         </w:rPr>
-        <w:t xml:space="preserve">报告碎片化比例；</w:t>
+        <w:t xml:space="preserve">报告碎片化比例（碎片化 v2 的定义）；"没有社会信息"的对照只用 B1（S1 的收敛来自对得分的强化学习，不算涌现失败）；</w:t>
       </w:r>
     </w:p>
     <w:p>
@@ -8440,9 +12104,9 @@
         </w:tblBorders>
       </w:tblPr>
       <w:tblGrid>
-        <w:gridCol w:w="1640"/>
-        <w:gridCol w:w="5740"/>
-        <w:gridCol w:w="2460"/>
+        <w:gridCol w:w="1587"/>
+        <w:gridCol w:w="5554"/>
+        <w:gridCol w:w="2699"/>
       </w:tblGrid>
       <w:tr>
         <w:trPr>
@@ -8450,7 +12114,7 @@
         </w:trPr>
         <w:tc>
           <w:tcPr>
-            <w:tcW w:type="dxa" w:w="1640"/>
+            <w:tcW w:type="dxa" w:w="1587"/>
             <w:tcBorders>
               <w:top w:val="single" w:color="C9CED6" w:sz="4"/>
               <w:left w:val="single" w:color="C9CED6" w:sz="4"/>
@@ -8483,7 +12147,7 @@
         </w:tc>
         <w:tc>
           <w:tcPr>
-            <w:tcW w:type="dxa" w:w="5740"/>
+            <w:tcW w:type="dxa" w:w="5554"/>
             <w:tcBorders>
               <w:top w:val="single" w:color="C9CED6" w:sz="4"/>
               <w:left w:val="single" w:color="C9CED6" w:sz="4"/>
@@ -8516,7 +12180,7 @@
         </w:tc>
         <w:tc>
           <w:tcPr>
-            <w:tcW w:type="dxa" w:w="2460"/>
+            <w:tcW w:type="dxa" w:w="2699"/>
             <w:tcBorders>
               <w:top w:val="single" w:color="C9CED6" w:sz="4"/>
               <w:left w:val="single" w:color="C9CED6" w:sz="4"/>
@@ -8554,24 +12218,62 @@
         </w:trPr>
         <w:tc>
           <w:tcPr>
-            <w:tcW w:type="dxa" w:w="1640"/>
-            <w:tcBorders>
-              <w:top w:val="single" w:color="C9CED6" w:sz="4"/>
-              <w:left w:val="single" w:color="C9CED6" w:sz="4"/>
-              <w:bottom w:val="single" w:color="C9CED6" w:sz="4"/>
-              <w:right w:val="single" w:color="C9CED6" w:sz="4"/>
-            </w:tcBorders>
-            <w:tcMar>
-              <w:top w:type="dxa" w:w="60"/>
-              <w:left w:type="dxa" w:w="100"/>
-              <w:bottom w:type="dxa" w:w="60"/>
-              <w:right w:type="dxa" w:w="100"/>
-            </w:tcMar>
-          </w:tcPr>
-          <w:p>
-            <w:pPr>
-              <w:spacing w:after="0" w:before="0" w:line="276"/>
-            </w:pPr>
+            <w:tcW w:type="dxa" w:w="1587"/>
+            <w:tcBorders>
+              <w:top w:val="single" w:color="C9CED6" w:sz="4"/>
+              <w:left w:val="single" w:color="C9CED6" w:sz="4"/>
+              <w:bottom w:val="single" w:color="C9CED6" w:sz="4"/>
+              <w:right w:val="single" w:color="C9CED6" w:sz="4"/>
+            </w:tcBorders>
+            <w:tcMar>
+              <w:top w:type="dxa" w:w="60"/>
+              <w:left w:type="dxa" w:w="100"/>
+              <w:bottom w:type="dxa" w:w="60"/>
+              <w:right w:type="dxa" w:w="100"/>
+            </w:tcMar>
+          </w:tcPr>
+          <w:p>
+            <w:pPr>
+              <w:spacing w:after="0" w:before="0" w:line="276"/>
+            </w:pPr>
+            <w:r>
+              <w:rPr>
+                <w:rFonts w:ascii="Calibri" w:cs="Calibri" w:eastAsia="PingFang SC" w:hAnsi="Calibri"/>
+                <w:sz w:val="19"/>
+                <w:szCs w:val="19"/>
+              </w:rPr>
+              <w:t xml:space="preserve">对照格</w:t>
+            </w:r>
+          </w:p>
+        </w:tc>
+        <w:tc>
+          <w:tcPr>
+            <w:tcW w:type="dxa" w:w="5554"/>
+            <w:tcBorders>
+              <w:top w:val="single" w:color="C9CED6" w:sz="4"/>
+              <w:left w:val="single" w:color="C9CED6" w:sz="4"/>
+              <w:bottom w:val="single" w:color="C9CED6" w:sz="4"/>
+              <w:right w:val="single" w:color="C9CED6" w:sz="4"/>
+            </w:tcBorders>
+            <w:tcMar>
+              <w:top w:type="dxa" w:w="60"/>
+              <w:left w:type="dxa" w:w="100"/>
+              <w:bottom w:type="dxa" w:w="60"/>
+              <w:right w:type="dxa" w:w="100"/>
+            </w:tcMar>
+          </w:tcPr>
+          <w:p>
+            <w:pPr>
+              <w:spacing w:after="0" w:before="0" w:line="276"/>
+            </w:pPr>
+            <w:r>
+              <w:rPr>
+                <w:rFonts w:ascii="Calibri" w:cs="Calibri" w:eastAsia="PingFang SC" w:hAnsi="Calibri"/>
+                <w:sz w:val="19"/>
+                <w:szCs w:val="19"/>
+              </w:rPr>
+              <w:t xml:space="preserve">新配置字段 </w:t>
+            </w:r>
             <w:r>
               <w:rPr>
                 <w:rFonts w:ascii="Menlo" w:cs="Menlo" w:eastAsia="PingFang SC" w:hAnsi="Menlo"/>
@@ -8579,37 +12281,15 @@
                 <w:szCs w:val="18"/>
                 <w:shd w:fill="EEF1F5" w:color="auto" w:val="clear"/>
               </w:rPr>
-              <w:t xml:space="preserve">config.py</w:t>
-            </w:r>
-          </w:p>
-        </w:tc>
-        <w:tc>
-          <w:tcPr>
-            <w:tcW w:type="dxa" w:w="5740"/>
-            <w:tcBorders>
-              <w:top w:val="single" w:color="C9CED6" w:sz="4"/>
-              <w:left w:val="single" w:color="C9CED6" w:sz="4"/>
-              <w:bottom w:val="single" w:color="C9CED6" w:sz="4"/>
-              <w:right w:val="single" w:color="C9CED6" w:sz="4"/>
-            </w:tcBorders>
-            <w:tcMar>
-              <w:top w:type="dxa" w:w="60"/>
-              <w:left w:type="dxa" w:w="100"/>
-              <w:bottom w:type="dxa" w:w="60"/>
-              <w:right w:type="dxa" w:w="100"/>
-            </w:tcMar>
-          </w:tcPr>
-          <w:p>
-            <w:pPr>
-              <w:spacing w:after="0" w:before="0" w:line="276"/>
-            </w:pPr>
-            <w:r>
-              <w:rPr>
-                <w:rFonts w:ascii="Calibri" w:cs="Calibri" w:eastAsia="PingFang SC" w:hAnsi="Calibri"/>
-                <w:sz w:val="19"/>
-                <w:szCs w:val="19"/>
-              </w:rPr>
-              <w:t xml:space="preserve">schema v2：默认隐藏编号、</w:t>
+              <w:t xml:space="preserve">partner_source</w:t>
+            </w:r>
+            <w:r>
+              <w:rPr>
+                <w:rFonts w:ascii="Calibri" w:cs="Calibri" w:eastAsia="PingFang SC" w:hAnsi="Calibri"/>
+                <w:sz w:val="19"/>
+                <w:szCs w:val="19"/>
+              </w:rPr>
+              <w:t xml:space="preserve">（先验回放）、</w:t>
             </w:r>
             <w:r>
               <w:rPr>
@@ -8618,15 +12298,15 @@
                 <w:szCs w:val="18"/>
                 <w:shd w:fill="EEF1F5" w:color="auto" w:val="clear"/>
               </w:rPr>
-              <w:t xml:space="preserve">template_version</w:t>
-            </w:r>
-            <w:r>
-              <w:rPr>
-                <w:rFonts w:ascii="Calibri" w:cs="Calibri" w:eastAsia="PingFang SC" w:hAnsi="Calibri"/>
-                <w:sz w:val="19"/>
-                <w:szCs w:val="19"/>
-              </w:rPr>
-              <w:t xml:space="preserve">、</w:t>
+              <w:t xml:space="preserve">framing</w:t>
+            </w:r>
+            <w:r>
+              <w:rPr>
+                <w:rFonts w:ascii="Calibri" w:cs="Calibri" w:eastAsia="PingFang SC" w:hAnsi="Calibri"/>
+                <w:sz w:val="19"/>
+                <w:szCs w:val="19"/>
+              </w:rPr>
+              <w:t xml:space="preserve">（非社会框架）；少数派增加 </w:t>
             </w:r>
             <w:r>
               <w:rPr>
@@ -8635,15 +12315,15 @@
                 <w:szCs w:val="18"/>
                 <w:shd w:fill="EEF1F5" w:color="auto" w:val="clear"/>
               </w:rPr>
-              <w:t xml:space="preserve">cell_id</w:t>
-            </w:r>
-            <w:r>
-              <w:rPr>
-                <w:rFonts w:ascii="Calibri" w:cs="Calibri" w:eastAsia="PingFang SC" w:hAnsi="Calibri"/>
-                <w:sz w:val="19"/>
-                <w:szCs w:val="19"/>
-              </w:rPr>
-              <w:t xml:space="preserve">、</w:t>
+              <w:t xml:space="preserve">end_round</w:t>
+            </w:r>
+            <w:r>
+              <w:rPr>
+                <w:rFonts w:ascii="Calibri" w:cs="Calibri" w:eastAsia="PingFang SC" w:hAnsi="Calibri"/>
+                <w:sz w:val="19"/>
+                <w:szCs w:val="19"/>
+              </w:rPr>
+              <w:t xml:space="preserve"> 和 </w:t>
             </w:r>
             <w:r>
               <w:rPr>
@@ -8652,147 +12332,45 @@
                 <w:szCs w:val="18"/>
                 <w:shd w:fill="EEF1F5" w:color="auto" w:val="clear"/>
               </w:rPr>
-              <w:t xml:space="preserve">phase</w:t>
-            </w:r>
-            <w:r>
-              <w:rPr>
-                <w:rFonts w:ascii="Calibri" w:cs="Calibri" w:eastAsia="PingFang SC" w:hAnsi="Calibri"/>
-                <w:sz w:val="19"/>
-                <w:szCs w:val="19"/>
-              </w:rPr>
-              <w:t xml:space="preserve">、</w:t>
-            </w:r>
-            <w:r>
-              <w:rPr>
-                <w:rFonts w:ascii="Menlo" w:cs="Menlo" w:eastAsia="PingFang SC" w:hAnsi="Menlo"/>
-                <w:sz w:val="18"/>
-                <w:szCs w:val="18"/>
-                <w:shd w:fill="EEF1F5" w:color="auto" w:val="clear"/>
-              </w:rPr>
-              <w:t xml:space="preserve">interaction_variant</w:t>
-            </w:r>
-            <w:r>
-              <w:rPr>
-                <w:rFonts w:ascii="Calibri" w:cs="Calibri" w:eastAsia="PingFang SC" w:hAnsi="Calibri"/>
-                <w:sz w:val="19"/>
-                <w:szCs w:val="19"/>
-              </w:rPr>
-              <w:t xml:space="preserve">、</w:t>
-            </w:r>
-            <w:r>
-              <w:rPr>
-                <w:rFonts w:ascii="Menlo" w:cs="Menlo" w:eastAsia="PingFang SC" w:hAnsi="Menlo"/>
-                <w:sz w:val="18"/>
-                <w:szCs w:val="18"/>
-                <w:shd w:fill="EEF1F5" w:color="auto" w:val="clear"/>
-              </w:rPr>
-              <w:t xml:space="preserve">p0_ref</w:t>
-            </w:r>
-            <w:r>
-              <w:rPr>
-                <w:rFonts w:ascii="Calibri" w:cs="Calibri" w:eastAsia="PingFang SC" w:hAnsi="Calibri"/>
-                <w:sz w:val="19"/>
-                <w:szCs w:val="19"/>
-              </w:rPr>
-              <w:t xml:space="preserve">、</w:t>
-            </w:r>
-            <w:r>
-              <w:rPr>
-                <w:rFonts w:ascii="Menlo" w:cs="Menlo" w:eastAsia="PingFang SC" w:hAnsi="Menlo"/>
-                <w:sz w:val="18"/>
-                <w:szCs w:val="18"/>
-                <w:shd w:fill="EEF1F5" w:color="auto" w:val="clear"/>
-              </w:rPr>
-              <w:t xml:space="preserve">epsilon</w:t>
-            </w:r>
-            <w:r>
-              <w:rPr>
-                <w:rFonts w:ascii="Calibri" w:cs="Calibri" w:eastAsia="PingFang SC" w:hAnsi="Calibri"/>
-                <w:sz w:val="19"/>
-                <w:szCs w:val="19"/>
-              </w:rPr>
-              <w:t xml:space="preserve">、</w:t>
-            </w:r>
-            <w:r>
-              <w:rPr>
-                <w:rFonts w:ascii="Menlo" w:cs="Menlo" w:eastAsia="PingFang SC" w:hAnsi="Menlo"/>
-                <w:sz w:val="18"/>
-                <w:szCs w:val="18"/>
-                <w:shd w:fill="EEF1F5" w:color="auto" w:val="clear"/>
-              </w:rPr>
-              <w:t xml:space="preserve">theta_ref</w:t>
-            </w:r>
-            <w:r>
-              <w:rPr>
-                <w:rFonts w:ascii="Calibri" w:cs="Calibri" w:eastAsia="PingFang SC" w:hAnsi="Calibri"/>
-                <w:sz w:val="19"/>
-                <w:szCs w:val="19"/>
-              </w:rPr>
-              <w:t xml:space="preserve">、</w:t>
-            </w:r>
-            <w:r>
-              <w:rPr>
-                <w:rFonts w:ascii="Menlo" w:cs="Menlo" w:eastAsia="PingFang SC" w:hAnsi="Menlo"/>
-                <w:sz w:val="18"/>
-                <w:szCs w:val="18"/>
-                <w:shd w:fill="EEF1F5" w:color="auto" w:val="clear"/>
-              </w:rPr>
-              <w:t xml:space="preserve">pin_version</w:t>
-            </w:r>
-            <w:r>
-              <w:rPr>
-                <w:rFonts w:ascii="Calibri" w:cs="Calibri" w:eastAsia="PingFang SC" w:hAnsi="Calibri"/>
-                <w:sz w:val="19"/>
-                <w:szCs w:val="19"/>
-              </w:rPr>
-              <w:t xml:space="preserve">、</w:t>
-            </w:r>
-            <w:r>
-              <w:rPr>
-                <w:rFonts w:ascii="Menlo" w:cs="Menlo" w:eastAsia="PingFang SC" w:hAnsi="Menlo"/>
-                <w:sz w:val="18"/>
-                <w:szCs w:val="18"/>
-                <w:shd w:fill="EEF1F5" w:color="auto" w:val="clear"/>
-              </w:rPr>
-              <w:t xml:space="preserve">openai_compat</w:t>
-            </w:r>
-            <w:r>
-              <w:rPr>
-                <w:rFonts w:ascii="Calibri" w:cs="Calibri" w:eastAsia="PingFang SC" w:hAnsi="Calibri"/>
-                <w:sz w:val="19"/>
-                <w:szCs w:val="19"/>
-              </w:rPr>
-              <w:t xml:space="preserve"> 提供方</w:t>
-            </w:r>
-          </w:p>
-        </w:tc>
-        <w:tc>
-          <w:tcPr>
-            <w:tcW w:type="dxa" w:w="2460"/>
-            <w:tcBorders>
-              <w:top w:val="single" w:color="C9CED6" w:sz="4"/>
-              <w:left w:val="single" w:color="C9CED6" w:sz="4"/>
-              <w:bottom w:val="single" w:color="C9CED6" w:sz="4"/>
-              <w:right w:val="single" w:color="C9CED6" w:sz="4"/>
-            </w:tcBorders>
-            <w:tcMar>
-              <w:top w:type="dxa" w:w="60"/>
-              <w:left w:type="dxa" w:w="100"/>
-              <w:bottom w:type="dxa" w:w="60"/>
-              <w:right w:type="dxa" w:w="100"/>
-            </w:tcMar>
-          </w:tcPr>
-          <w:p>
-            <w:pPr>
-              <w:spacing w:after="0" w:before="0" w:line="276"/>
-            </w:pPr>
-            <w:r>
-              <w:rPr>
-                <w:rFonts w:ascii="Calibri" w:cs="Calibri" w:eastAsia="PingFang SC" w:hAnsi="Calibri"/>
-                <w:sz w:val="19"/>
-                <w:szCs w:val="19"/>
-              </w:rPr>
-              <w:t xml:space="preserve">P1-1, P1-2, P2-5, P2-7, P3-7</w:t>
+              <w:t xml:space="preserve">random_nonmodal</w:t>
+            </w:r>
+            <w:r>
+              <w:rPr>
+                <w:rFonts w:ascii="Calibri" w:cs="Calibri" w:eastAsia="PingFang SC" w:hAnsi="Calibri"/>
+                <w:sz w:val="19"/>
+                <w:szCs w:val="19"/>
+              </w:rPr>
+              <w:t xml:space="preserve"> 标签规则；新增测试 28–30</w:t>
+            </w:r>
+          </w:p>
+        </w:tc>
+        <w:tc>
+          <w:tcPr>
+            <w:tcW w:type="dxa" w:w="2699"/>
+            <w:tcBorders>
+              <w:top w:val="single" w:color="C9CED6" w:sz="4"/>
+              <w:left w:val="single" w:color="C9CED6" w:sz="4"/>
+              <w:bottom w:val="single" w:color="C9CED6" w:sz="4"/>
+              <w:right w:val="single" w:color="C9CED6" w:sz="4"/>
+            </w:tcBorders>
+            <w:tcMar>
+              <w:top w:type="dxa" w:w="60"/>
+              <w:left w:type="dxa" w:w="100"/>
+              <w:bottom w:type="dxa" w:w="60"/>
+              <w:right w:type="dxa" w:w="100"/>
+            </w:tcMar>
+          </w:tcPr>
+          <w:p>
+            <w:pPr>
+              <w:spacing w:after="0" w:before="0" w:line="276"/>
+            </w:pPr>
+            <w:r>
+              <w:rPr>
+                <w:rFonts w:ascii="Calibri" w:cs="Calibri" w:eastAsia="PingFang SC" w:hAnsi="Calibri"/>
+                <w:sz w:val="19"/>
+                <w:szCs w:val="19"/>
+              </w:rPr>
+              <w:t xml:space="preserve">编辑裁决、R3-P1、R2-D4、R1-M2(c)</w:t>
             </w:r>
           </w:p>
         </w:tc>
@@ -8803,7 +12381,7 @@
         </w:trPr>
         <w:tc>
           <w:tcPr>
-            <w:tcW w:type="dxa" w:w="1640"/>
+            <w:tcW w:type="dxa" w:w="1587"/>
             <w:tcBorders>
               <w:top w:val="single" w:color="C9CED6" w:sz="4"/>
               <w:left w:val="single" w:color="C9CED6" w:sz="4"/>
@@ -8828,67 +12406,220 @@
                 <w:szCs w:val="18"/>
                 <w:shd w:fill="EEF1F5" w:color="auto" w:val="clear"/>
               </w:rPr>
-              <w:t xml:space="preserve">templates/v2/</w:t>
-            </w:r>
-          </w:p>
-        </w:tc>
-        <w:tc>
-          <w:tcPr>
-            <w:tcW w:type="dxa" w:w="5740"/>
-            <w:tcBorders>
-              <w:top w:val="single" w:color="C9CED6" w:sz="4"/>
-              <w:left w:val="single" w:color="C9CED6" w:sz="4"/>
-              <w:bottom w:val="single" w:color="C9CED6" w:sz="4"/>
-              <w:right w:val="single" w:color="C9CED6" w:sz="4"/>
-            </w:tcBorders>
-            <w:tcMar>
-              <w:top w:type="dxa" w:w="60"/>
-              <w:left w:type="dxa" w:w="100"/>
-              <w:bottom w:type="dxa" w:w="60"/>
-              <w:right w:type="dxa" w:w="100"/>
-            </w:tcMar>
-          </w:tcPr>
-          <w:p>
-            <w:pPr>
-              <w:spacing w:after="0" w:before="0" w:line="276"/>
-            </w:pPr>
-            <w:r>
-              <w:rPr>
-                <w:rFonts w:ascii="Calibri" w:cs="Calibri" w:eastAsia="PingFang SC" w:hAnsi="Calibri"/>
-                <w:sz w:val="19"/>
-                <w:szCs w:val="19"/>
-              </w:rPr>
-              <w:t xml:space="preserve">own_only 使用单独的交互段落；目标句去掉 "across pairings"</w:t>
-            </w:r>
-          </w:p>
-        </w:tc>
-        <w:tc>
-          <w:tcPr>
-            <w:tcW w:type="dxa" w:w="2460"/>
-            <w:tcBorders>
-              <w:top w:val="single" w:color="C9CED6" w:sz="4"/>
-              <w:left w:val="single" w:color="C9CED6" w:sz="4"/>
-              <w:bottom w:val="single" w:color="C9CED6" w:sz="4"/>
-              <w:right w:val="single" w:color="C9CED6" w:sz="4"/>
-            </w:tcBorders>
-            <w:tcMar>
-              <w:top w:type="dxa" w:w="60"/>
-              <w:left w:type="dxa" w:w="100"/>
-              <w:bottom w:type="dxa" w:w="60"/>
-              <w:right w:type="dxa" w:w="100"/>
-            </w:tcMar>
-          </w:tcPr>
-          <w:p>
-            <w:pPr>
-              <w:spacing w:after="0" w:before="0" w:line="276"/>
-            </w:pPr>
-            <w:r>
-              <w:rPr>
-                <w:rFonts w:ascii="Calibri" w:cs="Calibri" w:eastAsia="PingFang SC" w:hAnsi="Calibri"/>
-                <w:sz w:val="19"/>
-                <w:szCs w:val="19"/>
-              </w:rPr>
-              <w:t xml:space="preserve">回复 1, P3-3</w:t>
+              <w:t xml:space="preserve">config.py</w:t>
+            </w:r>
+          </w:p>
+        </w:tc>
+        <w:tc>
+          <w:tcPr>
+            <w:tcW w:type="dxa" w:w="5554"/>
+            <w:tcBorders>
+              <w:top w:val="single" w:color="C9CED6" w:sz="4"/>
+              <w:left w:val="single" w:color="C9CED6" w:sz="4"/>
+              <w:bottom w:val="single" w:color="C9CED6" w:sz="4"/>
+              <w:right w:val="single" w:color="C9CED6" w:sz="4"/>
+            </w:tcBorders>
+            <w:tcMar>
+              <w:top w:type="dxa" w:w="60"/>
+              <w:left w:type="dxa" w:w="100"/>
+              <w:bottom w:type="dxa" w:w="60"/>
+              <w:right w:type="dxa" w:w="100"/>
+            </w:tcMar>
+          </w:tcPr>
+          <w:p>
+            <w:pPr>
+              <w:spacing w:after="0" w:before="0" w:line="276"/>
+            </w:pPr>
+            <w:r>
+              <w:rPr>
+                <w:rFonts w:ascii="Calibri" w:cs="Calibri" w:eastAsia="PingFang SC" w:hAnsi="Calibri"/>
+                <w:sz w:val="19"/>
+                <w:szCs w:val="19"/>
+              </w:rPr>
+              <w:t xml:space="preserve">schema v2：默认隐藏编号、</w:t>
+            </w:r>
+            <w:r>
+              <w:rPr>
+                <w:rFonts w:ascii="Menlo" w:cs="Menlo" w:eastAsia="PingFang SC" w:hAnsi="Menlo"/>
+                <w:sz w:val="18"/>
+                <w:szCs w:val="18"/>
+                <w:shd w:fill="EEF1F5" w:color="auto" w:val="clear"/>
+              </w:rPr>
+              <w:t xml:space="preserve">template_version</w:t>
+            </w:r>
+            <w:r>
+              <w:rPr>
+                <w:rFonts w:ascii="Calibri" w:cs="Calibri" w:eastAsia="PingFang SC" w:hAnsi="Calibri"/>
+                <w:sz w:val="19"/>
+                <w:szCs w:val="19"/>
+              </w:rPr>
+              <w:t xml:space="preserve">、</w:t>
+            </w:r>
+            <w:r>
+              <w:rPr>
+                <w:rFonts w:ascii="Menlo" w:cs="Menlo" w:eastAsia="PingFang SC" w:hAnsi="Menlo"/>
+                <w:sz w:val="18"/>
+                <w:szCs w:val="18"/>
+                <w:shd w:fill="EEF1F5" w:color="auto" w:val="clear"/>
+              </w:rPr>
+              <w:t xml:space="preserve">cell_id</w:t>
+            </w:r>
+            <w:r>
+              <w:rPr>
+                <w:rFonts w:ascii="Calibri" w:cs="Calibri" w:eastAsia="PingFang SC" w:hAnsi="Calibri"/>
+                <w:sz w:val="19"/>
+                <w:szCs w:val="19"/>
+              </w:rPr>
+              <w:t xml:space="preserve">、</w:t>
+            </w:r>
+            <w:r>
+              <w:rPr>
+                <w:rFonts w:ascii="Menlo" w:cs="Menlo" w:eastAsia="PingFang SC" w:hAnsi="Menlo"/>
+                <w:sz w:val="18"/>
+                <w:szCs w:val="18"/>
+                <w:shd w:fill="EEF1F5" w:color="auto" w:val="clear"/>
+              </w:rPr>
+              <w:t xml:space="preserve">phase</w:t>
+            </w:r>
+            <w:r>
+              <w:rPr>
+                <w:rFonts w:ascii="Calibri" w:cs="Calibri" w:eastAsia="PingFang SC" w:hAnsi="Calibri"/>
+                <w:sz w:val="19"/>
+                <w:szCs w:val="19"/>
+              </w:rPr>
+              <w:t xml:space="preserve">、</w:t>
+            </w:r>
+            <w:r>
+              <w:rPr>
+                <w:rFonts w:ascii="Menlo" w:cs="Menlo" w:eastAsia="PingFang SC" w:hAnsi="Menlo"/>
+                <w:sz w:val="18"/>
+                <w:szCs w:val="18"/>
+                <w:shd w:fill="EEF1F5" w:color="auto" w:val="clear"/>
+              </w:rPr>
+              <w:t xml:space="preserve">interaction_variant</w:t>
+            </w:r>
+            <w:r>
+              <w:rPr>
+                <w:rFonts w:ascii="Calibri" w:cs="Calibri" w:eastAsia="PingFang SC" w:hAnsi="Calibri"/>
+                <w:sz w:val="19"/>
+                <w:szCs w:val="19"/>
+              </w:rPr>
+              <w:t xml:space="preserve">、</w:t>
+            </w:r>
+            <w:r>
+              <w:rPr>
+                <w:rFonts w:ascii="Menlo" w:cs="Menlo" w:eastAsia="PingFang SC" w:hAnsi="Menlo"/>
+                <w:sz w:val="18"/>
+                <w:szCs w:val="18"/>
+                <w:shd w:fill="EEF1F5" w:color="auto" w:val="clear"/>
+              </w:rPr>
+              <w:t xml:space="preserve">p0_ref</w:t>
+            </w:r>
+            <w:r>
+              <w:rPr>
+                <w:rFonts w:ascii="Calibri" w:cs="Calibri" w:eastAsia="PingFang SC" w:hAnsi="Calibri"/>
+                <w:sz w:val="19"/>
+                <w:szCs w:val="19"/>
+              </w:rPr>
+              <w:t xml:space="preserve">、</w:t>
+            </w:r>
+            <w:r>
+              <w:rPr>
+                <w:rFonts w:ascii="Menlo" w:cs="Menlo" w:eastAsia="PingFang SC" w:hAnsi="Menlo"/>
+                <w:sz w:val="18"/>
+                <w:szCs w:val="18"/>
+                <w:shd w:fill="EEF1F5" w:color="auto" w:val="clear"/>
+              </w:rPr>
+              <w:t xml:space="preserve">epsilon</w:t>
+            </w:r>
+            <w:r>
+              <w:rPr>
+                <w:rFonts w:ascii="Calibri" w:cs="Calibri" w:eastAsia="PingFang SC" w:hAnsi="Calibri"/>
+                <w:sz w:val="19"/>
+                <w:szCs w:val="19"/>
+              </w:rPr>
+              <w:t xml:space="preserve">、</w:t>
+            </w:r>
+            <w:r>
+              <w:rPr>
+                <w:rFonts w:ascii="Menlo" w:cs="Menlo" w:eastAsia="PingFang SC" w:hAnsi="Menlo"/>
+                <w:sz w:val="18"/>
+                <w:szCs w:val="18"/>
+                <w:shd w:fill="EEF1F5" w:color="auto" w:val="clear"/>
+              </w:rPr>
+              <w:t xml:space="preserve">theta_ref</w:t>
+            </w:r>
+            <w:r>
+              <w:rPr>
+                <w:rFonts w:ascii="Calibri" w:cs="Calibri" w:eastAsia="PingFang SC" w:hAnsi="Calibri"/>
+                <w:sz w:val="19"/>
+                <w:szCs w:val="19"/>
+              </w:rPr>
+              <w:t xml:space="preserve">、</w:t>
+            </w:r>
+            <w:r>
+              <w:rPr>
+                <w:rFonts w:ascii="Menlo" w:cs="Menlo" w:eastAsia="PingFang SC" w:hAnsi="Menlo"/>
+                <w:sz w:val="18"/>
+                <w:szCs w:val="18"/>
+                <w:shd w:fill="EEF1F5" w:color="auto" w:val="clear"/>
+              </w:rPr>
+              <w:t xml:space="preserve">pin_version</w:t>
+            </w:r>
+            <w:r>
+              <w:rPr>
+                <w:rFonts w:ascii="Calibri" w:cs="Calibri" w:eastAsia="PingFang SC" w:hAnsi="Calibri"/>
+                <w:sz w:val="19"/>
+                <w:szCs w:val="19"/>
+              </w:rPr>
+              <w:t xml:space="preserve">、</w:t>
+            </w:r>
+            <w:r>
+              <w:rPr>
+                <w:rFonts w:ascii="Menlo" w:cs="Menlo" w:eastAsia="PingFang SC" w:hAnsi="Menlo"/>
+                <w:sz w:val="18"/>
+                <w:szCs w:val="18"/>
+                <w:shd w:fill="EEF1F5" w:color="auto" w:val="clear"/>
+              </w:rPr>
+              <w:t xml:space="preserve">openai_compat</w:t>
+            </w:r>
+            <w:r>
+              <w:rPr>
+                <w:rFonts w:ascii="Calibri" w:cs="Calibri" w:eastAsia="PingFang SC" w:hAnsi="Calibri"/>
+                <w:sz w:val="19"/>
+                <w:szCs w:val="19"/>
+              </w:rPr>
+              <w:t xml:space="preserve"> 提供方</w:t>
+            </w:r>
+          </w:p>
+        </w:tc>
+        <w:tc>
+          <w:tcPr>
+            <w:tcW w:type="dxa" w:w="2699"/>
+            <w:tcBorders>
+              <w:top w:val="single" w:color="C9CED6" w:sz="4"/>
+              <w:left w:val="single" w:color="C9CED6" w:sz="4"/>
+              <w:bottom w:val="single" w:color="C9CED6" w:sz="4"/>
+              <w:right w:val="single" w:color="C9CED6" w:sz="4"/>
+            </w:tcBorders>
+            <w:tcMar>
+              <w:top w:type="dxa" w:w="60"/>
+              <w:left w:type="dxa" w:w="100"/>
+              <w:bottom w:type="dxa" w:w="60"/>
+              <w:right w:type="dxa" w:w="100"/>
+            </w:tcMar>
+          </w:tcPr>
+          <w:p>
+            <w:pPr>
+              <w:spacing w:after="0" w:before="0" w:line="276"/>
+            </w:pPr>
+            <w:r>
+              <w:rPr>
+                <w:rFonts w:ascii="Calibri" w:cs="Calibri" w:eastAsia="PingFang SC" w:hAnsi="Calibri"/>
+                <w:sz w:val="19"/>
+                <w:szCs w:val="19"/>
+              </w:rPr>
+              <w:t xml:space="preserve">P1-1, P1-2, P2-5, P2-7, P3-7</w:t>
             </w:r>
           </w:p>
         </w:tc>
@@ -8899,7 +12630,7 @@
         </w:trPr>
         <w:tc>
           <w:tcPr>
-            <w:tcW w:type="dxa" w:w="1640"/>
+            <w:tcW w:type="dxa" w:w="1587"/>
             <w:tcBorders>
               <w:top w:val="single" w:color="C9CED6" w:sz="4"/>
               <w:left w:val="single" w:color="C9CED6" w:sz="4"/>
@@ -8924,75 +12655,67 @@
                 <w:szCs w:val="18"/>
                 <w:shd w:fill="EEF1F5" w:color="auto" w:val="clear"/>
               </w:rPr>
-              <w:t xml:space="preserve">priors.py</w:t>
-            </w:r>
-            <w:r>
-              <w:rPr>
-                <w:rFonts w:ascii="Calibri" w:cs="Calibri" w:eastAsia="PingFang SC" w:hAnsi="Calibri"/>
-                <w:sz w:val="19"/>
-                <w:szCs w:val="19"/>
-              </w:rPr>
-              <w:t xml:space="preserve">（新）</w:t>
-            </w:r>
-          </w:p>
-        </w:tc>
-        <w:tc>
-          <w:tcPr>
-            <w:tcW w:type="dxa" w:w="5740"/>
-            <w:tcBorders>
-              <w:top w:val="single" w:color="C9CED6" w:sz="4"/>
-              <w:left w:val="single" w:color="C9CED6" w:sz="4"/>
-              <w:bottom w:val="single" w:color="C9CED6" w:sz="4"/>
-              <w:right w:val="single" w:color="C9CED6" w:sz="4"/>
-            </w:tcBorders>
-            <w:tcMar>
-              <w:top w:type="dxa" w:w="60"/>
-              <w:left w:type="dxa" w:w="100"/>
-              <w:bottom w:type="dxa" w:w="60"/>
-              <w:right w:type="dxa" w:w="100"/>
-            </w:tcMar>
-          </w:tcPr>
-          <w:p>
-            <w:pPr>
-              <w:spacing w:after="0" w:before="0" w:line="276"/>
-            </w:pPr>
-            <w:r>
-              <w:rPr>
-                <w:rFonts w:ascii="Calibri" w:cs="Calibri" w:eastAsia="PingFang SC" w:hAnsi="Calibri"/>
-                <w:sz w:val="19"/>
-                <w:szCs w:val="19"/>
-              </w:rPr>
-              <w:t xml:space="preserve">从指定格推导匹配先验；校验首轮提示词逐字相同；带计数保存</w:t>
-            </w:r>
-          </w:p>
-        </w:tc>
-        <w:tc>
-          <w:tcPr>
-            <w:tcW w:type="dxa" w:w="2460"/>
-            <w:tcBorders>
-              <w:top w:val="single" w:color="C9CED6" w:sz="4"/>
-              <w:left w:val="single" w:color="C9CED6" w:sz="4"/>
-              <w:bottom w:val="single" w:color="C9CED6" w:sz="4"/>
-              <w:right w:val="single" w:color="C9CED6" w:sz="4"/>
-            </w:tcBorders>
-            <w:tcMar>
-              <w:top w:type="dxa" w:w="60"/>
-              <w:left w:type="dxa" w:w="100"/>
-              <w:bottom w:type="dxa" w:w="60"/>
-              <w:right w:type="dxa" w:w="100"/>
-            </w:tcMar>
-          </w:tcPr>
-          <w:p>
-            <w:pPr>
-              <w:spacing w:after="0" w:before="0" w:line="276"/>
-            </w:pPr>
-            <w:r>
-              <w:rPr>
-                <w:rFonts w:ascii="Calibri" w:cs="Calibri" w:eastAsia="PingFang SC" w:hAnsi="Calibri"/>
-                <w:sz w:val="19"/>
-                <w:szCs w:val="19"/>
-              </w:rPr>
-              <w:t xml:space="preserve">P1-2</w:t>
+              <w:t xml:space="preserve">templates/v2/</w:t>
+            </w:r>
+          </w:p>
+        </w:tc>
+        <w:tc>
+          <w:tcPr>
+            <w:tcW w:type="dxa" w:w="5554"/>
+            <w:tcBorders>
+              <w:top w:val="single" w:color="C9CED6" w:sz="4"/>
+              <w:left w:val="single" w:color="C9CED6" w:sz="4"/>
+              <w:bottom w:val="single" w:color="C9CED6" w:sz="4"/>
+              <w:right w:val="single" w:color="C9CED6" w:sz="4"/>
+            </w:tcBorders>
+            <w:tcMar>
+              <w:top w:type="dxa" w:w="60"/>
+              <w:left w:type="dxa" w:w="100"/>
+              <w:bottom w:type="dxa" w:w="60"/>
+              <w:right w:type="dxa" w:w="100"/>
+            </w:tcMar>
+          </w:tcPr>
+          <w:p>
+            <w:pPr>
+              <w:spacing w:after="0" w:before="0" w:line="276"/>
+            </w:pPr>
+            <w:r>
+              <w:rPr>
+                <w:rFonts w:ascii="Calibri" w:cs="Calibri" w:eastAsia="PingFang SC" w:hAnsi="Calibri"/>
+                <w:sz w:val="19"/>
+                <w:szCs w:val="19"/>
+              </w:rPr>
+              <w:t xml:space="preserve">own_only 使用单独的交互段落；目标句去掉 "across pairings"</w:t>
+            </w:r>
+          </w:p>
+        </w:tc>
+        <w:tc>
+          <w:tcPr>
+            <w:tcW w:type="dxa" w:w="2699"/>
+            <w:tcBorders>
+              <w:top w:val="single" w:color="C9CED6" w:sz="4"/>
+              <w:left w:val="single" w:color="C9CED6" w:sz="4"/>
+              <w:bottom w:val="single" w:color="C9CED6" w:sz="4"/>
+              <w:right w:val="single" w:color="C9CED6" w:sz="4"/>
+            </w:tcBorders>
+            <w:tcMar>
+              <w:top w:type="dxa" w:w="60"/>
+              <w:left w:type="dxa" w:w="100"/>
+              <w:bottom w:type="dxa" w:w="60"/>
+              <w:right w:type="dxa" w:w="100"/>
+            </w:tcMar>
+          </w:tcPr>
+          <w:p>
+            <w:pPr>
+              <w:spacing w:after="0" w:before="0" w:line="276"/>
+            </w:pPr>
+            <w:r>
+              <w:rPr>
+                <w:rFonts w:ascii="Calibri" w:cs="Calibri" w:eastAsia="PingFang SC" w:hAnsi="Calibri"/>
+                <w:sz w:val="19"/>
+                <w:szCs w:val="19"/>
+              </w:rPr>
+              <w:t xml:space="preserve">回复 1, P3-3</w:t>
             </w:r>
           </w:p>
         </w:tc>
@@ -9003,7 +12726,7 @@
         </w:trPr>
         <w:tc>
           <w:tcPr>
-            <w:tcW w:type="dxa" w:w="1640"/>
+            <w:tcW w:type="dxa" w:w="1587"/>
             <w:tcBorders>
               <w:top w:val="single" w:color="C9CED6" w:sz="4"/>
               <w:left w:val="single" w:color="C9CED6" w:sz="4"/>
@@ -9028,7 +12751,7 @@
                 <w:szCs w:val="18"/>
                 <w:shd w:fill="EEF1F5" w:color="auto" w:val="clear"/>
               </w:rPr>
-              <w:t xml:space="preserve">probes.py</w:t>
+              <w:t xml:space="preserve">priors.py</w:t>
             </w:r>
             <w:r>
               <w:rPr>
@@ -9042,61 +12765,61 @@
         </w:tc>
         <w:tc>
           <w:tcPr>
-            <w:tcW w:type="dxa" w:w="5740"/>
-            <w:tcBorders>
-              <w:top w:val="single" w:color="C9CED6" w:sz="4"/>
-              <w:left w:val="single" w:color="C9CED6" w:sz="4"/>
-              <w:bottom w:val="single" w:color="C9CED6" w:sz="4"/>
-              <w:right w:val="single" w:color="C9CED6" w:sz="4"/>
-            </w:tcBorders>
-            <w:tcMar>
-              <w:top w:type="dxa" w:w="60"/>
-              <w:left w:type="dxa" w:w="100"/>
-              <w:bottom w:type="dxa" w:w="60"/>
-              <w:right w:type="dxa" w:w="100"/>
-            </w:tcMar>
-          </w:tcPr>
-          <w:p>
-            <w:pPr>
-              <w:spacing w:after="0" w:before="0" w:line="276"/>
-            </w:pPr>
-            <w:r>
-              <w:rPr>
-                <w:rFonts w:ascii="Calibri" w:cs="Calibri" w:eastAsia="PingFang SC" w:hAnsi="Calibri"/>
-                <w:sz w:val="19"/>
-                <w:szCs w:val="19"/>
-              </w:rPr>
-              <w:t xml:space="preserve">P-CF（析因 + 替换）、P-LOCK、P-MC；采样或 logprob 两种模式；盲化编码表的导出与导入</w:t>
-            </w:r>
-          </w:p>
-        </w:tc>
-        <w:tc>
-          <w:tcPr>
-            <w:tcW w:type="dxa" w:w="2460"/>
-            <w:tcBorders>
-              <w:top w:val="single" w:color="C9CED6" w:sz="4"/>
-              <w:left w:val="single" w:color="C9CED6" w:sz="4"/>
-              <w:bottom w:val="single" w:color="C9CED6" w:sz="4"/>
-              <w:right w:val="single" w:color="C9CED6" w:sz="4"/>
-            </w:tcBorders>
-            <w:tcMar>
-              <w:top w:type="dxa" w:w="60"/>
-              <w:left w:type="dxa" w:w="100"/>
-              <w:bottom w:type="dxa" w:w="60"/>
-              <w:right w:type="dxa" w:w="100"/>
-            </w:tcMar>
-          </w:tcPr>
-          <w:p>
-            <w:pPr>
-              <w:spacing w:after="0" w:before="0" w:line="276"/>
-            </w:pPr>
-            <w:r>
-              <w:rPr>
-                <w:rFonts w:ascii="Calibri" w:cs="Calibri" w:eastAsia="PingFang SC" w:hAnsi="Calibri"/>
-                <w:sz w:val="19"/>
-                <w:szCs w:val="19"/>
-              </w:rPr>
-              <w:t xml:space="preserve">P1-4, P2-4, P2-6</w:t>
+            <w:tcW w:type="dxa" w:w="5554"/>
+            <w:tcBorders>
+              <w:top w:val="single" w:color="C9CED6" w:sz="4"/>
+              <w:left w:val="single" w:color="C9CED6" w:sz="4"/>
+              <w:bottom w:val="single" w:color="C9CED6" w:sz="4"/>
+              <w:right w:val="single" w:color="C9CED6" w:sz="4"/>
+            </w:tcBorders>
+            <w:tcMar>
+              <w:top w:type="dxa" w:w="60"/>
+              <w:left w:type="dxa" w:w="100"/>
+              <w:bottom w:type="dxa" w:w="60"/>
+              <w:right w:type="dxa" w:w="100"/>
+            </w:tcMar>
+          </w:tcPr>
+          <w:p>
+            <w:pPr>
+              <w:spacing w:after="0" w:before="0" w:line="276"/>
+            </w:pPr>
+            <w:r>
+              <w:rPr>
+                <w:rFonts w:ascii="Calibri" w:cs="Calibri" w:eastAsia="PingFang SC" w:hAnsi="Calibri"/>
+                <w:sz w:val="19"/>
+                <w:szCs w:val="19"/>
+              </w:rPr>
+              <w:t xml:space="preserve">从指定格推导匹配先验；校验首轮提示词逐字相同；带计数保存</w:t>
+            </w:r>
+          </w:p>
+        </w:tc>
+        <w:tc>
+          <w:tcPr>
+            <w:tcW w:type="dxa" w:w="2699"/>
+            <w:tcBorders>
+              <w:top w:val="single" w:color="C9CED6" w:sz="4"/>
+              <w:left w:val="single" w:color="C9CED6" w:sz="4"/>
+              <w:bottom w:val="single" w:color="C9CED6" w:sz="4"/>
+              <w:right w:val="single" w:color="C9CED6" w:sz="4"/>
+            </w:tcBorders>
+            <w:tcMar>
+              <w:top w:type="dxa" w:w="60"/>
+              <w:left w:type="dxa" w:w="100"/>
+              <w:bottom w:type="dxa" w:w="60"/>
+              <w:right w:type="dxa" w:w="100"/>
+            </w:tcMar>
+          </w:tcPr>
+          <w:p>
+            <w:pPr>
+              <w:spacing w:after="0" w:before="0" w:line="276"/>
+            </w:pPr>
+            <w:r>
+              <w:rPr>
+                <w:rFonts w:ascii="Calibri" w:cs="Calibri" w:eastAsia="PingFang SC" w:hAnsi="Calibri"/>
+                <w:sz w:val="19"/>
+                <w:szCs w:val="19"/>
+              </w:rPr>
+              <w:t xml:space="preserve">P1-2</w:t>
             </w:r>
           </w:p>
         </w:tc>
@@ -9107,7 +12830,7 @@
         </w:trPr>
         <w:tc>
           <w:tcPr>
-            <w:tcW w:type="dxa" w:w="1640"/>
+            <w:tcW w:type="dxa" w:w="1587"/>
             <w:tcBorders>
               <w:top w:val="single" w:color="C9CED6" w:sz="4"/>
               <w:left w:val="single" w:color="C9CED6" w:sz="4"/>
@@ -9132,7 +12855,7 @@
                 <w:szCs w:val="18"/>
                 <w:shd w:fill="EEF1F5" w:color="auto" w:val="clear"/>
               </w:rPr>
-              <w:t xml:space="preserve">fit_logit.py</w:t>
+              <w:t xml:space="preserve">probes.py</w:t>
             </w:r>
             <w:r>
               <w:rPr>
@@ -9146,61 +12869,61 @@
         </w:tc>
         <w:tc>
           <w:tcPr>
-            <w:tcW w:type="dxa" w:w="5740"/>
-            <w:tcBorders>
-              <w:top w:val="single" w:color="C9CED6" w:sz="4"/>
-              <w:left w:val="single" w:color="C9CED6" w:sz="4"/>
-              <w:bottom w:val="single" w:color="C9CED6" w:sz="4"/>
-              <w:right w:val="single" w:color="C9CED6" w:sz="4"/>
-            </w:tcBorders>
-            <w:tcMar>
-              <w:top w:type="dxa" w:w="60"/>
-              <w:left w:type="dxa" w:w="100"/>
-              <w:bottom w:type="dxa" w:w="60"/>
-              <w:right w:type="dxa" w:w="100"/>
-            </w:tcMar>
-          </w:tcPr>
-          <w:p>
-            <w:pPr>
-              <w:spacing w:after="0" w:before="0" w:line="276"/>
-            </w:pPr>
-            <w:r>
-              <w:rPr>
-                <w:rFonts w:ascii="Calibri" w:cs="Calibri" w:eastAsia="PingFang SC" w:hAnsi="Calibri"/>
-                <w:sz w:val="19"/>
-                <w:szCs w:val="19"/>
-              </w:rPr>
-              <w:t xml:space="preserve">用探针数据拟合 θ，并做留出标签集的校准检验</w:t>
-            </w:r>
-          </w:p>
-        </w:tc>
-        <w:tc>
-          <w:tcPr>
-            <w:tcW w:type="dxa" w:w="2460"/>
-            <w:tcBorders>
-              <w:top w:val="single" w:color="C9CED6" w:sz="4"/>
-              <w:left w:val="single" w:color="C9CED6" w:sz="4"/>
-              <w:bottom w:val="single" w:color="C9CED6" w:sz="4"/>
-              <w:right w:val="single" w:color="C9CED6" w:sz="4"/>
-            </w:tcBorders>
-            <w:tcMar>
-              <w:top w:type="dxa" w:w="60"/>
-              <w:left w:type="dxa" w:w="100"/>
-              <w:bottom w:type="dxa" w:w="60"/>
-              <w:right w:type="dxa" w:w="100"/>
-            </w:tcMar>
-          </w:tcPr>
-          <w:p>
-            <w:pPr>
-              <w:spacing w:after="0" w:before="0" w:line="276"/>
-            </w:pPr>
-            <w:r>
-              <w:rPr>
-                <w:rFonts w:ascii="Calibri" w:cs="Calibri" w:eastAsia="PingFang SC" w:hAnsi="Calibri"/>
-                <w:sz w:val="19"/>
-                <w:szCs w:val="19"/>
-              </w:rPr>
-              <w:t xml:space="preserve">P2-9</w:t>
+            <w:tcW w:type="dxa" w:w="5554"/>
+            <w:tcBorders>
+              <w:top w:val="single" w:color="C9CED6" w:sz="4"/>
+              <w:left w:val="single" w:color="C9CED6" w:sz="4"/>
+              <w:bottom w:val="single" w:color="C9CED6" w:sz="4"/>
+              <w:right w:val="single" w:color="C9CED6" w:sz="4"/>
+            </w:tcBorders>
+            <w:tcMar>
+              <w:top w:type="dxa" w:w="60"/>
+              <w:left w:type="dxa" w:w="100"/>
+              <w:bottom w:type="dxa" w:w="60"/>
+              <w:right w:type="dxa" w:w="100"/>
+            </w:tcMar>
+          </w:tcPr>
+          <w:p>
+            <w:pPr>
+              <w:spacing w:after="0" w:before="0" w:line="276"/>
+            </w:pPr>
+            <w:r>
+              <w:rPr>
+                <w:rFonts w:ascii="Calibri" w:cs="Calibri" w:eastAsia="PingFang SC" w:hAnsi="Calibri"/>
+                <w:sz w:val="19"/>
+                <w:szCs w:val="19"/>
+              </w:rPr>
+              <w:t xml:space="preserve">P-CF（析因 + 替换）、P-LOCK、P-MC；采样或 logprob 两种模式；盲化编码表的导出与导入</w:t>
+            </w:r>
+          </w:p>
+        </w:tc>
+        <w:tc>
+          <w:tcPr>
+            <w:tcW w:type="dxa" w:w="2699"/>
+            <w:tcBorders>
+              <w:top w:val="single" w:color="C9CED6" w:sz="4"/>
+              <w:left w:val="single" w:color="C9CED6" w:sz="4"/>
+              <w:bottom w:val="single" w:color="C9CED6" w:sz="4"/>
+              <w:right w:val="single" w:color="C9CED6" w:sz="4"/>
+            </w:tcBorders>
+            <w:tcMar>
+              <w:top w:type="dxa" w:w="60"/>
+              <w:left w:type="dxa" w:w="100"/>
+              <w:bottom w:type="dxa" w:w="60"/>
+              <w:right w:type="dxa" w:w="100"/>
+            </w:tcMar>
+          </w:tcPr>
+          <w:p>
+            <w:pPr>
+              <w:spacing w:after="0" w:before="0" w:line="276"/>
+            </w:pPr>
+            <w:r>
+              <w:rPr>
+                <w:rFonts w:ascii="Calibri" w:cs="Calibri" w:eastAsia="PingFang SC" w:hAnsi="Calibri"/>
+                <w:sz w:val="19"/>
+                <w:szCs w:val="19"/>
+              </w:rPr>
+              <w:t xml:space="preserve">P1-4, P2-4, P2-6</w:t>
             </w:r>
           </w:p>
         </w:tc>
@@ -9211,7 +12934,7 @@
         </w:trPr>
         <w:tc>
           <w:tcPr>
-            <w:tcW w:type="dxa" w:w="1640"/>
+            <w:tcW w:type="dxa" w:w="1587"/>
             <w:tcBorders>
               <w:top w:val="single" w:color="C9CED6" w:sz="4"/>
               <w:left w:val="single" w:color="C9CED6" w:sz="4"/>
@@ -9236,67 +12959,75 @@
                 <w:szCs w:val="18"/>
                 <w:shd w:fill="EEF1F5" w:color="auto" w:val="clear"/>
               </w:rPr>
-              <w:t xml:space="preserve">agents.py</w:t>
-            </w:r>
-          </w:p>
-        </w:tc>
-        <w:tc>
-          <w:tcPr>
-            <w:tcW w:type="dxa" w:w="5740"/>
-            <w:tcBorders>
-              <w:top w:val="single" w:color="C9CED6" w:sz="4"/>
-              <w:left w:val="single" w:color="C9CED6" w:sz="4"/>
-              <w:bottom w:val="single" w:color="C9CED6" w:sz="4"/>
-              <w:right w:val="single" w:color="C9CED6" w:sz="4"/>
-            </w:tcBorders>
-            <w:tcMar>
-              <w:top w:type="dxa" w:w="60"/>
-              <w:left w:type="dxa" w:w="100"/>
-              <w:bottom w:type="dxa" w:w="60"/>
-              <w:right w:type="dxa" w:w="100"/>
-            </w:tcMar>
-          </w:tcPr>
-          <w:p>
-            <w:pPr>
-              <w:spacing w:after="0" w:before="0" w:line="276"/>
-            </w:pPr>
-            <w:r>
-              <w:rPr>
-                <w:rFonts w:ascii="Calibri" w:cs="Calibri" w:eastAsia="PingFang SC" w:hAnsi="Calibri"/>
-                <w:sz w:val="19"/>
-                <w:szCs w:val="19"/>
-              </w:rPr>
-              <w:t xml:space="preserve">voter / majority_H 加 ε；新增 fitted_logit 策略（只读可见记录）</w:t>
-            </w:r>
-          </w:p>
-        </w:tc>
-        <w:tc>
-          <w:tcPr>
-            <w:tcW w:type="dxa" w:w="2460"/>
-            <w:tcBorders>
-              <w:top w:val="single" w:color="C9CED6" w:sz="4"/>
-              <w:left w:val="single" w:color="C9CED6" w:sz="4"/>
-              <w:bottom w:val="single" w:color="C9CED6" w:sz="4"/>
-              <w:right w:val="single" w:color="C9CED6" w:sz="4"/>
-            </w:tcBorders>
-            <w:tcMar>
-              <w:top w:type="dxa" w:w="60"/>
-              <w:left w:type="dxa" w:w="100"/>
-              <w:bottom w:type="dxa" w:w="60"/>
-              <w:right w:type="dxa" w:w="100"/>
-            </w:tcMar>
-          </w:tcPr>
-          <w:p>
-            <w:pPr>
-              <w:spacing w:after="0" w:before="0" w:line="276"/>
-            </w:pPr>
-            <w:r>
-              <w:rPr>
-                <w:rFonts w:ascii="Calibri" w:cs="Calibri" w:eastAsia="PingFang SC" w:hAnsi="Calibri"/>
-                <w:sz w:val="19"/>
-                <w:szCs w:val="19"/>
-              </w:rPr>
-              <w:t xml:space="preserve">P2-2, P2-9</w:t>
+              <w:t xml:space="preserve">fit_logit.py</w:t>
+            </w:r>
+            <w:r>
+              <w:rPr>
+                <w:rFonts w:ascii="Calibri" w:cs="Calibri" w:eastAsia="PingFang SC" w:hAnsi="Calibri"/>
+                <w:sz w:val="19"/>
+                <w:szCs w:val="19"/>
+              </w:rPr>
+              <w:t xml:space="preserve">（新）</w:t>
+            </w:r>
+          </w:p>
+        </w:tc>
+        <w:tc>
+          <w:tcPr>
+            <w:tcW w:type="dxa" w:w="5554"/>
+            <w:tcBorders>
+              <w:top w:val="single" w:color="C9CED6" w:sz="4"/>
+              <w:left w:val="single" w:color="C9CED6" w:sz="4"/>
+              <w:bottom w:val="single" w:color="C9CED6" w:sz="4"/>
+              <w:right w:val="single" w:color="C9CED6" w:sz="4"/>
+            </w:tcBorders>
+            <w:tcMar>
+              <w:top w:type="dxa" w:w="60"/>
+              <w:left w:type="dxa" w:w="100"/>
+              <w:bottom w:type="dxa" w:w="60"/>
+              <w:right w:type="dxa" w:w="100"/>
+            </w:tcMar>
+          </w:tcPr>
+          <w:p>
+            <w:pPr>
+              <w:spacing w:after="0" w:before="0" w:line="276"/>
+            </w:pPr>
+            <w:r>
+              <w:rPr>
+                <w:rFonts w:ascii="Calibri" w:cs="Calibri" w:eastAsia="PingFang SC" w:hAnsi="Calibri"/>
+                <w:sz w:val="19"/>
+                <w:szCs w:val="19"/>
+              </w:rPr>
+              <w:t xml:space="preserve">用探针数据拟合 θ，并做留出标签集的校准检验</w:t>
+            </w:r>
+          </w:p>
+        </w:tc>
+        <w:tc>
+          <w:tcPr>
+            <w:tcW w:type="dxa" w:w="2699"/>
+            <w:tcBorders>
+              <w:top w:val="single" w:color="C9CED6" w:sz="4"/>
+              <w:left w:val="single" w:color="C9CED6" w:sz="4"/>
+              <w:bottom w:val="single" w:color="C9CED6" w:sz="4"/>
+              <w:right w:val="single" w:color="C9CED6" w:sz="4"/>
+            </w:tcBorders>
+            <w:tcMar>
+              <w:top w:type="dxa" w:w="60"/>
+              <w:left w:type="dxa" w:w="100"/>
+              <w:bottom w:type="dxa" w:w="60"/>
+              <w:right w:type="dxa" w:w="100"/>
+            </w:tcMar>
+          </w:tcPr>
+          <w:p>
+            <w:pPr>
+              <w:spacing w:after="0" w:before="0" w:line="276"/>
+            </w:pPr>
+            <w:r>
+              <w:rPr>
+                <w:rFonts w:ascii="Calibri" w:cs="Calibri" w:eastAsia="PingFang SC" w:hAnsi="Calibri"/>
+                <w:sz w:val="19"/>
+                <w:szCs w:val="19"/>
+              </w:rPr>
+              <w:t xml:space="preserve">P2-9</w:t>
             </w:r>
           </w:p>
         </w:tc>
@@ -9307,7 +13038,7 @@
         </w:trPr>
         <w:tc>
           <w:tcPr>
-            <w:tcW w:type="dxa" w:w="1640"/>
+            <w:tcW w:type="dxa" w:w="1587"/>
             <w:tcBorders>
               <w:top w:val="single" w:color="C9CED6" w:sz="4"/>
               <w:left w:val="single" w:color="C9CED6" w:sz="4"/>
@@ -9332,75 +13063,67 @@
                 <w:szCs w:val="18"/>
                 <w:shd w:fill="EEF1F5" w:color="auto" w:val="clear"/>
               </w:rPr>
-              <w:t xml:space="preserve">nulls.py</w:t>
-            </w:r>
-            <w:r>
-              <w:rPr>
-                <w:rFonts w:ascii="Calibri" w:cs="Calibri" w:eastAsia="PingFang SC" w:hAnsi="Calibri"/>
-                <w:sz w:val="19"/>
-                <w:szCs w:val="19"/>
-              </w:rPr>
-              <w:t xml:space="preserve">（新）</w:t>
-            </w:r>
-          </w:p>
-        </w:tc>
-        <w:tc>
-          <w:tcPr>
-            <w:tcW w:type="dxa" w:w="5740"/>
-            <w:tcBorders>
-              <w:top w:val="single" w:color="C9CED6" w:sz="4"/>
-              <w:left w:val="single" w:color="C9CED6" w:sz="4"/>
-              <w:bottom w:val="single" w:color="C9CED6" w:sz="4"/>
-              <w:right w:val="single" w:color="C9CED6" w:sz="4"/>
-            </w:tcBorders>
-            <w:tcMar>
-              <w:top w:type="dxa" w:w="60"/>
-              <w:left w:type="dxa" w:w="100"/>
-              <w:bottom w:type="dxa" w:w="60"/>
-              <w:right w:type="dxa" w:w="100"/>
-            </w:tcMar>
-          </w:tcPr>
-          <w:p>
-            <w:pPr>
-              <w:spacing w:after="0" w:before="0" w:line="276"/>
-            </w:pPr>
-            <w:r>
-              <w:rPr>
-                <w:rFonts w:ascii="Calibri" w:cs="Calibri" w:eastAsia="PingFang SC" w:hAnsi="Calibri"/>
-                <w:sz w:val="19"/>
-                <w:szCs w:val="19"/>
-              </w:rPr>
-              <w:t xml:space="preserve">向量化零模型（10 000 个种子）；γ 估计与零分布带</w:t>
-            </w:r>
-          </w:p>
-        </w:tc>
-        <w:tc>
-          <w:tcPr>
-            <w:tcW w:type="dxa" w:w="2460"/>
-            <w:tcBorders>
-              <w:top w:val="single" w:color="C9CED6" w:sz="4"/>
-              <w:left w:val="single" w:color="C9CED6" w:sz="4"/>
-              <w:bottom w:val="single" w:color="C9CED6" w:sz="4"/>
-              <w:right w:val="single" w:color="C9CED6" w:sz="4"/>
-            </w:tcBorders>
-            <w:tcMar>
-              <w:top w:type="dxa" w:w="60"/>
-              <w:left w:type="dxa" w:w="100"/>
-              <w:bottom w:type="dxa" w:w="60"/>
-              <w:right w:type="dxa" w:w="100"/>
-            </w:tcMar>
-          </w:tcPr>
-          <w:p>
-            <w:pPr>
-              <w:spacing w:after="0" w:before="0" w:line="276"/>
-            </w:pPr>
-            <w:r>
-              <w:rPr>
-                <w:rFonts w:ascii="Calibri" w:cs="Calibri" w:eastAsia="PingFang SC" w:hAnsi="Calibri"/>
-                <w:sz w:val="19"/>
-                <w:szCs w:val="19"/>
-              </w:rPr>
-              <w:t xml:space="preserve">P2-1, P2-2</w:t>
+              <w:t xml:space="preserve">agents.py</w:t>
+            </w:r>
+          </w:p>
+        </w:tc>
+        <w:tc>
+          <w:tcPr>
+            <w:tcW w:type="dxa" w:w="5554"/>
+            <w:tcBorders>
+              <w:top w:val="single" w:color="C9CED6" w:sz="4"/>
+              <w:left w:val="single" w:color="C9CED6" w:sz="4"/>
+              <w:bottom w:val="single" w:color="C9CED6" w:sz="4"/>
+              <w:right w:val="single" w:color="C9CED6" w:sz="4"/>
+            </w:tcBorders>
+            <w:tcMar>
+              <w:top w:type="dxa" w:w="60"/>
+              <w:left w:type="dxa" w:w="100"/>
+              <w:bottom w:type="dxa" w:w="60"/>
+              <w:right w:type="dxa" w:w="100"/>
+            </w:tcMar>
+          </w:tcPr>
+          <w:p>
+            <w:pPr>
+              <w:spacing w:after="0" w:before="0" w:line="276"/>
+            </w:pPr>
+            <w:r>
+              <w:rPr>
+                <w:rFonts w:ascii="Calibri" w:cs="Calibri" w:eastAsia="PingFang SC" w:hAnsi="Calibri"/>
+                <w:sz w:val="19"/>
+                <w:szCs w:val="19"/>
+              </w:rPr>
+              <w:t xml:space="preserve">voter / majority_H 加 ε；新增 fitted_logit 策略（只读可见记录）</w:t>
+            </w:r>
+          </w:p>
+        </w:tc>
+        <w:tc>
+          <w:tcPr>
+            <w:tcW w:type="dxa" w:w="2699"/>
+            <w:tcBorders>
+              <w:top w:val="single" w:color="C9CED6" w:sz="4"/>
+              <w:left w:val="single" w:color="C9CED6" w:sz="4"/>
+              <w:bottom w:val="single" w:color="C9CED6" w:sz="4"/>
+              <w:right w:val="single" w:color="C9CED6" w:sz="4"/>
+            </w:tcBorders>
+            <w:tcMar>
+              <w:top w:type="dxa" w:w="60"/>
+              <w:left w:type="dxa" w:w="100"/>
+              <w:bottom w:type="dxa" w:w="60"/>
+              <w:right w:type="dxa" w:w="100"/>
+            </w:tcMar>
+          </w:tcPr>
+          <w:p>
+            <w:pPr>
+              <w:spacing w:after="0" w:before="0" w:line="276"/>
+            </w:pPr>
+            <w:r>
+              <w:rPr>
+                <w:rFonts w:ascii="Calibri" w:cs="Calibri" w:eastAsia="PingFang SC" w:hAnsi="Calibri"/>
+                <w:sz w:val="19"/>
+                <w:szCs w:val="19"/>
+              </w:rPr>
+              <w:t xml:space="preserve">P2-2, P2-9</w:t>
             </w:r>
           </w:p>
         </w:tc>
@@ -9411,7 +13134,7 @@
         </w:trPr>
         <w:tc>
           <w:tcPr>
-            <w:tcW w:type="dxa" w:w="1640"/>
+            <w:tcW w:type="dxa" w:w="1587"/>
             <w:tcBorders>
               <w:top w:val="single" w:color="C9CED6" w:sz="4"/>
               <w:left w:val="single" w:color="C9CED6" w:sz="4"/>
@@ -9436,67 +13159,75 @@
                 <w:szCs w:val="18"/>
                 <w:shd w:fill="EEF1F5" w:color="auto" w:val="clear"/>
               </w:rPr>
-              <w:t xml:space="preserve">metrics.py</w:t>
-            </w:r>
-          </w:p>
-        </w:tc>
-        <w:tc>
-          <w:tcPr>
-            <w:tcW w:type="dxa" w:w="5740"/>
-            <w:tcBorders>
-              <w:top w:val="single" w:color="C9CED6" w:sz="4"/>
-              <w:left w:val="single" w:color="C9CED6" w:sz="4"/>
-              <w:bottom w:val="single" w:color="C9CED6" w:sz="4"/>
-              <w:right w:val="single" w:color="C9CED6" w:sz="4"/>
-            </w:tcBorders>
-            <w:tcMar>
-              <w:top w:type="dxa" w:w="60"/>
-              <w:left w:type="dxa" w:w="100"/>
-              <w:bottom w:type="dxa" w:w="60"/>
-              <w:right w:type="dxa" w:w="100"/>
-            </w:tcMar>
-          </w:tcPr>
-          <w:p>
-            <w:pPr>
-              <w:spacing w:after="0" w:before="0" w:line="276"/>
-            </w:pPr>
-            <w:r>
-              <w:rPr>
-                <w:rFonts w:ascii="Calibri" w:cs="Calibri" w:eastAsia="PingFang SC" w:hAnsi="Calibri"/>
-                <w:sz w:val="19"/>
-                <w:szCs w:val="19"/>
-              </w:rPr>
-              <w:t xml:space="preserve">entropy_final；众数和获胜标签平局改为随机并加标记；扩展的 choice-model 变量；按格统计无效率</w:t>
-            </w:r>
-          </w:p>
-        </w:tc>
-        <w:tc>
-          <w:tcPr>
-            <w:tcW w:type="dxa" w:w="2460"/>
-            <w:tcBorders>
-              <w:top w:val="single" w:color="C9CED6" w:sz="4"/>
-              <w:left w:val="single" w:color="C9CED6" w:sz="4"/>
-              <w:bottom w:val="single" w:color="C9CED6" w:sz="4"/>
-              <w:right w:val="single" w:color="C9CED6" w:sz="4"/>
-            </w:tcBorders>
-            <w:tcMar>
-              <w:top w:type="dxa" w:w="60"/>
-              <w:left w:type="dxa" w:w="100"/>
-              <w:bottom w:type="dxa" w:w="60"/>
-              <w:right w:type="dxa" w:w="100"/>
-            </w:tcMar>
-          </w:tcPr>
-          <w:p>
-            <w:pPr>
-              <w:spacing w:after="0" w:before="0" w:line="276"/>
-            </w:pPr>
-            <w:r>
-              <w:rPr>
-                <w:rFonts w:ascii="Calibri" w:cs="Calibri" w:eastAsia="PingFang SC" w:hAnsi="Calibri"/>
-                <w:sz w:val="19"/>
-                <w:szCs w:val="19"/>
-              </w:rPr>
-              <w:t xml:space="preserve">P2-4, 回复 3 / 6, P1-4, P3-5</w:t>
+              <w:t xml:space="preserve">nulls.py</w:t>
+            </w:r>
+            <w:r>
+              <w:rPr>
+                <w:rFonts w:ascii="Calibri" w:cs="Calibri" w:eastAsia="PingFang SC" w:hAnsi="Calibri"/>
+                <w:sz w:val="19"/>
+                <w:szCs w:val="19"/>
+              </w:rPr>
+              <w:t xml:space="preserve">（新）</w:t>
+            </w:r>
+          </w:p>
+        </w:tc>
+        <w:tc>
+          <w:tcPr>
+            <w:tcW w:type="dxa" w:w="5554"/>
+            <w:tcBorders>
+              <w:top w:val="single" w:color="C9CED6" w:sz="4"/>
+              <w:left w:val="single" w:color="C9CED6" w:sz="4"/>
+              <w:bottom w:val="single" w:color="C9CED6" w:sz="4"/>
+              <w:right w:val="single" w:color="C9CED6" w:sz="4"/>
+            </w:tcBorders>
+            <w:tcMar>
+              <w:top w:type="dxa" w:w="60"/>
+              <w:left w:type="dxa" w:w="100"/>
+              <w:bottom w:type="dxa" w:w="60"/>
+              <w:right w:type="dxa" w:w="100"/>
+            </w:tcMar>
+          </w:tcPr>
+          <w:p>
+            <w:pPr>
+              <w:spacing w:after="0" w:before="0" w:line="276"/>
+            </w:pPr>
+            <w:r>
+              <w:rPr>
+                <w:rFonts w:ascii="Calibri" w:cs="Calibri" w:eastAsia="PingFang SC" w:hAnsi="Calibri"/>
+                <w:sz w:val="19"/>
+                <w:szCs w:val="19"/>
+              </w:rPr>
+              <w:t xml:space="preserve">向量化零模型（10 000 个种子）；γ 估计与零分布带</w:t>
+            </w:r>
+          </w:p>
+        </w:tc>
+        <w:tc>
+          <w:tcPr>
+            <w:tcW w:type="dxa" w:w="2699"/>
+            <w:tcBorders>
+              <w:top w:val="single" w:color="C9CED6" w:sz="4"/>
+              <w:left w:val="single" w:color="C9CED6" w:sz="4"/>
+              <w:bottom w:val="single" w:color="C9CED6" w:sz="4"/>
+              <w:right w:val="single" w:color="C9CED6" w:sz="4"/>
+            </w:tcBorders>
+            <w:tcMar>
+              <w:top w:type="dxa" w:w="60"/>
+              <w:left w:type="dxa" w:w="100"/>
+              <w:bottom w:type="dxa" w:w="60"/>
+              <w:right w:type="dxa" w:w="100"/>
+            </w:tcMar>
+          </w:tcPr>
+          <w:p>
+            <w:pPr>
+              <w:spacing w:after="0" w:before="0" w:line="276"/>
+            </w:pPr>
+            <w:r>
+              <w:rPr>
+                <w:rFonts w:ascii="Calibri" w:cs="Calibri" w:eastAsia="PingFang SC" w:hAnsi="Calibri"/>
+                <w:sz w:val="19"/>
+                <w:szCs w:val="19"/>
+              </w:rPr>
+              <w:t xml:space="preserve">P2-1, P2-2</w:t>
             </w:r>
           </w:p>
         </w:tc>
@@ -9507,7 +13238,7 @@
         </w:trPr>
         <w:tc>
           <w:tcPr>
-            <w:tcW w:type="dxa" w:w="1640"/>
+            <w:tcW w:type="dxa" w:w="1587"/>
             <w:tcBorders>
               <w:top w:val="single" w:color="C9CED6" w:sz="4"/>
               <w:left w:val="single" w:color="C9CED6" w:sz="4"/>
@@ -9532,67 +13263,67 @@
                 <w:szCs w:val="18"/>
                 <w:shd w:fill="EEF1F5" w:color="auto" w:val="clear"/>
               </w:rPr>
-              <w:t xml:space="preserve">runner.py</w:t>
-            </w:r>
-          </w:p>
-        </w:tc>
-        <w:tc>
-          <w:tcPr>
-            <w:tcW w:type="dxa" w:w="5740"/>
-            <w:tcBorders>
-              <w:top w:val="single" w:color="C9CED6" w:sz="4"/>
-              <w:left w:val="single" w:color="C9CED6" w:sz="4"/>
-              <w:bottom w:val="single" w:color="C9CED6" w:sz="4"/>
-              <w:right w:val="single" w:color="C9CED6" w:sz="4"/>
-            </w:tcBorders>
-            <w:tcMar>
-              <w:top w:type="dxa" w:w="60"/>
-              <w:left w:type="dxa" w:w="100"/>
-              <w:bottom w:type="dxa" w:w="60"/>
-              <w:right w:type="dxa" w:w="100"/>
-            </w:tcMar>
-          </w:tcPr>
-          <w:p>
-            <w:pPr>
-              <w:spacing w:after="0" w:before="0" w:line="276"/>
-            </w:pPr>
-            <w:r>
-              <w:rPr>
-                <w:rFonts w:ascii="Calibri" w:cs="Calibri" w:eastAsia="PingFang SC" w:hAnsi="Calibri"/>
-                <w:sz w:val="19"/>
-                <w:szCs w:val="19"/>
-              </w:rPr>
-              <w:t xml:space="preserve">交叉设计的矩阵；随机交错执行并保存执行计划；按格监控无效率</w:t>
-            </w:r>
-          </w:p>
-        </w:tc>
-        <w:tc>
-          <w:tcPr>
-            <w:tcW w:type="dxa" w:w="2460"/>
-            <w:tcBorders>
-              <w:top w:val="single" w:color="C9CED6" w:sz="4"/>
-              <w:left w:val="single" w:color="C9CED6" w:sz="4"/>
-              <w:bottom w:val="single" w:color="C9CED6" w:sz="4"/>
-              <w:right w:val="single" w:color="C9CED6" w:sz="4"/>
-            </w:tcBorders>
-            <w:tcMar>
-              <w:top w:type="dxa" w:w="60"/>
-              <w:left w:type="dxa" w:w="100"/>
-              <w:bottom w:type="dxa" w:w="60"/>
-              <w:right w:type="dxa" w:w="100"/>
-            </w:tcMar>
-          </w:tcPr>
-          <w:p>
-            <w:pPr>
-              <w:spacing w:after="0" w:before="0" w:line="276"/>
-            </w:pPr>
-            <w:r>
-              <w:rPr>
-                <w:rFonts w:ascii="Calibri" w:cs="Calibri" w:eastAsia="PingFang SC" w:hAnsi="Calibri"/>
-                <w:sz w:val="19"/>
-                <w:szCs w:val="19"/>
-              </w:rPr>
-              <w:t xml:space="preserve">P3-7, P3-5</w:t>
+              <w:t xml:space="preserve">metrics.py</w:t>
+            </w:r>
+          </w:p>
+        </w:tc>
+        <w:tc>
+          <w:tcPr>
+            <w:tcW w:type="dxa" w:w="5554"/>
+            <w:tcBorders>
+              <w:top w:val="single" w:color="C9CED6" w:sz="4"/>
+              <w:left w:val="single" w:color="C9CED6" w:sz="4"/>
+              <w:bottom w:val="single" w:color="C9CED6" w:sz="4"/>
+              <w:right w:val="single" w:color="C9CED6" w:sz="4"/>
+            </w:tcBorders>
+            <w:tcMar>
+              <w:top w:type="dxa" w:w="60"/>
+              <w:left w:type="dxa" w:w="100"/>
+              <w:bottom w:type="dxa" w:w="60"/>
+              <w:right w:type="dxa" w:w="100"/>
+            </w:tcMar>
+          </w:tcPr>
+          <w:p>
+            <w:pPr>
+              <w:spacing w:after="0" w:before="0" w:line="276"/>
+            </w:pPr>
+            <w:r>
+              <w:rPr>
+                <w:rFonts w:ascii="Calibri" w:cs="Calibri" w:eastAsia="PingFang SC" w:hAnsi="Calibri"/>
+                <w:sz w:val="19"/>
+                <w:szCs w:val="19"/>
+              </w:rPr>
+              <w:t xml:space="preserve">entropy_final；众数和获胜标签平局改为随机并加标记；扩展的 choice-model 变量；按格统计无效率</w:t>
+            </w:r>
+          </w:p>
+        </w:tc>
+        <w:tc>
+          <w:tcPr>
+            <w:tcW w:type="dxa" w:w="2699"/>
+            <w:tcBorders>
+              <w:top w:val="single" w:color="C9CED6" w:sz="4"/>
+              <w:left w:val="single" w:color="C9CED6" w:sz="4"/>
+              <w:bottom w:val="single" w:color="C9CED6" w:sz="4"/>
+              <w:right w:val="single" w:color="C9CED6" w:sz="4"/>
+            </w:tcBorders>
+            <w:tcMar>
+              <w:top w:type="dxa" w:w="60"/>
+              <w:left w:type="dxa" w:w="100"/>
+              <w:bottom w:type="dxa" w:w="60"/>
+              <w:right w:type="dxa" w:w="100"/>
+            </w:tcMar>
+          </w:tcPr>
+          <w:p>
+            <w:pPr>
+              <w:spacing w:after="0" w:before="0" w:line="276"/>
+            </w:pPr>
+            <w:r>
+              <w:rPr>
+                <w:rFonts w:ascii="Calibri" w:cs="Calibri" w:eastAsia="PingFang SC" w:hAnsi="Calibri"/>
+                <w:sz w:val="19"/>
+                <w:szCs w:val="19"/>
+              </w:rPr>
+              <w:t xml:space="preserve">P2-4, 回复 3 / 6, P1-4, P3-5</w:t>
             </w:r>
           </w:p>
         </w:tc>
@@ -9603,7 +13334,7 @@
         </w:trPr>
         <w:tc>
           <w:tcPr>
-            <w:tcW w:type="dxa" w:w="1640"/>
+            <w:tcW w:type="dxa" w:w="1587"/>
             <w:tcBorders>
               <w:top w:val="single" w:color="C9CED6" w:sz="4"/>
               <w:left w:val="single" w:color="C9CED6" w:sz="4"/>
@@ -9628,67 +13359,67 @@
                 <w:szCs w:val="18"/>
                 <w:shd w:fill="EEF1F5" w:color="auto" w:val="clear"/>
               </w:rPr>
-              <w:t xml:space="preserve">llm.py</w:t>
-            </w:r>
-          </w:p>
-        </w:tc>
-        <w:tc>
-          <w:tcPr>
-            <w:tcW w:type="dxa" w:w="5740"/>
-            <w:tcBorders>
-              <w:top w:val="single" w:color="C9CED6" w:sz="4"/>
-              <w:left w:val="single" w:color="C9CED6" w:sz="4"/>
-              <w:bottom w:val="single" w:color="C9CED6" w:sz="4"/>
-              <w:right w:val="single" w:color="C9CED6" w:sz="4"/>
-            </w:tcBorders>
-            <w:tcMar>
-              <w:top w:type="dxa" w:w="60"/>
-              <w:left w:type="dxa" w:w="100"/>
-              <w:bottom w:type="dxa" w:w="60"/>
-              <w:right w:type="dxa" w:w="100"/>
-            </w:tcMar>
-          </w:tcPr>
-          <w:p>
-            <w:pPr>
-              <w:spacing w:after="0" w:before="0" w:line="276"/>
-            </w:pPr>
-            <w:r>
-              <w:rPr>
-                <w:rFonts w:ascii="Calibri" w:cs="Calibri" w:eastAsia="PingFang SC" w:hAnsi="Calibri"/>
-                <w:sz w:val="19"/>
-                <w:szCs w:val="19"/>
-              </w:rPr>
-              <w:t xml:space="preserve">快照锁定检查；openai_compat 支持 seed 和 logprobs</w:t>
-            </w:r>
-          </w:p>
-        </w:tc>
-        <w:tc>
-          <w:tcPr>
-            <w:tcW w:type="dxa" w:w="2460"/>
-            <w:tcBorders>
-              <w:top w:val="single" w:color="C9CED6" w:sz="4"/>
-              <w:left w:val="single" w:color="C9CED6" w:sz="4"/>
-              <w:bottom w:val="single" w:color="C9CED6" w:sz="4"/>
-              <w:right w:val="single" w:color="C9CED6" w:sz="4"/>
-            </w:tcBorders>
-            <w:tcMar>
-              <w:top w:type="dxa" w:w="60"/>
-              <w:left w:type="dxa" w:w="100"/>
-              <w:bottom w:type="dxa" w:w="60"/>
-              <w:right w:type="dxa" w:w="100"/>
-            </w:tcMar>
-          </w:tcPr>
-          <w:p>
-            <w:pPr>
-              <w:spacing w:after="0" w:before="0" w:line="276"/>
-            </w:pPr>
-            <w:r>
-              <w:rPr>
-                <w:rFonts w:ascii="Calibri" w:cs="Calibri" w:eastAsia="PingFang SC" w:hAnsi="Calibri"/>
-                <w:sz w:val="19"/>
-                <w:szCs w:val="19"/>
-              </w:rPr>
-              <w:t xml:space="preserve">P3-7, P2-7</w:t>
+              <w:t xml:space="preserve">runner.py</w:t>
+            </w:r>
+          </w:p>
+        </w:tc>
+        <w:tc>
+          <w:tcPr>
+            <w:tcW w:type="dxa" w:w="5554"/>
+            <w:tcBorders>
+              <w:top w:val="single" w:color="C9CED6" w:sz="4"/>
+              <w:left w:val="single" w:color="C9CED6" w:sz="4"/>
+              <w:bottom w:val="single" w:color="C9CED6" w:sz="4"/>
+              <w:right w:val="single" w:color="C9CED6" w:sz="4"/>
+            </w:tcBorders>
+            <w:tcMar>
+              <w:top w:type="dxa" w:w="60"/>
+              <w:left w:type="dxa" w:w="100"/>
+              <w:bottom w:type="dxa" w:w="60"/>
+              <w:right w:type="dxa" w:w="100"/>
+            </w:tcMar>
+          </w:tcPr>
+          <w:p>
+            <w:pPr>
+              <w:spacing w:after="0" w:before="0" w:line="276"/>
+            </w:pPr>
+            <w:r>
+              <w:rPr>
+                <w:rFonts w:ascii="Calibri" w:cs="Calibri" w:eastAsia="PingFang SC" w:hAnsi="Calibri"/>
+                <w:sz w:val="19"/>
+                <w:szCs w:val="19"/>
+              </w:rPr>
+              <w:t xml:space="preserve">交叉设计的矩阵；随机交错执行并保存执行计划；按格监控无效率</w:t>
+            </w:r>
+          </w:p>
+        </w:tc>
+        <w:tc>
+          <w:tcPr>
+            <w:tcW w:type="dxa" w:w="2699"/>
+            <w:tcBorders>
+              <w:top w:val="single" w:color="C9CED6" w:sz="4"/>
+              <w:left w:val="single" w:color="C9CED6" w:sz="4"/>
+              <w:bottom w:val="single" w:color="C9CED6" w:sz="4"/>
+              <w:right w:val="single" w:color="C9CED6" w:sz="4"/>
+            </w:tcBorders>
+            <w:tcMar>
+              <w:top w:type="dxa" w:w="60"/>
+              <w:left w:type="dxa" w:w="100"/>
+              <w:bottom w:type="dxa" w:w="60"/>
+              <w:right w:type="dxa" w:w="100"/>
+            </w:tcMar>
+          </w:tcPr>
+          <w:p>
+            <w:pPr>
+              <w:spacing w:after="0" w:before="0" w:line="276"/>
+            </w:pPr>
+            <w:r>
+              <w:rPr>
+                <w:rFonts w:ascii="Calibri" w:cs="Calibri" w:eastAsia="PingFang SC" w:hAnsi="Calibri"/>
+                <w:sz w:val="19"/>
+                <w:szCs w:val="19"/>
+              </w:rPr>
+              <w:t xml:space="preserve">P3-7, P3-5</w:t>
             </w:r>
           </w:p>
         </w:tc>
@@ -9699,91 +13430,92 @@
         </w:trPr>
         <w:tc>
           <w:tcPr>
-            <w:tcW w:type="dxa" w:w="1640"/>
-            <w:tcBorders>
-              <w:top w:val="single" w:color="C9CED6" w:sz="4"/>
-              <w:left w:val="single" w:color="C9CED6" w:sz="4"/>
-              <w:bottom w:val="single" w:color="C9CED6" w:sz="4"/>
-              <w:right w:val="single" w:color="C9CED6" w:sz="4"/>
-            </w:tcBorders>
-            <w:tcMar>
-              <w:top w:type="dxa" w:w="60"/>
-              <w:left w:type="dxa" w:w="100"/>
-              <w:bottom w:type="dxa" w:w="60"/>
-              <w:right w:type="dxa" w:w="100"/>
-            </w:tcMar>
-          </w:tcPr>
-          <w:p>
-            <w:pPr>
-              <w:spacing w:after="0" w:before="0" w:line="276"/>
-            </w:pPr>
-            <w:r>
-              <w:rPr>
-                <w:rFonts w:ascii="Calibri" w:cs="Calibri" w:eastAsia="PingFang SC" w:hAnsi="Calibri"/>
-                <w:sz w:val="19"/>
-                <w:szCs w:val="19"/>
-              </w:rPr>
-              <w:t xml:space="preserve">预注册包</w:t>
-            </w:r>
-          </w:p>
-        </w:tc>
-        <w:tc>
-          <w:tcPr>
-            <w:tcW w:type="dxa" w:w="5740"/>
-            <w:tcBorders>
-              <w:top w:val="single" w:color="C9CED6" w:sz="4"/>
-              <w:left w:val="single" w:color="C9CED6" w:sz="4"/>
-              <w:bottom w:val="single" w:color="C9CED6" w:sz="4"/>
-              <w:right w:val="single" w:color="C9CED6" w:sz="4"/>
-            </w:tcBorders>
-            <w:tcMar>
-              <w:top w:type="dxa" w:w="60"/>
-              <w:left w:type="dxa" w:w="100"/>
-              <w:bottom w:type="dxa" w:w="60"/>
-              <w:right w:type="dxa" w:w="100"/>
-            </w:tcMar>
-          </w:tcPr>
-          <w:p>
-            <w:pPr>
-              <w:spacing w:after="0" w:before="0" w:line="276"/>
-            </w:pPr>
-            <w:r>
-              <w:rPr>
-                <w:rFonts w:ascii="Calibri" w:cs="Calibri" w:eastAsia="PingFang SC" w:hAnsi="Calibri"/>
-                <w:sz w:val="19"/>
-                <w:szCs w:val="19"/>
-              </w:rPr>
-              <w:t xml:space="preserve">导出模板哈希、标签集、schema、实验矩阵、先验 id、θ、ε、SESOI、分析脚本版本、模型快照</w:t>
-            </w:r>
-          </w:p>
-        </w:tc>
-        <w:tc>
-          <w:tcPr>
-            <w:tcW w:type="dxa" w:w="2460"/>
-            <w:tcBorders>
-              <w:top w:val="single" w:color="C9CED6" w:sz="4"/>
-              <w:left w:val="single" w:color="C9CED6" w:sz="4"/>
-              <w:bottom w:val="single" w:color="C9CED6" w:sz="4"/>
-              <w:right w:val="single" w:color="C9CED6" w:sz="4"/>
-            </w:tcBorders>
-            <w:tcMar>
-              <w:top w:type="dxa" w:w="60"/>
-              <w:left w:type="dxa" w:w="100"/>
-              <w:bottom w:type="dxa" w:w="60"/>
-              <w:right w:type="dxa" w:w="100"/>
-            </w:tcMar>
-          </w:tcPr>
-          <w:p>
-            <w:pPr>
-              <w:spacing w:after="0" w:before="0" w:line="276"/>
-            </w:pPr>
-            <w:r>
-              <w:rPr>
-                <w:rFonts w:ascii="Calibri" w:cs="Calibri" w:eastAsia="PingFang SC" w:hAnsi="Calibri"/>
-                <w:sz w:val="19"/>
-                <w:szCs w:val="19"/>
-              </w:rPr>
-              <w:t xml:space="preserve">§3.6 流程</w:t>
+            <w:tcW w:type="dxa" w:w="1587"/>
+            <w:tcBorders>
+              <w:top w:val="single" w:color="C9CED6" w:sz="4"/>
+              <w:left w:val="single" w:color="C9CED6" w:sz="4"/>
+              <w:bottom w:val="single" w:color="C9CED6" w:sz="4"/>
+              <w:right w:val="single" w:color="C9CED6" w:sz="4"/>
+            </w:tcBorders>
+            <w:tcMar>
+              <w:top w:type="dxa" w:w="60"/>
+              <w:left w:type="dxa" w:w="100"/>
+              <w:bottom w:type="dxa" w:w="60"/>
+              <w:right w:type="dxa" w:w="100"/>
+            </w:tcMar>
+          </w:tcPr>
+          <w:p>
+            <w:pPr>
+              <w:spacing w:after="0" w:before="0" w:line="276"/>
+            </w:pPr>
+            <w:r>
+              <w:rPr>
+                <w:rFonts w:ascii="Menlo" w:cs="Menlo" w:eastAsia="PingFang SC" w:hAnsi="Menlo"/>
+                <w:sz w:val="18"/>
+                <w:szCs w:val="18"/>
+                <w:shd w:fill="EEF1F5" w:color="auto" w:val="clear"/>
+              </w:rPr>
+              <w:t xml:space="preserve">llm.py</w:t>
+            </w:r>
+          </w:p>
+        </w:tc>
+        <w:tc>
+          <w:tcPr>
+            <w:tcW w:type="dxa" w:w="5554"/>
+            <w:tcBorders>
+              <w:top w:val="single" w:color="C9CED6" w:sz="4"/>
+              <w:left w:val="single" w:color="C9CED6" w:sz="4"/>
+              <w:bottom w:val="single" w:color="C9CED6" w:sz="4"/>
+              <w:right w:val="single" w:color="C9CED6" w:sz="4"/>
+            </w:tcBorders>
+            <w:tcMar>
+              <w:top w:type="dxa" w:w="60"/>
+              <w:left w:type="dxa" w:w="100"/>
+              <w:bottom w:type="dxa" w:w="60"/>
+              <w:right w:type="dxa" w:w="100"/>
+            </w:tcMar>
+          </w:tcPr>
+          <w:p>
+            <w:pPr>
+              <w:spacing w:after="0" w:before="0" w:line="276"/>
+            </w:pPr>
+            <w:r>
+              <w:rPr>
+                <w:rFonts w:ascii="Calibri" w:cs="Calibri" w:eastAsia="PingFang SC" w:hAnsi="Calibri"/>
+                <w:sz w:val="19"/>
+                <w:szCs w:val="19"/>
+              </w:rPr>
+              <w:t xml:space="preserve">快照锁定检查；openai_compat 支持 seed 和 logprobs</w:t>
+            </w:r>
+          </w:p>
+        </w:tc>
+        <w:tc>
+          <w:tcPr>
+            <w:tcW w:type="dxa" w:w="2699"/>
+            <w:tcBorders>
+              <w:top w:val="single" w:color="C9CED6" w:sz="4"/>
+              <w:left w:val="single" w:color="C9CED6" w:sz="4"/>
+              <w:bottom w:val="single" w:color="C9CED6" w:sz="4"/>
+              <w:right w:val="single" w:color="C9CED6" w:sz="4"/>
+            </w:tcBorders>
+            <w:tcMar>
+              <w:top w:type="dxa" w:w="60"/>
+              <w:left w:type="dxa" w:w="100"/>
+              <w:bottom w:type="dxa" w:w="60"/>
+              <w:right w:type="dxa" w:w="100"/>
+            </w:tcMar>
+          </w:tcPr>
+          <w:p>
+            <w:pPr>
+              <w:spacing w:after="0" w:before="0" w:line="276"/>
+            </w:pPr>
+            <w:r>
+              <w:rPr>
+                <w:rFonts w:ascii="Calibri" w:cs="Calibri" w:eastAsia="PingFang SC" w:hAnsi="Calibri"/>
+                <w:sz w:val="19"/>
+                <w:szCs w:val="19"/>
+              </w:rPr>
+              <w:t xml:space="preserve">P3-7, P2-7</w:t>
             </w:r>
           </w:p>
         </w:tc>
@@ -9794,7 +13526,102 @@
         </w:trPr>
         <w:tc>
           <w:tcPr>
-            <w:tcW w:type="dxa" w:w="1640"/>
+            <w:tcW w:type="dxa" w:w="1587"/>
+            <w:tcBorders>
+              <w:top w:val="single" w:color="C9CED6" w:sz="4"/>
+              <w:left w:val="single" w:color="C9CED6" w:sz="4"/>
+              <w:bottom w:val="single" w:color="C9CED6" w:sz="4"/>
+              <w:right w:val="single" w:color="C9CED6" w:sz="4"/>
+            </w:tcBorders>
+            <w:tcMar>
+              <w:top w:type="dxa" w:w="60"/>
+              <w:left w:type="dxa" w:w="100"/>
+              <w:bottom w:type="dxa" w:w="60"/>
+              <w:right w:type="dxa" w:w="100"/>
+            </w:tcMar>
+          </w:tcPr>
+          <w:p>
+            <w:pPr>
+              <w:spacing w:after="0" w:before="0" w:line="276"/>
+            </w:pPr>
+            <w:r>
+              <w:rPr>
+                <w:rFonts w:ascii="Calibri" w:cs="Calibri" w:eastAsia="PingFang SC" w:hAnsi="Calibri"/>
+                <w:sz w:val="19"/>
+                <w:szCs w:val="19"/>
+              </w:rPr>
+              <w:t xml:space="preserve">预注册包</w:t>
+            </w:r>
+          </w:p>
+        </w:tc>
+        <w:tc>
+          <w:tcPr>
+            <w:tcW w:type="dxa" w:w="5554"/>
+            <w:tcBorders>
+              <w:top w:val="single" w:color="C9CED6" w:sz="4"/>
+              <w:left w:val="single" w:color="C9CED6" w:sz="4"/>
+              <w:bottom w:val="single" w:color="C9CED6" w:sz="4"/>
+              <w:right w:val="single" w:color="C9CED6" w:sz="4"/>
+            </w:tcBorders>
+            <w:tcMar>
+              <w:top w:type="dxa" w:w="60"/>
+              <w:left w:type="dxa" w:w="100"/>
+              <w:bottom w:type="dxa" w:w="60"/>
+              <w:right w:type="dxa" w:w="100"/>
+            </w:tcMar>
+          </w:tcPr>
+          <w:p>
+            <w:pPr>
+              <w:spacing w:after="0" w:before="0" w:line="276"/>
+            </w:pPr>
+            <w:r>
+              <w:rPr>
+                <w:rFonts w:ascii="Calibri" w:cs="Calibri" w:eastAsia="PingFang SC" w:hAnsi="Calibri"/>
+                <w:sz w:val="19"/>
+                <w:szCs w:val="19"/>
+              </w:rPr>
+              <w:t xml:space="preserve">导出模板哈希、标签集、schema、实验矩阵、先验 id、θ、ε、SESOI、分析脚本版本、模型快照</w:t>
+            </w:r>
+          </w:p>
+        </w:tc>
+        <w:tc>
+          <w:tcPr>
+            <w:tcW w:type="dxa" w:w="2699"/>
+            <w:tcBorders>
+              <w:top w:val="single" w:color="C9CED6" w:sz="4"/>
+              <w:left w:val="single" w:color="C9CED6" w:sz="4"/>
+              <w:bottom w:val="single" w:color="C9CED6" w:sz="4"/>
+              <w:right w:val="single" w:color="C9CED6" w:sz="4"/>
+            </w:tcBorders>
+            <w:tcMar>
+              <w:top w:type="dxa" w:w="60"/>
+              <w:left w:type="dxa" w:w="100"/>
+              <w:bottom w:type="dxa" w:w="60"/>
+              <w:right w:type="dxa" w:w="100"/>
+            </w:tcMar>
+          </w:tcPr>
+          <w:p>
+            <w:pPr>
+              <w:spacing w:after="0" w:before="0" w:line="276"/>
+            </w:pPr>
+            <w:r>
+              <w:rPr>
+                <w:rFonts w:ascii="Calibri" w:cs="Calibri" w:eastAsia="PingFang SC" w:hAnsi="Calibri"/>
+                <w:sz w:val="19"/>
+                <w:szCs w:val="19"/>
+              </w:rPr>
+              <w:t xml:space="preserve">§3.6 流程</w:t>
+            </w:r>
+          </w:p>
+        </w:tc>
+      </w:tr>
+      <w:tr>
+        <w:trPr>
+          <w:tblHeader w:val="false"/>
+        </w:trPr>
+        <w:tc>
+          <w:tcPr>
+            <w:tcW w:type="dxa" w:w="1587"/>
             <w:tcBorders>
               <w:top w:val="single" w:color="C9CED6" w:sz="4"/>
               <w:left w:val="single" w:color="C9CED6" w:sz="4"/>
@@ -9824,7 +13651,7 @@
         </w:tc>
         <w:tc>
           <w:tcPr>
-            <w:tcW w:type="dxa" w:w="5740"/>
+            <w:tcW w:type="dxa" w:w="5554"/>
             <w:tcBorders>
               <w:top w:val="single" w:color="C9CED6" w:sz="4"/>
               <w:left w:val="single" w:color="C9CED6" w:sz="4"/>
@@ -9854,7 +13681,7 @@
         </w:tc>
         <w:tc>
           <w:tcPr>
-            <w:tcW w:type="dxa" w:w="2460"/>
+            <w:tcW w:type="dxa" w:w="2699"/>
             <w:tcBorders>
               <w:top w:val="single" w:color="C9CED6" w:sz="4"/>
               <w:left w:val="single" w:color="C9CED6" w:sz="4"/>
@@ -12001,7 +15828,7 @@
                 <w:sz w:val="19"/>
                 <w:szCs w:val="19"/>
               </w:rPr>
-              <w:t xml:space="preserve">预实验</w:t>
+              <w:t xml:space="preserve">预实验（6 格 × 5 组 × 2 个温度）</w:t>
             </w:r>
           </w:p>
         </w:tc>
@@ -12031,7 +15858,7 @@
                 <w:sz w:val="19"/>
                 <w:szCs w:val="19"/>
               </w:rPr>
-              <w:t xml:space="preserve">48</w:t>
+              <w:t xml:space="preserve">60</w:t>
             </w:r>
           </w:p>
         </w:tc>
@@ -12061,7 +15888,7 @@
                 <w:sz w:val="19"/>
                 <w:szCs w:val="19"/>
               </w:rPr>
-              <w:t xml:space="preserve">345 600</w:t>
+              <w:t xml:space="preserve">432 000</w:t>
             </w:r>
           </w:p>
         </w:tc>
@@ -12091,7 +15918,7 @@
                 <w:sz w:val="19"/>
                 <w:szCs w:val="19"/>
               </w:rPr>
-              <w:t xml:space="preserve">$69</w:t>
+              <w:t xml:space="preserve">$86</w:t>
             </w:r>
           </w:p>
         </w:tc>
@@ -12126,7 +15953,7 @@
                 <w:sz w:val="19"/>
                 <w:szCs w:val="19"/>
               </w:rPr>
-              <w:t xml:space="preserve">Study 0、先验格、三种探针</w:t>
+              <w:t xml:space="preserve">对照格 B2-R、A2-R、NS2（3 × 30）</w:t>
             </w:r>
           </w:p>
         </w:tc>
@@ -12156,7 +15983,7 @@
                 <w:sz w:val="19"/>
                 <w:szCs w:val="19"/>
               </w:rPr>
-              <w:t xml:space="preserve">—</w:t>
+              <w:t xml:space="preserve">90</w:t>
             </w:r>
           </w:p>
         </w:tc>
@@ -12186,7 +16013,7 @@
                 <w:sz w:val="19"/>
                 <w:szCs w:val="19"/>
               </w:rPr>
-              <w:t xml:space="preserve">≈ 22 300</w:t>
+              <w:t xml:space="preserve">648 000</w:t>
             </w:r>
           </w:p>
         </w:tc>
@@ -12216,7 +16043,7 @@
                 <w:sz w:val="19"/>
                 <w:szCs w:val="19"/>
               </w:rPr>
-              <w:t xml:space="preserve">≈ $5</w:t>
+              <w:t xml:space="preserve">≈ $135</w:t>
             </w:r>
           </w:p>
         </w:tc>
@@ -12248,6 +16075,256 @@
             <w:r>
               <w:rPr>
                 <w:rFonts w:ascii="Calibri" w:cs="Calibri" w:eastAsia="PingFang SC" w:hAnsi="Calibri"/>
+                <w:sz w:val="19"/>
+                <w:szCs w:val="19"/>
+              </w:rPr>
+              <w:t xml:space="preserve">植入历史（2 × 10）</w:t>
+            </w:r>
+          </w:p>
+        </w:tc>
+        <w:tc>
+          <w:tcPr>
+            <w:tcW w:type="dxa" w:w="1789"/>
+            <w:tcBorders>
+              <w:top w:val="single" w:color="C9CED6" w:sz="4"/>
+              <w:left w:val="single" w:color="C9CED6" w:sz="4"/>
+              <w:bottom w:val="single" w:color="C9CED6" w:sz="4"/>
+              <w:right w:val="single" w:color="C9CED6" w:sz="4"/>
+            </w:tcBorders>
+            <w:tcMar>
+              <w:top w:type="dxa" w:w="60"/>
+              <w:left w:type="dxa" w:w="100"/>
+              <w:bottom w:type="dxa" w:w="60"/>
+              <w:right w:type="dxa" w:w="100"/>
+            </w:tcMar>
+          </w:tcPr>
+          <w:p>
+            <w:pPr>
+              <w:spacing w:after="0" w:before="0" w:line="276"/>
+            </w:pPr>
+            <w:r>
+              <w:rPr>
+                <w:rFonts w:ascii="Calibri" w:cs="Calibri" w:eastAsia="PingFang SC" w:hAnsi="Calibri"/>
+                <w:sz w:val="19"/>
+                <w:szCs w:val="19"/>
+              </w:rPr>
+              <w:t xml:space="preserve">20</w:t>
+            </w:r>
+          </w:p>
+        </w:tc>
+        <w:tc>
+          <w:tcPr>
+            <w:tcW w:type="dxa" w:w="1789"/>
+            <w:tcBorders>
+              <w:top w:val="single" w:color="C9CED6" w:sz="4"/>
+              <w:left w:val="single" w:color="C9CED6" w:sz="4"/>
+              <w:bottom w:val="single" w:color="C9CED6" w:sz="4"/>
+              <w:right w:val="single" w:color="C9CED6" w:sz="4"/>
+            </w:tcBorders>
+            <w:tcMar>
+              <w:top w:type="dxa" w:w="60"/>
+              <w:left w:type="dxa" w:w="100"/>
+              <w:bottom w:type="dxa" w:w="60"/>
+              <w:right w:type="dxa" w:w="100"/>
+            </w:tcMar>
+          </w:tcPr>
+          <w:p>
+            <w:pPr>
+              <w:spacing w:after="0" w:before="0" w:line="276"/>
+            </w:pPr>
+            <w:r>
+              <w:rPr>
+                <w:rFonts w:ascii="Calibri" w:cs="Calibri" w:eastAsia="PingFang SC" w:hAnsi="Calibri"/>
+                <w:sz w:val="19"/>
+                <w:szCs w:val="19"/>
+              </w:rPr>
+              <w:t xml:space="preserve">144 000</w:t>
+            </w:r>
+          </w:p>
+        </w:tc>
+        <w:tc>
+          <w:tcPr>
+            <w:tcW w:type="dxa" w:w="1790"/>
+            <w:tcBorders>
+              <w:top w:val="single" w:color="C9CED6" w:sz="4"/>
+              <w:left w:val="single" w:color="C9CED6" w:sz="4"/>
+              <w:bottom w:val="single" w:color="C9CED6" w:sz="4"/>
+              <w:right w:val="single" w:color="C9CED6" w:sz="4"/>
+            </w:tcBorders>
+            <w:tcMar>
+              <w:top w:type="dxa" w:w="60"/>
+              <w:left w:type="dxa" w:w="100"/>
+              <w:bottom w:type="dxa" w:w="60"/>
+              <w:right w:type="dxa" w:w="100"/>
+            </w:tcMar>
+          </w:tcPr>
+          <w:p>
+            <w:pPr>
+              <w:spacing w:after="0" w:before="0" w:line="276"/>
+            </w:pPr>
+            <w:r>
+              <w:rPr>
+                <w:rFonts w:ascii="Calibri" w:cs="Calibri" w:eastAsia="PingFang SC" w:hAnsi="Calibri"/>
+                <w:sz w:val="19"/>
+                <w:szCs w:val="19"/>
+              </w:rPr>
+              <w:t xml:space="preserve">≈ $30</w:t>
+            </w:r>
+          </w:p>
+        </w:tc>
+      </w:tr>
+      <w:tr>
+        <w:trPr>
+          <w:tblHeader w:val="false"/>
+        </w:trPr>
+        <w:tc>
+          <w:tcPr>
+            <w:tcW w:type="dxa" w:w="4472"/>
+            <w:tcBorders>
+              <w:top w:val="single" w:color="C9CED6" w:sz="4"/>
+              <w:left w:val="single" w:color="C9CED6" w:sz="4"/>
+              <w:bottom w:val="single" w:color="C9CED6" w:sz="4"/>
+              <w:right w:val="single" w:color="C9CED6" w:sz="4"/>
+            </w:tcBorders>
+            <w:tcMar>
+              <w:top w:type="dxa" w:w="60"/>
+              <w:left w:type="dxa" w:w="100"/>
+              <w:bottom w:type="dxa" w:w="60"/>
+              <w:right w:type="dxa" w:w="100"/>
+            </w:tcMar>
+          </w:tcPr>
+          <w:p>
+            <w:pPr>
+              <w:spacing w:after="0" w:before="0" w:line="276"/>
+            </w:pPr>
+            <w:r>
+              <w:rPr>
+                <w:rFonts w:ascii="Calibri" w:cs="Calibri" w:eastAsia="PingFang SC" w:hAnsi="Calibri"/>
+                <w:sz w:val="19"/>
+                <w:szCs w:val="19"/>
+              </w:rPr>
+              <w:t xml:space="preserve">Study 0、先验格、三种探针</w:t>
+            </w:r>
+          </w:p>
+        </w:tc>
+        <w:tc>
+          <w:tcPr>
+            <w:tcW w:type="dxa" w:w="1789"/>
+            <w:tcBorders>
+              <w:top w:val="single" w:color="C9CED6" w:sz="4"/>
+              <w:left w:val="single" w:color="C9CED6" w:sz="4"/>
+              <w:bottom w:val="single" w:color="C9CED6" w:sz="4"/>
+              <w:right w:val="single" w:color="C9CED6" w:sz="4"/>
+            </w:tcBorders>
+            <w:tcMar>
+              <w:top w:type="dxa" w:w="60"/>
+              <w:left w:type="dxa" w:w="100"/>
+              <w:bottom w:type="dxa" w:w="60"/>
+              <w:right w:type="dxa" w:w="100"/>
+            </w:tcMar>
+          </w:tcPr>
+          <w:p>
+            <w:pPr>
+              <w:spacing w:after="0" w:before="0" w:line="276"/>
+            </w:pPr>
+            <w:r>
+              <w:rPr>
+                <w:rFonts w:ascii="Calibri" w:cs="Calibri" w:eastAsia="PingFang SC" w:hAnsi="Calibri"/>
+                <w:sz w:val="19"/>
+                <w:szCs w:val="19"/>
+              </w:rPr>
+              <w:t xml:space="preserve">—</w:t>
+            </w:r>
+          </w:p>
+        </w:tc>
+        <w:tc>
+          <w:tcPr>
+            <w:tcW w:type="dxa" w:w="1789"/>
+            <w:tcBorders>
+              <w:top w:val="single" w:color="C9CED6" w:sz="4"/>
+              <w:left w:val="single" w:color="C9CED6" w:sz="4"/>
+              <w:bottom w:val="single" w:color="C9CED6" w:sz="4"/>
+              <w:right w:val="single" w:color="C9CED6" w:sz="4"/>
+            </w:tcBorders>
+            <w:tcMar>
+              <w:top w:type="dxa" w:w="60"/>
+              <w:left w:type="dxa" w:w="100"/>
+              <w:bottom w:type="dxa" w:w="60"/>
+              <w:right w:type="dxa" w:w="100"/>
+            </w:tcMar>
+          </w:tcPr>
+          <w:p>
+            <w:pPr>
+              <w:spacing w:after="0" w:before="0" w:line="276"/>
+            </w:pPr>
+            <w:r>
+              <w:rPr>
+                <w:rFonts w:ascii="Calibri" w:cs="Calibri" w:eastAsia="PingFang SC" w:hAnsi="Calibri"/>
+                <w:sz w:val="19"/>
+                <w:szCs w:val="19"/>
+              </w:rPr>
+              <w:t xml:space="preserve">≈ 22 300</w:t>
+            </w:r>
+          </w:p>
+        </w:tc>
+        <w:tc>
+          <w:tcPr>
+            <w:tcW w:type="dxa" w:w="1790"/>
+            <w:tcBorders>
+              <w:top w:val="single" w:color="C9CED6" w:sz="4"/>
+              <w:left w:val="single" w:color="C9CED6" w:sz="4"/>
+              <w:bottom w:val="single" w:color="C9CED6" w:sz="4"/>
+              <w:right w:val="single" w:color="C9CED6" w:sz="4"/>
+            </w:tcBorders>
+            <w:tcMar>
+              <w:top w:type="dxa" w:w="60"/>
+              <w:left w:type="dxa" w:w="100"/>
+              <w:bottom w:type="dxa" w:w="60"/>
+              <w:right w:type="dxa" w:w="100"/>
+            </w:tcMar>
+          </w:tcPr>
+          <w:p>
+            <w:pPr>
+              <w:spacing w:after="0" w:before="0" w:line="276"/>
+            </w:pPr>
+            <w:r>
+              <w:rPr>
+                <w:rFonts w:ascii="Calibri" w:cs="Calibri" w:eastAsia="PingFang SC" w:hAnsi="Calibri"/>
+                <w:sz w:val="19"/>
+                <w:szCs w:val="19"/>
+              </w:rPr>
+              <w:t xml:space="preserve">≈ $5</w:t>
+            </w:r>
+          </w:p>
+        </w:tc>
+      </w:tr>
+      <w:tr>
+        <w:trPr>
+          <w:tblHeader w:val="false"/>
+        </w:trPr>
+        <w:tc>
+          <w:tcPr>
+            <w:tcW w:type="dxa" w:w="4472"/>
+            <w:tcBorders>
+              <w:top w:val="single" w:color="C9CED6" w:sz="4"/>
+              <w:left w:val="single" w:color="C9CED6" w:sz="4"/>
+              <w:bottom w:val="single" w:color="C9CED6" w:sz="4"/>
+              <w:right w:val="single" w:color="C9CED6" w:sz="4"/>
+            </w:tcBorders>
+            <w:tcMar>
+              <w:top w:type="dxa" w:w="60"/>
+              <w:left w:type="dxa" w:w="100"/>
+              <w:bottom w:type="dxa" w:w="60"/>
+              <w:right w:type="dxa" w:w="100"/>
+            </w:tcMar>
+          </w:tcPr>
+          <w:p>
+            <w:pPr>
+              <w:spacing w:after="0" w:before="0" w:line="276"/>
+            </w:pPr>
+            <w:r>
+              <w:rPr>
+                <w:rFonts w:ascii="Calibri" w:cs="Calibri" w:eastAsia="PingFang SC" w:hAnsi="Calibri"/>
                 <w:b/>
                 <w:bCs/>
                 <w:sz w:val="19"/>
@@ -12307,7 +16384,7 @@
                 <w:sz w:val="19"/>
                 <w:szCs w:val="19"/>
               </w:rPr>
-              <w:t xml:space="preserve">≈ 298 万</w:t>
+              <w:t xml:space="preserve">≈ 386 万</w:t>
             </w:r>
           </w:p>
         </w:tc>
@@ -12339,7 +16416,7 @@
                 <w:sz w:val="19"/>
                 <w:szCs w:val="19"/>
               </w:rPr>
-              <w:t xml:space="preserve">≈ $710</w:t>
+              <w:t xml:space="preserve">≈ $890</w:t>
             </w:r>
           </w:p>
         </w:tc>
@@ -12363,7 +16440,7 @@
         <w:rPr>
           <w:rFonts w:ascii="Calibri" w:cs="Calibri" w:eastAsia="PingFang SC" w:hAnsi="Calibri"/>
         </w:rPr>
-        <w:t xml:space="preserve">如果预实验把轮数降到 150，核心部分约为 $125，总计约 $400。</w:t>
+        <w:t xml:space="preserve">如果预实验把轮数降到 150，核心部分约为 $125，总计约 $490。</w:t>
       </w:r>
     </w:p>
     <w:p>
@@ -12395,7 +16472,7 @@
         <w:rPr>
           <w:rFonts w:ascii="Calibri" w:cs="Calibri" w:eastAsia="PingFang SC" w:hAnsi="Calibri"/>
         </w:rPr>
-        <w:t xml:space="preserve">只做主假设所需的最小集合（核心 2×3 + 预实验 + 探针 + 校准）约 $330（300 轮），或约 $200（150 轮）。</w:t>
+        <w:t xml:space="preserve">只做主假设和验证性对照所需的最小集合（核心 2×3 + B2-R + 预实验 + 探针 + 校准）约 $395（300 轮），或约 $240（150 轮）。</w:t>
       </w:r>
     </w:p>
     <w:p>
@@ -13588,6 +17665,386 @@
           </w:p>
         </w:tc>
       </w:tr>
+      <w:tr>
+        <w:trPr>
+          <w:tblHeader w:val="false"/>
+        </w:trPr>
+        <w:tc>
+          <w:tcPr>
+            <w:tcW w:type="dxa" w:w="1148"/>
+            <w:tcBorders>
+              <w:top w:val="single" w:color="C9CED6" w:sz="4"/>
+              <w:left w:val="single" w:color="C9CED6" w:sz="4"/>
+              <w:bottom w:val="single" w:color="C9CED6" w:sz="4"/>
+              <w:right w:val="single" w:color="C9CED6" w:sz="4"/>
+            </w:tcBorders>
+            <w:tcMar>
+              <w:top w:type="dxa" w:w="60"/>
+              <w:left w:type="dxa" w:w="100"/>
+              <w:bottom w:type="dxa" w:w="60"/>
+              <w:right w:type="dxa" w:w="100"/>
+            </w:tcMar>
+          </w:tcPr>
+          <w:p>
+            <w:pPr>
+              <w:spacing w:after="0" w:before="0" w:line="276"/>
+            </w:pPr>
+            <w:r>
+              <w:rPr>
+                <w:rFonts w:ascii="Calibri" w:cs="Calibri" w:eastAsia="PingFang SC" w:hAnsi="Calibri"/>
+                <w:sz w:val="19"/>
+                <w:szCs w:val="19"/>
+              </w:rPr>
+              <w:t xml:space="preserve">D21</w:t>
+            </w:r>
+          </w:p>
+        </w:tc>
+        <w:tc>
+          <w:tcPr>
+            <w:tcW w:type="dxa" w:w="5740"/>
+            <w:tcBorders>
+              <w:top w:val="single" w:color="C9CED6" w:sz="4"/>
+              <w:left w:val="single" w:color="C9CED6" w:sz="4"/>
+              <w:bottom w:val="single" w:color="C9CED6" w:sz="4"/>
+              <w:right w:val="single" w:color="C9CED6" w:sz="4"/>
+            </w:tcBorders>
+            <w:tcMar>
+              <w:top w:type="dxa" w:w="60"/>
+              <w:left w:type="dxa" w:w="100"/>
+              <w:bottom w:type="dxa" w:w="60"/>
+              <w:right w:type="dxa" w:w="100"/>
+            </w:tcMar>
+          </w:tcPr>
+          <w:p>
+            <w:pPr>
+              <w:spacing w:after="0" w:before="0" w:line="276"/>
+            </w:pPr>
+            <w:r>
+              <w:rPr>
+                <w:rFonts w:ascii="Calibri" w:cs="Calibri" w:eastAsia="PingFang SC" w:hAnsi="Calibri"/>
+                <w:sz w:val="19"/>
+                <w:szCs w:val="19"/>
+              </w:rPr>
+              <w:t xml:space="preserve">用"先验回放"B2-R / A2-R 作为预注册的闭环对照，完整的 yoked 回放留到后续</w:t>
+            </w:r>
+          </w:p>
+        </w:tc>
+        <w:tc>
+          <w:tcPr>
+            <w:tcW w:type="dxa" w:w="2952"/>
+            <w:tcBorders>
+              <w:top w:val="single" w:color="C9CED6" w:sz="4"/>
+              <w:left w:val="single" w:color="C9CED6" w:sz="4"/>
+              <w:bottom w:val="single" w:color="C9CED6" w:sz="4"/>
+              <w:right w:val="single" w:color="C9CED6" w:sz="4"/>
+            </w:tcBorders>
+            <w:tcMar>
+              <w:top w:type="dxa" w:w="60"/>
+              <w:left w:type="dxa" w:w="100"/>
+              <w:bottom w:type="dxa" w:w="60"/>
+              <w:right w:type="dxa" w:w="100"/>
+            </w:tcMar>
+          </w:tcPr>
+          <w:p>
+            <w:pPr>
+              <w:spacing w:after="0" w:before="0" w:line="276"/>
+            </w:pPr>
+            <w:r>
+              <w:rPr>
+                <w:rFonts w:ascii="Calibri" w:cs="Calibri" w:eastAsia="PingFang SC" w:hAnsi="Calibri"/>
+                <w:sz w:val="19"/>
+                <w:szCs w:val="19"/>
+              </w:rPr>
+              <w:t xml:space="preserve">采纳</w:t>
+            </w:r>
+          </w:p>
+        </w:tc>
+      </w:tr>
+      <w:tr>
+        <w:trPr>
+          <w:tblHeader w:val="false"/>
+        </w:trPr>
+        <w:tc>
+          <w:tcPr>
+            <w:tcW w:type="dxa" w:w="1148"/>
+            <w:tcBorders>
+              <w:top w:val="single" w:color="C9CED6" w:sz="4"/>
+              <w:left w:val="single" w:color="C9CED6" w:sz="4"/>
+              <w:bottom w:val="single" w:color="C9CED6" w:sz="4"/>
+              <w:right w:val="single" w:color="C9CED6" w:sz="4"/>
+            </w:tcBorders>
+            <w:tcMar>
+              <w:top w:type="dxa" w:w="60"/>
+              <w:left w:type="dxa" w:w="100"/>
+              <w:bottom w:type="dxa" w:w="60"/>
+              <w:right w:type="dxa" w:w="100"/>
+            </w:tcMar>
+          </w:tcPr>
+          <w:p>
+            <w:pPr>
+              <w:spacing w:after="0" w:before="0" w:line="276"/>
+            </w:pPr>
+            <w:r>
+              <w:rPr>
+                <w:rFonts w:ascii="Calibri" w:cs="Calibri" w:eastAsia="PingFang SC" w:hAnsi="Calibri"/>
+                <w:sz w:val="19"/>
+                <w:szCs w:val="19"/>
+              </w:rPr>
+              <w:t xml:space="preserve">D22</w:t>
+            </w:r>
+          </w:p>
+        </w:tc>
+        <w:tc>
+          <w:tcPr>
+            <w:tcW w:type="dxa" w:w="5740"/>
+            <w:tcBorders>
+              <w:top w:val="single" w:color="C9CED6" w:sz="4"/>
+              <w:left w:val="single" w:color="C9CED6" w:sz="4"/>
+              <w:bottom w:val="single" w:color="C9CED6" w:sz="4"/>
+              <w:right w:val="single" w:color="C9CED6" w:sz="4"/>
+            </w:tcBorders>
+            <w:tcMar>
+              <w:top w:type="dxa" w:w="60"/>
+              <w:left w:type="dxa" w:w="100"/>
+              <w:bottom w:type="dxa" w:w="60"/>
+              <w:right w:type="dxa" w:w="100"/>
+            </w:tcMar>
+          </w:tcPr>
+          <w:p>
+            <w:pPr>
+              <w:spacing w:after="0" w:before="0" w:line="276"/>
+            </w:pPr>
+            <w:r>
+              <w:rPr>
+                <w:rFonts w:ascii="Calibri" w:cs="Calibri" w:eastAsia="PingFang SC" w:hAnsi="Calibri"/>
+                <w:sz w:val="19"/>
+                <w:szCs w:val="19"/>
+              </w:rPr>
+              <w:t xml:space="preserve">非社会框架对照 NS2（只做无奖励臂）</w:t>
+            </w:r>
+          </w:p>
+        </w:tc>
+        <w:tc>
+          <w:tcPr>
+            <w:tcW w:type="dxa" w:w="2952"/>
+            <w:tcBorders>
+              <w:top w:val="single" w:color="C9CED6" w:sz="4"/>
+              <w:left w:val="single" w:color="C9CED6" w:sz="4"/>
+              <w:bottom w:val="single" w:color="C9CED6" w:sz="4"/>
+              <w:right w:val="single" w:color="C9CED6" w:sz="4"/>
+            </w:tcBorders>
+            <w:tcMar>
+              <w:top w:type="dxa" w:w="60"/>
+              <w:left w:type="dxa" w:w="100"/>
+              <w:bottom w:type="dxa" w:w="60"/>
+              <w:right w:type="dxa" w:w="100"/>
+            </w:tcMar>
+          </w:tcPr>
+          <w:p>
+            <w:pPr>
+              <w:spacing w:after="0" w:before="0" w:line="276"/>
+            </w:pPr>
+            <w:r>
+              <w:rPr>
+                <w:rFonts w:ascii="Calibri" w:cs="Calibri" w:eastAsia="PingFang SC" w:hAnsi="Calibri"/>
+                <w:sz w:val="19"/>
+                <w:szCs w:val="19"/>
+              </w:rPr>
+              <w:t xml:space="preserve">采纳</w:t>
+            </w:r>
+          </w:p>
+        </w:tc>
+      </w:tr>
+      <w:tr>
+        <w:trPr>
+          <w:tblHeader w:val="false"/>
+        </w:trPr>
+        <w:tc>
+          <w:tcPr>
+            <w:tcW w:type="dxa" w:w="1148"/>
+            <w:tcBorders>
+              <w:top w:val="single" w:color="C9CED6" w:sz="4"/>
+              <w:left w:val="single" w:color="C9CED6" w:sz="4"/>
+              <w:bottom w:val="single" w:color="C9CED6" w:sz="4"/>
+              <w:right w:val="single" w:color="C9CED6" w:sz="4"/>
+            </w:tcBorders>
+            <w:tcMar>
+              <w:top w:type="dxa" w:w="60"/>
+              <w:left w:type="dxa" w:w="100"/>
+              <w:bottom w:type="dxa" w:w="60"/>
+              <w:right w:type="dxa" w:w="100"/>
+            </w:tcMar>
+          </w:tcPr>
+          <w:p>
+            <w:pPr>
+              <w:spacing w:after="0" w:before="0" w:line="276"/>
+            </w:pPr>
+            <w:r>
+              <w:rPr>
+                <w:rFonts w:ascii="Calibri" w:cs="Calibri" w:eastAsia="PingFang SC" w:hAnsi="Calibri"/>
+                <w:sz w:val="19"/>
+                <w:szCs w:val="19"/>
+              </w:rPr>
+              <w:t xml:space="preserve">D23</w:t>
+            </w:r>
+          </w:p>
+        </w:tc>
+        <w:tc>
+          <w:tcPr>
+            <w:tcW w:type="dxa" w:w="5740"/>
+            <w:tcBorders>
+              <w:top w:val="single" w:color="C9CED6" w:sz="4"/>
+              <w:left w:val="single" w:color="C9CED6" w:sz="4"/>
+              <w:bottom w:val="single" w:color="C9CED6" w:sz="4"/>
+              <w:right w:val="single" w:color="C9CED6" w:sz="4"/>
+            </w:tcBorders>
+            <w:tcMar>
+              <w:top w:type="dxa" w:w="60"/>
+              <w:left w:type="dxa" w:w="100"/>
+              <w:bottom w:type="dxa" w:w="60"/>
+              <w:right w:type="dxa" w:w="100"/>
+            </w:tcMar>
+          </w:tcPr>
+          <w:p>
+            <w:pPr>
+              <w:spacing w:after="0" w:before="0" w:line="276"/>
+            </w:pPr>
+            <w:r>
+              <w:rPr>
+                <w:rFonts w:ascii="Calibri" w:cs="Calibri" w:eastAsia="PingFang SC" w:hAnsi="Calibri"/>
+                <w:sz w:val="19"/>
+                <w:szCs w:val="19"/>
+              </w:rPr>
+              <w:t xml:space="preserve">植入历史 E5 作为探索性</w:t>
+            </w:r>
+          </w:p>
+        </w:tc>
+        <w:tc>
+          <w:tcPr>
+            <w:tcW w:type="dxa" w:w="2952"/>
+            <w:tcBorders>
+              <w:top w:val="single" w:color="C9CED6" w:sz="4"/>
+              <w:left w:val="single" w:color="C9CED6" w:sz="4"/>
+              <w:bottom w:val="single" w:color="C9CED6" w:sz="4"/>
+              <w:right w:val="single" w:color="C9CED6" w:sz="4"/>
+            </w:tcBorders>
+            <w:tcMar>
+              <w:top w:type="dxa" w:w="60"/>
+              <w:left w:type="dxa" w:w="100"/>
+              <w:bottom w:type="dxa" w:w="60"/>
+              <w:right w:type="dxa" w:w="100"/>
+            </w:tcMar>
+          </w:tcPr>
+          <w:p>
+            <w:pPr>
+              <w:spacing w:after="0" w:before="0" w:line="276"/>
+            </w:pPr>
+            <w:r>
+              <w:rPr>
+                <w:rFonts w:ascii="Calibri" w:cs="Calibri" w:eastAsia="PingFang SC" w:hAnsi="Calibri"/>
+                <w:sz w:val="19"/>
+                <w:szCs w:val="19"/>
+              </w:rPr>
+              <w:t xml:space="preserve">预算允许时做</w:t>
+            </w:r>
+          </w:p>
+        </w:tc>
+      </w:tr>
+      <w:tr>
+        <w:trPr>
+          <w:tblHeader w:val="false"/>
+        </w:trPr>
+        <w:tc>
+          <w:tcPr>
+            <w:tcW w:type="dxa" w:w="1148"/>
+            <w:tcBorders>
+              <w:top w:val="single" w:color="C9CED6" w:sz="4"/>
+              <w:left w:val="single" w:color="C9CED6" w:sz="4"/>
+              <w:bottom w:val="single" w:color="C9CED6" w:sz="4"/>
+              <w:right w:val="single" w:color="C9CED6" w:sz="4"/>
+            </w:tcBorders>
+            <w:tcMar>
+              <w:top w:type="dxa" w:w="60"/>
+              <w:left w:type="dxa" w:w="100"/>
+              <w:bottom w:type="dxa" w:w="60"/>
+              <w:right w:type="dxa" w:w="100"/>
+            </w:tcMar>
+          </w:tcPr>
+          <w:p>
+            <w:pPr>
+              <w:spacing w:after="0" w:before="0" w:line="276"/>
+            </w:pPr>
+            <w:r>
+              <w:rPr>
+                <w:rFonts w:ascii="Calibri" w:cs="Calibri" w:eastAsia="PingFang SC" w:hAnsi="Calibri"/>
+                <w:sz w:val="19"/>
+                <w:szCs w:val="19"/>
+              </w:rPr>
+              <w:t xml:space="preserve">D24</w:t>
+            </w:r>
+          </w:p>
+        </w:tc>
+        <w:tc>
+          <w:tcPr>
+            <w:tcW w:type="dxa" w:w="5740"/>
+            <w:tcBorders>
+              <w:top w:val="single" w:color="C9CED6" w:sz="4"/>
+              <w:left w:val="single" w:color="C9CED6" w:sz="4"/>
+              <w:bottom w:val="single" w:color="C9CED6" w:sz="4"/>
+              <w:right w:val="single" w:color="C9CED6" w:sz="4"/>
+            </w:tcBorders>
+            <w:tcMar>
+              <w:top w:type="dxa" w:w="60"/>
+              <w:left w:type="dxa" w:w="100"/>
+              <w:bottom w:type="dxa" w:w="60"/>
+              <w:right w:type="dxa" w:w="100"/>
+            </w:tcMar>
+          </w:tcPr>
+          <w:p>
+            <w:pPr>
+              <w:spacing w:after="0" w:before="0" w:line="276"/>
+            </w:pPr>
+            <w:r>
+              <w:rPr>
+                <w:rFonts w:ascii="Calibri" w:cs="Calibri" w:eastAsia="PingFang SC" w:hAnsi="Calibri"/>
+                <w:sz w:val="19"/>
+                <w:szCs w:val="19"/>
+              </w:rPr>
+              <w:t xml:space="preserve">标签筛选加入"token 数相同"规则</w:t>
+            </w:r>
+          </w:p>
+        </w:tc>
+        <w:tc>
+          <w:tcPr>
+            <w:tcW w:type="dxa" w:w="2952"/>
+            <w:tcBorders>
+              <w:top w:val="single" w:color="C9CED6" w:sz="4"/>
+              <w:left w:val="single" w:color="C9CED6" w:sz="4"/>
+              <w:bottom w:val="single" w:color="C9CED6" w:sz="4"/>
+              <w:right w:val="single" w:color="C9CED6" w:sz="4"/>
+            </w:tcBorders>
+            <w:tcMar>
+              <w:top w:type="dxa" w:w="60"/>
+              <w:left w:type="dxa" w:w="100"/>
+              <w:bottom w:type="dxa" w:w="60"/>
+              <w:right w:type="dxa" w:w="100"/>
+            </w:tcMar>
+          </w:tcPr>
+          <w:p>
+            <w:pPr>
+              <w:spacing w:after="0" w:before="0" w:line="276"/>
+            </w:pPr>
+            <w:r>
+              <w:rPr>
+                <w:rFonts w:ascii="Calibri" w:cs="Calibri" w:eastAsia="PingFang SC" w:hAnsi="Calibri"/>
+                <w:sz w:val="19"/>
+                <w:szCs w:val="19"/>
+              </w:rPr>
+              <w:t xml:space="preserve">采纳</w:t>
+            </w:r>
+          </w:p>
+        </w:tc>
+      </w:tr>
     </w:tbl>
     <w:p>
       <w:pPr>
@@ -13684,13 +18141,13 @@
           <w:b/>
           <w:bCs/>
         </w:rPr>
-        <w:t xml:space="preserve">v2-M3：先验与探针。</w:t>
-      </w:r>
-      <w:r>
-        <w:rPr>
-          <w:rFonts w:ascii="Calibri" w:cs="Calibri" w:eastAsia="PingFang SC" w:hAnsi="Calibri"/>
-        </w:rPr>
-        <w:t xml:space="preserve"> </w:t>
+        <w:t xml:space="preserve">v2-M3：先验、探针与对照格。</w:t>
+      </w:r>
+      <w:r>
+        <w:rPr>
+          <w:rFonts w:ascii="Calibri" w:cs="Calibri" w:eastAsia="PingFang SC" w:hAnsi="Calibri"/>
+        </w:rPr>
+        <w:t xml:space="preserve"> 对照格需要的配置（</w:t>
       </w:r>
       <w:r>
         <w:rPr>
@@ -13699,7 +18156,7 @@
           <w:szCs w:val="18"/>
           <w:shd w:fill="EEF1F5" w:color="auto" w:val="clear"/>
         </w:rPr>
-        <w:t xml:space="preserve">priors.py</w:t>
+        <w:t xml:space="preserve">partner_source</w:t>
       </w:r>
       <w:r>
         <w:rPr>
@@ -13714,13 +18171,13 @@
           <w:szCs w:val="18"/>
           <w:shd w:fill="EEF1F5" w:color="auto" w:val="clear"/>
         </w:rPr>
-        <w:t xml:space="preserve">probes.py</w:t>
-      </w:r>
-      <w:r>
-        <w:rPr>
-          <w:rFonts w:ascii="Calibri" w:cs="Calibri" w:eastAsia="PingFang SC" w:hAnsi="Calibri"/>
-        </w:rPr>
-        <w:t xml:space="preserve">、</w:t>
+        <w:t xml:space="preserve">framing</w:t>
+      </w:r>
+      <w:r>
+        <w:rPr>
+          <w:rFonts w:ascii="Calibri" w:cs="Calibri" w:eastAsia="PingFang SC" w:hAnsi="Calibri"/>
+        </w:rPr>
+        <w:t xml:space="preserve">、少数派 </w:t>
       </w:r>
       <w:r>
         <w:rPr>
@@ -13729,13 +18186,58 @@
           <w:szCs w:val="18"/>
           <w:shd w:fill="EEF1F5" w:color="auto" w:val="clear"/>
         </w:rPr>
+        <w:t xml:space="preserve">end_round</w:t>
+      </w:r>
+      <w:r>
+        <w:rPr>
+          <w:rFonts w:ascii="Calibri" w:cs="Calibri" w:eastAsia="PingFang SC" w:hAnsi="Calibri"/>
+        </w:rPr>
+        <w:t xml:space="preserve"> / 标签规则）也在这一步实现，另有 </w:t>
+      </w:r>
+      <w:r>
+        <w:rPr>
+          <w:rFonts w:ascii="Menlo" w:cs="Menlo" w:eastAsia="PingFang SC" w:hAnsi="Menlo"/>
+          <w:sz w:val="18"/>
+          <w:szCs w:val="18"/>
+          <w:shd w:fill="EEF1F5" w:color="auto" w:val="clear"/>
+        </w:rPr>
+        <w:t xml:space="preserve">priors.py</w:t>
+      </w:r>
+      <w:r>
+        <w:rPr>
+          <w:rFonts w:ascii="Calibri" w:cs="Calibri" w:eastAsia="PingFang SC" w:hAnsi="Calibri"/>
+        </w:rPr>
+        <w:t xml:space="preserve">、</w:t>
+      </w:r>
+      <w:r>
+        <w:rPr>
+          <w:rFonts w:ascii="Menlo" w:cs="Menlo" w:eastAsia="PingFang SC" w:hAnsi="Menlo"/>
+          <w:sz w:val="18"/>
+          <w:szCs w:val="18"/>
+          <w:shd w:fill="EEF1F5" w:color="auto" w:val="clear"/>
+        </w:rPr>
+        <w:t xml:space="preserve">probes.py</w:t>
+      </w:r>
+      <w:r>
+        <w:rPr>
+          <w:rFonts w:ascii="Calibri" w:cs="Calibri" w:eastAsia="PingFang SC" w:hAnsi="Calibri"/>
+        </w:rPr>
+        <w:t xml:space="preserve">、</w:t>
+      </w:r>
+      <w:r>
+        <w:rPr>
+          <w:rFonts w:ascii="Menlo" w:cs="Menlo" w:eastAsia="PingFang SC" w:hAnsi="Menlo"/>
+          <w:sz w:val="18"/>
+          <w:szCs w:val="18"/>
+          <w:shd w:fill="EEF1F5" w:color="auto" w:val="clear"/>
+        </w:rPr>
         <w:t xml:space="preserve">fit_logit.py</w:t>
       </w:r>
       <w:r>
         <w:rPr>
           <w:rFonts w:ascii="Calibri" w:cs="Calibri" w:eastAsia="PingFang SC" w:hAnsi="Calibri"/>
         </w:rPr>
-        <w:t xml:space="preserve">、测试 17–20。先离线用 mock 验证，再用 Haiku 各做一次小规模真实调用（&lt; $0.1，需要你同意）。</w:t>
+        <w:t xml:space="preserve">、测试 17–20 和 28–30。先离线用 mock 验证，再用 Haiku 各做一次小规模真实调用（&lt; $0.1，需要你同意）。</w:t>
       </w:r>
     </w:p>
     <w:p>
